--- a/EMM2024_53_rev1.docx
+++ b/EMM2024_53_rev1.docx
@@ -90,7 +90,7 @@
           </mc:Choice>
           <mc:Fallback>
             <w:pict>
-              <v:shape w14:anchorId="5E26F5CE" id="Graphic 1" o:spid="_x0000_s1026" style="position:absolute;margin-left:0;margin-top:701.55pt;width:595.3pt;height:1.45pt;z-index:15729152;visibility:visible;mso-wrap-style:square;mso-wrap-distance-left:0;mso-wrap-distance-top:0;mso-wrap-distance-right:0;mso-wrap-distance-bottom:0;mso-position-horizontal:absolute;mso-position-horizontal-relative:page;mso-position-vertical:absolute;mso-position-vertical-relative:page;v-text-anchor:top" coordsize="7560309,18415" o:gfxdata="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" path="m7559992,l,,,17995r7559992,l7559992,xe" fillcolor="#0084c1" stroked="f">
+              <v:shape w14:anchorId="532FC77E" id="Graphic 1" o:spid="_x0000_s1026" style="position:absolute;margin-left:0;margin-top:701.55pt;width:595.3pt;height:1.45pt;z-index:15729152;visibility:visible;mso-wrap-style:square;mso-wrap-distance-left:0;mso-wrap-distance-top:0;mso-wrap-distance-right:0;mso-wrap-distance-bottom:0;mso-position-horizontal:absolute;mso-position-horizontal-relative:page;mso-position-vertical:absolute;mso-position-vertical-relative:page;v-text-anchor:top" coordsize="7560309,18415" o:gfxdata="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" path="m7559992,l,,,17995r7559992,l7559992,xe" fillcolor="#0084c1" stroked="f">
                 <v:path arrowok="t"/>
                 <w10:wrap anchorx="page" anchory="page"/>
               </v:shape>
@@ -176,7 +176,7 @@
           </mc:Choice>
           <mc:Fallback>
             <w:pict>
-              <v:shape w14:anchorId="4A3834A5" id="Graphic 2" o:spid="_x0000_s1026" style="position:absolute;margin-left:0;margin-top:138.9pt;width:595.3pt;height:1.45pt;z-index:15729664;visibility:visible;mso-wrap-style:square;mso-wrap-distance-left:0;mso-wrap-distance-top:0;mso-wrap-distance-right:0;mso-wrap-distance-bottom:0;mso-position-horizontal:absolute;mso-position-horizontal-relative:page;mso-position-vertical:absolute;mso-position-vertical-relative:page;v-text-anchor:top" coordsize="7560309,18415" o:gfxdata="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" path="m7559992,l,,,17995r7559992,l7559992,xe" fillcolor="#0084c1" stroked="f">
+              <v:shape w14:anchorId="6C548BA8" id="Graphic 2" o:spid="_x0000_s1026" style="position:absolute;margin-left:0;margin-top:138.9pt;width:595.3pt;height:1.45pt;z-index:15729664;visibility:visible;mso-wrap-style:square;mso-wrap-distance-left:0;mso-wrap-distance-top:0;mso-wrap-distance-right:0;mso-wrap-distance-bottom:0;mso-position-horizontal:absolute;mso-position-horizontal-relative:page;mso-position-vertical:absolute;mso-position-vertical-relative:page;v-text-anchor:top" coordsize="7560309,18415" o:gfxdata="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" path="m7559992,l,,,17995r7559992,l7559992,xe" fillcolor="#0084c1" stroked="f">
                 <v:path arrowok="t"/>
                 <w10:wrap anchorx="page" anchory="page"/>
               </v:shape>
@@ -339,7 +339,7 @@
           </mc:Choice>
           <mc:Fallback>
             <w:pict>
-              <v:group w14:anchorId="19C33362" id="Group 4" o:spid="_x0000_s1026" style="position:absolute;margin-left:96.85pt;margin-top:15.85pt;width:59.8pt;height:16.15pt;z-index:15731200;mso-wrap-distance-left:0;mso-wrap-distance-right:0;mso-position-horizontal-relative:page" coordsize="7594,2051" o:gfxdata="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">
+              <v:group w14:anchorId="238F30AB" id="Group 4" o:spid="_x0000_s1026" style="position:absolute;margin-left:96.85pt;margin-top:15.85pt;width:59.8pt;height:16.15pt;z-index:15731200;mso-wrap-distance-left:0;mso-wrap-distance-right:0;mso-position-horizontal-relative:page" coordsize="7594,2051" o:gfxdata="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">
                 <v:shapetype id="_x0000_t75" coordsize="21600,21600" o:spt="75" o:preferrelative="t" path="m@4@5l@4@11@9@11@9@5xe" filled="f" stroked="f">
                   <v:stroke joinstyle="miter"/>
                   <v:formulas>
@@ -494,7 +494,7 @@
           </mc:Choice>
           <mc:Fallback>
             <w:pict>
-              <v:group w14:anchorId="0B565B87" id="Group 8" o:spid="_x0000_s1026" style="position:absolute;margin-left:160.25pt;margin-top:16.05pt;width:21.75pt;height:15.75pt;z-index:15731712;mso-wrap-distance-left:0;mso-wrap-distance-right:0;mso-position-horizontal-relative:page" coordsize="276225,200025" o:gfxdata="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">
+              <v:group w14:anchorId="2C1AD644" id="Group 8" o:spid="_x0000_s1026" style="position:absolute;margin-left:160.25pt;margin-top:16.05pt;width:21.75pt;height:15.75pt;z-index:15731712;mso-wrap-distance-left:0;mso-wrap-distance-right:0;mso-position-horizontal-relative:page" coordsize="276225,200025" o:gfxdata="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">
                 <v:shape id="Graphic 9" o:spid="_x0000_s1027" style="position:absolute;left:-3;top:16;width:113030;height:199390;visibility:visible;mso-wrap-style:square;v-text-anchor:top" coordsize="113030,199390" o:gfxdata="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" path="m112661,186690r-97015,l15646,,,,,186690r,12700l112661,199390r,-12700xe" fillcolor="#020303" stroked="f">
                   <v:path arrowok="t"/>
                 </v:shape>
@@ -1576,7 +1576,7 @@
           </mc:Choice>
           <mc:Fallback>
             <w:pict>
-              <v:shape w14:anchorId="37B6E5D8" id="Graphic 12" o:spid="_x0000_s1026" style="position:absolute;margin-left:175.05pt;margin-top:15.9pt;width:245.2pt;height:1.4pt;z-index:-15728640;visibility:visible;mso-wrap-style:square;mso-wrap-distance-left:0;mso-wrap-distance-top:0;mso-wrap-distance-right:0;mso-wrap-distance-bottom:0;mso-position-horizontal:absolute;mso-position-horizontal-relative:page;mso-position-vertical:absolute;mso-position-vertical-relative:text;v-text-anchor:top" coordsize="3114040,17780" o:gfxdata="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" path="m3114001,l,,,17741r3114001,l3114001,xe" fillcolor="#0084c1" stroked="f">
+              <v:shape w14:anchorId="12C420E2" id="Graphic 12" o:spid="_x0000_s1026" style="position:absolute;margin-left:175.05pt;margin-top:15.9pt;width:245.2pt;height:1.4pt;z-index:-15728640;visibility:visible;mso-wrap-style:square;mso-wrap-distance-left:0;mso-wrap-distance-top:0;mso-wrap-distance-right:0;mso-wrap-distance-bottom:0;mso-position-horizontal:absolute;mso-position-horizontal-relative:page;mso-position-vertical:absolute;mso-position-vertical-relative:text;v-text-anchor:top" coordsize="3114040,17780" o:gfxdata="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" path="m3114001,l,,,17741r3114001,l3114001,xe" fillcolor="#0084c1" stroked="f">
                 <v:path arrowok="t"/>
                 <w10:wrap type="topAndBottom" anchorx="page"/>
               </v:shape>
@@ -2284,7 +2284,7 @@
           </mc:Choice>
           <mc:Fallback>
             <w:pict>
-              <v:group w14:anchorId="3CD500EA" id="Group 13" o:spid="_x0000_s1026" style="position:absolute;margin-left:45.35pt;margin-top:-1.85pt;width:42.75pt;height:42.75pt;z-index:15730176;mso-wrap-distance-left:0;mso-wrap-distance-right:0;mso-position-horizontal-relative:page" coordsize="5429,5429" o:gfxdata="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">
+              <v:group w14:anchorId="09A45363" id="Group 13" o:spid="_x0000_s1026" style="position:absolute;margin-left:45.35pt;margin-top:-1.85pt;width:42.75pt;height:42.75pt;z-index:15730176;mso-wrap-distance-left:0;mso-wrap-distance-right:0;mso-position-horizontal-relative:page" coordsize="5429,5429" o:gfxdata="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">
                 <v:shape id="Graphic 14" o:spid="_x0000_s1027" style="position:absolute;left:127;top:127;width:5175;height:5175;visibility:visible;mso-wrap-style:square;v-text-anchor:top" coordsize="517525,517525" o:gfxdata="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" path="m517474,258737r-4169,46506l501285,349015r-19138,40307l456619,425434r-31185,31185l389322,482147r-40307,19138l305243,513305r-46506,4169l212227,513305,168453,501285,128145,482147,92034,456619,60850,425434,35324,389322,16186,349015,4168,305243,,258737,4168,212231,16186,168458,35324,128151,60850,92039,92034,60854,128145,35327,168453,16188,212227,4168,258737,r46506,4168l349015,16188r40307,19139l425434,60854r31185,31185l482147,128151r19138,40307l513305,212231r4169,46506xe" filled="f" strokecolor="#0084c1" strokeweight="2pt">
                   <v:path arrowok="t"/>
                 </v:shape>
@@ -2775,98 +2775,482 @@
         <w:t xml:space="preserve"> </w:t>
       </w:r>
       <w:r>
-        <w:t xml:space="preserve">to delineate krill. Krill length frequencies from the diets of Gentoo penguins at King George Island were used to construct conversion factors. Densities from both methods ranged from 67.61 </w:t>
-      </w:r>
-      <w:r>
-        <w:rPr>
-          <w:color w:val="212121"/>
+        <w:t xml:space="preserve">to delineate krill. Krill length frequencies from the diets of Gentoo penguins at King George Island were used to construct conversion factors. Densities from both methods ranged </w:t>
+      </w:r>
+      <w:r>
+        <w:rPr>
+          <w:strike/>
+          <w:rPrChange w:id="0" w:author="Anthony Cossio" w:date="2025-04-02T10:47:00Z">
+            <w:rPr/>
+          </w:rPrChange>
+        </w:rPr>
+        <w:t xml:space="preserve">from 67.61 </w:t>
+      </w:r>
+      <w:r>
+        <w:rPr>
+          <w:strike/>
+          <w:color w:val="212121"/>
+          <w:rPrChange w:id="1" w:author="Anthony Cossio" w:date="2025-04-02T10:47:00Z">
+            <w:rPr>
+              <w:color w:val="212121"/>
+            </w:rPr>
+          </w:rPrChange>
         </w:rPr>
         <w:t>g m</w:t>
       </w:r>
       <w:r>
         <w:rPr>
+          <w:strike/>
           <w:color w:val="212121"/>
           <w:vertAlign w:val="superscript"/>
+          <w:rPrChange w:id="2" w:author="Anthony Cossio" w:date="2025-04-02T10:47:00Z">
+            <w:rPr>
+              <w:color w:val="212121"/>
+              <w:vertAlign w:val="superscript"/>
+            </w:rPr>
+          </w:rPrChange>
         </w:rPr>
         <w:t>-2</w:t>
       </w:r>
       <w:r>
         <w:rPr>
-          <w:color w:val="212121"/>
-        </w:rPr>
-        <w:t xml:space="preserve"> </w:t>
-      </w:r>
-      <w:r>
+          <w:strike/>
+          <w:color w:val="212121"/>
+          <w:rPrChange w:id="3" w:author="Anthony Cossio" w:date="2025-04-02T10:47:00Z">
+            <w:rPr>
+              <w:color w:val="212121"/>
+            </w:rPr>
+          </w:rPrChange>
+        </w:rPr>
+        <w:t xml:space="preserve"> </w:t>
+      </w:r>
+      <w:r>
+        <w:rPr>
+          <w:strike/>
+          <w:rPrChange w:id="4" w:author="Anthony Cossio" w:date="2025-04-02T10:47:00Z">
+            <w:rPr/>
+          </w:rPrChange>
+        </w:rPr>
         <w:t xml:space="preserve">(SD 181.9 </w:t>
       </w:r>
       <w:r>
         <w:rPr>
-          <w:color w:val="212121"/>
+          <w:strike/>
+          <w:color w:val="212121"/>
+          <w:rPrChange w:id="5" w:author="Anthony Cossio" w:date="2025-04-02T10:47:00Z">
+            <w:rPr>
+              <w:color w:val="212121"/>
+            </w:rPr>
+          </w:rPrChange>
         </w:rPr>
         <w:t>g m</w:t>
       </w:r>
       <w:r>
         <w:rPr>
+          <w:strike/>
           <w:color w:val="212121"/>
           <w:vertAlign w:val="superscript"/>
+          <w:rPrChange w:id="6" w:author="Anthony Cossio" w:date="2025-04-02T10:47:00Z">
+            <w:rPr>
+              <w:color w:val="212121"/>
+              <w:vertAlign w:val="superscript"/>
+            </w:rPr>
+          </w:rPrChange>
         </w:rPr>
         <w:t>-2</w:t>
       </w:r>
       <w:r>
         <w:rPr>
+          <w:strike/>
           <w:color w:val="212121"/>
           <w:spacing w:val="-23"/>
-        </w:rPr>
-        <w:t xml:space="preserve"> </w:t>
-      </w:r>
-      <w:r>
+          <w:rPrChange w:id="7" w:author="Anthony Cossio" w:date="2025-04-02T10:47:00Z">
+            <w:rPr>
+              <w:color w:val="212121"/>
+              <w:spacing w:val="-23"/>
+            </w:rPr>
+          </w:rPrChange>
+        </w:rPr>
+        <w:t xml:space="preserve"> </w:t>
+      </w:r>
+      <w:r>
+        <w:rPr>
+          <w:strike/>
+          <w:rPrChange w:id="8" w:author="Anthony Cossio" w:date="2025-04-02T10:47:00Z">
+            <w:rPr/>
+          </w:rPrChange>
+        </w:rPr>
         <w:t xml:space="preserve">) to 151.29 </w:t>
       </w:r>
       <w:r>
         <w:rPr>
-          <w:color w:val="212121"/>
+          <w:strike/>
+          <w:color w:val="212121"/>
+          <w:rPrChange w:id="9" w:author="Anthony Cossio" w:date="2025-04-02T10:47:00Z">
+            <w:rPr>
+              <w:color w:val="212121"/>
+            </w:rPr>
+          </w:rPrChange>
         </w:rPr>
         <w:t>g m</w:t>
       </w:r>
       <w:r>
         <w:rPr>
+          <w:strike/>
           <w:color w:val="212121"/>
           <w:vertAlign w:val="superscript"/>
+          <w:rPrChange w:id="10" w:author="Anthony Cossio" w:date="2025-04-02T10:47:00Z">
+            <w:rPr>
+              <w:color w:val="212121"/>
+              <w:vertAlign w:val="superscript"/>
+            </w:rPr>
+          </w:rPrChange>
         </w:rPr>
         <w:t>-2</w:t>
       </w:r>
       <w:r>
         <w:rPr>
+          <w:strike/>
           <w:color w:val="212121"/>
           <w:spacing w:val="16"/>
-        </w:rPr>
-        <w:t xml:space="preserve"> </w:t>
-      </w:r>
-      <w:r>
+          <w:rPrChange w:id="11" w:author="Anthony Cossio" w:date="2025-04-02T10:47:00Z">
+            <w:rPr>
+              <w:color w:val="212121"/>
+              <w:spacing w:val="16"/>
+            </w:rPr>
+          </w:rPrChange>
+        </w:rPr>
+        <w:t xml:space="preserve"> </w:t>
+      </w:r>
+      <w:r>
+        <w:rPr>
+          <w:strike/>
+          <w:rPrChange w:id="12" w:author="Anthony Cossio" w:date="2025-04-02T10:47:00Z">
+            <w:rPr/>
+          </w:rPrChange>
+        </w:rPr>
         <w:t xml:space="preserve">(SD 337.26 </w:t>
       </w:r>
       <w:r>
         <w:rPr>
-          <w:color w:val="212121"/>
+          <w:strike/>
+          <w:color w:val="212121"/>
+          <w:rPrChange w:id="13" w:author="Anthony Cossio" w:date="2025-04-02T10:47:00Z">
+            <w:rPr>
+              <w:color w:val="212121"/>
+            </w:rPr>
+          </w:rPrChange>
         </w:rPr>
         <w:t>g m</w:t>
       </w:r>
       <w:r>
         <w:rPr>
+          <w:strike/>
           <w:color w:val="212121"/>
           <w:vertAlign w:val="superscript"/>
+          <w:rPrChange w:id="14" w:author="Anthony Cossio" w:date="2025-04-02T10:47:00Z">
+            <w:rPr>
+              <w:color w:val="212121"/>
+              <w:vertAlign w:val="superscript"/>
+            </w:rPr>
+          </w:rPrChange>
         </w:rPr>
         <w:t>-2</w:t>
       </w:r>
       <w:r>
         <w:rPr>
+          <w:strike/>
           <w:color w:val="212121"/>
           <w:spacing w:val="-23"/>
-        </w:rPr>
-        <w:t xml:space="preserve"> </w:t>
-      </w:r>
-      <w:r>
-        <w:t>). Examination of the number of schools identified between the two gliders suggests a bad calibration on one of the gliders, emphasizing the impact and importance of correct calibrations. We developed a new method to minimize oversampling due to the nature of gliders by creating a grid and bootstrapping the data in the grid.</w:t>
+          <w:rPrChange w:id="15" w:author="Anthony Cossio" w:date="2025-04-02T10:47:00Z">
+            <w:rPr>
+              <w:color w:val="212121"/>
+              <w:spacing w:val="-23"/>
+            </w:rPr>
+          </w:rPrChange>
+        </w:rPr>
+        <w:t xml:space="preserve"> </w:t>
+      </w:r>
+      <w:r>
+        <w:rPr>
+          <w:strike/>
+          <w:rPrChange w:id="16" w:author="Anthony Cossio" w:date="2025-04-02T10:47:00Z">
+            <w:rPr/>
+          </w:rPrChange>
+        </w:rPr>
+        <w:t>)</w:t>
+      </w:r>
+      <w:ins w:id="17" w:author="Anthony Cossio" w:date="2025-04-03T12:26:00Z">
+        <w:r>
+          <w:rPr>
+            <w:rPrChange w:id="18" w:author="Anthony Cossio" w:date="2025-04-03T12:26:00Z">
+              <w:rPr>
+                <w:strike/>
+              </w:rPr>
+            </w:rPrChange>
+          </w:rPr>
+          <w:t xml:space="preserve"> </w:t>
+        </w:r>
+        <w:r>
+          <w:rPr>
+            <w:rPrChange w:id="19" w:author="Anthony Cossio" w:date="2025-04-03T12:28:00Z">
+              <w:rPr>
+                <w:strike/>
+              </w:rPr>
+            </w:rPrChange>
+          </w:rPr>
+          <w:t xml:space="preserve">from </w:t>
+        </w:r>
+        <w:r>
+          <w:rPr>
+            <w:rPrChange w:id="20" w:author="Anthony Cossio" w:date="2025-04-03T12:28:00Z">
+              <w:rPr/>
+            </w:rPrChange>
+          </w:rPr>
+          <w:t xml:space="preserve">31.93 </w:t>
+        </w:r>
+        <w:r>
+          <w:rPr>
+            <w:color w:val="212121"/>
+            <w:rPrChange w:id="21" w:author="Anthony Cossio" w:date="2025-04-03T12:28:00Z">
+              <w:rPr>
+                <w:strike/>
+                <w:color w:val="212121"/>
+              </w:rPr>
+            </w:rPrChange>
+          </w:rPr>
+          <w:t>g m</w:t>
+        </w:r>
+        <w:r>
+          <w:rPr>
+            <w:color w:val="212121"/>
+            <w:vertAlign w:val="superscript"/>
+            <w:rPrChange w:id="22" w:author="Anthony Cossio" w:date="2025-04-03T12:28:00Z">
+              <w:rPr>
+                <w:strike/>
+                <w:color w:val="212121"/>
+                <w:vertAlign w:val="superscript"/>
+              </w:rPr>
+            </w:rPrChange>
+          </w:rPr>
+          <w:t>-2</w:t>
+        </w:r>
+        <w:r>
+          <w:rPr>
+            <w:color w:val="212121"/>
+            <w:vertAlign w:val="superscript"/>
+            <w:rPrChange w:id="23" w:author="Anthony Cossio" w:date="2025-04-03T12:28:00Z">
+              <w:rPr>
+                <w:strike/>
+                <w:color w:val="212121"/>
+                <w:vertAlign w:val="superscript"/>
+              </w:rPr>
+            </w:rPrChange>
+          </w:rPr>
+          <w:t xml:space="preserve"> </w:t>
+        </w:r>
+      </w:ins>
+      <w:ins w:id="24" w:author="Anthony Cossio" w:date="2025-04-03T12:27:00Z">
+        <w:r>
+          <w:rPr>
+            <w:rPrChange w:id="25" w:author="Anthony Cossio" w:date="2025-04-03T12:28:00Z">
+              <w:rPr/>
+            </w:rPrChange>
+          </w:rPr>
+          <w:t xml:space="preserve">(SD 75.24 </w:t>
+        </w:r>
+        <w:r>
+          <w:rPr>
+            <w:color w:val="212121"/>
+            <w:rPrChange w:id="26" w:author="Anthony Cossio" w:date="2025-04-03T12:28:00Z">
+              <w:rPr>
+                <w:color w:val="212121"/>
+              </w:rPr>
+            </w:rPrChange>
+          </w:rPr>
+          <w:t>g m</w:t>
+        </w:r>
+        <w:r>
+          <w:rPr>
+            <w:color w:val="212121"/>
+            <w:vertAlign w:val="superscript"/>
+            <w:rPrChange w:id="27" w:author="Anthony Cossio" w:date="2025-04-03T12:28:00Z">
+              <w:rPr>
+                <w:color w:val="212121"/>
+                <w:vertAlign w:val="superscript"/>
+              </w:rPr>
+            </w:rPrChange>
+          </w:rPr>
+          <w:t>-2</w:t>
+        </w:r>
+        <w:r>
+          <w:rPr>
+            <w:color w:val="212121"/>
+            <w:vertAlign w:val="superscript"/>
+            <w:rPrChange w:id="28" w:author="Anthony Cossio" w:date="2025-04-03T12:28:00Z">
+              <w:rPr>
+                <w:strike/>
+                <w:color w:val="212121"/>
+                <w:vertAlign w:val="superscript"/>
+              </w:rPr>
+            </w:rPrChange>
+          </w:rPr>
+          <w:t xml:space="preserve"> </w:t>
+        </w:r>
+        <w:r>
+          <w:rPr>
+            <w:color w:val="212121"/>
+            <w:rPrChange w:id="29" w:author="Anthony Cossio" w:date="2025-04-03T12:28:00Z">
+              <w:rPr>
+                <w:strike/>
+                <w:color w:val="212121"/>
+              </w:rPr>
+            </w:rPrChange>
+          </w:rPr>
+          <w:t>) to 44.7</w:t>
+        </w:r>
+      </w:ins>
+      <w:ins w:id="30" w:author="Anthony Cossio" w:date="2025-04-03T12:28:00Z">
+        <w:r>
+          <w:rPr>
+            <w:color w:val="212121"/>
+            <w:rPrChange w:id="31" w:author="Anthony Cossio" w:date="2025-04-03T12:28:00Z">
+              <w:rPr>
+                <w:strike/>
+                <w:color w:val="212121"/>
+              </w:rPr>
+            </w:rPrChange>
+          </w:rPr>
+          <w:t xml:space="preserve">6 </w:t>
+        </w:r>
+        <w:r>
+          <w:rPr>
+            <w:color w:val="212121"/>
+            <w:rPrChange w:id="32" w:author="Anthony Cossio" w:date="2025-04-03T12:28:00Z">
+              <w:rPr>
+                <w:color w:val="212121"/>
+              </w:rPr>
+            </w:rPrChange>
+          </w:rPr>
+          <w:t>g m</w:t>
+        </w:r>
+        <w:r>
+          <w:rPr>
+            <w:color w:val="212121"/>
+            <w:vertAlign w:val="superscript"/>
+            <w:rPrChange w:id="33" w:author="Anthony Cossio" w:date="2025-04-03T12:28:00Z">
+              <w:rPr>
+                <w:color w:val="212121"/>
+                <w:vertAlign w:val="superscript"/>
+              </w:rPr>
+            </w:rPrChange>
+          </w:rPr>
+          <w:t>-2</w:t>
+        </w:r>
+        <w:r>
+          <w:rPr>
+            <w:color w:val="212121"/>
+            <w:vertAlign w:val="superscript"/>
+            <w:rPrChange w:id="34" w:author="Anthony Cossio" w:date="2025-04-03T12:28:00Z">
+              <w:rPr>
+                <w:strike/>
+                <w:color w:val="212121"/>
+                <w:vertAlign w:val="superscript"/>
+              </w:rPr>
+            </w:rPrChange>
+          </w:rPr>
+          <w:t xml:space="preserve"> </w:t>
+        </w:r>
+        <w:r>
+          <w:rPr>
+            <w:color w:val="212121"/>
+            <w:vertAlign w:val="superscript"/>
+            <w:rPrChange w:id="35" w:author="Anthony Cossio" w:date="2025-04-03T12:28:00Z">
+              <w:rPr>
+                <w:strike/>
+                <w:color w:val="212121"/>
+                <w:vertAlign w:val="superscript"/>
+              </w:rPr>
+            </w:rPrChange>
+          </w:rPr>
+          <w:t xml:space="preserve"> </w:t>
+        </w:r>
+        <w:r>
+          <w:rPr>
+            <w:color w:val="212121"/>
+            <w:rPrChange w:id="36" w:author="Anthony Cossio" w:date="2025-04-03T12:28:00Z">
+              <w:rPr>
+                <w:color w:val="212121"/>
+              </w:rPr>
+            </w:rPrChange>
+          </w:rPr>
+          <w:t xml:space="preserve">(97.44 </w:t>
+        </w:r>
+        <w:r>
+          <w:rPr>
+            <w:color w:val="212121"/>
+            <w:rPrChange w:id="37" w:author="Anthony Cossio" w:date="2025-04-03T12:28:00Z">
+              <w:rPr>
+                <w:color w:val="212121"/>
+              </w:rPr>
+            </w:rPrChange>
+          </w:rPr>
+          <w:t>g m</w:t>
+        </w:r>
+        <w:r>
+          <w:rPr>
+            <w:color w:val="212121"/>
+            <w:vertAlign w:val="superscript"/>
+            <w:rPrChange w:id="38" w:author="Anthony Cossio" w:date="2025-04-03T12:28:00Z">
+              <w:rPr>
+                <w:color w:val="212121"/>
+                <w:vertAlign w:val="superscript"/>
+              </w:rPr>
+            </w:rPrChange>
+          </w:rPr>
+          <w:t>-2</w:t>
+        </w:r>
+        <w:r>
+          <w:rPr>
+            <w:color w:val="212121"/>
+            <w:rPrChange w:id="39" w:author="Anthony Cossio" w:date="2025-04-03T12:28:00Z">
+              <w:rPr>
+                <w:strike/>
+                <w:color w:val="212121"/>
+                <w:vertAlign w:val="superscript"/>
+              </w:rPr>
+            </w:rPrChange>
+          </w:rPr>
+          <w:t xml:space="preserve"> </w:t>
+        </w:r>
+        <w:r>
+          <w:rPr>
+            <w:color w:val="212121"/>
+            <w:rPrChange w:id="40" w:author="Anthony Cossio" w:date="2025-04-03T12:28:00Z">
+              <w:rPr>
+                <w:strike/>
+                <w:color w:val="212121"/>
+                <w:vertAlign w:val="superscript"/>
+              </w:rPr>
+            </w:rPrChange>
+          </w:rPr>
+          <w:t>)</w:t>
+        </w:r>
+      </w:ins>
+      <w:r>
+        <w:t xml:space="preserve">. </w:t>
+      </w:r>
+      <w:r>
+        <w:rPr>
+          <w:highlight w:val="yellow"/>
+          <w:rPrChange w:id="41" w:author="Anthony Cossio" w:date="2025-04-03T12:30:00Z">
+            <w:rPr/>
+          </w:rPrChange>
+        </w:rPr>
+        <w:t>Examination of the number of schools identified between the two gliders suggests a bad calibration on one of the gliders, emphasizing the impact and importance of correct calibrations</w:t>
+      </w:r>
+      <w:r>
+        <w:t>. We developed a new method to minimize oversampling due to the nature of gliders by creating a grid and bootstrapping the data in the grid.</w:t>
       </w:r>
     </w:p>
     <w:p>
@@ -2993,120 +3377,437 @@
         <w:t xml:space="preserve"> </w:t>
       </w:r>
       <w:r>
+        <w:rPr>
+          <w:strike/>
+          <w:rPrChange w:id="42" w:author="Anthony Cossio" w:date="2025-04-02T10:48:00Z">
+            <w:rPr/>
+          </w:rPrChange>
+        </w:rPr>
         <w:t>of</w:t>
       </w:r>
       <w:r>
         <w:rPr>
-          <w:spacing w:val="-3"/>
-        </w:rPr>
-        <w:t xml:space="preserve"> </w:t>
-      </w:r>
-      <w:r>
+          <w:strike/>
+          <w:spacing w:val="-3"/>
+          <w:rPrChange w:id="43" w:author="Anthony Cossio" w:date="2025-04-02T10:48:00Z">
+            <w:rPr>
+              <w:spacing w:val="-3"/>
+            </w:rPr>
+          </w:rPrChange>
+        </w:rPr>
+        <w:t xml:space="preserve"> </w:t>
+      </w:r>
+      <w:r>
+        <w:rPr>
+          <w:strike/>
+          <w:rPrChange w:id="44" w:author="Anthony Cossio" w:date="2025-04-02T10:48:00Z">
+            <w:rPr/>
+          </w:rPrChange>
+        </w:rPr>
         <w:t xml:space="preserve">75.54 </w:t>
       </w:r>
       <w:r>
         <w:rPr>
-          <w:color w:val="212121"/>
+          <w:strike/>
+          <w:color w:val="212121"/>
+          <w:rPrChange w:id="45" w:author="Anthony Cossio" w:date="2025-04-02T10:48:00Z">
+            <w:rPr>
+              <w:color w:val="212121"/>
+            </w:rPr>
+          </w:rPrChange>
         </w:rPr>
         <w:t>g</w:t>
       </w:r>
       <w:r>
         <w:rPr>
-          <w:color w:val="212121"/>
-          <w:spacing w:val="-3"/>
-        </w:rPr>
-        <w:t xml:space="preserve"> </w:t>
-      </w:r>
-      <w:r>
-        <w:rPr>
-          <w:color w:val="212121"/>
+          <w:strike/>
+          <w:color w:val="212121"/>
+          <w:spacing w:val="-3"/>
+          <w:rPrChange w:id="46" w:author="Anthony Cossio" w:date="2025-04-02T10:48:00Z">
+            <w:rPr>
+              <w:color w:val="212121"/>
+              <w:spacing w:val="-3"/>
+            </w:rPr>
+          </w:rPrChange>
+        </w:rPr>
+        <w:t xml:space="preserve"> </w:t>
+      </w:r>
+      <w:r>
+        <w:rPr>
+          <w:strike/>
+          <w:color w:val="212121"/>
+          <w:rPrChange w:id="47" w:author="Anthony Cossio" w:date="2025-04-02T10:48:00Z">
+            <w:rPr>
+              <w:color w:val="212121"/>
+            </w:rPr>
+          </w:rPrChange>
         </w:rPr>
         <w:t>m</w:t>
       </w:r>
       <w:r>
         <w:rPr>
+          <w:strike/>
           <w:color w:val="212121"/>
           <w:vertAlign w:val="superscript"/>
+          <w:rPrChange w:id="48" w:author="Anthony Cossio" w:date="2025-04-02T10:48:00Z">
+            <w:rPr>
+              <w:color w:val="212121"/>
+              <w:vertAlign w:val="superscript"/>
+            </w:rPr>
+          </w:rPrChange>
         </w:rPr>
         <w:t>-2</w:t>
       </w:r>
       <w:r>
         <w:rPr>
-          <w:color w:val="212121"/>
-        </w:rPr>
-        <w:t xml:space="preserve"> </w:t>
-      </w:r>
-      <w:r>
+          <w:strike/>
+          <w:color w:val="212121"/>
+          <w:rPrChange w:id="49" w:author="Anthony Cossio" w:date="2025-04-02T10:48:00Z">
+            <w:rPr>
+              <w:color w:val="212121"/>
+            </w:rPr>
+          </w:rPrChange>
+        </w:rPr>
+        <w:t xml:space="preserve"> </w:t>
+      </w:r>
+      <w:r>
+        <w:rPr>
+          <w:strike/>
+          <w:rPrChange w:id="50" w:author="Anthony Cossio" w:date="2025-04-02T10:48:00Z">
+            <w:rPr/>
+          </w:rPrChange>
+        </w:rPr>
         <w:t xml:space="preserve">95% CI [51.7, 108.64 </w:t>
       </w:r>
       <w:r>
         <w:rPr>
-          <w:color w:val="212121"/>
+          <w:strike/>
+          <w:color w:val="212121"/>
+          <w:rPrChange w:id="51" w:author="Anthony Cossio" w:date="2025-04-02T10:48:00Z">
+            <w:rPr>
+              <w:color w:val="212121"/>
+            </w:rPr>
+          </w:rPrChange>
         </w:rPr>
         <w:t>g m</w:t>
       </w:r>
       <w:r>
         <w:rPr>
+          <w:strike/>
           <w:color w:val="212121"/>
           <w:vertAlign w:val="superscript"/>
+          <w:rPrChange w:id="52" w:author="Anthony Cossio" w:date="2025-04-02T10:48:00Z">
+            <w:rPr>
+              <w:color w:val="212121"/>
+              <w:vertAlign w:val="superscript"/>
+            </w:rPr>
+          </w:rPrChange>
         </w:rPr>
         <w:t>-2</w:t>
       </w:r>
       <w:r>
         <w:rPr>
+          <w:strike/>
           <w:color w:val="212121"/>
           <w:spacing w:val="-24"/>
-        </w:rPr>
-        <w:t xml:space="preserve"> </w:t>
-      </w:r>
-      <w:r>
+          <w:rPrChange w:id="53" w:author="Anthony Cossio" w:date="2025-04-02T10:48:00Z">
+            <w:rPr>
+              <w:color w:val="212121"/>
+              <w:spacing w:val="-24"/>
+            </w:rPr>
+          </w:rPrChange>
+        </w:rPr>
+        <w:t xml:space="preserve"> </w:t>
+      </w:r>
+      <w:r>
+        <w:rPr>
+          <w:strike/>
+          <w:rPrChange w:id="54" w:author="Anthony Cossio" w:date="2025-04-02T10:48:00Z">
+            <w:rPr/>
+          </w:rPrChange>
+        </w:rPr>
         <w:t xml:space="preserve">] and a high of 161.95 </w:t>
       </w:r>
       <w:r>
         <w:rPr>
-          <w:color w:val="212121"/>
+          <w:strike/>
+          <w:color w:val="212121"/>
+          <w:rPrChange w:id="55" w:author="Anthony Cossio" w:date="2025-04-02T10:48:00Z">
+            <w:rPr>
+              <w:color w:val="212121"/>
+            </w:rPr>
+          </w:rPrChange>
         </w:rPr>
         <w:t>g m</w:t>
       </w:r>
       <w:r>
         <w:rPr>
+          <w:strike/>
           <w:color w:val="212121"/>
           <w:vertAlign w:val="superscript"/>
+          <w:rPrChange w:id="56" w:author="Anthony Cossio" w:date="2025-04-02T10:48:00Z">
+            <w:rPr>
+              <w:color w:val="212121"/>
+              <w:vertAlign w:val="superscript"/>
+            </w:rPr>
+          </w:rPrChange>
         </w:rPr>
         <w:t>-2</w:t>
       </w:r>
       <w:r>
         <w:rPr>
+          <w:strike/>
           <w:color w:val="212121"/>
           <w:spacing w:val="40"/>
-        </w:rPr>
-        <w:t xml:space="preserve"> </w:t>
-      </w:r>
-      <w:r>
+          <w:rPrChange w:id="57" w:author="Anthony Cossio" w:date="2025-04-02T10:48:00Z">
+            <w:rPr>
+              <w:color w:val="212121"/>
+              <w:spacing w:val="40"/>
+            </w:rPr>
+          </w:rPrChange>
+        </w:rPr>
+        <w:t xml:space="preserve"> </w:t>
+      </w:r>
+      <w:r>
+        <w:rPr>
+          <w:strike/>
+          <w:rPrChange w:id="58" w:author="Anthony Cossio" w:date="2025-04-02T10:48:00Z">
+            <w:rPr/>
+          </w:rPrChange>
+        </w:rPr>
         <w:t xml:space="preserve">95% CI [125.08, 213.29 </w:t>
       </w:r>
       <w:r>
         <w:rPr>
-          <w:color w:val="212121"/>
+          <w:strike/>
+          <w:color w:val="212121"/>
+          <w:rPrChange w:id="59" w:author="Anthony Cossio" w:date="2025-04-02T10:48:00Z">
+            <w:rPr>
+              <w:color w:val="212121"/>
+            </w:rPr>
+          </w:rPrChange>
         </w:rPr>
         <w:t>g m</w:t>
       </w:r>
       <w:r>
         <w:rPr>
+          <w:strike/>
           <w:color w:val="212121"/>
           <w:vertAlign w:val="superscript"/>
+          <w:rPrChange w:id="60" w:author="Anthony Cossio" w:date="2025-04-02T10:48:00Z">
+            <w:rPr>
+              <w:color w:val="212121"/>
+              <w:vertAlign w:val="superscript"/>
+            </w:rPr>
+          </w:rPrChange>
         </w:rPr>
         <w:t>-2</w:t>
       </w:r>
       <w:r>
         <w:rPr>
+          <w:strike/>
           <w:color w:val="212121"/>
           <w:spacing w:val="-24"/>
-        </w:rPr>
-        <w:t xml:space="preserve"> </w:t>
-      </w:r>
-      <w:r>
-        <w:t>]. Gliders</w:t>
+          <w:rPrChange w:id="61" w:author="Anthony Cossio" w:date="2025-04-02T10:48:00Z">
+            <w:rPr>
+              <w:color w:val="212121"/>
+              <w:spacing w:val="-24"/>
+            </w:rPr>
+          </w:rPrChange>
+        </w:rPr>
+        <w:t xml:space="preserve"> </w:t>
+      </w:r>
+      <w:r>
+        <w:rPr>
+          <w:strike/>
+          <w:rPrChange w:id="62" w:author="Anthony Cossio" w:date="2025-04-02T10:48:00Z">
+            <w:rPr/>
+          </w:rPrChange>
+        </w:rPr>
+        <w:t>]</w:t>
+      </w:r>
+      <w:ins w:id="63" w:author="Anthony Cossio" w:date="2025-04-03T12:32:00Z">
+        <w:r>
+          <w:rPr>
+            <w:rPrChange w:id="64" w:author="Anthony Cossio" w:date="2025-04-03T12:33:00Z">
+              <w:rPr>
+                <w:strike/>
+              </w:rPr>
+            </w:rPrChange>
+          </w:rPr>
+          <w:t xml:space="preserve"> </w:t>
+        </w:r>
+      </w:ins>
+      <w:ins w:id="65" w:author="Anthony Cossio" w:date="2025-04-03T12:33:00Z">
+        <w:r>
+          <w:t xml:space="preserve">of 44.29 </w:t>
+        </w:r>
+        <w:r>
+          <w:rPr>
+            <w:color w:val="212121"/>
+          </w:rPr>
+          <w:t>g m</w:t>
+        </w:r>
+        <w:r>
+          <w:rPr>
+            <w:color w:val="212121"/>
+            <w:vertAlign w:val="superscript"/>
+          </w:rPr>
+          <w:t>-2</w:t>
+        </w:r>
+        <w:r>
+          <w:rPr>
+            <w:color w:val="212121"/>
+            <w:vertAlign w:val="superscript"/>
+          </w:rPr>
+          <w:t xml:space="preserve"> </w:t>
+        </w:r>
+        <w:r>
+          <w:rPr>
+            <w:color w:val="212121"/>
+            <w:rPrChange w:id="66" w:author="Anthony Cossio" w:date="2025-04-03T12:33:00Z">
+              <w:rPr>
+                <w:color w:val="212121"/>
+                <w:vertAlign w:val="superscript"/>
+              </w:rPr>
+            </w:rPrChange>
+          </w:rPr>
+          <w:t>95%</w:t>
+        </w:r>
+        <w:r>
+          <w:t xml:space="preserve"> CI [</w:t>
+        </w:r>
+      </w:ins>
+      <w:ins w:id="67" w:author="Anthony Cossio" w:date="2025-04-03T12:34:00Z">
+        <w:r>
+          <w:t xml:space="preserve">32.03, 70.17 </w:t>
+        </w:r>
+        <w:r>
+          <w:rPr>
+            <w:color w:val="212121"/>
+          </w:rPr>
+          <w:t>g m</w:t>
+        </w:r>
+        <w:r>
+          <w:rPr>
+            <w:color w:val="212121"/>
+            <w:vertAlign w:val="superscript"/>
+          </w:rPr>
+          <w:t>-2</w:t>
+        </w:r>
+        <w:r>
+          <w:rPr>
+            <w:strike/>
+            <w:color w:val="212121"/>
+            <w:vertAlign w:val="superscript"/>
+          </w:rPr>
+          <w:t xml:space="preserve"> </w:t>
+        </w:r>
+        <w:r>
+          <w:rPr>
+            <w:color w:val="212121"/>
+            <w:rPrChange w:id="68" w:author="Anthony Cossio" w:date="2025-04-03T12:34:00Z">
+              <w:rPr>
+                <w:strike/>
+                <w:color w:val="212121"/>
+                <w:vertAlign w:val="superscript"/>
+              </w:rPr>
+            </w:rPrChange>
+          </w:rPr>
+          <w:t>]</w:t>
+        </w:r>
+      </w:ins>
+      <w:ins w:id="69" w:author="Anthony Cossio" w:date="2025-04-03T12:33:00Z">
+        <w:r>
+          <w:rPr>
+            <w:rPrChange w:id="70" w:author="Anthony Cossio" w:date="2025-04-03T12:33:00Z">
+              <w:rPr>
+                <w:color w:val="212121"/>
+                <w:vertAlign w:val="superscript"/>
+              </w:rPr>
+            </w:rPrChange>
+          </w:rPr>
+          <w:t xml:space="preserve"> </w:t>
+        </w:r>
+      </w:ins>
+      <w:ins w:id="71" w:author="Anthony Cossio" w:date="2025-04-03T12:35:00Z">
+        <w:r>
+          <w:t xml:space="preserve">and a high of 56.13 </w:t>
+        </w:r>
+        <w:r>
+          <w:rPr>
+            <w:color w:val="212121"/>
+          </w:rPr>
+          <w:t>g m</w:t>
+        </w:r>
+        <w:r>
+          <w:rPr>
+            <w:color w:val="212121"/>
+            <w:vertAlign w:val="superscript"/>
+          </w:rPr>
+          <w:t>-2</w:t>
+        </w:r>
+        <w:r>
+          <w:rPr>
+            <w:color w:val="212121"/>
+          </w:rPr>
+          <w:t xml:space="preserve"> </w:t>
+        </w:r>
+      </w:ins>
+      <w:ins w:id="72" w:author="Anthony Cossio" w:date="2025-04-03T12:38:00Z">
+        <w:r>
+          <w:rPr>
+            <w:color w:val="212121"/>
+          </w:rPr>
+          <w:t>95%</w:t>
+        </w:r>
+        <w:r>
+          <w:t xml:space="preserve"> </w:t>
+        </w:r>
+      </w:ins>
+      <w:ins w:id="73" w:author="Anthony Cossio" w:date="2025-04-03T12:37:00Z">
+        <w:r>
+          <w:rPr>
+            <w:color w:val="212121"/>
+          </w:rPr>
+          <w:t xml:space="preserve">CI [43.01, 90.61 </w:t>
+        </w:r>
+        <w:r>
+          <w:rPr>
+            <w:color w:val="212121"/>
+          </w:rPr>
+          <w:t>g m</w:t>
+        </w:r>
+        <w:r>
+          <w:rPr>
+            <w:color w:val="212121"/>
+            <w:vertAlign w:val="superscript"/>
+          </w:rPr>
+          <w:t>-2</w:t>
+        </w:r>
+        <w:r>
+          <w:rPr>
+            <w:color w:val="212121"/>
+            <w:rPrChange w:id="74" w:author="Anthony Cossio" w:date="2025-04-03T12:37:00Z">
+              <w:rPr>
+                <w:color w:val="212121"/>
+                <w:vertAlign w:val="superscript"/>
+              </w:rPr>
+            </w:rPrChange>
+          </w:rPr>
+          <w:t>]</w:t>
+        </w:r>
+      </w:ins>
+      <w:r>
+        <w:rPr>
+          <w:rPrChange w:id="75" w:author="Anthony Cossio" w:date="2025-04-03T12:32:00Z">
+            <w:rPr/>
+          </w:rPrChange>
+        </w:rPr>
+        <w:t>.</w:t>
+      </w:r>
+      <w:r>
+        <w:t xml:space="preserve"> Gliders</w:t>
       </w:r>
     </w:p>
     <w:p>
@@ -4726,12 +5427,12 @@
       <w:r>
         <w:t xml:space="preserve">et al. 2015; Reiss et al. 2021) in the technology tank at the Southwest Fisheries Science Center (SWFSC) on </w:t>
       </w:r>
-      <w:del w:id="0" w:author="Anthony Cossio" w:date="2025-04-01T15:58:00Z">
+      <w:del w:id="76" w:author="Anthony Cossio" w:date="2025-04-01T15:58:00Z">
         <w:r>
           <w:delText>March 29, 2024</w:delText>
         </w:r>
       </w:del>
-      <w:ins w:id="1" w:author="Anthony Cossio" w:date="2025-04-01T15:58:00Z">
+      <w:ins w:id="77" w:author="Anthony Cossio" w:date="2025-04-01T15:58:00Z">
         <w:r>
           <w:t>November</w:t>
         </w:r>
@@ -4742,7 +5443,7 @@
           <w:t>January 16,</w:t>
         </w:r>
       </w:ins>
-      <w:ins w:id="2" w:author="Anthony Cossio" w:date="2025-04-01T15:59:00Z">
+      <w:ins w:id="78" w:author="Anthony Cossio" w:date="2025-04-01T15:59:00Z">
         <w:r>
           <w:t xml:space="preserve"> 2025</w:t>
         </w:r>
@@ -4750,17 +5451,17 @@
       <w:r>
         <w:t>. A 25.4 mm tungsten carbide sphere is attached to th</w:t>
       </w:r>
-      <w:ins w:id="3" w:author="Anthony Cossio" w:date="2025-04-01T15:59:00Z">
+      <w:ins w:id="79" w:author="Anthony Cossio" w:date="2025-04-01T15:59:00Z">
         <w:r>
           <w:t>re</w:t>
         </w:r>
       </w:ins>
-      <w:del w:id="4" w:author="Anthony Cossio" w:date="2025-04-01T15:59:00Z">
+      <w:del w:id="80" w:author="Anthony Cossio" w:date="2025-04-01T15:59:00Z">
         <w:r>
           <w:delText>e</w:delText>
         </w:r>
       </w:del>
-      <w:ins w:id="5" w:author="Anthony Cossio" w:date="2025-04-01T15:59:00Z">
+      <w:ins w:id="81" w:author="Anthony Cossio" w:date="2025-04-01T15:59:00Z">
         <w:r>
           <w:t>e</w:t>
         </w:r>
@@ -4768,27 +5469,27 @@
       <w:r>
         <w:t xml:space="preserve"> </w:t>
       </w:r>
-      <w:ins w:id="6" w:author="Anthony Cossio" w:date="2025-04-01T16:00:00Z">
+      <w:ins w:id="82" w:author="Anthony Cossio" w:date="2025-04-01T16:00:00Z">
         <w:r>
           <w:t xml:space="preserve">electronic </w:t>
         </w:r>
       </w:ins>
-      <w:ins w:id="7" w:author="Anthony Cossio" w:date="2025-04-01T15:59:00Z">
+      <w:ins w:id="83" w:author="Anthony Cossio" w:date="2025-04-01T15:59:00Z">
         <w:r>
           <w:t>downriggers</w:t>
         </w:r>
       </w:ins>
-      <w:ins w:id="8" w:author="Anthony Cossio" w:date="2025-04-01T16:05:00Z">
+      <w:ins w:id="84" w:author="Anthony Cossio" w:date="2025-04-01T16:05:00Z">
         <w:r>
           <w:t xml:space="preserve"> </w:t>
         </w:r>
       </w:ins>
-      <w:ins w:id="9" w:author="Anthony Cossio" w:date="2025-04-01T16:06:00Z">
+      <w:ins w:id="85" w:author="Anthony Cossio" w:date="2025-04-01T16:06:00Z">
         <w:r>
           <w:t>on</w:t>
         </w:r>
       </w:ins>
-      <w:del w:id="10" w:author="Anthony Cossio" w:date="2025-04-01T16:06:00Z">
+      <w:del w:id="86" w:author="Anthony Cossio" w:date="2025-04-01T16:06:00Z">
         <w:r>
           <w:delText>wetbay of the glider</w:delText>
         </w:r>
@@ -4826,7 +5527,7 @@
         </w:rPr>
         <w:t xml:space="preserve"> </w:t>
       </w:r>
-      <w:del w:id="11" w:author="Anthony Cossio" w:date="2025-04-01T16:06:00Z">
+      <w:del w:id="87" w:author="Anthony Cossio" w:date="2025-04-01T16:06:00Z">
         <w:r>
           <w:delText>either side</w:delText>
         </w:r>
@@ -5103,12 +5804,12 @@
       <w:r>
         <w:t>The acoustic data were analyzed using Echoview software (</w:t>
       </w:r>
-      <w:del w:id="12" w:author="Anthony Cossio" w:date="2025-04-01T16:11:00Z">
+      <w:del w:id="88" w:author="Anthony Cossio" w:date="2025-04-01T16:11:00Z">
         <w:r>
           <w:delText>13.1</w:delText>
         </w:r>
       </w:del>
-      <w:ins w:id="13" w:author="Anthony Cossio" w:date="2025-04-01T16:11:00Z">
+      <w:ins w:id="89" w:author="Anthony Cossio" w:date="2025-04-01T16:11:00Z">
         <w:r>
           <w:t>15.0</w:t>
         </w:r>
@@ -5206,8 +5907,8 @@
       <w:r>
         <w:t xml:space="preserve">the glider samples. Basic processing of the data included removing the first ten meters of a dive to account for any bubbles adhering to the transducer face, removing the first three meters from the transducer face to account for ringdown, and identifying the bottom echo and stepping back three meters from the bottom echo. Background noise removal was applied, followed by impulse noise removal, when necessary, to clean the data (DeRobertis and Higginbottom 2007). This process was done for both the 70 and 120 kHz data. Decibel differencing was not used to delineate krill like in previous studies (Reiss et al. 2021), instead we integrated all the echo energy, without krill delineation. This provides a ceiling for the biomass density estimates because the energy can also include other scatterers that are not krill. </w:t>
       </w:r>
-      <w:moveToRangeStart w:id="14" w:author="Anthony Cossio" w:date="2025-04-01T16:23:00Z" w:name="move194417026"/>
-      <w:moveTo w:id="15" w:author="Anthony Cossio" w:date="2025-04-01T16:23:00Z">
+      <w:moveToRangeStart w:id="90" w:author="Anthony Cossio" w:date="2025-04-01T16:23:00Z" w:name="move194417026"/>
+      <w:moveTo w:id="91" w:author="Anthony Cossio" w:date="2025-04-01T16:23:00Z">
         <w:r>
           <w:t>Cleaned</w:t>
         </w:r>
@@ -5347,8 +6048,8 @@
           <w:t>) from 10m from the surface until the bottom of the dive.</w:t>
         </w:r>
       </w:moveTo>
-      <w:moveToRangeEnd w:id="14"/>
-      <w:ins w:id="16" w:author="Anthony Cossio" w:date="2025-04-01T16:22:00Z">
+      <w:moveToRangeEnd w:id="90"/>
+      <w:ins w:id="92" w:author="Anthony Cossio" w:date="2025-04-01T16:22:00Z">
         <w:r>
           <w:t xml:space="preserve"> </w:t>
         </w:r>
@@ -5356,17 +6057,14 @@
       <w:r>
         <w:t xml:space="preserve">The second method, we used the Shoal Analysis and Patch Estimation System (SHAPES, Cotezee, 2000) or ‘schools’ detection algorithm for krill </w:t>
       </w:r>
-      <w:del w:id="17" w:author="Anthony Cossio" w:date="2025-04-02T08:23:00Z">
+      <w:del w:id="93" w:author="Anthony Cossio" w:date="2025-04-02T08:23:00Z">
         <w:r>
           <w:delText xml:space="preserve">swarm </w:delText>
         </w:r>
       </w:del>
-      <w:ins w:id="18" w:author="Anthony Cossio" w:date="2025-04-02T08:23:00Z">
+      <w:ins w:id="94" w:author="Anthony Cossio" w:date="2025-04-02T08:23:00Z">
         <w:r>
-          <w:t>school</w:t>
-        </w:r>
-        <w:r>
-          <w:t xml:space="preserve"> </w:t>
+          <w:t xml:space="preserve">school </w:t>
         </w:r>
       </w:ins>
       <w:r>
@@ -5516,12 +6214,12 @@
       <w:r>
         <w:t xml:space="preserve">1. School detection was run on a 3x3 dilation filter for </w:t>
       </w:r>
-      <w:ins w:id="19" w:author="Anthony Cossio" w:date="2025-04-01T16:23:00Z">
+      <w:ins w:id="95" w:author="Anthony Cossio" w:date="2025-04-01T16:23:00Z">
         <w:r>
           <w:t>th</w:t>
         </w:r>
       </w:ins>
-      <w:ins w:id="20" w:author="Anthony Cossio" w:date="2025-04-01T16:24:00Z">
+      <w:ins w:id="96" w:author="Anthony Cossio" w:date="2025-04-01T16:24:00Z">
         <w:r>
           <w:t xml:space="preserve">e 120 kHz and the detection regions were applied to </w:t>
         </w:r>
@@ -5529,7 +6227,7 @@
       <w:r>
         <w:t>each narrow band frequency (70 kHz and 120 kHz) using a -75 dB threshold. A mask was then placed over the data that was not classified as a school and was considered empty water. The detected school</w:t>
       </w:r>
-      <w:ins w:id="21" w:author="Anthony Cossio" w:date="2025-04-02T08:24:00Z">
+      <w:ins w:id="97" w:author="Anthony Cossio" w:date="2025-04-02T08:24:00Z">
         <w:r>
           <w:t>s</w:t>
         </w:r>
@@ -5579,8 +6277,8 @@
         </w:rPr>
         <w:t xml:space="preserve"> </w:t>
       </w:r>
-      <w:moveFromRangeStart w:id="22" w:author="Anthony Cossio" w:date="2025-04-01T16:23:00Z" w:name="move194417026"/>
-      <w:moveFrom w:id="23" w:author="Anthony Cossio" w:date="2025-04-01T16:23:00Z">
+      <w:moveFromRangeStart w:id="98" w:author="Anthony Cossio" w:date="2025-04-01T16:23:00Z" w:name="move194417026"/>
+      <w:moveFrom w:id="99" w:author="Anthony Cossio" w:date="2025-04-01T16:23:00Z">
         <w:r>
           <w:t>Cleaned</w:t>
         </w:r>
@@ -5720,7 +6418,7 @@
           <w:t>) from 10m from the surface until the bottom of the dive.</w:t>
         </w:r>
       </w:moveFrom>
-      <w:moveFromRangeEnd w:id="22"/>
+      <w:moveFromRangeEnd w:id="98"/>
     </w:p>
     <w:p>
       <w:pPr>
@@ -6548,12 +7246,12 @@
       <w:r>
         <w:t>0.</w:t>
       </w:r>
-      <w:ins w:id="24" w:author="Anthony Cossio" w:date="2025-04-02T08:25:00Z">
+      <w:ins w:id="100" w:author="Anthony Cossio" w:date="2025-04-02T08:25:00Z">
         <w:r>
           <w:t>2</w:t>
         </w:r>
       </w:ins>
-      <w:del w:id="25" w:author="Anthony Cossio" w:date="2025-04-02T08:25:00Z">
+      <w:del w:id="101" w:author="Anthony Cossio" w:date="2025-04-02T08:25:00Z">
         <w:r>
           <w:delText>1</w:delText>
         </w:r>
@@ -11205,12 +11903,12 @@
       <w:r>
         <w:t>s</w:t>
       </w:r>
-      <w:ins w:id="26" w:author="Anthony Cossio" w:date="2025-04-02T08:23:00Z">
+      <w:ins w:id="102" w:author="Anthony Cossio" w:date="2025-04-02T08:23:00Z">
         <w:r>
           <w:t>chools</w:t>
         </w:r>
       </w:ins>
-      <w:del w:id="27" w:author="Anthony Cossio" w:date="2025-04-02T08:23:00Z">
+      <w:del w:id="103" w:author="Anthony Cossio" w:date="2025-04-02T08:23:00Z">
         <w:r>
           <w:delText>warms</w:delText>
         </w:r>
@@ -11453,12 +12151,12 @@
       <w:r>
         <w:t xml:space="preserve">Krill school parameters were slightly different than those in Guihen et al. (2014). They tested a number of different parameters as well as comparing EK60 ship </w:t>
       </w:r>
-      <w:ins w:id="28" w:author="Anthony Cossio" w:date="2025-04-02T08:23:00Z">
+      <w:ins w:id="104" w:author="Anthony Cossio" w:date="2025-04-02T08:23:00Z">
         <w:r>
           <w:t>schools</w:t>
         </w:r>
       </w:ins>
-      <w:del w:id="29" w:author="Anthony Cossio" w:date="2025-04-02T08:23:00Z">
+      <w:del w:id="105" w:author="Anthony Cossio" w:date="2025-04-02T08:23:00Z">
         <w:r>
           <w:delText>swarm</w:delText>
         </w:r>
@@ -12048,12 +12746,12 @@
       <w:r>
         <w:t>the revised krill management plan, the data collected by these instruments have other important implications. For example, we have shown that there are few krill s</w:t>
       </w:r>
-      <w:ins w:id="30" w:author="Anthony Cossio" w:date="2025-04-02T08:24:00Z">
+      <w:ins w:id="106" w:author="Anthony Cossio" w:date="2025-04-02T08:24:00Z">
         <w:r>
           <w:t>chool</w:t>
         </w:r>
       </w:ins>
-      <w:del w:id="31" w:author="Anthony Cossio" w:date="2025-04-02T08:24:00Z">
+      <w:del w:id="107" w:author="Anthony Cossio" w:date="2025-04-02T08:24:00Z">
         <w:r>
           <w:delText>warm</w:delText>
         </w:r>
@@ -16219,12 +16917,12 @@
       <w:r>
         <w:t>2023/24 austral summer glider deployments</w:t>
       </w:r>
-      <w:ins w:id="32" w:author="Anthony Cossio" w:date="2025-04-02T08:39:00Z">
+      <w:ins w:id="108" w:author="Anthony Cossio" w:date="2025-04-02T08:39:00Z">
         <w:r>
           <w:t xml:space="preserve"> using a -75 d</w:t>
         </w:r>
       </w:ins>
-      <w:ins w:id="33" w:author="Anthony Cossio" w:date="2025-04-02T08:40:00Z">
+      <w:ins w:id="109" w:author="Anthony Cossio" w:date="2025-04-02T08:40:00Z">
         <w:r>
           <w:t>B threshold</w:t>
         </w:r>
@@ -19554,7 +20252,7 @@
               <w:rPr>
                 <w:strike/>
                 <w:sz w:val="24"/>
-                <w:rPrChange w:id="34" w:author="Anthony Cossio" w:date="2025-04-02T09:28:00Z">
+                <w:rPrChange w:id="110" w:author="Anthony Cossio" w:date="2025-04-02T09:28:00Z">
                   <w:rPr>
                     <w:sz w:val="24"/>
                   </w:rPr>
@@ -19566,7 +20264,7 @@
                 <w:strike/>
                 <w:spacing w:val="-2"/>
                 <w:sz w:val="24"/>
-                <w:rPrChange w:id="35" w:author="Anthony Cossio" w:date="2025-04-02T09:28:00Z">
+                <w:rPrChange w:id="111" w:author="Anthony Cossio" w:date="2025-04-02T09:28:00Z">
                   <w:rPr>
                     <w:spacing w:val="-2"/>
                     <w:sz w:val="24"/>
@@ -19588,7 +20286,7 @@
               <w:rPr>
                 <w:strike/>
                 <w:sz w:val="24"/>
-                <w:rPrChange w:id="36" w:author="Anthony Cossio" w:date="2025-04-02T09:28:00Z">
+                <w:rPrChange w:id="112" w:author="Anthony Cossio" w:date="2025-04-02T09:28:00Z">
                   <w:rPr>
                     <w:sz w:val="24"/>
                   </w:rPr>
@@ -19600,7 +20298,7 @@
                 <w:strike/>
                 <w:spacing w:val="-5"/>
                 <w:sz w:val="24"/>
-                <w:rPrChange w:id="37" w:author="Anthony Cossio" w:date="2025-04-02T09:28:00Z">
+                <w:rPrChange w:id="113" w:author="Anthony Cossio" w:date="2025-04-02T09:28:00Z">
                   <w:rPr>
                     <w:spacing w:val="-5"/>
                     <w:sz w:val="24"/>
@@ -19618,7 +20316,7 @@
               <w:rPr>
                 <w:strike/>
                 <w:sz w:val="24"/>
-                <w:rPrChange w:id="38" w:author="Anthony Cossio" w:date="2025-04-02T09:28:00Z">
+                <w:rPrChange w:id="114" w:author="Anthony Cossio" w:date="2025-04-02T09:28:00Z">
                   <w:rPr>
                     <w:sz w:val="24"/>
                   </w:rPr>
@@ -19630,7 +20328,7 @@
                 <w:strike/>
                 <w:spacing w:val="-4"/>
                 <w:sz w:val="24"/>
-                <w:rPrChange w:id="39" w:author="Anthony Cossio" w:date="2025-04-02T09:28:00Z">
+                <w:rPrChange w:id="115" w:author="Anthony Cossio" w:date="2025-04-02T09:28:00Z">
                   <w:rPr>
                     <w:spacing w:val="-4"/>
                     <w:sz w:val="24"/>
@@ -19644,7 +20342,7 @@
                 <w:strike/>
                 <w:spacing w:val="-2"/>
                 <w:sz w:val="24"/>
-                <w:rPrChange w:id="40" w:author="Anthony Cossio" w:date="2025-04-02T09:28:00Z">
+                <w:rPrChange w:id="116" w:author="Anthony Cossio" w:date="2025-04-02T09:28:00Z">
                   <w:rPr>
                     <w:spacing w:val="-2"/>
                     <w:sz w:val="24"/>
@@ -19662,7 +20360,7 @@
               <w:rPr>
                 <w:strike/>
                 <w:sz w:val="24"/>
-                <w:rPrChange w:id="41" w:author="Anthony Cossio" w:date="2025-04-02T09:28:00Z">
+                <w:rPrChange w:id="117" w:author="Anthony Cossio" w:date="2025-04-02T09:28:00Z">
                   <w:rPr>
                     <w:sz w:val="24"/>
                   </w:rPr>
@@ -19674,7 +20372,7 @@
                 <w:strike/>
                 <w:spacing w:val="-2"/>
                 <w:sz w:val="24"/>
-                <w:rPrChange w:id="42" w:author="Anthony Cossio" w:date="2025-04-02T09:28:00Z">
+                <w:rPrChange w:id="118" w:author="Anthony Cossio" w:date="2025-04-02T09:28:00Z">
                   <w:rPr>
                     <w:spacing w:val="-2"/>
                     <w:sz w:val="24"/>
@@ -19698,7 +20396,7 @@
               <w:rPr>
                 <w:strike/>
                 <w:sz w:val="24"/>
-                <w:rPrChange w:id="43" w:author="Anthony Cossio" w:date="2025-04-02T09:28:00Z">
+                <w:rPrChange w:id="119" w:author="Anthony Cossio" w:date="2025-04-02T09:28:00Z">
                   <w:rPr>
                     <w:sz w:val="24"/>
                   </w:rPr>
@@ -19709,7 +20407,7 @@
               <w:rPr>
                 <w:strike/>
                 <w:sz w:val="24"/>
-                <w:rPrChange w:id="44" w:author="Anthony Cossio" w:date="2025-04-02T09:28:00Z">
+                <w:rPrChange w:id="120" w:author="Anthony Cossio" w:date="2025-04-02T09:28:00Z">
                   <w:rPr>
                     <w:sz w:val="24"/>
                   </w:rPr>
@@ -19722,7 +20420,7 @@
                 <w:strike/>
                 <w:spacing w:val="-15"/>
                 <w:sz w:val="24"/>
-                <w:rPrChange w:id="45" w:author="Anthony Cossio" w:date="2025-04-02T09:28:00Z">
+                <w:rPrChange w:id="121" w:author="Anthony Cossio" w:date="2025-04-02T09:28:00Z">
                   <w:rPr>
                     <w:spacing w:val="-15"/>
                     <w:sz w:val="24"/>
@@ -19735,7 +20433,7 @@
               <w:rPr>
                 <w:strike/>
                 <w:sz w:val="24"/>
-                <w:rPrChange w:id="46" w:author="Anthony Cossio" w:date="2025-04-02T09:28:00Z">
+                <w:rPrChange w:id="122" w:author="Anthony Cossio" w:date="2025-04-02T09:28:00Z">
                   <w:rPr>
                     <w:sz w:val="24"/>
                   </w:rPr>
@@ -19748,7 +20446,7 @@
                 <w:strike/>
                 <w:spacing w:val="-4"/>
                 <w:sz w:val="24"/>
-                <w:rPrChange w:id="47" w:author="Anthony Cossio" w:date="2025-04-02T09:28:00Z">
+                <w:rPrChange w:id="123" w:author="Anthony Cossio" w:date="2025-04-02T09:28:00Z">
                   <w:rPr>
                     <w:spacing w:val="-4"/>
                     <w:sz w:val="24"/>
@@ -19772,7 +20470,7 @@
               <w:rPr>
                 <w:strike/>
                 <w:sz w:val="24"/>
-                <w:rPrChange w:id="48" w:author="Anthony Cossio" w:date="2025-04-02T09:28:00Z">
+                <w:rPrChange w:id="124" w:author="Anthony Cossio" w:date="2025-04-02T09:28:00Z">
                   <w:rPr>
                     <w:sz w:val="24"/>
                   </w:rPr>
@@ -19783,7 +20481,7 @@
               <w:rPr>
                 <w:strike/>
                 <w:sz w:val="24"/>
-                <w:rPrChange w:id="49" w:author="Anthony Cossio" w:date="2025-04-02T09:28:00Z">
+                <w:rPrChange w:id="125" w:author="Anthony Cossio" w:date="2025-04-02T09:28:00Z">
                   <w:rPr>
                     <w:sz w:val="24"/>
                   </w:rPr>
@@ -19796,7 +20494,7 @@
                 <w:strike/>
                 <w:spacing w:val="-2"/>
                 <w:sz w:val="24"/>
-                <w:rPrChange w:id="50" w:author="Anthony Cossio" w:date="2025-04-02T09:28:00Z">
+                <w:rPrChange w:id="126" w:author="Anthony Cossio" w:date="2025-04-02T09:28:00Z">
                   <w:rPr>
                     <w:spacing w:val="-2"/>
                     <w:sz w:val="24"/>
@@ -19818,7 +20516,7 @@
               <w:rPr>
                 <w:strike/>
                 <w:sz w:val="24"/>
-                <w:rPrChange w:id="51" w:author="Anthony Cossio" w:date="2025-04-02T09:28:00Z">
+                <w:rPrChange w:id="127" w:author="Anthony Cossio" w:date="2025-04-02T09:28:00Z">
                   <w:rPr>
                     <w:sz w:val="24"/>
                   </w:rPr>
@@ -19830,7 +20528,7 @@
                 <w:strike/>
                 <w:spacing w:val="-5"/>
                 <w:sz w:val="24"/>
-                <w:rPrChange w:id="52" w:author="Anthony Cossio" w:date="2025-04-02T09:28:00Z">
+                <w:rPrChange w:id="128" w:author="Anthony Cossio" w:date="2025-04-02T09:28:00Z">
                   <w:rPr>
                     <w:spacing w:val="-5"/>
                     <w:sz w:val="24"/>
@@ -19848,7 +20546,7 @@
               <w:rPr>
                 <w:strike/>
                 <w:sz w:val="24"/>
-                <w:rPrChange w:id="53" w:author="Anthony Cossio" w:date="2025-04-02T09:28:00Z">
+                <w:rPrChange w:id="129" w:author="Anthony Cossio" w:date="2025-04-02T09:28:00Z">
                   <w:rPr>
                     <w:sz w:val="24"/>
                   </w:rPr>
@@ -19860,7 +20558,7 @@
                 <w:strike/>
                 <w:spacing w:val="-4"/>
                 <w:sz w:val="24"/>
-                <w:rPrChange w:id="54" w:author="Anthony Cossio" w:date="2025-04-02T09:28:00Z">
+                <w:rPrChange w:id="130" w:author="Anthony Cossio" w:date="2025-04-02T09:28:00Z">
                   <w:rPr>
                     <w:spacing w:val="-4"/>
                     <w:sz w:val="24"/>
@@ -19874,7 +20572,7 @@
                 <w:strike/>
                 <w:spacing w:val="-2"/>
                 <w:sz w:val="24"/>
-                <w:rPrChange w:id="55" w:author="Anthony Cossio" w:date="2025-04-02T09:28:00Z">
+                <w:rPrChange w:id="131" w:author="Anthony Cossio" w:date="2025-04-02T09:28:00Z">
                   <w:rPr>
                     <w:spacing w:val="-2"/>
                     <w:sz w:val="24"/>
@@ -19892,7 +20590,7 @@
               <w:rPr>
                 <w:strike/>
                 <w:sz w:val="24"/>
-                <w:rPrChange w:id="56" w:author="Anthony Cossio" w:date="2025-04-02T09:28:00Z">
+                <w:rPrChange w:id="132" w:author="Anthony Cossio" w:date="2025-04-02T09:28:00Z">
                   <w:rPr>
                     <w:sz w:val="24"/>
                   </w:rPr>
@@ -19904,7 +20602,7 @@
                 <w:strike/>
                 <w:spacing w:val="-2"/>
                 <w:sz w:val="24"/>
-                <w:rPrChange w:id="57" w:author="Anthony Cossio" w:date="2025-04-02T09:28:00Z">
+                <w:rPrChange w:id="133" w:author="Anthony Cossio" w:date="2025-04-02T09:28:00Z">
                   <w:rPr>
                     <w:spacing w:val="-2"/>
                     <w:sz w:val="24"/>
@@ -19928,7 +20626,7 @@
               <w:rPr>
                 <w:strike/>
                 <w:sz w:val="24"/>
-                <w:rPrChange w:id="58" w:author="Anthony Cossio" w:date="2025-04-02T09:28:00Z">
+                <w:rPrChange w:id="134" w:author="Anthony Cossio" w:date="2025-04-02T09:28:00Z">
                   <w:rPr>
                     <w:sz w:val="24"/>
                   </w:rPr>
@@ -19939,7 +20637,7 @@
               <w:rPr>
                 <w:strike/>
                 <w:sz w:val="24"/>
-                <w:rPrChange w:id="59" w:author="Anthony Cossio" w:date="2025-04-02T09:28:00Z">
+                <w:rPrChange w:id="135" w:author="Anthony Cossio" w:date="2025-04-02T09:28:00Z">
                   <w:rPr>
                     <w:sz w:val="24"/>
                   </w:rPr>
@@ -19952,7 +20650,7 @@
                 <w:strike/>
                 <w:spacing w:val="-15"/>
                 <w:sz w:val="24"/>
-                <w:rPrChange w:id="60" w:author="Anthony Cossio" w:date="2025-04-02T09:28:00Z">
+                <w:rPrChange w:id="136" w:author="Anthony Cossio" w:date="2025-04-02T09:28:00Z">
                   <w:rPr>
                     <w:spacing w:val="-15"/>
                     <w:sz w:val="24"/>
@@ -19965,7 +20663,7 @@
               <w:rPr>
                 <w:strike/>
                 <w:sz w:val="24"/>
-                <w:rPrChange w:id="61" w:author="Anthony Cossio" w:date="2025-04-02T09:28:00Z">
+                <w:rPrChange w:id="137" w:author="Anthony Cossio" w:date="2025-04-02T09:28:00Z">
                   <w:rPr>
                     <w:sz w:val="24"/>
                   </w:rPr>
@@ -19978,7 +20676,7 @@
                 <w:strike/>
                 <w:spacing w:val="-4"/>
                 <w:sz w:val="24"/>
-                <w:rPrChange w:id="62" w:author="Anthony Cossio" w:date="2025-04-02T09:28:00Z">
+                <w:rPrChange w:id="138" w:author="Anthony Cossio" w:date="2025-04-02T09:28:00Z">
                   <w:rPr>
                     <w:spacing w:val="-4"/>
                     <w:sz w:val="24"/>
@@ -20002,7 +20700,7 @@
               <w:rPr>
                 <w:strike/>
                 <w:sz w:val="24"/>
-                <w:rPrChange w:id="63" w:author="Anthony Cossio" w:date="2025-04-02T09:28:00Z">
+                <w:rPrChange w:id="139" w:author="Anthony Cossio" w:date="2025-04-02T09:28:00Z">
                   <w:rPr>
                     <w:sz w:val="24"/>
                   </w:rPr>
@@ -20013,7 +20711,7 @@
               <w:rPr>
                 <w:strike/>
                 <w:sz w:val="24"/>
-                <w:rPrChange w:id="64" w:author="Anthony Cossio" w:date="2025-04-02T09:28:00Z">
+                <w:rPrChange w:id="140" w:author="Anthony Cossio" w:date="2025-04-02T09:28:00Z">
                   <w:rPr>
                     <w:sz w:val="24"/>
                   </w:rPr>
@@ -20026,7 +20724,7 @@
                 <w:strike/>
                 <w:spacing w:val="-15"/>
                 <w:sz w:val="24"/>
-                <w:rPrChange w:id="65" w:author="Anthony Cossio" w:date="2025-04-02T09:28:00Z">
+                <w:rPrChange w:id="141" w:author="Anthony Cossio" w:date="2025-04-02T09:28:00Z">
                   <w:rPr>
                     <w:spacing w:val="-15"/>
                     <w:sz w:val="24"/>
@@ -20039,7 +20737,7 @@
               <w:rPr>
                 <w:strike/>
                 <w:sz w:val="24"/>
-                <w:rPrChange w:id="66" w:author="Anthony Cossio" w:date="2025-04-02T09:28:00Z">
+                <w:rPrChange w:id="142" w:author="Anthony Cossio" w:date="2025-04-02T09:28:00Z">
                   <w:rPr>
                     <w:sz w:val="24"/>
                   </w:rPr>
@@ -20052,7 +20750,7 @@
                 <w:strike/>
                 <w:spacing w:val="-2"/>
                 <w:sz w:val="24"/>
-                <w:rPrChange w:id="67" w:author="Anthony Cossio" w:date="2025-04-02T09:28:00Z">
+                <w:rPrChange w:id="143" w:author="Anthony Cossio" w:date="2025-04-02T09:28:00Z">
                   <w:rPr>
                     <w:spacing w:val="-2"/>
                     <w:sz w:val="24"/>
@@ -20075,7 +20773,7 @@
               <w:rPr>
                 <w:strike/>
                 <w:sz w:val="24"/>
-                <w:rPrChange w:id="68" w:author="Anthony Cossio" w:date="2025-04-02T09:28:00Z">
+                <w:rPrChange w:id="144" w:author="Anthony Cossio" w:date="2025-04-02T09:28:00Z">
                   <w:rPr>
                     <w:sz w:val="24"/>
                   </w:rPr>
@@ -20087,7 +20785,7 @@
                 <w:strike/>
                 <w:spacing w:val="-2"/>
                 <w:sz w:val="24"/>
-                <w:rPrChange w:id="69" w:author="Anthony Cossio" w:date="2025-04-02T09:28:00Z">
+                <w:rPrChange w:id="145" w:author="Anthony Cossio" w:date="2025-04-02T09:28:00Z">
                   <w:rPr>
                     <w:spacing w:val="-2"/>
                     <w:sz w:val="24"/>
@@ -20101,7 +20799,7 @@
                 <w:strike/>
                 <w:spacing w:val="-4"/>
                 <w:sz w:val="24"/>
-                <w:rPrChange w:id="70" w:author="Anthony Cossio" w:date="2025-04-02T09:28:00Z">
+                <w:rPrChange w:id="146" w:author="Anthony Cossio" w:date="2025-04-02T09:28:00Z">
                   <w:rPr>
                     <w:spacing w:val="-4"/>
                     <w:sz w:val="24"/>
@@ -20129,7 +20827,7 @@
               <w:rPr>
                 <w:strike/>
                 <w:sz w:val="24"/>
-                <w:rPrChange w:id="71" w:author="Anthony Cossio" w:date="2025-04-02T09:28:00Z">
+                <w:rPrChange w:id="147" w:author="Anthony Cossio" w:date="2025-04-02T09:28:00Z">
                   <w:rPr>
                     <w:sz w:val="24"/>
                   </w:rPr>
@@ -20141,7 +20839,7 @@
                 <w:strike/>
                 <w:spacing w:val="-2"/>
                 <w:sz w:val="24"/>
-                <w:rPrChange w:id="72" w:author="Anthony Cossio" w:date="2025-04-02T09:28:00Z">
+                <w:rPrChange w:id="148" w:author="Anthony Cossio" w:date="2025-04-02T09:28:00Z">
                   <w:rPr>
                     <w:spacing w:val="-2"/>
                     <w:sz w:val="24"/>
@@ -20164,7 +20862,7 @@
               <w:rPr>
                 <w:strike/>
                 <w:sz w:val="24"/>
-                <w:rPrChange w:id="73" w:author="Anthony Cossio" w:date="2025-04-02T09:28:00Z">
+                <w:rPrChange w:id="149" w:author="Anthony Cossio" w:date="2025-04-02T09:28:00Z">
                   <w:rPr>
                     <w:sz w:val="24"/>
                   </w:rPr>
@@ -20176,7 +20874,7 @@
                 <w:strike/>
                 <w:spacing w:val="-2"/>
                 <w:sz w:val="24"/>
-                <w:rPrChange w:id="74" w:author="Anthony Cossio" w:date="2025-04-02T09:28:00Z">
+                <w:rPrChange w:id="150" w:author="Anthony Cossio" w:date="2025-04-02T09:28:00Z">
                   <w:rPr>
                     <w:spacing w:val="-2"/>
                     <w:sz w:val="24"/>
@@ -20199,7 +20897,7 @@
               <w:rPr>
                 <w:strike/>
                 <w:sz w:val="24"/>
-                <w:rPrChange w:id="75" w:author="Anthony Cossio" w:date="2025-04-02T09:28:00Z">
+                <w:rPrChange w:id="151" w:author="Anthony Cossio" w:date="2025-04-02T09:28:00Z">
                   <w:rPr>
                     <w:sz w:val="24"/>
                   </w:rPr>
@@ -20211,7 +20909,7 @@
                 <w:strike/>
                 <w:spacing w:val="-2"/>
                 <w:sz w:val="24"/>
-                <w:rPrChange w:id="76" w:author="Anthony Cossio" w:date="2025-04-02T09:28:00Z">
+                <w:rPrChange w:id="152" w:author="Anthony Cossio" w:date="2025-04-02T09:28:00Z">
                   <w:rPr>
                     <w:spacing w:val="-2"/>
                     <w:sz w:val="24"/>
@@ -20234,7 +20932,7 @@
               <w:rPr>
                 <w:strike/>
                 <w:sz w:val="24"/>
-                <w:rPrChange w:id="77" w:author="Anthony Cossio" w:date="2025-04-02T09:28:00Z">
+                <w:rPrChange w:id="153" w:author="Anthony Cossio" w:date="2025-04-02T09:28:00Z">
                   <w:rPr>
                     <w:sz w:val="24"/>
                   </w:rPr>
@@ -20246,7 +20944,7 @@
                 <w:strike/>
                 <w:spacing w:val="-2"/>
                 <w:sz w:val="24"/>
-                <w:rPrChange w:id="78" w:author="Anthony Cossio" w:date="2025-04-02T09:28:00Z">
+                <w:rPrChange w:id="154" w:author="Anthony Cossio" w:date="2025-04-02T09:28:00Z">
                   <w:rPr>
                     <w:spacing w:val="-2"/>
                     <w:sz w:val="24"/>
@@ -20269,7 +20967,7 @@
               <w:rPr>
                 <w:strike/>
                 <w:sz w:val="24"/>
-                <w:rPrChange w:id="79" w:author="Anthony Cossio" w:date="2025-04-02T09:28:00Z">
+                <w:rPrChange w:id="155" w:author="Anthony Cossio" w:date="2025-04-02T09:28:00Z">
                   <w:rPr>
                     <w:sz w:val="24"/>
                   </w:rPr>
@@ -20281,7 +20979,7 @@
                 <w:strike/>
                 <w:spacing w:val="-2"/>
                 <w:sz w:val="24"/>
-                <w:rPrChange w:id="80" w:author="Anthony Cossio" w:date="2025-04-02T09:28:00Z">
+                <w:rPrChange w:id="156" w:author="Anthony Cossio" w:date="2025-04-02T09:28:00Z">
                   <w:rPr>
                     <w:spacing w:val="-2"/>
                     <w:sz w:val="24"/>
@@ -20304,7 +21002,7 @@
               <w:rPr>
                 <w:strike/>
                 <w:sz w:val="24"/>
-                <w:rPrChange w:id="81" w:author="Anthony Cossio" w:date="2025-04-02T09:28:00Z">
+                <w:rPrChange w:id="157" w:author="Anthony Cossio" w:date="2025-04-02T09:28:00Z">
                   <w:rPr>
                     <w:sz w:val="24"/>
                   </w:rPr>
@@ -20316,7 +21014,7 @@
                 <w:strike/>
                 <w:spacing w:val="-2"/>
                 <w:sz w:val="24"/>
-                <w:rPrChange w:id="82" w:author="Anthony Cossio" w:date="2025-04-02T09:28:00Z">
+                <w:rPrChange w:id="158" w:author="Anthony Cossio" w:date="2025-04-02T09:28:00Z">
                   <w:rPr>
                     <w:spacing w:val="-2"/>
                     <w:sz w:val="24"/>
@@ -20339,7 +21037,7 @@
               <w:rPr>
                 <w:strike/>
                 <w:sz w:val="24"/>
-                <w:rPrChange w:id="83" w:author="Anthony Cossio" w:date="2025-04-02T09:28:00Z">
+                <w:rPrChange w:id="159" w:author="Anthony Cossio" w:date="2025-04-02T09:28:00Z">
                   <w:rPr>
                     <w:sz w:val="24"/>
                   </w:rPr>
@@ -20351,7 +21049,7 @@
                 <w:strike/>
                 <w:spacing w:val="-2"/>
                 <w:sz w:val="24"/>
-                <w:rPrChange w:id="84" w:author="Anthony Cossio" w:date="2025-04-02T09:28:00Z">
+                <w:rPrChange w:id="160" w:author="Anthony Cossio" w:date="2025-04-02T09:28:00Z">
                   <w:rPr>
                     <w:spacing w:val="-2"/>
                     <w:sz w:val="24"/>
@@ -20374,7 +21072,7 @@
               <w:rPr>
                 <w:strike/>
                 <w:sz w:val="24"/>
-                <w:rPrChange w:id="85" w:author="Anthony Cossio" w:date="2025-04-02T09:28:00Z">
+                <w:rPrChange w:id="161" w:author="Anthony Cossio" w:date="2025-04-02T09:28:00Z">
                   <w:rPr>
                     <w:sz w:val="24"/>
                   </w:rPr>
@@ -20386,7 +21084,7 @@
                 <w:strike/>
                 <w:spacing w:val="-5"/>
                 <w:sz w:val="24"/>
-                <w:rPrChange w:id="86" w:author="Anthony Cossio" w:date="2025-04-02T09:28:00Z">
+                <w:rPrChange w:id="162" w:author="Anthony Cossio" w:date="2025-04-02T09:28:00Z">
                   <w:rPr>
                     <w:spacing w:val="-5"/>
                     <w:sz w:val="24"/>
@@ -20414,7 +21112,7 @@
               <w:rPr>
                 <w:strike/>
                 <w:sz w:val="24"/>
-                <w:rPrChange w:id="87" w:author="Anthony Cossio" w:date="2025-04-02T09:28:00Z">
+                <w:rPrChange w:id="163" w:author="Anthony Cossio" w:date="2025-04-02T09:28:00Z">
                   <w:rPr>
                     <w:sz w:val="24"/>
                   </w:rPr>
@@ -20426,7 +21124,7 @@
                 <w:strike/>
                 <w:spacing w:val="-2"/>
                 <w:sz w:val="24"/>
-                <w:rPrChange w:id="88" w:author="Anthony Cossio" w:date="2025-04-02T09:28:00Z">
+                <w:rPrChange w:id="164" w:author="Anthony Cossio" w:date="2025-04-02T09:28:00Z">
                   <w:rPr>
                     <w:spacing w:val="-2"/>
                     <w:sz w:val="24"/>
@@ -20449,7 +21147,7 @@
               <w:rPr>
                 <w:strike/>
                 <w:sz w:val="24"/>
-                <w:rPrChange w:id="89" w:author="Anthony Cossio" w:date="2025-04-02T09:28:00Z">
+                <w:rPrChange w:id="165" w:author="Anthony Cossio" w:date="2025-04-02T09:28:00Z">
                   <w:rPr>
                     <w:sz w:val="24"/>
                   </w:rPr>
@@ -20461,7 +21159,7 @@
                 <w:strike/>
                 <w:spacing w:val="-2"/>
                 <w:sz w:val="24"/>
-                <w:rPrChange w:id="90" w:author="Anthony Cossio" w:date="2025-04-02T09:28:00Z">
+                <w:rPrChange w:id="166" w:author="Anthony Cossio" w:date="2025-04-02T09:28:00Z">
                   <w:rPr>
                     <w:spacing w:val="-2"/>
                     <w:sz w:val="24"/>
@@ -20484,7 +21182,7 @@
               <w:rPr>
                 <w:strike/>
                 <w:sz w:val="24"/>
-                <w:rPrChange w:id="91" w:author="Anthony Cossio" w:date="2025-04-02T09:28:00Z">
+                <w:rPrChange w:id="167" w:author="Anthony Cossio" w:date="2025-04-02T09:28:00Z">
                   <w:rPr>
                     <w:sz w:val="24"/>
                   </w:rPr>
@@ -20496,7 +21194,7 @@
                 <w:strike/>
                 <w:spacing w:val="-2"/>
                 <w:sz w:val="24"/>
-                <w:rPrChange w:id="92" w:author="Anthony Cossio" w:date="2025-04-02T09:28:00Z">
+                <w:rPrChange w:id="168" w:author="Anthony Cossio" w:date="2025-04-02T09:28:00Z">
                   <w:rPr>
                     <w:spacing w:val="-2"/>
                     <w:sz w:val="24"/>
@@ -20519,7 +21217,7 @@
               <w:rPr>
                 <w:strike/>
                 <w:sz w:val="24"/>
-                <w:rPrChange w:id="93" w:author="Anthony Cossio" w:date="2025-04-02T09:28:00Z">
+                <w:rPrChange w:id="169" w:author="Anthony Cossio" w:date="2025-04-02T09:28:00Z">
                   <w:rPr>
                     <w:sz w:val="24"/>
                   </w:rPr>
@@ -20531,7 +21229,7 @@
                 <w:strike/>
                 <w:spacing w:val="-2"/>
                 <w:sz w:val="24"/>
-                <w:rPrChange w:id="94" w:author="Anthony Cossio" w:date="2025-04-02T09:28:00Z">
+                <w:rPrChange w:id="170" w:author="Anthony Cossio" w:date="2025-04-02T09:28:00Z">
                   <w:rPr>
                     <w:spacing w:val="-2"/>
                     <w:sz w:val="24"/>
@@ -20554,7 +21252,7 @@
               <w:rPr>
                 <w:strike/>
                 <w:sz w:val="24"/>
-                <w:rPrChange w:id="95" w:author="Anthony Cossio" w:date="2025-04-02T09:28:00Z">
+                <w:rPrChange w:id="171" w:author="Anthony Cossio" w:date="2025-04-02T09:28:00Z">
                   <w:rPr>
                     <w:sz w:val="24"/>
                   </w:rPr>
@@ -20566,7 +21264,7 @@
                 <w:strike/>
                 <w:spacing w:val="-2"/>
                 <w:sz w:val="24"/>
-                <w:rPrChange w:id="96" w:author="Anthony Cossio" w:date="2025-04-02T09:28:00Z">
+                <w:rPrChange w:id="172" w:author="Anthony Cossio" w:date="2025-04-02T09:28:00Z">
                   <w:rPr>
                     <w:spacing w:val="-2"/>
                     <w:sz w:val="24"/>
@@ -20589,7 +21287,7 @@
               <w:rPr>
                 <w:strike/>
                 <w:sz w:val="24"/>
-                <w:rPrChange w:id="97" w:author="Anthony Cossio" w:date="2025-04-02T09:28:00Z">
+                <w:rPrChange w:id="173" w:author="Anthony Cossio" w:date="2025-04-02T09:28:00Z">
                   <w:rPr>
                     <w:sz w:val="24"/>
                   </w:rPr>
@@ -20601,7 +21299,7 @@
                 <w:strike/>
                 <w:spacing w:val="-2"/>
                 <w:sz w:val="24"/>
-                <w:rPrChange w:id="98" w:author="Anthony Cossio" w:date="2025-04-02T09:28:00Z">
+                <w:rPrChange w:id="174" w:author="Anthony Cossio" w:date="2025-04-02T09:28:00Z">
                   <w:rPr>
                     <w:spacing w:val="-2"/>
                     <w:sz w:val="24"/>
@@ -20624,7 +21322,7 @@
               <w:rPr>
                 <w:strike/>
                 <w:sz w:val="24"/>
-                <w:rPrChange w:id="99" w:author="Anthony Cossio" w:date="2025-04-02T09:28:00Z">
+                <w:rPrChange w:id="175" w:author="Anthony Cossio" w:date="2025-04-02T09:28:00Z">
                   <w:rPr>
                     <w:sz w:val="24"/>
                   </w:rPr>
@@ -20636,7 +21334,7 @@
                 <w:strike/>
                 <w:spacing w:val="-2"/>
                 <w:sz w:val="24"/>
-                <w:rPrChange w:id="100" w:author="Anthony Cossio" w:date="2025-04-02T09:28:00Z">
+                <w:rPrChange w:id="176" w:author="Anthony Cossio" w:date="2025-04-02T09:28:00Z">
                   <w:rPr>
                     <w:spacing w:val="-2"/>
                     <w:sz w:val="24"/>
@@ -20659,7 +21357,7 @@
               <w:rPr>
                 <w:strike/>
                 <w:sz w:val="24"/>
-                <w:rPrChange w:id="101" w:author="Anthony Cossio" w:date="2025-04-02T09:28:00Z">
+                <w:rPrChange w:id="177" w:author="Anthony Cossio" w:date="2025-04-02T09:28:00Z">
                   <w:rPr>
                     <w:sz w:val="24"/>
                   </w:rPr>
@@ -20671,7 +21369,7 @@
                 <w:strike/>
                 <w:spacing w:val="-5"/>
                 <w:sz w:val="24"/>
-                <w:rPrChange w:id="102" w:author="Anthony Cossio" w:date="2025-04-02T09:28:00Z">
+                <w:rPrChange w:id="178" w:author="Anthony Cossio" w:date="2025-04-02T09:28:00Z">
                   <w:rPr>
                     <w:spacing w:val="-5"/>
                     <w:sz w:val="24"/>
@@ -20687,12 +21385,12 @@
     <w:p>
       <w:pPr>
         <w:rPr>
-          <w:ins w:id="103" w:author="Anthony Cossio" w:date="2025-04-02T09:29:00Z"/>
+          <w:ins w:id="179" w:author="Anthony Cossio" w:date="2025-04-02T09:29:00Z"/>
           <w:sz w:val="24"/>
           <w:szCs w:val="24"/>
         </w:rPr>
       </w:pPr>
-      <w:ins w:id="104" w:author="Anthony Cossio" w:date="2025-04-02T09:29:00Z">
+      <w:ins w:id="180" w:author="Anthony Cossio" w:date="2025-04-02T09:29:00Z">
         <w:r>
           <w:rPr>
             <w:sz w:val="24"/>
@@ -20705,7 +21403,7 @@
     <w:p>
       <w:pPr>
         <w:rPr>
-          <w:ins w:id="105" w:author="Anthony Cossio" w:date="2025-04-02T09:29:00Z"/>
+          <w:ins w:id="181" w:author="Anthony Cossio" w:date="2025-04-02T09:29:00Z"/>
           <w:rFonts w:cstheme="minorHAnsi"/>
           <w:sz w:val="24"/>
           <w:szCs w:val="24"/>
@@ -20732,7 +21430,7 @@
       <w:tr>
         <w:trPr>
           <w:jc w:val="center"/>
-          <w:ins w:id="106" w:author="Anthony Cossio" w:date="2025-04-02T09:29:00Z"/>
+          <w:ins w:id="182" w:author="Anthony Cossio" w:date="2025-04-02T09:29:00Z"/>
         </w:trPr>
         <w:tc>
           <w:tcPr>
@@ -20741,12 +21439,12 @@
           <w:p>
             <w:pPr>
               <w:rPr>
-                <w:ins w:id="107" w:author="Anthony Cossio" w:date="2025-04-02T09:29:00Z"/>
+                <w:ins w:id="183" w:author="Anthony Cossio" w:date="2025-04-02T09:29:00Z"/>
                 <w:sz w:val="24"/>
                 <w:szCs w:val="24"/>
               </w:rPr>
             </w:pPr>
-            <w:ins w:id="108" w:author="Anthony Cossio" w:date="2025-04-02T09:29:00Z">
+            <w:ins w:id="184" w:author="Anthony Cossio" w:date="2025-04-02T09:29:00Z">
               <w:r>
                 <w:rPr>
                   <w:sz w:val="24"/>
@@ -20765,12 +21463,12 @@
             <w:pPr>
               <w:jc w:val="center"/>
               <w:rPr>
-                <w:ins w:id="109" w:author="Anthony Cossio" w:date="2025-04-02T09:29:00Z"/>
+                <w:ins w:id="185" w:author="Anthony Cossio" w:date="2025-04-02T09:29:00Z"/>
                 <w:sz w:val="24"/>
                 <w:szCs w:val="24"/>
               </w:rPr>
             </w:pPr>
-            <w:ins w:id="110" w:author="Anthony Cossio" w:date="2025-04-02T09:29:00Z">
+            <w:ins w:id="186" w:author="Anthony Cossio" w:date="2025-04-02T09:29:00Z">
               <w:r>
                 <w:rPr>
                   <w:sz w:val="24"/>
@@ -20784,12 +21482,12 @@
             <w:pPr>
               <w:jc w:val="center"/>
               <w:rPr>
-                <w:ins w:id="111" w:author="Anthony Cossio" w:date="2025-04-02T09:29:00Z"/>
+                <w:ins w:id="187" w:author="Anthony Cossio" w:date="2025-04-02T09:29:00Z"/>
                 <w:sz w:val="24"/>
                 <w:szCs w:val="24"/>
               </w:rPr>
             </w:pPr>
-            <w:ins w:id="112" w:author="Anthony Cossio" w:date="2025-04-02T09:29:00Z">
+            <w:ins w:id="188" w:author="Anthony Cossio" w:date="2025-04-02T09:29:00Z">
               <w:r>
                 <w:rPr>
                   <w:sz w:val="24"/>
@@ -20808,12 +21506,12 @@
             <w:pPr>
               <w:jc w:val="center"/>
               <w:rPr>
-                <w:ins w:id="113" w:author="Anthony Cossio" w:date="2025-04-02T09:29:00Z"/>
+                <w:ins w:id="189" w:author="Anthony Cossio" w:date="2025-04-02T09:29:00Z"/>
                 <w:sz w:val="24"/>
                 <w:szCs w:val="24"/>
               </w:rPr>
             </w:pPr>
-            <w:ins w:id="114" w:author="Anthony Cossio" w:date="2025-04-02T09:29:00Z">
+            <w:ins w:id="190" w:author="Anthony Cossio" w:date="2025-04-02T09:29:00Z">
               <w:r>
                 <w:rPr>
                   <w:sz w:val="24"/>
@@ -20832,12 +21530,12 @@
             <w:pPr>
               <w:jc w:val="center"/>
               <w:rPr>
-                <w:ins w:id="115" w:author="Anthony Cossio" w:date="2025-04-02T09:29:00Z"/>
+                <w:ins w:id="191" w:author="Anthony Cossio" w:date="2025-04-02T09:29:00Z"/>
                 <w:sz w:val="24"/>
                 <w:szCs w:val="24"/>
               </w:rPr>
             </w:pPr>
-            <w:ins w:id="116" w:author="Anthony Cossio" w:date="2025-04-02T09:29:00Z">
+            <w:ins w:id="192" w:author="Anthony Cossio" w:date="2025-04-02T09:29:00Z">
               <w:r>
                 <w:rPr>
                   <w:sz w:val="24"/>
@@ -20851,12 +21549,12 @@
             <w:pPr>
               <w:jc w:val="center"/>
               <w:rPr>
-                <w:ins w:id="117" w:author="Anthony Cossio" w:date="2025-04-02T09:29:00Z"/>
+                <w:ins w:id="193" w:author="Anthony Cossio" w:date="2025-04-02T09:29:00Z"/>
                 <w:sz w:val="24"/>
                 <w:szCs w:val="24"/>
               </w:rPr>
             </w:pPr>
-            <w:ins w:id="118" w:author="Anthony Cossio" w:date="2025-04-02T09:29:00Z">
+            <w:ins w:id="194" w:author="Anthony Cossio" w:date="2025-04-02T09:29:00Z">
               <w:r>
                 <w:rPr>
                   <w:sz w:val="24"/>
@@ -20875,12 +21573,12 @@
             <w:pPr>
               <w:jc w:val="center"/>
               <w:rPr>
-                <w:ins w:id="119" w:author="Anthony Cossio" w:date="2025-04-02T09:29:00Z"/>
+                <w:ins w:id="195" w:author="Anthony Cossio" w:date="2025-04-02T09:29:00Z"/>
                 <w:sz w:val="24"/>
                 <w:szCs w:val="24"/>
               </w:rPr>
             </w:pPr>
-            <w:ins w:id="120" w:author="Anthony Cossio" w:date="2025-04-02T09:29:00Z">
+            <w:ins w:id="196" w:author="Anthony Cossio" w:date="2025-04-02T09:29:00Z">
               <w:r>
                 <w:rPr>
                   <w:sz w:val="24"/>
@@ -20894,12 +21592,12 @@
             <w:pPr>
               <w:jc w:val="center"/>
               <w:rPr>
-                <w:ins w:id="121" w:author="Anthony Cossio" w:date="2025-04-02T09:29:00Z"/>
+                <w:ins w:id="197" w:author="Anthony Cossio" w:date="2025-04-02T09:29:00Z"/>
                 <w:sz w:val="24"/>
                 <w:szCs w:val="24"/>
               </w:rPr>
             </w:pPr>
-            <w:ins w:id="122" w:author="Anthony Cossio" w:date="2025-04-02T09:29:00Z">
+            <w:ins w:id="198" w:author="Anthony Cossio" w:date="2025-04-02T09:29:00Z">
               <w:r>
                 <w:rPr>
                   <w:sz w:val="24"/>
@@ -20918,12 +21616,12 @@
             <w:pPr>
               <w:jc w:val="center"/>
               <w:rPr>
-                <w:ins w:id="123" w:author="Anthony Cossio" w:date="2025-04-02T09:29:00Z"/>
+                <w:ins w:id="199" w:author="Anthony Cossio" w:date="2025-04-02T09:29:00Z"/>
                 <w:sz w:val="24"/>
                 <w:szCs w:val="24"/>
               </w:rPr>
             </w:pPr>
-            <w:ins w:id="124" w:author="Anthony Cossio" w:date="2025-04-02T09:29:00Z">
+            <w:ins w:id="200" w:author="Anthony Cossio" w:date="2025-04-02T09:29:00Z">
               <w:r>
                 <w:rPr>
                   <w:sz w:val="24"/>
@@ -20942,12 +21640,12 @@
             <w:pPr>
               <w:jc w:val="center"/>
               <w:rPr>
-                <w:ins w:id="125" w:author="Anthony Cossio" w:date="2025-04-02T09:29:00Z"/>
+                <w:ins w:id="201" w:author="Anthony Cossio" w:date="2025-04-02T09:29:00Z"/>
                 <w:sz w:val="24"/>
                 <w:szCs w:val="24"/>
               </w:rPr>
             </w:pPr>
-            <w:ins w:id="126" w:author="Anthony Cossio" w:date="2025-04-02T09:29:00Z">
+            <w:ins w:id="202" w:author="Anthony Cossio" w:date="2025-04-02T09:29:00Z">
               <w:r>
                 <w:rPr>
                   <w:sz w:val="24"/>
@@ -20961,12 +21659,12 @@
             <w:pPr>
               <w:jc w:val="center"/>
               <w:rPr>
-                <w:ins w:id="127" w:author="Anthony Cossio" w:date="2025-04-02T09:29:00Z"/>
+                <w:ins w:id="203" w:author="Anthony Cossio" w:date="2025-04-02T09:29:00Z"/>
                 <w:sz w:val="24"/>
                 <w:szCs w:val="24"/>
               </w:rPr>
             </w:pPr>
-            <w:ins w:id="128" w:author="Anthony Cossio" w:date="2025-04-02T09:29:00Z">
+            <w:ins w:id="204" w:author="Anthony Cossio" w:date="2025-04-02T09:29:00Z">
               <w:r>
                 <w:rPr>
                   <w:sz w:val="24"/>
@@ -20985,12 +21683,12 @@
             <w:pPr>
               <w:jc w:val="center"/>
               <w:rPr>
-                <w:ins w:id="129" w:author="Anthony Cossio" w:date="2025-04-02T09:29:00Z"/>
+                <w:ins w:id="205" w:author="Anthony Cossio" w:date="2025-04-02T09:29:00Z"/>
                 <w:sz w:val="24"/>
                 <w:szCs w:val="24"/>
               </w:rPr>
             </w:pPr>
-            <w:ins w:id="130" w:author="Anthony Cossio" w:date="2025-04-02T09:29:00Z">
+            <w:ins w:id="206" w:author="Anthony Cossio" w:date="2025-04-02T09:29:00Z">
               <w:r>
                 <w:rPr>
                   <w:sz w:val="24"/>
@@ -21004,12 +21702,12 @@
             <w:pPr>
               <w:jc w:val="center"/>
               <w:rPr>
-                <w:ins w:id="131" w:author="Anthony Cossio" w:date="2025-04-02T09:29:00Z"/>
+                <w:ins w:id="207" w:author="Anthony Cossio" w:date="2025-04-02T09:29:00Z"/>
                 <w:sz w:val="24"/>
                 <w:szCs w:val="24"/>
               </w:rPr>
             </w:pPr>
-            <w:ins w:id="132" w:author="Anthony Cossio" w:date="2025-04-02T09:29:00Z">
+            <w:ins w:id="208" w:author="Anthony Cossio" w:date="2025-04-02T09:29:00Z">
               <w:r>
                 <w:rPr>
                   <w:sz w:val="24"/>
@@ -21024,7 +21722,7 @@
       <w:tr>
         <w:trPr>
           <w:jc w:val="center"/>
-          <w:ins w:id="133" w:author="Anthony Cossio" w:date="2025-04-02T09:29:00Z"/>
+          <w:ins w:id="209" w:author="Anthony Cossio" w:date="2025-04-02T09:29:00Z"/>
         </w:trPr>
         <w:tc>
           <w:tcPr>
@@ -21033,12 +21731,12 @@
           <w:p>
             <w:pPr>
               <w:rPr>
-                <w:ins w:id="134" w:author="Anthony Cossio" w:date="2025-04-02T09:29:00Z"/>
+                <w:ins w:id="210" w:author="Anthony Cossio" w:date="2025-04-02T09:29:00Z"/>
                 <w:sz w:val="24"/>
                 <w:szCs w:val="24"/>
               </w:rPr>
             </w:pPr>
-            <w:ins w:id="135" w:author="Anthony Cossio" w:date="2025-04-02T09:29:00Z">
+            <w:ins w:id="211" w:author="Anthony Cossio" w:date="2025-04-02T09:29:00Z">
               <w:r>
                 <w:rPr>
                   <w:sz w:val="24"/>
@@ -21057,12 +21755,12 @@
             <w:pPr>
               <w:jc w:val="center"/>
               <w:rPr>
-                <w:ins w:id="136" w:author="Anthony Cossio" w:date="2025-04-02T09:29:00Z"/>
+                <w:ins w:id="212" w:author="Anthony Cossio" w:date="2025-04-02T09:29:00Z"/>
                 <w:sz w:val="24"/>
                 <w:szCs w:val="24"/>
               </w:rPr>
             </w:pPr>
-            <w:ins w:id="137" w:author="Anthony Cossio" w:date="2025-04-02T09:29:00Z">
+            <w:ins w:id="213" w:author="Anthony Cossio" w:date="2025-04-02T09:29:00Z">
               <w:r>
                 <w:rPr>
                   <w:sz w:val="24"/>
@@ -21081,12 +21779,12 @@
             <w:pPr>
               <w:jc w:val="center"/>
               <w:rPr>
-                <w:ins w:id="138" w:author="Anthony Cossio" w:date="2025-04-02T09:29:00Z"/>
+                <w:ins w:id="214" w:author="Anthony Cossio" w:date="2025-04-02T09:29:00Z"/>
                 <w:sz w:val="24"/>
                 <w:szCs w:val="24"/>
               </w:rPr>
             </w:pPr>
-            <w:ins w:id="139" w:author="Anthony Cossio" w:date="2025-04-02T09:29:00Z">
+            <w:ins w:id="215" w:author="Anthony Cossio" w:date="2025-04-02T09:29:00Z">
               <w:r>
                 <w:rPr>
                   <w:sz w:val="24"/>
@@ -21105,12 +21803,12 @@
             <w:pPr>
               <w:jc w:val="center"/>
               <w:rPr>
-                <w:ins w:id="140" w:author="Anthony Cossio" w:date="2025-04-02T09:29:00Z"/>
+                <w:ins w:id="216" w:author="Anthony Cossio" w:date="2025-04-02T09:29:00Z"/>
                 <w:sz w:val="24"/>
                 <w:szCs w:val="24"/>
               </w:rPr>
             </w:pPr>
-            <w:ins w:id="141" w:author="Anthony Cossio" w:date="2025-04-02T09:29:00Z">
+            <w:ins w:id="217" w:author="Anthony Cossio" w:date="2025-04-02T09:29:00Z">
               <w:r>
                 <w:rPr>
                   <w:sz w:val="24"/>
@@ -21129,12 +21827,12 @@
             <w:pPr>
               <w:jc w:val="center"/>
               <w:rPr>
-                <w:ins w:id="142" w:author="Anthony Cossio" w:date="2025-04-02T09:29:00Z"/>
+                <w:ins w:id="218" w:author="Anthony Cossio" w:date="2025-04-02T09:29:00Z"/>
                 <w:sz w:val="24"/>
                 <w:szCs w:val="24"/>
               </w:rPr>
             </w:pPr>
-            <w:ins w:id="143" w:author="Anthony Cossio" w:date="2025-04-02T09:29:00Z">
+            <w:ins w:id="219" w:author="Anthony Cossio" w:date="2025-04-02T09:29:00Z">
               <w:r>
                 <w:rPr>
                   <w:sz w:val="24"/>
@@ -21153,12 +21851,12 @@
             <w:pPr>
               <w:jc w:val="center"/>
               <w:rPr>
-                <w:ins w:id="144" w:author="Anthony Cossio" w:date="2025-04-02T09:29:00Z"/>
+                <w:ins w:id="220" w:author="Anthony Cossio" w:date="2025-04-02T09:29:00Z"/>
                 <w:sz w:val="24"/>
                 <w:szCs w:val="24"/>
               </w:rPr>
             </w:pPr>
-            <w:ins w:id="145" w:author="Anthony Cossio" w:date="2025-04-02T09:29:00Z">
+            <w:ins w:id="221" w:author="Anthony Cossio" w:date="2025-04-02T09:29:00Z">
               <w:r>
                 <w:rPr>
                   <w:sz w:val="24"/>
@@ -21177,12 +21875,12 @@
             <w:pPr>
               <w:jc w:val="center"/>
               <w:rPr>
-                <w:ins w:id="146" w:author="Anthony Cossio" w:date="2025-04-02T09:29:00Z"/>
+                <w:ins w:id="222" w:author="Anthony Cossio" w:date="2025-04-02T09:29:00Z"/>
                 <w:sz w:val="24"/>
                 <w:szCs w:val="24"/>
               </w:rPr>
             </w:pPr>
-            <w:ins w:id="147" w:author="Anthony Cossio" w:date="2025-04-02T09:29:00Z">
+            <w:ins w:id="223" w:author="Anthony Cossio" w:date="2025-04-02T09:29:00Z">
               <w:r>
                 <w:rPr>
                   <w:sz w:val="24"/>
@@ -21201,12 +21899,12 @@
             <w:pPr>
               <w:jc w:val="center"/>
               <w:rPr>
-                <w:ins w:id="148" w:author="Anthony Cossio" w:date="2025-04-02T09:29:00Z"/>
+                <w:ins w:id="224" w:author="Anthony Cossio" w:date="2025-04-02T09:29:00Z"/>
                 <w:sz w:val="24"/>
                 <w:szCs w:val="24"/>
               </w:rPr>
             </w:pPr>
-            <w:ins w:id="149" w:author="Anthony Cossio" w:date="2025-04-02T09:29:00Z">
+            <w:ins w:id="225" w:author="Anthony Cossio" w:date="2025-04-02T09:29:00Z">
               <w:r>
                 <w:rPr>
                   <w:sz w:val="24"/>
@@ -21221,7 +21919,7 @@
       <w:tr>
         <w:trPr>
           <w:jc w:val="center"/>
-          <w:ins w:id="150" w:author="Anthony Cossio" w:date="2025-04-02T09:29:00Z"/>
+          <w:ins w:id="226" w:author="Anthony Cossio" w:date="2025-04-02T09:29:00Z"/>
         </w:trPr>
         <w:tc>
           <w:tcPr>
@@ -21230,12 +21928,12 @@
           <w:p>
             <w:pPr>
               <w:rPr>
-                <w:ins w:id="151" w:author="Anthony Cossio" w:date="2025-04-02T09:29:00Z"/>
+                <w:ins w:id="227" w:author="Anthony Cossio" w:date="2025-04-02T09:29:00Z"/>
                 <w:sz w:val="24"/>
                 <w:szCs w:val="24"/>
               </w:rPr>
             </w:pPr>
-            <w:ins w:id="152" w:author="Anthony Cossio" w:date="2025-04-02T09:29:00Z">
+            <w:ins w:id="228" w:author="Anthony Cossio" w:date="2025-04-02T09:29:00Z">
               <w:r>
                 <w:rPr>
                   <w:sz w:val="24"/>
@@ -21254,12 +21952,12 @@
             <w:pPr>
               <w:jc w:val="center"/>
               <w:rPr>
-                <w:ins w:id="153" w:author="Anthony Cossio" w:date="2025-04-02T09:29:00Z"/>
+                <w:ins w:id="229" w:author="Anthony Cossio" w:date="2025-04-02T09:29:00Z"/>
                 <w:sz w:val="24"/>
                 <w:szCs w:val="24"/>
               </w:rPr>
             </w:pPr>
-            <w:ins w:id="154" w:author="Anthony Cossio" w:date="2025-04-02T09:29:00Z">
+            <w:ins w:id="230" w:author="Anthony Cossio" w:date="2025-04-02T09:29:00Z">
               <w:r>
                 <w:rPr>
                   <w:sz w:val="24"/>
@@ -21278,12 +21976,12 @@
             <w:pPr>
               <w:jc w:val="center"/>
               <w:rPr>
-                <w:ins w:id="155" w:author="Anthony Cossio" w:date="2025-04-02T09:29:00Z"/>
+                <w:ins w:id="231" w:author="Anthony Cossio" w:date="2025-04-02T09:29:00Z"/>
                 <w:sz w:val="24"/>
                 <w:szCs w:val="24"/>
               </w:rPr>
             </w:pPr>
-            <w:ins w:id="156" w:author="Anthony Cossio" w:date="2025-04-02T09:29:00Z">
+            <w:ins w:id="232" w:author="Anthony Cossio" w:date="2025-04-02T09:29:00Z">
               <w:r>
                 <w:rPr>
                   <w:sz w:val="24"/>
@@ -21302,12 +22000,12 @@
             <w:pPr>
               <w:jc w:val="center"/>
               <w:rPr>
-                <w:ins w:id="157" w:author="Anthony Cossio" w:date="2025-04-02T09:29:00Z"/>
+                <w:ins w:id="233" w:author="Anthony Cossio" w:date="2025-04-02T09:29:00Z"/>
                 <w:sz w:val="24"/>
                 <w:szCs w:val="24"/>
               </w:rPr>
             </w:pPr>
-            <w:ins w:id="158" w:author="Anthony Cossio" w:date="2025-04-02T09:29:00Z">
+            <w:ins w:id="234" w:author="Anthony Cossio" w:date="2025-04-02T09:29:00Z">
               <w:r>
                 <w:rPr>
                   <w:sz w:val="24"/>
@@ -21326,12 +22024,12 @@
             <w:pPr>
               <w:jc w:val="center"/>
               <w:rPr>
-                <w:ins w:id="159" w:author="Anthony Cossio" w:date="2025-04-02T09:29:00Z"/>
+                <w:ins w:id="235" w:author="Anthony Cossio" w:date="2025-04-02T09:29:00Z"/>
                 <w:sz w:val="24"/>
                 <w:szCs w:val="24"/>
               </w:rPr>
             </w:pPr>
-            <w:ins w:id="160" w:author="Anthony Cossio" w:date="2025-04-02T09:29:00Z">
+            <w:ins w:id="236" w:author="Anthony Cossio" w:date="2025-04-02T09:29:00Z">
               <w:r>
                 <w:rPr>
                   <w:sz w:val="24"/>
@@ -21350,12 +22048,12 @@
             <w:pPr>
               <w:jc w:val="center"/>
               <w:rPr>
-                <w:ins w:id="161" w:author="Anthony Cossio" w:date="2025-04-02T09:29:00Z"/>
+                <w:ins w:id="237" w:author="Anthony Cossio" w:date="2025-04-02T09:29:00Z"/>
                 <w:sz w:val="24"/>
                 <w:szCs w:val="24"/>
               </w:rPr>
             </w:pPr>
-            <w:ins w:id="162" w:author="Anthony Cossio" w:date="2025-04-02T09:29:00Z">
+            <w:ins w:id="238" w:author="Anthony Cossio" w:date="2025-04-02T09:29:00Z">
               <w:r>
                 <w:rPr>
                   <w:sz w:val="24"/>
@@ -21374,12 +22072,12 @@
             <w:pPr>
               <w:jc w:val="center"/>
               <w:rPr>
-                <w:ins w:id="163" w:author="Anthony Cossio" w:date="2025-04-02T09:29:00Z"/>
+                <w:ins w:id="239" w:author="Anthony Cossio" w:date="2025-04-02T09:29:00Z"/>
                 <w:sz w:val="24"/>
                 <w:szCs w:val="24"/>
               </w:rPr>
             </w:pPr>
-            <w:ins w:id="164" w:author="Anthony Cossio" w:date="2025-04-02T09:29:00Z">
+            <w:ins w:id="240" w:author="Anthony Cossio" w:date="2025-04-02T09:29:00Z">
               <w:r>
                 <w:rPr>
                   <w:sz w:val="24"/>
@@ -21398,12 +22096,12 @@
             <w:pPr>
               <w:jc w:val="center"/>
               <w:rPr>
-                <w:ins w:id="165" w:author="Anthony Cossio" w:date="2025-04-02T09:29:00Z"/>
+                <w:ins w:id="241" w:author="Anthony Cossio" w:date="2025-04-02T09:29:00Z"/>
                 <w:sz w:val="24"/>
                 <w:szCs w:val="24"/>
               </w:rPr>
             </w:pPr>
-            <w:ins w:id="166" w:author="Anthony Cossio" w:date="2025-04-02T09:29:00Z">
+            <w:ins w:id="242" w:author="Anthony Cossio" w:date="2025-04-02T09:29:00Z">
               <w:r>
                 <w:rPr>
                   <w:sz w:val="24"/>
@@ -21421,7 +22119,7 @@
         <w:pStyle w:val="BodyText"/>
         <w:spacing w:before="181"/>
         <w:rPr>
-          <w:ins w:id="167" w:author="Anthony Cossio" w:date="2025-04-02T09:28:00Z"/>
+          <w:ins w:id="243" w:author="Anthony Cossio" w:date="2025-04-02T09:28:00Z"/>
         </w:rPr>
       </w:pPr>
     </w:p>
@@ -21437,7 +22135,7 @@
         <w:ind w:left="100"/>
         <w:rPr>
           <w:strike/>
-          <w:rPrChange w:id="168" w:author="Anthony Cossio" w:date="2025-04-02T09:29:00Z">
+          <w:rPrChange w:id="244" w:author="Anthony Cossio" w:date="2025-04-02T09:29:00Z">
             <w:rPr/>
           </w:rPrChange>
         </w:rPr>
@@ -21445,7 +22143,7 @@
       <w:r>
         <w:rPr>
           <w:strike/>
-          <w:rPrChange w:id="169" w:author="Anthony Cossio" w:date="2025-04-02T09:29:00Z">
+          <w:rPrChange w:id="245" w:author="Anthony Cossio" w:date="2025-04-02T09:29:00Z">
             <w:rPr/>
           </w:rPrChange>
         </w:rPr>
@@ -21455,7 +22153,7 @@
         <w:rPr>
           <w:strike/>
           <w:spacing w:val="-4"/>
-          <w:rPrChange w:id="170" w:author="Anthony Cossio" w:date="2025-04-02T09:29:00Z">
+          <w:rPrChange w:id="246" w:author="Anthony Cossio" w:date="2025-04-02T09:29:00Z">
             <w:rPr>
               <w:spacing w:val="-4"/>
             </w:rPr>
@@ -21466,7 +22164,7 @@
       <w:r>
         <w:rPr>
           <w:strike/>
-          <w:rPrChange w:id="171" w:author="Anthony Cossio" w:date="2025-04-02T09:29:00Z">
+          <w:rPrChange w:id="247" w:author="Anthony Cossio" w:date="2025-04-02T09:29:00Z">
             <w:rPr/>
           </w:rPrChange>
         </w:rPr>
@@ -21476,7 +22174,7 @@
         <w:rPr>
           <w:strike/>
           <w:spacing w:val="-3"/>
-          <w:rPrChange w:id="172" w:author="Anthony Cossio" w:date="2025-04-02T09:29:00Z">
+          <w:rPrChange w:id="248" w:author="Anthony Cossio" w:date="2025-04-02T09:29:00Z">
             <w:rPr>
               <w:spacing w:val="-3"/>
             </w:rPr>
@@ -21487,7 +22185,7 @@
       <w:r>
         <w:rPr>
           <w:strike/>
-          <w:rPrChange w:id="173" w:author="Anthony Cossio" w:date="2025-04-02T09:29:00Z">
+          <w:rPrChange w:id="249" w:author="Anthony Cossio" w:date="2025-04-02T09:29:00Z">
             <w:rPr/>
           </w:rPrChange>
         </w:rPr>
@@ -21497,7 +22195,7 @@
         <w:rPr>
           <w:strike/>
           <w:spacing w:val="-2"/>
-          <w:rPrChange w:id="174" w:author="Anthony Cossio" w:date="2025-04-02T09:29:00Z">
+          <w:rPrChange w:id="250" w:author="Anthony Cossio" w:date="2025-04-02T09:29:00Z">
             <w:rPr>
               <w:spacing w:val="-2"/>
             </w:rPr>
@@ -21508,7 +22206,7 @@
       <w:r>
         <w:rPr>
           <w:strike/>
-          <w:rPrChange w:id="175" w:author="Anthony Cossio" w:date="2025-04-02T09:29:00Z">
+          <w:rPrChange w:id="251" w:author="Anthony Cossio" w:date="2025-04-02T09:29:00Z">
             <w:rPr/>
           </w:rPrChange>
         </w:rPr>
@@ -21518,7 +22216,7 @@
         <w:rPr>
           <w:strike/>
           <w:spacing w:val="-2"/>
-          <w:rPrChange w:id="176" w:author="Anthony Cossio" w:date="2025-04-02T09:29:00Z">
+          <w:rPrChange w:id="252" w:author="Anthony Cossio" w:date="2025-04-02T09:29:00Z">
             <w:rPr>
               <w:spacing w:val="-2"/>
             </w:rPr>
@@ -21529,7 +22227,7 @@
       <w:r>
         <w:rPr>
           <w:strike/>
-          <w:rPrChange w:id="177" w:author="Anthony Cossio" w:date="2025-04-02T09:29:00Z">
+          <w:rPrChange w:id="253" w:author="Anthony Cossio" w:date="2025-04-02T09:29:00Z">
             <w:rPr/>
           </w:rPrChange>
         </w:rPr>
@@ -21539,7 +22237,7 @@
         <w:rPr>
           <w:strike/>
           <w:spacing w:val="-2"/>
-          <w:rPrChange w:id="178" w:author="Anthony Cossio" w:date="2025-04-02T09:29:00Z">
+          <w:rPrChange w:id="254" w:author="Anthony Cossio" w:date="2025-04-02T09:29:00Z">
             <w:rPr>
               <w:spacing w:val="-2"/>
             </w:rPr>
@@ -21550,7 +22248,7 @@
       <w:r>
         <w:rPr>
           <w:strike/>
-          <w:rPrChange w:id="179" w:author="Anthony Cossio" w:date="2025-04-02T09:29:00Z">
+          <w:rPrChange w:id="255" w:author="Anthony Cossio" w:date="2025-04-02T09:29:00Z">
             <w:rPr/>
           </w:rPrChange>
         </w:rPr>
@@ -21560,7 +22258,7 @@
         <w:rPr>
           <w:strike/>
           <w:spacing w:val="-2"/>
-          <w:rPrChange w:id="180" w:author="Anthony Cossio" w:date="2025-04-02T09:29:00Z">
+          <w:rPrChange w:id="256" w:author="Anthony Cossio" w:date="2025-04-02T09:29:00Z">
             <w:rPr>
               <w:spacing w:val="-2"/>
             </w:rPr>
@@ -21571,7 +22269,7 @@
       <w:r>
         <w:rPr>
           <w:strike/>
-          <w:rPrChange w:id="181" w:author="Anthony Cossio" w:date="2025-04-02T09:29:00Z">
+          <w:rPrChange w:id="257" w:author="Anthony Cossio" w:date="2025-04-02T09:29:00Z">
             <w:rPr/>
           </w:rPrChange>
         </w:rPr>
@@ -21581,7 +22279,7 @@
         <w:rPr>
           <w:strike/>
           <w:spacing w:val="-2"/>
-          <w:rPrChange w:id="182" w:author="Anthony Cossio" w:date="2025-04-02T09:29:00Z">
+          <w:rPrChange w:id="258" w:author="Anthony Cossio" w:date="2025-04-02T09:29:00Z">
             <w:rPr>
               <w:spacing w:val="-2"/>
             </w:rPr>
@@ -21592,7 +22290,7 @@
       <w:r>
         <w:rPr>
           <w:strike/>
-          <w:rPrChange w:id="183" w:author="Anthony Cossio" w:date="2025-04-02T09:29:00Z">
+          <w:rPrChange w:id="259" w:author="Anthony Cossio" w:date="2025-04-02T09:29:00Z">
             <w:rPr/>
           </w:rPrChange>
         </w:rPr>
@@ -21602,7 +22300,7 @@
         <w:rPr>
           <w:strike/>
           <w:spacing w:val="-2"/>
-          <w:rPrChange w:id="184" w:author="Anthony Cossio" w:date="2025-04-02T09:29:00Z">
+          <w:rPrChange w:id="260" w:author="Anthony Cossio" w:date="2025-04-02T09:29:00Z">
             <w:rPr>
               <w:spacing w:val="-2"/>
             </w:rPr>
@@ -21613,7 +22311,7 @@
       <w:r>
         <w:rPr>
           <w:strike/>
-          <w:rPrChange w:id="185" w:author="Anthony Cossio" w:date="2025-04-02T09:29:00Z">
+          <w:rPrChange w:id="261" w:author="Anthony Cossio" w:date="2025-04-02T09:29:00Z">
             <w:rPr/>
           </w:rPrChange>
         </w:rPr>
@@ -21623,7 +22321,7 @@
         <w:rPr>
           <w:strike/>
           <w:spacing w:val="-3"/>
-          <w:rPrChange w:id="186" w:author="Anthony Cossio" w:date="2025-04-02T09:29:00Z">
+          <w:rPrChange w:id="262" w:author="Anthony Cossio" w:date="2025-04-02T09:29:00Z">
             <w:rPr>
               <w:spacing w:val="-3"/>
             </w:rPr>
@@ -21634,7 +22332,7 @@
       <w:r>
         <w:rPr>
           <w:strike/>
-          <w:rPrChange w:id="187" w:author="Anthony Cossio" w:date="2025-04-02T09:29:00Z">
+          <w:rPrChange w:id="263" w:author="Anthony Cossio" w:date="2025-04-02T09:29:00Z">
             <w:rPr/>
           </w:rPrChange>
         </w:rPr>
@@ -21644,7 +22342,7 @@
         <w:rPr>
           <w:strike/>
           <w:spacing w:val="-2"/>
-          <w:rPrChange w:id="188" w:author="Anthony Cossio" w:date="2025-04-02T09:29:00Z">
+          <w:rPrChange w:id="264" w:author="Anthony Cossio" w:date="2025-04-02T09:29:00Z">
             <w:rPr>
               <w:spacing w:val="-2"/>
             </w:rPr>
@@ -21655,7 +22353,7 @@
       <w:r>
         <w:rPr>
           <w:strike/>
-          <w:rPrChange w:id="189" w:author="Anthony Cossio" w:date="2025-04-02T09:29:00Z">
+          <w:rPrChange w:id="265" w:author="Anthony Cossio" w:date="2025-04-02T09:29:00Z">
             <w:rPr/>
           </w:rPrChange>
         </w:rPr>
@@ -21665,7 +22363,7 @@
         <w:rPr>
           <w:strike/>
           <w:spacing w:val="-2"/>
-          <w:rPrChange w:id="190" w:author="Anthony Cossio" w:date="2025-04-02T09:29:00Z">
+          <w:rPrChange w:id="266" w:author="Anthony Cossio" w:date="2025-04-02T09:29:00Z">
             <w:rPr>
               <w:spacing w:val="-2"/>
             </w:rPr>
@@ -21681,7 +22379,7 @@
         <w:rPr>
           <w:strike/>
           <w:sz w:val="16"/>
-          <w:rPrChange w:id="191" w:author="Anthony Cossio" w:date="2025-04-02T09:29:00Z">
+          <w:rPrChange w:id="267" w:author="Anthony Cossio" w:date="2025-04-02T09:29:00Z">
             <w:rPr>
               <w:sz w:val="16"/>
             </w:rPr>
@@ -21733,7 +22431,7 @@
               <w:rPr>
                 <w:strike/>
                 <w:sz w:val="24"/>
-                <w:rPrChange w:id="192" w:author="Anthony Cossio" w:date="2025-04-02T09:29:00Z">
+                <w:rPrChange w:id="268" w:author="Anthony Cossio" w:date="2025-04-02T09:29:00Z">
                   <w:rPr>
                     <w:sz w:val="24"/>
                   </w:rPr>
@@ -21745,7 +22443,7 @@
                 <w:strike/>
                 <w:spacing w:val="-2"/>
                 <w:sz w:val="24"/>
-                <w:rPrChange w:id="193" w:author="Anthony Cossio" w:date="2025-04-02T09:29:00Z">
+                <w:rPrChange w:id="269" w:author="Anthony Cossio" w:date="2025-04-02T09:29:00Z">
                   <w:rPr>
                     <w:spacing w:val="-2"/>
                     <w:sz w:val="24"/>
@@ -21769,7 +22467,7 @@
               <w:rPr>
                 <w:strike/>
                 <w:sz w:val="24"/>
-                <w:rPrChange w:id="194" w:author="Anthony Cossio" w:date="2025-04-02T09:29:00Z">
+                <w:rPrChange w:id="270" w:author="Anthony Cossio" w:date="2025-04-02T09:29:00Z">
                   <w:rPr>
                     <w:sz w:val="24"/>
                   </w:rPr>
@@ -21780,7 +22478,7 @@
               <w:rPr>
                 <w:strike/>
                 <w:sz w:val="24"/>
-                <w:rPrChange w:id="195" w:author="Anthony Cossio" w:date="2025-04-02T09:29:00Z">
+                <w:rPrChange w:id="271" w:author="Anthony Cossio" w:date="2025-04-02T09:29:00Z">
                   <w:rPr>
                     <w:sz w:val="24"/>
                   </w:rPr>
@@ -21793,7 +22491,7 @@
                 <w:strike/>
                 <w:spacing w:val="-15"/>
                 <w:sz w:val="24"/>
-                <w:rPrChange w:id="196" w:author="Anthony Cossio" w:date="2025-04-02T09:29:00Z">
+                <w:rPrChange w:id="272" w:author="Anthony Cossio" w:date="2025-04-02T09:29:00Z">
                   <w:rPr>
                     <w:spacing w:val="-15"/>
                     <w:sz w:val="24"/>
@@ -21806,7 +22504,7 @@
               <w:rPr>
                 <w:strike/>
                 <w:sz w:val="24"/>
-                <w:rPrChange w:id="197" w:author="Anthony Cossio" w:date="2025-04-02T09:29:00Z">
+                <w:rPrChange w:id="273" w:author="Anthony Cossio" w:date="2025-04-02T09:29:00Z">
                   <w:rPr>
                     <w:sz w:val="24"/>
                   </w:rPr>
@@ -21819,7 +22517,7 @@
                 <w:strike/>
                 <w:spacing w:val="-2"/>
                 <w:sz w:val="24"/>
-                <w:rPrChange w:id="198" w:author="Anthony Cossio" w:date="2025-04-02T09:29:00Z">
+                <w:rPrChange w:id="274" w:author="Anthony Cossio" w:date="2025-04-02T09:29:00Z">
                   <w:rPr>
                     <w:spacing w:val="-2"/>
                     <w:sz w:val="24"/>
@@ -21838,7 +22536,7 @@
               <w:rPr>
                 <w:strike/>
                 <w:sz w:val="24"/>
-                <w:rPrChange w:id="199" w:author="Anthony Cossio" w:date="2025-04-02T09:29:00Z">
+                <w:rPrChange w:id="275" w:author="Anthony Cossio" w:date="2025-04-02T09:29:00Z">
                   <w:rPr>
                     <w:sz w:val="24"/>
                   </w:rPr>
@@ -21850,7 +22548,7 @@
                 <w:strike/>
                 <w:spacing w:val="-2"/>
                 <w:sz w:val="24"/>
-                <w:rPrChange w:id="200" w:author="Anthony Cossio" w:date="2025-04-02T09:29:00Z">
+                <w:rPrChange w:id="276" w:author="Anthony Cossio" w:date="2025-04-02T09:29:00Z">
                   <w:rPr>
                     <w:spacing w:val="-2"/>
                     <w:sz w:val="24"/>
@@ -21874,7 +22572,7 @@
               <w:rPr>
                 <w:strike/>
                 <w:sz w:val="24"/>
-                <w:rPrChange w:id="201" w:author="Anthony Cossio" w:date="2025-04-02T09:29:00Z">
+                <w:rPrChange w:id="277" w:author="Anthony Cossio" w:date="2025-04-02T09:29:00Z">
                   <w:rPr>
                     <w:sz w:val="24"/>
                   </w:rPr>
@@ -21885,7 +22583,7 @@
               <w:rPr>
                 <w:strike/>
                 <w:sz w:val="24"/>
-                <w:rPrChange w:id="202" w:author="Anthony Cossio" w:date="2025-04-02T09:29:00Z">
+                <w:rPrChange w:id="278" w:author="Anthony Cossio" w:date="2025-04-02T09:29:00Z">
                   <w:rPr>
                     <w:sz w:val="24"/>
                   </w:rPr>
@@ -21898,7 +22596,7 @@
                 <w:strike/>
                 <w:spacing w:val="-15"/>
                 <w:sz w:val="24"/>
-                <w:rPrChange w:id="203" w:author="Anthony Cossio" w:date="2025-04-02T09:29:00Z">
+                <w:rPrChange w:id="279" w:author="Anthony Cossio" w:date="2025-04-02T09:29:00Z">
                   <w:rPr>
                     <w:spacing w:val="-15"/>
                     <w:sz w:val="24"/>
@@ -21911,7 +22609,7 @@
               <w:rPr>
                 <w:strike/>
                 <w:sz w:val="24"/>
-                <w:rPrChange w:id="204" w:author="Anthony Cossio" w:date="2025-04-02T09:29:00Z">
+                <w:rPrChange w:id="280" w:author="Anthony Cossio" w:date="2025-04-02T09:29:00Z">
                   <w:rPr>
                     <w:sz w:val="24"/>
                   </w:rPr>
@@ -21924,7 +22622,7 @@
                 <w:strike/>
                 <w:spacing w:val="-4"/>
                 <w:sz w:val="24"/>
-                <w:rPrChange w:id="205" w:author="Anthony Cossio" w:date="2025-04-02T09:29:00Z">
+                <w:rPrChange w:id="281" w:author="Anthony Cossio" w:date="2025-04-02T09:29:00Z">
                   <w:rPr>
                     <w:spacing w:val="-4"/>
                     <w:sz w:val="24"/>
@@ -21948,7 +22646,7 @@
               <w:rPr>
                 <w:strike/>
                 <w:sz w:val="24"/>
-                <w:rPrChange w:id="206" w:author="Anthony Cossio" w:date="2025-04-02T09:29:00Z">
+                <w:rPrChange w:id="282" w:author="Anthony Cossio" w:date="2025-04-02T09:29:00Z">
                   <w:rPr>
                     <w:sz w:val="24"/>
                   </w:rPr>
@@ -21959,7 +22657,7 @@
               <w:rPr>
                 <w:strike/>
                 <w:sz w:val="24"/>
-                <w:rPrChange w:id="207" w:author="Anthony Cossio" w:date="2025-04-02T09:29:00Z">
+                <w:rPrChange w:id="283" w:author="Anthony Cossio" w:date="2025-04-02T09:29:00Z">
                   <w:rPr>
                     <w:sz w:val="24"/>
                   </w:rPr>
@@ -21972,7 +22670,7 @@
                 <w:strike/>
                 <w:spacing w:val="-15"/>
                 <w:sz w:val="24"/>
-                <w:rPrChange w:id="208" w:author="Anthony Cossio" w:date="2025-04-02T09:29:00Z">
+                <w:rPrChange w:id="284" w:author="Anthony Cossio" w:date="2025-04-02T09:29:00Z">
                   <w:rPr>
                     <w:spacing w:val="-15"/>
                     <w:sz w:val="24"/>
@@ -21985,7 +22683,7 @@
               <w:rPr>
                 <w:strike/>
                 <w:sz w:val="24"/>
-                <w:rPrChange w:id="209" w:author="Anthony Cossio" w:date="2025-04-02T09:29:00Z">
+                <w:rPrChange w:id="285" w:author="Anthony Cossio" w:date="2025-04-02T09:29:00Z">
                   <w:rPr>
                     <w:sz w:val="24"/>
                   </w:rPr>
@@ -21998,7 +22696,7 @@
                 <w:strike/>
                 <w:spacing w:val="-2"/>
                 <w:sz w:val="24"/>
-                <w:rPrChange w:id="210" w:author="Anthony Cossio" w:date="2025-04-02T09:29:00Z">
+                <w:rPrChange w:id="286" w:author="Anthony Cossio" w:date="2025-04-02T09:29:00Z">
                   <w:rPr>
                     <w:spacing w:val="-2"/>
                     <w:sz w:val="24"/>
@@ -22017,7 +22715,7 @@
               <w:rPr>
                 <w:strike/>
                 <w:sz w:val="24"/>
-                <w:rPrChange w:id="211" w:author="Anthony Cossio" w:date="2025-04-02T09:29:00Z">
+                <w:rPrChange w:id="287" w:author="Anthony Cossio" w:date="2025-04-02T09:29:00Z">
                   <w:rPr>
                     <w:sz w:val="24"/>
                   </w:rPr>
@@ -22029,7 +22727,7 @@
                 <w:strike/>
                 <w:spacing w:val="-2"/>
                 <w:sz w:val="24"/>
-                <w:rPrChange w:id="212" w:author="Anthony Cossio" w:date="2025-04-02T09:29:00Z">
+                <w:rPrChange w:id="288" w:author="Anthony Cossio" w:date="2025-04-02T09:29:00Z">
                   <w:rPr>
                     <w:spacing w:val="-2"/>
                     <w:sz w:val="24"/>
@@ -22053,7 +22751,7 @@
               <w:rPr>
                 <w:strike/>
                 <w:sz w:val="24"/>
-                <w:rPrChange w:id="213" w:author="Anthony Cossio" w:date="2025-04-02T09:29:00Z">
+                <w:rPrChange w:id="289" w:author="Anthony Cossio" w:date="2025-04-02T09:29:00Z">
                   <w:rPr>
                     <w:sz w:val="24"/>
                   </w:rPr>
@@ -22064,7 +22762,7 @@
               <w:rPr>
                 <w:strike/>
                 <w:sz w:val="24"/>
-                <w:rPrChange w:id="214" w:author="Anthony Cossio" w:date="2025-04-02T09:29:00Z">
+                <w:rPrChange w:id="290" w:author="Anthony Cossio" w:date="2025-04-02T09:29:00Z">
                   <w:rPr>
                     <w:sz w:val="24"/>
                   </w:rPr>
@@ -22077,7 +22775,7 @@
                 <w:strike/>
                 <w:spacing w:val="-15"/>
                 <w:sz w:val="24"/>
-                <w:rPrChange w:id="215" w:author="Anthony Cossio" w:date="2025-04-02T09:29:00Z">
+                <w:rPrChange w:id="291" w:author="Anthony Cossio" w:date="2025-04-02T09:29:00Z">
                   <w:rPr>
                     <w:spacing w:val="-15"/>
                     <w:sz w:val="24"/>
@@ -22090,7 +22788,7 @@
               <w:rPr>
                 <w:strike/>
                 <w:sz w:val="24"/>
-                <w:rPrChange w:id="216" w:author="Anthony Cossio" w:date="2025-04-02T09:29:00Z">
+                <w:rPrChange w:id="292" w:author="Anthony Cossio" w:date="2025-04-02T09:29:00Z">
                   <w:rPr>
                     <w:sz w:val="24"/>
                   </w:rPr>
@@ -22103,7 +22801,7 @@
                 <w:strike/>
                 <w:spacing w:val="-2"/>
                 <w:sz w:val="24"/>
-                <w:rPrChange w:id="217" w:author="Anthony Cossio" w:date="2025-04-02T09:29:00Z">
+                <w:rPrChange w:id="293" w:author="Anthony Cossio" w:date="2025-04-02T09:29:00Z">
                   <w:rPr>
                     <w:spacing w:val="-2"/>
                     <w:sz w:val="24"/>
@@ -22122,7 +22820,7 @@
               <w:rPr>
                 <w:strike/>
                 <w:sz w:val="24"/>
-                <w:rPrChange w:id="218" w:author="Anthony Cossio" w:date="2025-04-02T09:29:00Z">
+                <w:rPrChange w:id="294" w:author="Anthony Cossio" w:date="2025-04-02T09:29:00Z">
                   <w:rPr>
                     <w:sz w:val="24"/>
                   </w:rPr>
@@ -22134,7 +22832,7 @@
                 <w:strike/>
                 <w:spacing w:val="-2"/>
                 <w:sz w:val="24"/>
-                <w:rPrChange w:id="219" w:author="Anthony Cossio" w:date="2025-04-02T09:29:00Z">
+                <w:rPrChange w:id="295" w:author="Anthony Cossio" w:date="2025-04-02T09:29:00Z">
                   <w:rPr>
                     <w:spacing w:val="-2"/>
                     <w:sz w:val="24"/>
@@ -22158,7 +22856,7 @@
               <w:rPr>
                 <w:strike/>
                 <w:sz w:val="24"/>
-                <w:rPrChange w:id="220" w:author="Anthony Cossio" w:date="2025-04-02T09:29:00Z">
+                <w:rPrChange w:id="296" w:author="Anthony Cossio" w:date="2025-04-02T09:29:00Z">
                   <w:rPr>
                     <w:sz w:val="24"/>
                   </w:rPr>
@@ -22169,7 +22867,7 @@
               <w:rPr>
                 <w:strike/>
                 <w:sz w:val="24"/>
-                <w:rPrChange w:id="221" w:author="Anthony Cossio" w:date="2025-04-02T09:29:00Z">
+                <w:rPrChange w:id="297" w:author="Anthony Cossio" w:date="2025-04-02T09:29:00Z">
                   <w:rPr>
                     <w:sz w:val="24"/>
                   </w:rPr>
@@ -22182,7 +22880,7 @@
                 <w:strike/>
                 <w:spacing w:val="-15"/>
                 <w:sz w:val="24"/>
-                <w:rPrChange w:id="222" w:author="Anthony Cossio" w:date="2025-04-02T09:29:00Z">
+                <w:rPrChange w:id="298" w:author="Anthony Cossio" w:date="2025-04-02T09:29:00Z">
                   <w:rPr>
                     <w:spacing w:val="-15"/>
                     <w:sz w:val="24"/>
@@ -22195,7 +22893,7 @@
               <w:rPr>
                 <w:strike/>
                 <w:sz w:val="24"/>
-                <w:rPrChange w:id="223" w:author="Anthony Cossio" w:date="2025-04-02T09:29:00Z">
+                <w:rPrChange w:id="299" w:author="Anthony Cossio" w:date="2025-04-02T09:29:00Z">
                   <w:rPr>
                     <w:sz w:val="24"/>
                   </w:rPr>
@@ -22208,7 +22906,7 @@
                 <w:strike/>
                 <w:spacing w:val="-4"/>
                 <w:sz w:val="24"/>
-                <w:rPrChange w:id="224" w:author="Anthony Cossio" w:date="2025-04-02T09:29:00Z">
+                <w:rPrChange w:id="300" w:author="Anthony Cossio" w:date="2025-04-02T09:29:00Z">
                   <w:rPr>
                     <w:spacing w:val="-4"/>
                     <w:sz w:val="24"/>
@@ -22232,7 +22930,7 @@
               <w:rPr>
                 <w:strike/>
                 <w:sz w:val="24"/>
-                <w:rPrChange w:id="225" w:author="Anthony Cossio" w:date="2025-04-02T09:29:00Z">
+                <w:rPrChange w:id="301" w:author="Anthony Cossio" w:date="2025-04-02T09:29:00Z">
                   <w:rPr>
                     <w:sz w:val="24"/>
                   </w:rPr>
@@ -22243,7 +22941,7 @@
               <w:rPr>
                 <w:strike/>
                 <w:sz w:val="24"/>
-                <w:rPrChange w:id="226" w:author="Anthony Cossio" w:date="2025-04-02T09:29:00Z">
+                <w:rPrChange w:id="302" w:author="Anthony Cossio" w:date="2025-04-02T09:29:00Z">
                   <w:rPr>
                     <w:sz w:val="24"/>
                   </w:rPr>
@@ -22256,7 +22954,7 @@
                 <w:strike/>
                 <w:spacing w:val="-15"/>
                 <w:sz w:val="24"/>
-                <w:rPrChange w:id="227" w:author="Anthony Cossio" w:date="2025-04-02T09:29:00Z">
+                <w:rPrChange w:id="303" w:author="Anthony Cossio" w:date="2025-04-02T09:29:00Z">
                   <w:rPr>
                     <w:spacing w:val="-15"/>
                     <w:sz w:val="24"/>
@@ -22269,7 +22967,7 @@
               <w:rPr>
                 <w:strike/>
                 <w:sz w:val="24"/>
-                <w:rPrChange w:id="228" w:author="Anthony Cossio" w:date="2025-04-02T09:29:00Z">
+                <w:rPrChange w:id="304" w:author="Anthony Cossio" w:date="2025-04-02T09:29:00Z">
                   <w:rPr>
                     <w:sz w:val="24"/>
                   </w:rPr>
@@ -22282,7 +22980,7 @@
                 <w:strike/>
                 <w:spacing w:val="-2"/>
                 <w:sz w:val="24"/>
-                <w:rPrChange w:id="229" w:author="Anthony Cossio" w:date="2025-04-02T09:29:00Z">
+                <w:rPrChange w:id="305" w:author="Anthony Cossio" w:date="2025-04-02T09:29:00Z">
                   <w:rPr>
                     <w:spacing w:val="-2"/>
                     <w:sz w:val="24"/>
@@ -22301,7 +22999,7 @@
               <w:rPr>
                 <w:strike/>
                 <w:sz w:val="24"/>
-                <w:rPrChange w:id="230" w:author="Anthony Cossio" w:date="2025-04-02T09:29:00Z">
+                <w:rPrChange w:id="306" w:author="Anthony Cossio" w:date="2025-04-02T09:29:00Z">
                   <w:rPr>
                     <w:sz w:val="24"/>
                   </w:rPr>
@@ -22313,7 +23011,7 @@
                 <w:strike/>
                 <w:spacing w:val="-2"/>
                 <w:sz w:val="24"/>
-                <w:rPrChange w:id="231" w:author="Anthony Cossio" w:date="2025-04-02T09:29:00Z">
+                <w:rPrChange w:id="307" w:author="Anthony Cossio" w:date="2025-04-02T09:29:00Z">
                   <w:rPr>
                     <w:spacing w:val="-2"/>
                     <w:sz w:val="24"/>
@@ -22341,7 +23039,7 @@
               <w:rPr>
                 <w:strike/>
                 <w:sz w:val="24"/>
-                <w:rPrChange w:id="232" w:author="Anthony Cossio" w:date="2025-04-02T09:29:00Z">
+                <w:rPrChange w:id="308" w:author="Anthony Cossio" w:date="2025-04-02T09:29:00Z">
                   <w:rPr>
                     <w:sz w:val="24"/>
                   </w:rPr>
@@ -22353,7 +23051,7 @@
                 <w:strike/>
                 <w:spacing w:val="-2"/>
                 <w:sz w:val="24"/>
-                <w:rPrChange w:id="233" w:author="Anthony Cossio" w:date="2025-04-02T09:29:00Z">
+                <w:rPrChange w:id="309" w:author="Anthony Cossio" w:date="2025-04-02T09:29:00Z">
                   <w:rPr>
                     <w:spacing w:val="-2"/>
                     <w:sz w:val="24"/>
@@ -22376,7 +23074,7 @@
               <w:rPr>
                 <w:strike/>
                 <w:sz w:val="24"/>
-                <w:rPrChange w:id="234" w:author="Anthony Cossio" w:date="2025-04-02T09:29:00Z">
+                <w:rPrChange w:id="310" w:author="Anthony Cossio" w:date="2025-04-02T09:29:00Z">
                   <w:rPr>
                     <w:sz w:val="24"/>
                   </w:rPr>
@@ -22388,7 +23086,7 @@
                 <w:strike/>
                 <w:spacing w:val="-2"/>
                 <w:sz w:val="24"/>
-                <w:rPrChange w:id="235" w:author="Anthony Cossio" w:date="2025-04-02T09:29:00Z">
+                <w:rPrChange w:id="311" w:author="Anthony Cossio" w:date="2025-04-02T09:29:00Z">
                   <w:rPr>
                     <w:spacing w:val="-2"/>
                     <w:sz w:val="24"/>
@@ -22411,7 +23109,7 @@
               <w:rPr>
                 <w:strike/>
                 <w:sz w:val="24"/>
-                <w:rPrChange w:id="236" w:author="Anthony Cossio" w:date="2025-04-02T09:29:00Z">
+                <w:rPrChange w:id="312" w:author="Anthony Cossio" w:date="2025-04-02T09:29:00Z">
                   <w:rPr>
                     <w:sz w:val="24"/>
                   </w:rPr>
@@ -22423,7 +23121,7 @@
                 <w:strike/>
                 <w:spacing w:val="-2"/>
                 <w:sz w:val="24"/>
-                <w:rPrChange w:id="237" w:author="Anthony Cossio" w:date="2025-04-02T09:29:00Z">
+                <w:rPrChange w:id="313" w:author="Anthony Cossio" w:date="2025-04-02T09:29:00Z">
                   <w:rPr>
                     <w:spacing w:val="-2"/>
                     <w:sz w:val="24"/>
@@ -22446,7 +23144,7 @@
               <w:rPr>
                 <w:strike/>
                 <w:sz w:val="24"/>
-                <w:rPrChange w:id="238" w:author="Anthony Cossio" w:date="2025-04-02T09:29:00Z">
+                <w:rPrChange w:id="314" w:author="Anthony Cossio" w:date="2025-04-02T09:29:00Z">
                   <w:rPr>
                     <w:sz w:val="24"/>
                   </w:rPr>
@@ -22458,7 +23156,7 @@
                 <w:strike/>
                 <w:spacing w:val="-4"/>
                 <w:sz w:val="24"/>
-                <w:rPrChange w:id="239" w:author="Anthony Cossio" w:date="2025-04-02T09:29:00Z">
+                <w:rPrChange w:id="315" w:author="Anthony Cossio" w:date="2025-04-02T09:29:00Z">
                   <w:rPr>
                     <w:spacing w:val="-4"/>
                     <w:sz w:val="24"/>
@@ -22481,7 +23179,7 @@
               <w:rPr>
                 <w:strike/>
                 <w:sz w:val="24"/>
-                <w:rPrChange w:id="240" w:author="Anthony Cossio" w:date="2025-04-02T09:29:00Z">
+                <w:rPrChange w:id="316" w:author="Anthony Cossio" w:date="2025-04-02T09:29:00Z">
                   <w:rPr>
                     <w:sz w:val="24"/>
                   </w:rPr>
@@ -22493,7 +23191,7 @@
                 <w:strike/>
                 <w:spacing w:val="-2"/>
                 <w:sz w:val="24"/>
-                <w:rPrChange w:id="241" w:author="Anthony Cossio" w:date="2025-04-02T09:29:00Z">
+                <w:rPrChange w:id="317" w:author="Anthony Cossio" w:date="2025-04-02T09:29:00Z">
                   <w:rPr>
                     <w:spacing w:val="-2"/>
                     <w:sz w:val="24"/>
@@ -22516,7 +23214,7 @@
               <w:rPr>
                 <w:strike/>
                 <w:sz w:val="24"/>
-                <w:rPrChange w:id="242" w:author="Anthony Cossio" w:date="2025-04-02T09:29:00Z">
+                <w:rPrChange w:id="318" w:author="Anthony Cossio" w:date="2025-04-02T09:29:00Z">
                   <w:rPr>
                     <w:sz w:val="24"/>
                   </w:rPr>
@@ -22528,7 +23226,7 @@
                 <w:strike/>
                 <w:spacing w:val="-2"/>
                 <w:sz w:val="24"/>
-                <w:rPrChange w:id="243" w:author="Anthony Cossio" w:date="2025-04-02T09:29:00Z">
+                <w:rPrChange w:id="319" w:author="Anthony Cossio" w:date="2025-04-02T09:29:00Z">
                   <w:rPr>
                     <w:spacing w:val="-2"/>
                     <w:sz w:val="24"/>
@@ -22551,7 +23249,7 @@
               <w:rPr>
                 <w:strike/>
                 <w:sz w:val="24"/>
-                <w:rPrChange w:id="244" w:author="Anthony Cossio" w:date="2025-04-02T09:29:00Z">
+                <w:rPrChange w:id="320" w:author="Anthony Cossio" w:date="2025-04-02T09:29:00Z">
                   <w:rPr>
                     <w:sz w:val="24"/>
                   </w:rPr>
@@ -22563,7 +23261,7 @@
                 <w:strike/>
                 <w:spacing w:val="-4"/>
                 <w:sz w:val="24"/>
-                <w:rPrChange w:id="245" w:author="Anthony Cossio" w:date="2025-04-02T09:29:00Z">
+                <w:rPrChange w:id="321" w:author="Anthony Cossio" w:date="2025-04-02T09:29:00Z">
                   <w:rPr>
                     <w:spacing w:val="-4"/>
                     <w:sz w:val="24"/>
@@ -22591,7 +23289,7 @@
               <w:rPr>
                 <w:strike/>
                 <w:sz w:val="24"/>
-                <w:rPrChange w:id="246" w:author="Anthony Cossio" w:date="2025-04-02T09:29:00Z">
+                <w:rPrChange w:id="322" w:author="Anthony Cossio" w:date="2025-04-02T09:29:00Z">
                   <w:rPr>
                     <w:sz w:val="24"/>
                   </w:rPr>
@@ -22603,7 +23301,7 @@
                 <w:strike/>
                 <w:spacing w:val="-2"/>
                 <w:sz w:val="24"/>
-                <w:rPrChange w:id="247" w:author="Anthony Cossio" w:date="2025-04-02T09:29:00Z">
+                <w:rPrChange w:id="323" w:author="Anthony Cossio" w:date="2025-04-02T09:29:00Z">
                   <w:rPr>
                     <w:spacing w:val="-2"/>
                     <w:sz w:val="24"/>
@@ -22626,7 +23324,7 @@
               <w:rPr>
                 <w:strike/>
                 <w:sz w:val="24"/>
-                <w:rPrChange w:id="248" w:author="Anthony Cossio" w:date="2025-04-02T09:29:00Z">
+                <w:rPrChange w:id="324" w:author="Anthony Cossio" w:date="2025-04-02T09:29:00Z">
                   <w:rPr>
                     <w:sz w:val="24"/>
                   </w:rPr>
@@ -22638,7 +23336,7 @@
                 <w:strike/>
                 <w:spacing w:val="-2"/>
                 <w:sz w:val="24"/>
-                <w:rPrChange w:id="249" w:author="Anthony Cossio" w:date="2025-04-02T09:29:00Z">
+                <w:rPrChange w:id="325" w:author="Anthony Cossio" w:date="2025-04-02T09:29:00Z">
                   <w:rPr>
                     <w:spacing w:val="-2"/>
                     <w:sz w:val="24"/>
@@ -22661,7 +23359,7 @@
               <w:rPr>
                 <w:strike/>
                 <w:sz w:val="24"/>
-                <w:rPrChange w:id="250" w:author="Anthony Cossio" w:date="2025-04-02T09:29:00Z">
+                <w:rPrChange w:id="326" w:author="Anthony Cossio" w:date="2025-04-02T09:29:00Z">
                   <w:rPr>
                     <w:sz w:val="24"/>
                   </w:rPr>
@@ -22673,7 +23371,7 @@
                 <w:strike/>
                 <w:spacing w:val="-2"/>
                 <w:sz w:val="24"/>
-                <w:rPrChange w:id="251" w:author="Anthony Cossio" w:date="2025-04-02T09:29:00Z">
+                <w:rPrChange w:id="327" w:author="Anthony Cossio" w:date="2025-04-02T09:29:00Z">
                   <w:rPr>
                     <w:spacing w:val="-2"/>
                     <w:sz w:val="24"/>
@@ -22696,7 +23394,7 @@
               <w:rPr>
                 <w:strike/>
                 <w:sz w:val="24"/>
-                <w:rPrChange w:id="252" w:author="Anthony Cossio" w:date="2025-04-02T09:29:00Z">
+                <w:rPrChange w:id="328" w:author="Anthony Cossio" w:date="2025-04-02T09:29:00Z">
                   <w:rPr>
                     <w:sz w:val="24"/>
                   </w:rPr>
@@ -22708,7 +23406,7 @@
                 <w:strike/>
                 <w:spacing w:val="-4"/>
                 <w:sz w:val="24"/>
-                <w:rPrChange w:id="253" w:author="Anthony Cossio" w:date="2025-04-02T09:29:00Z">
+                <w:rPrChange w:id="329" w:author="Anthony Cossio" w:date="2025-04-02T09:29:00Z">
                   <w:rPr>
                     <w:spacing w:val="-4"/>
                     <w:sz w:val="24"/>
@@ -22731,7 +23429,7 @@
               <w:rPr>
                 <w:strike/>
                 <w:sz w:val="24"/>
-                <w:rPrChange w:id="254" w:author="Anthony Cossio" w:date="2025-04-02T09:29:00Z">
+                <w:rPrChange w:id="330" w:author="Anthony Cossio" w:date="2025-04-02T09:29:00Z">
                   <w:rPr>
                     <w:sz w:val="24"/>
                   </w:rPr>
@@ -22743,7 +23441,7 @@
                 <w:strike/>
                 <w:spacing w:val="-2"/>
                 <w:sz w:val="24"/>
-                <w:rPrChange w:id="255" w:author="Anthony Cossio" w:date="2025-04-02T09:29:00Z">
+                <w:rPrChange w:id="331" w:author="Anthony Cossio" w:date="2025-04-02T09:29:00Z">
                   <w:rPr>
                     <w:spacing w:val="-2"/>
                     <w:sz w:val="24"/>
@@ -22766,7 +23464,7 @@
               <w:rPr>
                 <w:strike/>
                 <w:sz w:val="24"/>
-                <w:rPrChange w:id="256" w:author="Anthony Cossio" w:date="2025-04-02T09:29:00Z">
+                <w:rPrChange w:id="332" w:author="Anthony Cossio" w:date="2025-04-02T09:29:00Z">
                   <w:rPr>
                     <w:sz w:val="24"/>
                   </w:rPr>
@@ -22778,7 +23476,7 @@
                 <w:strike/>
                 <w:spacing w:val="-2"/>
                 <w:sz w:val="24"/>
-                <w:rPrChange w:id="257" w:author="Anthony Cossio" w:date="2025-04-02T09:29:00Z">
+                <w:rPrChange w:id="333" w:author="Anthony Cossio" w:date="2025-04-02T09:29:00Z">
                   <w:rPr>
                     <w:spacing w:val="-2"/>
                     <w:sz w:val="24"/>
@@ -22801,7 +23499,7 @@
               <w:rPr>
                 <w:strike/>
                 <w:sz w:val="24"/>
-                <w:rPrChange w:id="258" w:author="Anthony Cossio" w:date="2025-04-02T09:29:00Z">
+                <w:rPrChange w:id="334" w:author="Anthony Cossio" w:date="2025-04-02T09:29:00Z">
                   <w:rPr>
                     <w:sz w:val="24"/>
                   </w:rPr>
@@ -22813,7 +23511,7 @@
                 <w:strike/>
                 <w:spacing w:val="-5"/>
                 <w:sz w:val="24"/>
-                <w:rPrChange w:id="259" w:author="Anthony Cossio" w:date="2025-04-02T09:29:00Z">
+                <w:rPrChange w:id="335" w:author="Anthony Cossio" w:date="2025-04-02T09:29:00Z">
                   <w:rPr>
                     <w:spacing w:val="-5"/>
                     <w:sz w:val="24"/>
@@ -22841,7 +23539,7 @@
               <w:rPr>
                 <w:strike/>
                 <w:sz w:val="24"/>
-                <w:rPrChange w:id="260" w:author="Anthony Cossio" w:date="2025-04-02T09:29:00Z">
+                <w:rPrChange w:id="336" w:author="Anthony Cossio" w:date="2025-04-02T09:29:00Z">
                   <w:rPr>
                     <w:sz w:val="24"/>
                   </w:rPr>
@@ -22853,7 +23551,7 @@
                 <w:strike/>
                 <w:spacing w:val="-2"/>
                 <w:sz w:val="24"/>
-                <w:rPrChange w:id="261" w:author="Anthony Cossio" w:date="2025-04-02T09:29:00Z">
+                <w:rPrChange w:id="337" w:author="Anthony Cossio" w:date="2025-04-02T09:29:00Z">
                   <w:rPr>
                     <w:spacing w:val="-2"/>
                     <w:sz w:val="24"/>
@@ -22872,7 +23570,7 @@
               <w:rPr>
                 <w:strike/>
                 <w:sz w:val="24"/>
-                <w:rPrChange w:id="262" w:author="Anthony Cossio" w:date="2025-04-02T09:29:00Z">
+                <w:rPrChange w:id="338" w:author="Anthony Cossio" w:date="2025-04-02T09:29:00Z">
                   <w:rPr>
                     <w:sz w:val="24"/>
                   </w:rPr>
@@ -22884,7 +23582,7 @@
                 <w:strike/>
                 <w:spacing w:val="-4"/>
                 <w:sz w:val="24"/>
-                <w:rPrChange w:id="263" w:author="Anthony Cossio" w:date="2025-04-02T09:29:00Z">
+                <w:rPrChange w:id="339" w:author="Anthony Cossio" w:date="2025-04-02T09:29:00Z">
                   <w:rPr>
                     <w:spacing w:val="-4"/>
                     <w:sz w:val="24"/>
@@ -22898,7 +23596,7 @@
                 <w:strike/>
                 <w:spacing w:val="-2"/>
                 <w:sz w:val="24"/>
-                <w:rPrChange w:id="264" w:author="Anthony Cossio" w:date="2025-04-02T09:29:00Z">
+                <w:rPrChange w:id="340" w:author="Anthony Cossio" w:date="2025-04-02T09:29:00Z">
                   <w:rPr>
                     <w:spacing w:val="-2"/>
                     <w:sz w:val="24"/>
@@ -22916,7 +23614,7 @@
               <w:rPr>
                 <w:strike/>
                 <w:sz w:val="24"/>
-                <w:rPrChange w:id="265" w:author="Anthony Cossio" w:date="2025-04-02T09:29:00Z">
+                <w:rPrChange w:id="341" w:author="Anthony Cossio" w:date="2025-04-02T09:29:00Z">
                   <w:rPr>
                     <w:sz w:val="24"/>
                   </w:rPr>
@@ -22928,7 +23626,7 @@
                 <w:strike/>
                 <w:spacing w:val="-2"/>
                 <w:sz w:val="24"/>
-                <w:rPrChange w:id="266" w:author="Anthony Cossio" w:date="2025-04-02T09:29:00Z">
+                <w:rPrChange w:id="342" w:author="Anthony Cossio" w:date="2025-04-02T09:29:00Z">
                   <w:rPr>
                     <w:spacing w:val="-2"/>
                     <w:sz w:val="24"/>
@@ -22951,7 +23649,7 @@
               <w:rPr>
                 <w:strike/>
                 <w:sz w:val="24"/>
-                <w:rPrChange w:id="267" w:author="Anthony Cossio" w:date="2025-04-02T09:29:00Z">
+                <w:rPrChange w:id="343" w:author="Anthony Cossio" w:date="2025-04-02T09:29:00Z">
                   <w:rPr>
                     <w:sz w:val="24"/>
                   </w:rPr>
@@ -22963,7 +23661,7 @@
                 <w:strike/>
                 <w:spacing w:val="-4"/>
                 <w:sz w:val="24"/>
-                <w:rPrChange w:id="268" w:author="Anthony Cossio" w:date="2025-04-02T09:29:00Z">
+                <w:rPrChange w:id="344" w:author="Anthony Cossio" w:date="2025-04-02T09:29:00Z">
                   <w:rPr>
                     <w:spacing w:val="-4"/>
                     <w:sz w:val="24"/>
@@ -22986,7 +23684,7 @@
               <w:rPr>
                 <w:strike/>
                 <w:sz w:val="24"/>
-                <w:rPrChange w:id="269" w:author="Anthony Cossio" w:date="2025-04-02T09:29:00Z">
+                <w:rPrChange w:id="345" w:author="Anthony Cossio" w:date="2025-04-02T09:29:00Z">
                   <w:rPr>
                     <w:sz w:val="24"/>
                   </w:rPr>
@@ -22998,7 +23696,7 @@
                 <w:strike/>
                 <w:spacing w:val="-2"/>
                 <w:sz w:val="24"/>
-                <w:rPrChange w:id="270" w:author="Anthony Cossio" w:date="2025-04-02T09:29:00Z">
+                <w:rPrChange w:id="346" w:author="Anthony Cossio" w:date="2025-04-02T09:29:00Z">
                   <w:rPr>
                     <w:spacing w:val="-2"/>
                     <w:sz w:val="24"/>
@@ -23021,7 +23719,7 @@
               <w:rPr>
                 <w:strike/>
                 <w:sz w:val="24"/>
-                <w:rPrChange w:id="271" w:author="Anthony Cossio" w:date="2025-04-02T09:29:00Z">
+                <w:rPrChange w:id="347" w:author="Anthony Cossio" w:date="2025-04-02T09:29:00Z">
                   <w:rPr>
                     <w:sz w:val="24"/>
                   </w:rPr>
@@ -23033,7 +23731,7 @@
                 <w:strike/>
                 <w:spacing w:val="-4"/>
                 <w:sz w:val="24"/>
-                <w:rPrChange w:id="272" w:author="Anthony Cossio" w:date="2025-04-02T09:29:00Z">
+                <w:rPrChange w:id="348" w:author="Anthony Cossio" w:date="2025-04-02T09:29:00Z">
                   <w:rPr>
                     <w:spacing w:val="-4"/>
                     <w:sz w:val="24"/>
@@ -23056,7 +23754,7 @@
               <w:rPr>
                 <w:strike/>
                 <w:sz w:val="24"/>
-                <w:rPrChange w:id="273" w:author="Anthony Cossio" w:date="2025-04-02T09:29:00Z">
+                <w:rPrChange w:id="349" w:author="Anthony Cossio" w:date="2025-04-02T09:29:00Z">
                   <w:rPr>
                     <w:sz w:val="24"/>
                   </w:rPr>
@@ -23068,7 +23766,7 @@
                 <w:strike/>
                 <w:spacing w:val="-2"/>
                 <w:sz w:val="24"/>
-                <w:rPrChange w:id="274" w:author="Anthony Cossio" w:date="2025-04-02T09:29:00Z">
+                <w:rPrChange w:id="350" w:author="Anthony Cossio" w:date="2025-04-02T09:29:00Z">
                   <w:rPr>
                     <w:spacing w:val="-2"/>
                     <w:sz w:val="24"/>
@@ -23091,7 +23789,7 @@
               <w:rPr>
                 <w:strike/>
                 <w:sz w:val="24"/>
-                <w:rPrChange w:id="275" w:author="Anthony Cossio" w:date="2025-04-02T09:29:00Z">
+                <w:rPrChange w:id="351" w:author="Anthony Cossio" w:date="2025-04-02T09:29:00Z">
                   <w:rPr>
                     <w:sz w:val="24"/>
                   </w:rPr>
@@ -23103,7 +23801,7 @@
                 <w:strike/>
                 <w:spacing w:val="-2"/>
                 <w:sz w:val="24"/>
-                <w:rPrChange w:id="276" w:author="Anthony Cossio" w:date="2025-04-02T09:29:00Z">
+                <w:rPrChange w:id="352" w:author="Anthony Cossio" w:date="2025-04-02T09:29:00Z">
                   <w:rPr>
                     <w:spacing w:val="-2"/>
                     <w:sz w:val="24"/>
@@ -23126,7 +23824,7 @@
               <w:rPr>
                 <w:strike/>
                 <w:sz w:val="24"/>
-                <w:rPrChange w:id="277" w:author="Anthony Cossio" w:date="2025-04-02T09:29:00Z">
+                <w:rPrChange w:id="353" w:author="Anthony Cossio" w:date="2025-04-02T09:29:00Z">
                   <w:rPr>
                     <w:sz w:val="24"/>
                   </w:rPr>
@@ -23138,7 +23836,7 @@
                 <w:strike/>
                 <w:spacing w:val="-4"/>
                 <w:sz w:val="24"/>
-                <w:rPrChange w:id="278" w:author="Anthony Cossio" w:date="2025-04-02T09:29:00Z">
+                <w:rPrChange w:id="354" w:author="Anthony Cossio" w:date="2025-04-02T09:29:00Z">
                   <w:rPr>
                     <w:spacing w:val="-4"/>
                     <w:sz w:val="24"/>
@@ -23155,19 +23853,19 @@
       <w:pPr>
         <w:pStyle w:val="BodyText"/>
         <w:rPr>
-          <w:ins w:id="279" w:author="Anthony Cossio" w:date="2025-04-02T09:29:00Z"/>
+          <w:ins w:id="355" w:author="Anthony Cossio" w:date="2025-04-02T09:29:00Z"/>
         </w:rPr>
       </w:pPr>
     </w:p>
     <w:p>
       <w:pPr>
         <w:rPr>
-          <w:ins w:id="280" w:author="Anthony Cossio" w:date="2025-04-02T09:29:00Z"/>
+          <w:ins w:id="356" w:author="Anthony Cossio" w:date="2025-04-02T09:29:00Z"/>
           <w:sz w:val="24"/>
           <w:szCs w:val="24"/>
         </w:rPr>
       </w:pPr>
-      <w:ins w:id="281" w:author="Anthony Cossio" w:date="2025-04-02T09:29:00Z">
+      <w:ins w:id="357" w:author="Anthony Cossio" w:date="2025-04-02T09:29:00Z">
         <w:r>
           <w:rPr>
             <w:sz w:val="24"/>
@@ -23224,7 +23922,7 @@
       <w:tr>
         <w:trPr>
           <w:jc w:val="center"/>
-          <w:ins w:id="282" w:author="Anthony Cossio" w:date="2025-04-02T09:29:00Z"/>
+          <w:ins w:id="358" w:author="Anthony Cossio" w:date="2025-04-02T09:29:00Z"/>
         </w:trPr>
         <w:tc>
           <w:tcPr>
@@ -23233,12 +23931,12 @@
           <w:p>
             <w:pPr>
               <w:rPr>
-                <w:ins w:id="283" w:author="Anthony Cossio" w:date="2025-04-02T09:29:00Z"/>
+                <w:ins w:id="359" w:author="Anthony Cossio" w:date="2025-04-02T09:29:00Z"/>
                 <w:sz w:val="24"/>
                 <w:szCs w:val="24"/>
               </w:rPr>
             </w:pPr>
-            <w:ins w:id="284" w:author="Anthony Cossio" w:date="2025-04-02T09:29:00Z">
+            <w:ins w:id="360" w:author="Anthony Cossio" w:date="2025-04-02T09:29:00Z">
               <w:r>
                 <w:rPr>
                   <w:sz w:val="24"/>
@@ -23257,12 +23955,12 @@
             <w:pPr>
               <w:jc w:val="center"/>
               <w:rPr>
-                <w:ins w:id="285" w:author="Anthony Cossio" w:date="2025-04-02T09:29:00Z"/>
+                <w:ins w:id="361" w:author="Anthony Cossio" w:date="2025-04-02T09:29:00Z"/>
                 <w:sz w:val="24"/>
                 <w:szCs w:val="24"/>
               </w:rPr>
             </w:pPr>
-            <w:ins w:id="286" w:author="Anthony Cossio" w:date="2025-04-02T09:29:00Z">
+            <w:ins w:id="362" w:author="Anthony Cossio" w:date="2025-04-02T09:29:00Z">
               <w:r>
                 <w:rPr>
                   <w:sz w:val="24"/>
@@ -23276,12 +23974,12 @@
             <w:pPr>
               <w:jc w:val="center"/>
               <w:rPr>
-                <w:ins w:id="287" w:author="Anthony Cossio" w:date="2025-04-02T09:29:00Z"/>
+                <w:ins w:id="363" w:author="Anthony Cossio" w:date="2025-04-02T09:29:00Z"/>
                 <w:sz w:val="24"/>
                 <w:szCs w:val="24"/>
               </w:rPr>
             </w:pPr>
-            <w:ins w:id="288" w:author="Anthony Cossio" w:date="2025-04-02T09:29:00Z">
+            <w:ins w:id="364" w:author="Anthony Cossio" w:date="2025-04-02T09:29:00Z">
               <w:r>
                 <w:rPr>
                   <w:sz w:val="24"/>
@@ -23300,12 +23998,12 @@
             <w:pPr>
               <w:jc w:val="center"/>
               <w:rPr>
-                <w:ins w:id="289" w:author="Anthony Cossio" w:date="2025-04-02T09:29:00Z"/>
+                <w:ins w:id="365" w:author="Anthony Cossio" w:date="2025-04-02T09:29:00Z"/>
                 <w:sz w:val="24"/>
                 <w:szCs w:val="24"/>
               </w:rPr>
             </w:pPr>
-            <w:ins w:id="290" w:author="Anthony Cossio" w:date="2025-04-02T09:29:00Z">
+            <w:ins w:id="366" w:author="Anthony Cossio" w:date="2025-04-02T09:29:00Z">
               <w:r>
                 <w:rPr>
                   <w:sz w:val="24"/>
@@ -23324,7 +24022,7 @@
             <w:pPr>
               <w:jc w:val="center"/>
               <w:rPr>
-                <w:ins w:id="291" w:author="Anthony Cossio" w:date="2025-04-02T09:29:00Z"/>
+                <w:ins w:id="367" w:author="Anthony Cossio" w:date="2025-04-02T09:29:00Z"/>
                 <w:sz w:val="24"/>
                 <w:szCs w:val="24"/>
               </w:rPr>
@@ -23339,12 +24037,12 @@
             <w:pPr>
               <w:jc w:val="center"/>
               <w:rPr>
-                <w:ins w:id="292" w:author="Anthony Cossio" w:date="2025-04-02T09:29:00Z"/>
+                <w:ins w:id="368" w:author="Anthony Cossio" w:date="2025-04-02T09:29:00Z"/>
                 <w:sz w:val="24"/>
                 <w:szCs w:val="24"/>
               </w:rPr>
             </w:pPr>
-            <w:ins w:id="293" w:author="Anthony Cossio" w:date="2025-04-02T09:29:00Z">
+            <w:ins w:id="369" w:author="Anthony Cossio" w:date="2025-04-02T09:29:00Z">
               <w:r>
                 <w:rPr>
                   <w:sz w:val="24"/>
@@ -23358,12 +24056,12 @@
             <w:pPr>
               <w:jc w:val="center"/>
               <w:rPr>
-                <w:ins w:id="294" w:author="Anthony Cossio" w:date="2025-04-02T09:29:00Z"/>
+                <w:ins w:id="370" w:author="Anthony Cossio" w:date="2025-04-02T09:29:00Z"/>
                 <w:sz w:val="24"/>
                 <w:szCs w:val="24"/>
               </w:rPr>
             </w:pPr>
-            <w:ins w:id="295" w:author="Anthony Cossio" w:date="2025-04-02T09:29:00Z">
+            <w:ins w:id="371" w:author="Anthony Cossio" w:date="2025-04-02T09:29:00Z">
               <w:r>
                 <w:rPr>
                   <w:sz w:val="24"/>
@@ -23382,12 +24080,12 @@
             <w:pPr>
               <w:jc w:val="center"/>
               <w:rPr>
-                <w:ins w:id="296" w:author="Anthony Cossio" w:date="2025-04-02T09:29:00Z"/>
+                <w:ins w:id="372" w:author="Anthony Cossio" w:date="2025-04-02T09:29:00Z"/>
                 <w:sz w:val="24"/>
                 <w:szCs w:val="24"/>
               </w:rPr>
             </w:pPr>
-            <w:ins w:id="297" w:author="Anthony Cossio" w:date="2025-04-02T09:29:00Z">
+            <w:ins w:id="373" w:author="Anthony Cossio" w:date="2025-04-02T09:29:00Z">
               <w:r>
                 <w:rPr>
                   <w:sz w:val="24"/>
@@ -23406,12 +24104,12 @@
             <w:pPr>
               <w:jc w:val="center"/>
               <w:rPr>
-                <w:ins w:id="298" w:author="Anthony Cossio" w:date="2025-04-02T09:29:00Z"/>
+                <w:ins w:id="374" w:author="Anthony Cossio" w:date="2025-04-02T09:29:00Z"/>
                 <w:sz w:val="24"/>
                 <w:szCs w:val="24"/>
               </w:rPr>
             </w:pPr>
-            <w:ins w:id="299" w:author="Anthony Cossio" w:date="2025-04-02T09:29:00Z">
+            <w:ins w:id="375" w:author="Anthony Cossio" w:date="2025-04-02T09:29:00Z">
               <w:r>
                 <w:rPr>
                   <w:sz w:val="24"/>
@@ -23425,12 +24123,12 @@
             <w:pPr>
               <w:jc w:val="center"/>
               <w:rPr>
-                <w:ins w:id="300" w:author="Anthony Cossio" w:date="2025-04-02T09:29:00Z"/>
+                <w:ins w:id="376" w:author="Anthony Cossio" w:date="2025-04-02T09:29:00Z"/>
                 <w:sz w:val="24"/>
                 <w:szCs w:val="24"/>
               </w:rPr>
             </w:pPr>
-            <w:ins w:id="301" w:author="Anthony Cossio" w:date="2025-04-02T09:29:00Z">
+            <w:ins w:id="377" w:author="Anthony Cossio" w:date="2025-04-02T09:29:00Z">
               <w:r>
                 <w:rPr>
                   <w:sz w:val="24"/>
@@ -23445,7 +24143,7 @@
       <w:tr>
         <w:trPr>
           <w:jc w:val="center"/>
-          <w:ins w:id="302" w:author="Anthony Cossio" w:date="2025-04-02T09:29:00Z"/>
+          <w:ins w:id="378" w:author="Anthony Cossio" w:date="2025-04-02T09:29:00Z"/>
         </w:trPr>
         <w:tc>
           <w:tcPr>
@@ -23454,12 +24152,12 @@
           <w:p>
             <w:pPr>
               <w:rPr>
-                <w:ins w:id="303" w:author="Anthony Cossio" w:date="2025-04-02T09:29:00Z"/>
+                <w:ins w:id="379" w:author="Anthony Cossio" w:date="2025-04-02T09:29:00Z"/>
                 <w:sz w:val="24"/>
                 <w:szCs w:val="24"/>
               </w:rPr>
             </w:pPr>
-            <w:ins w:id="304" w:author="Anthony Cossio" w:date="2025-04-02T09:29:00Z">
+            <w:ins w:id="380" w:author="Anthony Cossio" w:date="2025-04-02T09:29:00Z">
               <w:r>
                 <w:rPr>
                   <w:sz w:val="24"/>
@@ -23478,12 +24176,12 @@
             <w:pPr>
               <w:jc w:val="center"/>
               <w:rPr>
-                <w:ins w:id="305" w:author="Anthony Cossio" w:date="2025-04-02T09:29:00Z"/>
+                <w:ins w:id="381" w:author="Anthony Cossio" w:date="2025-04-02T09:29:00Z"/>
                 <w:sz w:val="24"/>
                 <w:szCs w:val="24"/>
               </w:rPr>
             </w:pPr>
-            <w:ins w:id="306" w:author="Anthony Cossio" w:date="2025-04-02T09:29:00Z">
+            <w:ins w:id="382" w:author="Anthony Cossio" w:date="2025-04-02T09:29:00Z">
               <w:r>
                 <w:rPr>
                   <w:sz w:val="24"/>
@@ -23502,12 +24200,12 @@
             <w:pPr>
               <w:jc w:val="center"/>
               <w:rPr>
-                <w:ins w:id="307" w:author="Anthony Cossio" w:date="2025-04-02T09:29:00Z"/>
+                <w:ins w:id="383" w:author="Anthony Cossio" w:date="2025-04-02T09:29:00Z"/>
                 <w:sz w:val="24"/>
                 <w:szCs w:val="24"/>
               </w:rPr>
             </w:pPr>
-            <w:ins w:id="308" w:author="Anthony Cossio" w:date="2025-04-02T09:29:00Z">
+            <w:ins w:id="384" w:author="Anthony Cossio" w:date="2025-04-02T09:29:00Z">
               <w:r>
                 <w:rPr>
                   <w:sz w:val="24"/>
@@ -23526,7 +24224,7 @@
             <w:pPr>
               <w:jc w:val="center"/>
               <w:rPr>
-                <w:ins w:id="309" w:author="Anthony Cossio" w:date="2025-04-02T09:29:00Z"/>
+                <w:ins w:id="385" w:author="Anthony Cossio" w:date="2025-04-02T09:29:00Z"/>
                 <w:sz w:val="24"/>
                 <w:szCs w:val="24"/>
               </w:rPr>
@@ -23541,12 +24239,12 @@
             <w:pPr>
               <w:jc w:val="center"/>
               <w:rPr>
-                <w:ins w:id="310" w:author="Anthony Cossio" w:date="2025-04-02T09:29:00Z"/>
+                <w:ins w:id="386" w:author="Anthony Cossio" w:date="2025-04-02T09:29:00Z"/>
                 <w:sz w:val="24"/>
                 <w:szCs w:val="24"/>
               </w:rPr>
             </w:pPr>
-            <w:ins w:id="311" w:author="Anthony Cossio" w:date="2025-04-02T09:29:00Z">
+            <w:ins w:id="387" w:author="Anthony Cossio" w:date="2025-04-02T09:29:00Z">
               <w:r>
                 <w:rPr>
                   <w:sz w:val="24"/>
@@ -23565,12 +24263,12 @@
             <w:pPr>
               <w:jc w:val="center"/>
               <w:rPr>
-                <w:ins w:id="312" w:author="Anthony Cossio" w:date="2025-04-02T09:29:00Z"/>
+                <w:ins w:id="388" w:author="Anthony Cossio" w:date="2025-04-02T09:29:00Z"/>
                 <w:sz w:val="24"/>
                 <w:szCs w:val="24"/>
               </w:rPr>
             </w:pPr>
-            <w:ins w:id="313" w:author="Anthony Cossio" w:date="2025-04-02T09:29:00Z">
+            <w:ins w:id="389" w:author="Anthony Cossio" w:date="2025-04-02T09:29:00Z">
               <w:r>
                 <w:rPr>
                   <w:sz w:val="24"/>
@@ -23589,12 +24287,12 @@
             <w:pPr>
               <w:jc w:val="center"/>
               <w:rPr>
-                <w:ins w:id="314" w:author="Anthony Cossio" w:date="2025-04-02T09:29:00Z"/>
+                <w:ins w:id="390" w:author="Anthony Cossio" w:date="2025-04-02T09:29:00Z"/>
                 <w:sz w:val="24"/>
                 <w:szCs w:val="24"/>
               </w:rPr>
             </w:pPr>
-            <w:ins w:id="315" w:author="Anthony Cossio" w:date="2025-04-02T09:29:00Z">
+            <w:ins w:id="391" w:author="Anthony Cossio" w:date="2025-04-02T09:29:00Z">
               <w:r>
                 <w:rPr>
                   <w:sz w:val="24"/>
@@ -23609,7 +24307,7 @@
       <w:tr>
         <w:trPr>
           <w:jc w:val="center"/>
-          <w:ins w:id="316" w:author="Anthony Cossio" w:date="2025-04-02T09:29:00Z"/>
+          <w:ins w:id="392" w:author="Anthony Cossio" w:date="2025-04-02T09:29:00Z"/>
         </w:trPr>
         <w:tc>
           <w:tcPr>
@@ -23618,12 +24316,12 @@
           <w:p>
             <w:pPr>
               <w:rPr>
-                <w:ins w:id="317" w:author="Anthony Cossio" w:date="2025-04-02T09:29:00Z"/>
+                <w:ins w:id="393" w:author="Anthony Cossio" w:date="2025-04-02T09:29:00Z"/>
                 <w:sz w:val="24"/>
                 <w:szCs w:val="24"/>
               </w:rPr>
             </w:pPr>
-            <w:ins w:id="318" w:author="Anthony Cossio" w:date="2025-04-02T09:29:00Z">
+            <w:ins w:id="394" w:author="Anthony Cossio" w:date="2025-04-02T09:29:00Z">
               <w:r>
                 <w:rPr>
                   <w:sz w:val="24"/>
@@ -23642,12 +24340,12 @@
             <w:pPr>
               <w:jc w:val="center"/>
               <w:rPr>
-                <w:ins w:id="319" w:author="Anthony Cossio" w:date="2025-04-02T09:29:00Z"/>
+                <w:ins w:id="395" w:author="Anthony Cossio" w:date="2025-04-02T09:29:00Z"/>
                 <w:sz w:val="24"/>
                 <w:szCs w:val="24"/>
               </w:rPr>
             </w:pPr>
-            <w:ins w:id="320" w:author="Anthony Cossio" w:date="2025-04-02T09:29:00Z">
+            <w:ins w:id="396" w:author="Anthony Cossio" w:date="2025-04-02T09:29:00Z">
               <w:r>
                 <w:rPr>
                   <w:sz w:val="24"/>
@@ -23666,12 +24364,12 @@
             <w:pPr>
               <w:jc w:val="center"/>
               <w:rPr>
-                <w:ins w:id="321" w:author="Anthony Cossio" w:date="2025-04-02T09:29:00Z"/>
+                <w:ins w:id="397" w:author="Anthony Cossio" w:date="2025-04-02T09:29:00Z"/>
                 <w:sz w:val="24"/>
                 <w:szCs w:val="24"/>
               </w:rPr>
             </w:pPr>
-            <w:ins w:id="322" w:author="Anthony Cossio" w:date="2025-04-02T09:29:00Z">
+            <w:ins w:id="398" w:author="Anthony Cossio" w:date="2025-04-02T09:29:00Z">
               <w:r>
                 <w:rPr>
                   <w:sz w:val="24"/>
@@ -23690,7 +24388,7 @@
             <w:pPr>
               <w:jc w:val="center"/>
               <w:rPr>
-                <w:ins w:id="323" w:author="Anthony Cossio" w:date="2025-04-02T09:29:00Z"/>
+                <w:ins w:id="399" w:author="Anthony Cossio" w:date="2025-04-02T09:29:00Z"/>
                 <w:sz w:val="24"/>
                 <w:szCs w:val="24"/>
               </w:rPr>
@@ -23705,12 +24403,12 @@
             <w:pPr>
               <w:jc w:val="center"/>
               <w:rPr>
-                <w:ins w:id="324" w:author="Anthony Cossio" w:date="2025-04-02T09:29:00Z"/>
+                <w:ins w:id="400" w:author="Anthony Cossio" w:date="2025-04-02T09:29:00Z"/>
                 <w:sz w:val="24"/>
                 <w:szCs w:val="24"/>
               </w:rPr>
             </w:pPr>
-            <w:ins w:id="325" w:author="Anthony Cossio" w:date="2025-04-02T09:29:00Z">
+            <w:ins w:id="401" w:author="Anthony Cossio" w:date="2025-04-02T09:29:00Z">
               <w:r>
                 <w:rPr>
                   <w:sz w:val="24"/>
@@ -23729,12 +24427,12 @@
             <w:pPr>
               <w:jc w:val="center"/>
               <w:rPr>
-                <w:ins w:id="326" w:author="Anthony Cossio" w:date="2025-04-02T09:29:00Z"/>
+                <w:ins w:id="402" w:author="Anthony Cossio" w:date="2025-04-02T09:29:00Z"/>
                 <w:sz w:val="24"/>
                 <w:szCs w:val="24"/>
               </w:rPr>
             </w:pPr>
-            <w:ins w:id="327" w:author="Anthony Cossio" w:date="2025-04-02T09:29:00Z">
+            <w:ins w:id="403" w:author="Anthony Cossio" w:date="2025-04-02T09:29:00Z">
               <w:r>
                 <w:rPr>
                   <w:sz w:val="24"/>
@@ -23753,12 +24451,12 @@
             <w:pPr>
               <w:jc w:val="center"/>
               <w:rPr>
-                <w:ins w:id="328" w:author="Anthony Cossio" w:date="2025-04-02T09:29:00Z"/>
+                <w:ins w:id="404" w:author="Anthony Cossio" w:date="2025-04-02T09:29:00Z"/>
                 <w:sz w:val="24"/>
                 <w:szCs w:val="24"/>
               </w:rPr>
             </w:pPr>
-            <w:ins w:id="329" w:author="Anthony Cossio" w:date="2025-04-02T09:29:00Z">
+            <w:ins w:id="405" w:author="Anthony Cossio" w:date="2025-04-02T09:29:00Z">
               <w:r>
                 <w:rPr>
                   <w:sz w:val="24"/>
@@ -23804,7 +24502,7 @@
         <w:ind w:left="100" w:right="153"/>
         <w:rPr>
           <w:strike/>
-          <w:rPrChange w:id="330" w:author="Anthony Cossio" w:date="2025-04-02T09:31:00Z">
+          <w:rPrChange w:id="406" w:author="Anthony Cossio" w:date="2025-04-02T09:31:00Z">
             <w:rPr/>
           </w:rPrChange>
         </w:rPr>
@@ -23812,7 +24510,7 @@
       <w:r>
         <w:rPr>
           <w:strike/>
-          <w:rPrChange w:id="331" w:author="Anthony Cossio" w:date="2025-04-02T09:31:00Z">
+          <w:rPrChange w:id="407" w:author="Anthony Cossio" w:date="2025-04-02T09:31:00Z">
             <w:rPr/>
           </w:rPrChange>
         </w:rPr>
@@ -23822,7 +24520,7 @@
         <w:rPr>
           <w:strike/>
           <w:spacing w:val="-3"/>
-          <w:rPrChange w:id="332" w:author="Anthony Cossio" w:date="2025-04-02T09:31:00Z">
+          <w:rPrChange w:id="408" w:author="Anthony Cossio" w:date="2025-04-02T09:31:00Z">
             <w:rPr>
               <w:spacing w:val="-3"/>
             </w:rPr>
@@ -23833,7 +24531,7 @@
       <w:r>
         <w:rPr>
           <w:strike/>
-          <w:rPrChange w:id="333" w:author="Anthony Cossio" w:date="2025-04-02T09:31:00Z">
+          <w:rPrChange w:id="409" w:author="Anthony Cossio" w:date="2025-04-02T09:31:00Z">
             <w:rPr/>
           </w:rPrChange>
         </w:rPr>
@@ -23843,7 +24541,7 @@
         <w:rPr>
           <w:strike/>
           <w:spacing w:val="-3"/>
-          <w:rPrChange w:id="334" w:author="Anthony Cossio" w:date="2025-04-02T09:31:00Z">
+          <w:rPrChange w:id="410" w:author="Anthony Cossio" w:date="2025-04-02T09:31:00Z">
             <w:rPr>
               <w:spacing w:val="-3"/>
             </w:rPr>
@@ -23854,7 +24552,7 @@
       <w:r>
         <w:rPr>
           <w:strike/>
-          <w:rPrChange w:id="335" w:author="Anthony Cossio" w:date="2025-04-02T09:31:00Z">
+          <w:rPrChange w:id="411" w:author="Anthony Cossio" w:date="2025-04-02T09:31:00Z">
             <w:rPr/>
           </w:rPrChange>
         </w:rPr>
@@ -23864,7 +24562,7 @@
         <w:rPr>
           <w:strike/>
           <w:spacing w:val="-3"/>
-          <w:rPrChange w:id="336" w:author="Anthony Cossio" w:date="2025-04-02T09:31:00Z">
+          <w:rPrChange w:id="412" w:author="Anthony Cossio" w:date="2025-04-02T09:31:00Z">
             <w:rPr>
               <w:spacing w:val="-3"/>
             </w:rPr>
@@ -23875,7 +24573,7 @@
       <w:r>
         <w:rPr>
           <w:strike/>
-          <w:rPrChange w:id="337" w:author="Anthony Cossio" w:date="2025-04-02T09:31:00Z">
+          <w:rPrChange w:id="413" w:author="Anthony Cossio" w:date="2025-04-02T09:31:00Z">
             <w:rPr/>
           </w:rPrChange>
         </w:rPr>
@@ -23885,7 +24583,7 @@
         <w:rPr>
           <w:strike/>
           <w:spacing w:val="-3"/>
-          <w:rPrChange w:id="338" w:author="Anthony Cossio" w:date="2025-04-02T09:31:00Z">
+          <w:rPrChange w:id="414" w:author="Anthony Cossio" w:date="2025-04-02T09:31:00Z">
             <w:rPr>
               <w:spacing w:val="-3"/>
             </w:rPr>
@@ -23896,7 +24594,7 @@
       <w:r>
         <w:rPr>
           <w:strike/>
-          <w:rPrChange w:id="339" w:author="Anthony Cossio" w:date="2025-04-02T09:31:00Z">
+          <w:rPrChange w:id="415" w:author="Anthony Cossio" w:date="2025-04-02T09:31:00Z">
             <w:rPr/>
           </w:rPrChange>
         </w:rPr>
@@ -23906,7 +24604,7 @@
         <w:rPr>
           <w:strike/>
           <w:spacing w:val="-3"/>
-          <w:rPrChange w:id="340" w:author="Anthony Cossio" w:date="2025-04-02T09:31:00Z">
+          <w:rPrChange w:id="416" w:author="Anthony Cossio" w:date="2025-04-02T09:31:00Z">
             <w:rPr>
               <w:spacing w:val="-3"/>
             </w:rPr>
@@ -23917,7 +24615,7 @@
       <w:r>
         <w:rPr>
           <w:strike/>
-          <w:rPrChange w:id="341" w:author="Anthony Cossio" w:date="2025-04-02T09:31:00Z">
+          <w:rPrChange w:id="417" w:author="Anthony Cossio" w:date="2025-04-02T09:31:00Z">
             <w:rPr/>
           </w:rPrChange>
         </w:rPr>
@@ -23927,7 +24625,7 @@
         <w:rPr>
           <w:strike/>
           <w:spacing w:val="-4"/>
-          <w:rPrChange w:id="342" w:author="Anthony Cossio" w:date="2025-04-02T09:31:00Z">
+          <w:rPrChange w:id="418" w:author="Anthony Cossio" w:date="2025-04-02T09:31:00Z">
             <w:rPr>
               <w:spacing w:val="-4"/>
             </w:rPr>
@@ -23938,7 +24636,7 @@
       <w:r>
         <w:rPr>
           <w:strike/>
-          <w:rPrChange w:id="343" w:author="Anthony Cossio" w:date="2025-04-02T09:31:00Z">
+          <w:rPrChange w:id="419" w:author="Anthony Cossio" w:date="2025-04-02T09:31:00Z">
             <w:rPr/>
           </w:rPrChange>
         </w:rPr>
@@ -23948,7 +24646,7 @@
         <w:rPr>
           <w:strike/>
           <w:spacing w:val="-3"/>
-          <w:rPrChange w:id="344" w:author="Anthony Cossio" w:date="2025-04-02T09:31:00Z">
+          <w:rPrChange w:id="420" w:author="Anthony Cossio" w:date="2025-04-02T09:31:00Z">
             <w:rPr>
               <w:spacing w:val="-3"/>
             </w:rPr>
@@ -23959,7 +24657,7 @@
       <w:r>
         <w:rPr>
           <w:strike/>
-          <w:rPrChange w:id="345" w:author="Anthony Cossio" w:date="2025-04-02T09:31:00Z">
+          <w:rPrChange w:id="421" w:author="Anthony Cossio" w:date="2025-04-02T09:31:00Z">
             <w:rPr/>
           </w:rPrChange>
         </w:rPr>
@@ -23969,7 +24667,7 @@
         <w:rPr>
           <w:strike/>
           <w:spacing w:val="-3"/>
-          <w:rPrChange w:id="346" w:author="Anthony Cossio" w:date="2025-04-02T09:31:00Z">
+          <w:rPrChange w:id="422" w:author="Anthony Cossio" w:date="2025-04-02T09:31:00Z">
             <w:rPr>
               <w:spacing w:val="-3"/>
             </w:rPr>
@@ -23980,7 +24678,7 @@
       <w:r>
         <w:rPr>
           <w:strike/>
-          <w:rPrChange w:id="347" w:author="Anthony Cossio" w:date="2025-04-02T09:31:00Z">
+          <w:rPrChange w:id="423" w:author="Anthony Cossio" w:date="2025-04-02T09:31:00Z">
             <w:rPr/>
           </w:rPrChange>
         </w:rPr>
@@ -23990,7 +24688,7 @@
         <w:rPr>
           <w:strike/>
           <w:spacing w:val="-3"/>
-          <w:rPrChange w:id="348" w:author="Anthony Cossio" w:date="2025-04-02T09:31:00Z">
+          <w:rPrChange w:id="424" w:author="Anthony Cossio" w:date="2025-04-02T09:31:00Z">
             <w:rPr>
               <w:spacing w:val="-3"/>
             </w:rPr>
@@ -24001,7 +24699,7 @@
       <w:r>
         <w:rPr>
           <w:strike/>
-          <w:rPrChange w:id="349" w:author="Anthony Cossio" w:date="2025-04-02T09:31:00Z">
+          <w:rPrChange w:id="425" w:author="Anthony Cossio" w:date="2025-04-02T09:31:00Z">
             <w:rPr/>
           </w:rPrChange>
         </w:rPr>
@@ -24011,7 +24709,7 @@
         <w:rPr>
           <w:strike/>
           <w:spacing w:val="-4"/>
-          <w:rPrChange w:id="350" w:author="Anthony Cossio" w:date="2025-04-02T09:31:00Z">
+          <w:rPrChange w:id="426" w:author="Anthony Cossio" w:date="2025-04-02T09:31:00Z">
             <w:rPr>
               <w:spacing w:val="-4"/>
             </w:rPr>
@@ -24022,7 +24720,7 @@
       <w:r>
         <w:rPr>
           <w:strike/>
-          <w:rPrChange w:id="351" w:author="Anthony Cossio" w:date="2025-04-02T09:31:00Z">
+          <w:rPrChange w:id="427" w:author="Anthony Cossio" w:date="2025-04-02T09:31:00Z">
             <w:rPr/>
           </w:rPrChange>
         </w:rPr>
@@ -24032,7 +24730,7 @@
         <w:rPr>
           <w:strike/>
           <w:spacing w:val="-3"/>
-          <w:rPrChange w:id="352" w:author="Anthony Cossio" w:date="2025-04-02T09:31:00Z">
+          <w:rPrChange w:id="428" w:author="Anthony Cossio" w:date="2025-04-02T09:31:00Z">
             <w:rPr>
               <w:spacing w:val="-3"/>
             </w:rPr>
@@ -24043,7 +24741,7 @@
       <w:r>
         <w:rPr>
           <w:strike/>
-          <w:rPrChange w:id="353" w:author="Anthony Cossio" w:date="2025-04-02T09:31:00Z">
+          <w:rPrChange w:id="429" w:author="Anthony Cossio" w:date="2025-04-02T09:31:00Z">
             <w:rPr/>
           </w:rPrChange>
         </w:rPr>
@@ -24053,7 +24751,7 @@
         <w:rPr>
           <w:strike/>
           <w:spacing w:val="-2"/>
-          <w:rPrChange w:id="354" w:author="Anthony Cossio" w:date="2025-04-02T09:31:00Z">
+          <w:rPrChange w:id="430" w:author="Anthony Cossio" w:date="2025-04-02T09:31:00Z">
             <w:rPr>
               <w:spacing w:val="-2"/>
             </w:rPr>
@@ -24064,7 +24762,7 @@
       <w:r>
         <w:rPr>
           <w:strike/>
-          <w:rPrChange w:id="355" w:author="Anthony Cossio" w:date="2025-04-02T09:31:00Z">
+          <w:rPrChange w:id="431" w:author="Anthony Cossio" w:date="2025-04-02T09:31:00Z">
             <w:rPr/>
           </w:rPrChange>
         </w:rPr>
@@ -24074,7 +24772,7 @@
         <w:rPr>
           <w:strike/>
           <w:spacing w:val="-4"/>
-          <w:rPrChange w:id="356" w:author="Anthony Cossio" w:date="2025-04-02T09:31:00Z">
+          <w:rPrChange w:id="432" w:author="Anthony Cossio" w:date="2025-04-02T09:31:00Z">
             <w:rPr>
               <w:spacing w:val="-4"/>
             </w:rPr>
@@ -24085,7 +24783,7 @@
       <w:r>
         <w:rPr>
           <w:strike/>
-          <w:rPrChange w:id="357" w:author="Anthony Cossio" w:date="2025-04-02T09:31:00Z">
+          <w:rPrChange w:id="433" w:author="Anthony Cossio" w:date="2025-04-02T09:31:00Z">
             <w:rPr/>
           </w:rPrChange>
         </w:rPr>
@@ -24095,7 +24793,7 @@
         <w:rPr>
           <w:strike/>
           <w:spacing w:val="-4"/>
-          <w:rPrChange w:id="358" w:author="Anthony Cossio" w:date="2025-04-02T09:31:00Z">
+          <w:rPrChange w:id="434" w:author="Anthony Cossio" w:date="2025-04-02T09:31:00Z">
             <w:rPr>
               <w:spacing w:val="-4"/>
             </w:rPr>
@@ -24106,7 +24804,7 @@
       <w:r>
         <w:rPr>
           <w:strike/>
-          <w:rPrChange w:id="359" w:author="Anthony Cossio" w:date="2025-04-02T09:31:00Z">
+          <w:rPrChange w:id="435" w:author="Anthony Cossio" w:date="2025-04-02T09:31:00Z">
             <w:rPr/>
           </w:rPrChange>
         </w:rPr>
@@ -24116,7 +24814,7 @@
         <w:rPr>
           <w:strike/>
           <w:spacing w:val="-3"/>
-          <w:rPrChange w:id="360" w:author="Anthony Cossio" w:date="2025-04-02T09:31:00Z">
+          <w:rPrChange w:id="436" w:author="Anthony Cossio" w:date="2025-04-02T09:31:00Z">
             <w:rPr>
               <w:spacing w:val="-3"/>
             </w:rPr>
@@ -24127,65 +24825,38 @@
       <w:r>
         <w:rPr>
           <w:strike/>
-          <w:rPrChange w:id="361" w:author="Anthony Cossio" w:date="2025-04-02T09:31:00Z">
+          <w:rPrChange w:id="437" w:author="Anthony Cossio" w:date="2025-04-02T09:31:00Z">
             <w:rPr/>
           </w:rPrChange>
         </w:rPr>
         <w:t>upper confidence intervals and the number of binned data samples</w:t>
       </w:r>
-      <w:ins w:id="362" w:author="Anthony Cossio" w:date="2025-04-02T09:30:00Z">
+      <w:ins w:id="438" w:author="Anthony Cossio" w:date="2025-04-02T09:30:00Z">
         <w:r>
           <w:rPr>
             <w:strike/>
-            <w:rPrChange w:id="363" w:author="Anthony Cossio" w:date="2025-04-02T09:31:00Z">
+            <w:rPrChange w:id="439" w:author="Anthony Cossio" w:date="2025-04-02T09:31:00Z">
               <w:rPr/>
             </w:rPrChange>
           </w:rPr>
           <w:t xml:space="preserve"> </w:t>
         </w:r>
       </w:ins>
-      <w:ins w:id="364" w:author="Anthony Cossio" w:date="2025-04-02T09:31:00Z">
+      <w:ins w:id="440" w:author="Anthony Cossio" w:date="2025-04-02T09:31:00Z">
         <w:r>
           <w:rPr>
             <w:strike/>
-            <w:rPrChange w:id="365" w:author="Anthony Cossio" w:date="2025-04-02T09:31:00Z">
+            <w:rPrChange w:id="441" w:author="Anthony Cossio" w:date="2025-04-02T09:31:00Z">
               <w:rPr/>
             </w:rPrChange>
           </w:rPr>
-          <w:t xml:space="preserve">in </w:t>
-        </w:r>
-        <w:r>
-          <w:rPr>
-            <w:strike/>
-            <w:rPrChange w:id="366" w:author="Anthony Cossio" w:date="2025-04-02T09:31:00Z">
-              <w:rPr/>
-            </w:rPrChange>
-          </w:rPr>
-          <w:t>0.</w:t>
-        </w:r>
-        <w:r>
-          <w:rPr>
-            <w:strike/>
-            <w:rPrChange w:id="367" w:author="Anthony Cossio" w:date="2025-04-02T09:31:00Z">
-              <w:rPr/>
-            </w:rPrChange>
-          </w:rPr>
-          <w:t>1</w:t>
-        </w:r>
-        <w:r>
-          <w:rPr>
-            <w:strike/>
-            <w:rPrChange w:id="368" w:author="Anthony Cossio" w:date="2025-04-02T09:31:00Z">
-              <w:rPr/>
-            </w:rPrChange>
-          </w:rPr>
-          <w:t>°</w:t>
+          <w:t>in 0.1°</w:t>
         </w:r>
         <w:r>
           <w:rPr>
             <w:strike/>
             <w:spacing w:val="-2"/>
-            <w:rPrChange w:id="369" w:author="Anthony Cossio" w:date="2025-04-02T09:31:00Z">
+            <w:rPrChange w:id="442" w:author="Anthony Cossio" w:date="2025-04-02T09:31:00Z">
               <w:rPr>
                 <w:spacing w:val="-2"/>
               </w:rPr>
@@ -24196,7 +24867,7 @@
         <w:r>
           <w:rPr>
             <w:strike/>
-            <w:rPrChange w:id="370" w:author="Anthony Cossio" w:date="2025-04-02T09:31:00Z">
+            <w:rPrChange w:id="443" w:author="Anthony Cossio" w:date="2025-04-02T09:31:00Z">
               <w:rPr/>
             </w:rPrChange>
           </w:rPr>
@@ -24206,7 +24877,7 @@
           <w:rPr>
             <w:strike/>
             <w:spacing w:val="-2"/>
-            <w:rPrChange w:id="371" w:author="Anthony Cossio" w:date="2025-04-02T09:31:00Z">
+            <w:rPrChange w:id="444" w:author="Anthony Cossio" w:date="2025-04-02T09:31:00Z">
               <w:rPr>
                 <w:spacing w:val="-2"/>
               </w:rPr>
@@ -24217,7 +24888,7 @@
         <w:r>
           <w:rPr>
             <w:strike/>
-            <w:rPrChange w:id="372" w:author="Anthony Cossio" w:date="2025-04-02T09:31:00Z">
+            <w:rPrChange w:id="445" w:author="Anthony Cossio" w:date="2025-04-02T09:31:00Z">
               <w:rPr/>
             </w:rPrChange>
           </w:rPr>
@@ -24227,7 +24898,7 @@
           <w:rPr>
             <w:strike/>
             <w:spacing w:val="-4"/>
-            <w:rPrChange w:id="373" w:author="Anthony Cossio" w:date="2025-04-02T09:31:00Z">
+            <w:rPrChange w:id="446" w:author="Anthony Cossio" w:date="2025-04-02T09:31:00Z">
               <w:rPr>
                 <w:spacing w:val="-4"/>
               </w:rPr>
@@ -24238,7 +24909,7 @@
         <w:r>
           <w:rPr>
             <w:strike/>
-            <w:rPrChange w:id="374" w:author="Anthony Cossio" w:date="2025-04-02T09:31:00Z">
+            <w:rPrChange w:id="447" w:author="Anthony Cossio" w:date="2025-04-02T09:31:00Z">
               <w:rPr/>
             </w:rPrChange>
           </w:rPr>
@@ -24248,7 +24919,7 @@
           <w:rPr>
             <w:strike/>
             <w:spacing w:val="-2"/>
-            <w:rPrChange w:id="375" w:author="Anthony Cossio" w:date="2025-04-02T09:31:00Z">
+            <w:rPrChange w:id="448" w:author="Anthony Cossio" w:date="2025-04-02T09:31:00Z">
               <w:rPr>
                 <w:spacing w:val="-2"/>
               </w:rPr>
@@ -24259,7 +24930,7 @@
         <w:r>
           <w:rPr>
             <w:strike/>
-            <w:rPrChange w:id="376" w:author="Anthony Cossio" w:date="2025-04-02T09:31:00Z">
+            <w:rPrChange w:id="449" w:author="Anthony Cossio" w:date="2025-04-02T09:31:00Z">
               <w:rPr/>
             </w:rPrChange>
           </w:rPr>
@@ -24269,7 +24940,7 @@
       <w:r>
         <w:rPr>
           <w:strike/>
-          <w:rPrChange w:id="377" w:author="Anthony Cossio" w:date="2025-04-02T09:31:00Z">
+          <w:rPrChange w:id="450" w:author="Anthony Cossio" w:date="2025-04-02T09:31:00Z">
             <w:rPr/>
           </w:rPrChange>
         </w:rPr>
@@ -24282,7 +24953,7 @@
         <w:rPr>
           <w:strike/>
           <w:sz w:val="20"/>
-          <w:rPrChange w:id="378" w:author="Anthony Cossio" w:date="2025-04-02T09:31:00Z">
+          <w:rPrChange w:id="451" w:author="Anthony Cossio" w:date="2025-04-02T09:31:00Z">
             <w:rPr>
               <w:sz w:val="20"/>
             </w:rPr>
@@ -24297,7 +24968,7 @@
         <w:rPr>
           <w:strike/>
           <w:sz w:val="20"/>
-          <w:rPrChange w:id="379" w:author="Anthony Cossio" w:date="2025-04-02T09:31:00Z">
+          <w:rPrChange w:id="452" w:author="Anthony Cossio" w:date="2025-04-02T09:31:00Z">
             <w:rPr>
               <w:sz w:val="20"/>
             </w:rPr>
@@ -24350,7 +25021,7 @@
               <w:rPr>
                 <w:strike/>
                 <w:sz w:val="24"/>
-                <w:rPrChange w:id="380" w:author="Anthony Cossio" w:date="2025-04-02T09:31:00Z">
+                <w:rPrChange w:id="453" w:author="Anthony Cossio" w:date="2025-04-02T09:31:00Z">
                   <w:rPr>
                     <w:sz w:val="24"/>
                   </w:rPr>
@@ -24362,7 +25033,7 @@
                 <w:strike/>
                 <w:spacing w:val="-2"/>
                 <w:sz w:val="24"/>
-                <w:rPrChange w:id="381" w:author="Anthony Cossio" w:date="2025-04-02T09:31:00Z">
+                <w:rPrChange w:id="454" w:author="Anthony Cossio" w:date="2025-04-02T09:31:00Z">
                   <w:rPr>
                     <w:spacing w:val="-2"/>
                     <w:sz w:val="24"/>
@@ -24387,7 +25058,7 @@
               <w:rPr>
                 <w:strike/>
                 <w:sz w:val="24"/>
-                <w:rPrChange w:id="382" w:author="Anthony Cossio" w:date="2025-04-02T09:31:00Z">
+                <w:rPrChange w:id="455" w:author="Anthony Cossio" w:date="2025-04-02T09:31:00Z">
                   <w:rPr>
                     <w:sz w:val="24"/>
                   </w:rPr>
@@ -24398,7 +25069,7 @@
               <w:rPr>
                 <w:strike/>
                 <w:sz w:val="24"/>
-                <w:rPrChange w:id="383" w:author="Anthony Cossio" w:date="2025-04-02T09:31:00Z">
+                <w:rPrChange w:id="456" w:author="Anthony Cossio" w:date="2025-04-02T09:31:00Z">
                   <w:rPr>
                     <w:sz w:val="24"/>
                   </w:rPr>
@@ -24411,7 +25082,7 @@
                 <w:strike/>
                 <w:spacing w:val="-15"/>
                 <w:sz w:val="24"/>
-                <w:rPrChange w:id="384" w:author="Anthony Cossio" w:date="2025-04-02T09:31:00Z">
+                <w:rPrChange w:id="457" w:author="Anthony Cossio" w:date="2025-04-02T09:31:00Z">
                   <w:rPr>
                     <w:spacing w:val="-15"/>
                     <w:sz w:val="24"/>
@@ -24424,7 +25095,7 @@
               <w:rPr>
                 <w:strike/>
                 <w:sz w:val="24"/>
-                <w:rPrChange w:id="385" w:author="Anthony Cossio" w:date="2025-04-02T09:31:00Z">
+                <w:rPrChange w:id="458" w:author="Anthony Cossio" w:date="2025-04-02T09:31:00Z">
                   <w:rPr>
                     <w:sz w:val="24"/>
                   </w:rPr>
@@ -24437,7 +25108,7 @@
                 <w:strike/>
                 <w:spacing w:val="-2"/>
                 <w:sz w:val="24"/>
-                <w:rPrChange w:id="386" w:author="Anthony Cossio" w:date="2025-04-02T09:31:00Z">
+                <w:rPrChange w:id="459" w:author="Anthony Cossio" w:date="2025-04-02T09:31:00Z">
                   <w:rPr>
                     <w:spacing w:val="-2"/>
                     <w:sz w:val="24"/>
@@ -24460,7 +25131,7 @@
               <w:rPr>
                 <w:strike/>
                 <w:sz w:val="24"/>
-                <w:rPrChange w:id="387" w:author="Anthony Cossio" w:date="2025-04-02T09:31:00Z">
+                <w:rPrChange w:id="460" w:author="Anthony Cossio" w:date="2025-04-02T09:31:00Z">
                   <w:rPr>
                     <w:sz w:val="24"/>
                   </w:rPr>
@@ -24471,7 +25142,7 @@
               <w:rPr>
                 <w:strike/>
                 <w:sz w:val="24"/>
-                <w:rPrChange w:id="388" w:author="Anthony Cossio" w:date="2025-04-02T09:31:00Z">
+                <w:rPrChange w:id="461" w:author="Anthony Cossio" w:date="2025-04-02T09:31:00Z">
                   <w:rPr>
                     <w:sz w:val="24"/>
                   </w:rPr>
@@ -24484,7 +25155,7 @@
                 <w:strike/>
                 <w:spacing w:val="-3"/>
                 <w:sz w:val="24"/>
-                <w:rPrChange w:id="389" w:author="Anthony Cossio" w:date="2025-04-02T09:31:00Z">
+                <w:rPrChange w:id="462" w:author="Anthony Cossio" w:date="2025-04-02T09:31:00Z">
                   <w:rPr>
                     <w:spacing w:val="-3"/>
                     <w:sz w:val="24"/>
@@ -24498,7 +25169,7 @@
                 <w:strike/>
                 <w:spacing w:val="-5"/>
                 <w:sz w:val="24"/>
-                <w:rPrChange w:id="390" w:author="Anthony Cossio" w:date="2025-04-02T09:31:00Z">
+                <w:rPrChange w:id="463" w:author="Anthony Cossio" w:date="2025-04-02T09:31:00Z">
                   <w:rPr>
                     <w:spacing w:val="-5"/>
                     <w:sz w:val="24"/>
@@ -24521,7 +25192,7 @@
               <w:rPr>
                 <w:strike/>
                 <w:sz w:val="24"/>
-                <w:rPrChange w:id="391" w:author="Anthony Cossio" w:date="2025-04-02T09:31:00Z">
+                <w:rPrChange w:id="464" w:author="Anthony Cossio" w:date="2025-04-02T09:31:00Z">
                   <w:rPr>
                     <w:sz w:val="24"/>
                   </w:rPr>
@@ -24532,7 +25203,7 @@
               <w:rPr>
                 <w:strike/>
                 <w:sz w:val="24"/>
-                <w:rPrChange w:id="392" w:author="Anthony Cossio" w:date="2025-04-02T09:31:00Z">
+                <w:rPrChange w:id="465" w:author="Anthony Cossio" w:date="2025-04-02T09:31:00Z">
                   <w:rPr>
                     <w:sz w:val="24"/>
                   </w:rPr>
@@ -24545,7 +25216,7 @@
                 <w:strike/>
                 <w:spacing w:val="-5"/>
                 <w:sz w:val="24"/>
-                <w:rPrChange w:id="393" w:author="Anthony Cossio" w:date="2025-04-02T09:31:00Z">
+                <w:rPrChange w:id="466" w:author="Anthony Cossio" w:date="2025-04-02T09:31:00Z">
                   <w:rPr>
                     <w:spacing w:val="-5"/>
                     <w:sz w:val="24"/>
@@ -24569,7 +25240,7 @@
               <w:rPr>
                 <w:strike/>
                 <w:sz w:val="24"/>
-                <w:rPrChange w:id="394" w:author="Anthony Cossio" w:date="2025-04-02T09:31:00Z">
+                <w:rPrChange w:id="467" w:author="Anthony Cossio" w:date="2025-04-02T09:31:00Z">
                   <w:rPr>
                     <w:sz w:val="24"/>
                   </w:rPr>
@@ -24580,7 +25251,7 @@
               <w:rPr>
                 <w:strike/>
                 <w:sz w:val="24"/>
-                <w:rPrChange w:id="395" w:author="Anthony Cossio" w:date="2025-04-02T09:31:00Z">
+                <w:rPrChange w:id="468" w:author="Anthony Cossio" w:date="2025-04-02T09:31:00Z">
                   <w:rPr>
                     <w:sz w:val="24"/>
                   </w:rPr>
@@ -24593,7 +25264,7 @@
                 <w:strike/>
                 <w:spacing w:val="-15"/>
                 <w:sz w:val="24"/>
-                <w:rPrChange w:id="396" w:author="Anthony Cossio" w:date="2025-04-02T09:31:00Z">
+                <w:rPrChange w:id="469" w:author="Anthony Cossio" w:date="2025-04-02T09:31:00Z">
                   <w:rPr>
                     <w:spacing w:val="-15"/>
                     <w:sz w:val="24"/>
@@ -24606,7 +25277,7 @@
               <w:rPr>
                 <w:strike/>
                 <w:sz w:val="24"/>
-                <w:rPrChange w:id="397" w:author="Anthony Cossio" w:date="2025-04-02T09:31:00Z">
+                <w:rPrChange w:id="470" w:author="Anthony Cossio" w:date="2025-04-02T09:31:00Z">
                   <w:rPr>
                     <w:sz w:val="24"/>
                   </w:rPr>
@@ -24619,7 +25290,7 @@
                 <w:strike/>
                 <w:spacing w:val="-2"/>
                 <w:sz w:val="24"/>
-                <w:rPrChange w:id="398" w:author="Anthony Cossio" w:date="2025-04-02T09:31:00Z">
+                <w:rPrChange w:id="471" w:author="Anthony Cossio" w:date="2025-04-02T09:31:00Z">
                   <w:rPr>
                     <w:spacing w:val="-2"/>
                     <w:sz w:val="24"/>
@@ -24643,7 +25314,7 @@
               <w:rPr>
                 <w:strike/>
                 <w:sz w:val="24"/>
-                <w:rPrChange w:id="399" w:author="Anthony Cossio" w:date="2025-04-02T09:31:00Z">
+                <w:rPrChange w:id="472" w:author="Anthony Cossio" w:date="2025-04-02T09:31:00Z">
                   <w:rPr>
                     <w:sz w:val="24"/>
                   </w:rPr>
@@ -24655,7 +25326,7 @@
                 <w:strike/>
                 <w:spacing w:val="-4"/>
                 <w:sz w:val="24"/>
-                <w:rPrChange w:id="400" w:author="Anthony Cossio" w:date="2025-04-02T09:31:00Z">
+                <w:rPrChange w:id="473" w:author="Anthony Cossio" w:date="2025-04-02T09:31:00Z">
                   <w:rPr>
                     <w:spacing w:val="-4"/>
                     <w:sz w:val="24"/>
@@ -24669,7 +25340,7 @@
                 <w:strike/>
                 <w:spacing w:val="-6"/>
                 <w:sz w:val="24"/>
-                <w:rPrChange w:id="401" w:author="Anthony Cossio" w:date="2025-04-02T09:31:00Z">
+                <w:rPrChange w:id="474" w:author="Anthony Cossio" w:date="2025-04-02T09:31:00Z">
                   <w:rPr>
                     <w:spacing w:val="-6"/>
                     <w:sz w:val="24"/>
@@ -24693,7 +25364,7 @@
               <w:rPr>
                 <w:strike/>
                 <w:sz w:val="24"/>
-                <w:rPrChange w:id="402" w:author="Anthony Cossio" w:date="2025-04-02T09:31:00Z">
+                <w:rPrChange w:id="475" w:author="Anthony Cossio" w:date="2025-04-02T09:31:00Z">
                   <w:rPr>
                     <w:sz w:val="24"/>
                   </w:rPr>
@@ -24705,7 +25376,7 @@
                 <w:strike/>
                 <w:spacing w:val="-2"/>
                 <w:sz w:val="24"/>
-                <w:rPrChange w:id="403" w:author="Anthony Cossio" w:date="2025-04-02T09:31:00Z">
+                <w:rPrChange w:id="476" w:author="Anthony Cossio" w:date="2025-04-02T09:31:00Z">
                   <w:rPr>
                     <w:spacing w:val="-2"/>
                     <w:sz w:val="24"/>
@@ -24719,7 +25390,7 @@
                 <w:strike/>
                 <w:spacing w:val="-6"/>
                 <w:sz w:val="24"/>
-                <w:rPrChange w:id="404" w:author="Anthony Cossio" w:date="2025-04-02T09:31:00Z">
+                <w:rPrChange w:id="477" w:author="Anthony Cossio" w:date="2025-04-02T09:31:00Z">
                   <w:rPr>
                     <w:spacing w:val="-6"/>
                     <w:sz w:val="24"/>
@@ -24743,7 +25414,7 @@
               <w:rPr>
                 <w:strike/>
                 <w:sz w:val="24"/>
-                <w:rPrChange w:id="405" w:author="Anthony Cossio" w:date="2025-04-02T09:31:00Z">
+                <w:rPrChange w:id="478" w:author="Anthony Cossio" w:date="2025-04-02T09:31:00Z">
                   <w:rPr>
                     <w:sz w:val="24"/>
                   </w:rPr>
@@ -24755,7 +25426,7 @@
                 <w:strike/>
                 <w:spacing w:val="-2"/>
                 <w:sz w:val="24"/>
-                <w:rPrChange w:id="406" w:author="Anthony Cossio" w:date="2025-04-02T09:31:00Z">
+                <w:rPrChange w:id="479" w:author="Anthony Cossio" w:date="2025-04-02T09:31:00Z">
                   <w:rPr>
                     <w:spacing w:val="-2"/>
                     <w:sz w:val="24"/>
@@ -24769,7 +25440,7 @@
                 <w:strike/>
                 <w:spacing w:val="-6"/>
                 <w:sz w:val="24"/>
-                <w:rPrChange w:id="407" w:author="Anthony Cossio" w:date="2025-04-02T09:31:00Z">
+                <w:rPrChange w:id="480" w:author="Anthony Cossio" w:date="2025-04-02T09:31:00Z">
                   <w:rPr>
                     <w:spacing w:val="-6"/>
                     <w:sz w:val="24"/>
@@ -24788,7 +25459,7 @@
               <w:rPr>
                 <w:strike/>
                 <w:sz w:val="24"/>
-                <w:rPrChange w:id="408" w:author="Anthony Cossio" w:date="2025-04-02T09:31:00Z">
+                <w:rPrChange w:id="481" w:author="Anthony Cossio" w:date="2025-04-02T09:31:00Z">
                   <w:rPr>
                     <w:sz w:val="24"/>
                   </w:rPr>
@@ -24800,7 +25471,7 @@
                 <w:strike/>
                 <w:spacing w:val="-2"/>
                 <w:sz w:val="24"/>
-                <w:rPrChange w:id="409" w:author="Anthony Cossio" w:date="2025-04-02T09:31:00Z">
+                <w:rPrChange w:id="482" w:author="Anthony Cossio" w:date="2025-04-02T09:31:00Z">
                   <w:rPr>
                     <w:spacing w:val="-2"/>
                     <w:sz w:val="24"/>
@@ -24828,7 +25499,7 @@
               <w:rPr>
                 <w:strike/>
                 <w:sz w:val="24"/>
-                <w:rPrChange w:id="410" w:author="Anthony Cossio" w:date="2025-04-02T09:31:00Z">
+                <w:rPrChange w:id="483" w:author="Anthony Cossio" w:date="2025-04-02T09:31:00Z">
                   <w:rPr>
                     <w:sz w:val="24"/>
                   </w:rPr>
@@ -24840,7 +25511,7 @@
                 <w:strike/>
                 <w:spacing w:val="-2"/>
                 <w:sz w:val="24"/>
-                <w:rPrChange w:id="411" w:author="Anthony Cossio" w:date="2025-04-02T09:31:00Z">
+                <w:rPrChange w:id="484" w:author="Anthony Cossio" w:date="2025-04-02T09:31:00Z">
                   <w:rPr>
                     <w:spacing w:val="-2"/>
                     <w:sz w:val="24"/>
@@ -24863,7 +25534,7 @@
               <w:rPr>
                 <w:strike/>
                 <w:sz w:val="24"/>
-                <w:rPrChange w:id="412" w:author="Anthony Cossio" w:date="2025-04-02T09:31:00Z">
+                <w:rPrChange w:id="485" w:author="Anthony Cossio" w:date="2025-04-02T09:31:00Z">
                   <w:rPr>
                     <w:sz w:val="24"/>
                   </w:rPr>
@@ -24875,7 +25546,7 @@
                 <w:strike/>
                 <w:spacing w:val="-2"/>
                 <w:sz w:val="24"/>
-                <w:rPrChange w:id="413" w:author="Anthony Cossio" w:date="2025-04-02T09:31:00Z">
+                <w:rPrChange w:id="486" w:author="Anthony Cossio" w:date="2025-04-02T09:31:00Z">
                   <w:rPr>
                     <w:spacing w:val="-2"/>
                     <w:sz w:val="24"/>
@@ -24898,7 +25569,7 @@
               <w:rPr>
                 <w:strike/>
                 <w:sz w:val="24"/>
-                <w:rPrChange w:id="414" w:author="Anthony Cossio" w:date="2025-04-02T09:31:00Z">
+                <w:rPrChange w:id="487" w:author="Anthony Cossio" w:date="2025-04-02T09:31:00Z">
                   <w:rPr>
                     <w:sz w:val="24"/>
                   </w:rPr>
@@ -24910,7 +25581,7 @@
                 <w:strike/>
                 <w:spacing w:val="-2"/>
                 <w:sz w:val="24"/>
-                <w:rPrChange w:id="415" w:author="Anthony Cossio" w:date="2025-04-02T09:31:00Z">
+                <w:rPrChange w:id="488" w:author="Anthony Cossio" w:date="2025-04-02T09:31:00Z">
                   <w:rPr>
                     <w:spacing w:val="-2"/>
                     <w:sz w:val="24"/>
@@ -24933,7 +25604,7 @@
               <w:rPr>
                 <w:strike/>
                 <w:sz w:val="24"/>
-                <w:rPrChange w:id="416" w:author="Anthony Cossio" w:date="2025-04-02T09:31:00Z">
+                <w:rPrChange w:id="489" w:author="Anthony Cossio" w:date="2025-04-02T09:31:00Z">
                   <w:rPr>
                     <w:sz w:val="24"/>
                   </w:rPr>
@@ -24945,7 +25616,7 @@
                 <w:strike/>
                 <w:spacing w:val="-2"/>
                 <w:sz w:val="24"/>
-                <w:rPrChange w:id="417" w:author="Anthony Cossio" w:date="2025-04-02T09:31:00Z">
+                <w:rPrChange w:id="490" w:author="Anthony Cossio" w:date="2025-04-02T09:31:00Z">
                   <w:rPr>
                     <w:spacing w:val="-2"/>
                     <w:sz w:val="24"/>
@@ -24968,7 +25639,7 @@
               <w:rPr>
                 <w:strike/>
                 <w:sz w:val="24"/>
-                <w:rPrChange w:id="418" w:author="Anthony Cossio" w:date="2025-04-02T09:31:00Z">
+                <w:rPrChange w:id="491" w:author="Anthony Cossio" w:date="2025-04-02T09:31:00Z">
                   <w:rPr>
                     <w:sz w:val="24"/>
                   </w:rPr>
@@ -24980,7 +25651,7 @@
                 <w:strike/>
                 <w:spacing w:val="-2"/>
                 <w:sz w:val="24"/>
-                <w:rPrChange w:id="419" w:author="Anthony Cossio" w:date="2025-04-02T09:31:00Z">
+                <w:rPrChange w:id="492" w:author="Anthony Cossio" w:date="2025-04-02T09:31:00Z">
                   <w:rPr>
                     <w:spacing w:val="-2"/>
                     <w:sz w:val="24"/>
@@ -25003,7 +25674,7 @@
               <w:rPr>
                 <w:strike/>
                 <w:sz w:val="24"/>
-                <w:rPrChange w:id="420" w:author="Anthony Cossio" w:date="2025-04-02T09:31:00Z">
+                <w:rPrChange w:id="493" w:author="Anthony Cossio" w:date="2025-04-02T09:31:00Z">
                   <w:rPr>
                     <w:sz w:val="24"/>
                   </w:rPr>
@@ -25015,7 +25686,7 @@
                 <w:strike/>
                 <w:spacing w:val="-2"/>
                 <w:sz w:val="24"/>
-                <w:rPrChange w:id="421" w:author="Anthony Cossio" w:date="2025-04-02T09:31:00Z">
+                <w:rPrChange w:id="494" w:author="Anthony Cossio" w:date="2025-04-02T09:31:00Z">
                   <w:rPr>
                     <w:spacing w:val="-2"/>
                     <w:sz w:val="24"/>
@@ -25038,7 +25709,7 @@
               <w:rPr>
                 <w:strike/>
                 <w:sz w:val="24"/>
-                <w:rPrChange w:id="422" w:author="Anthony Cossio" w:date="2025-04-02T09:31:00Z">
+                <w:rPrChange w:id="495" w:author="Anthony Cossio" w:date="2025-04-02T09:31:00Z">
                   <w:rPr>
                     <w:sz w:val="24"/>
                   </w:rPr>
@@ -25050,7 +25721,7 @@
                 <w:strike/>
                 <w:spacing w:val="-2"/>
                 <w:sz w:val="24"/>
-                <w:rPrChange w:id="423" w:author="Anthony Cossio" w:date="2025-04-02T09:31:00Z">
+                <w:rPrChange w:id="496" w:author="Anthony Cossio" w:date="2025-04-02T09:31:00Z">
                   <w:rPr>
                     <w:spacing w:val="-2"/>
                     <w:sz w:val="24"/>
@@ -25073,7 +25744,7 @@
               <w:rPr>
                 <w:strike/>
                 <w:sz w:val="24"/>
-                <w:rPrChange w:id="424" w:author="Anthony Cossio" w:date="2025-04-02T09:31:00Z">
+                <w:rPrChange w:id="497" w:author="Anthony Cossio" w:date="2025-04-02T09:31:00Z">
                   <w:rPr>
                     <w:sz w:val="24"/>
                   </w:rPr>
@@ -25085,7 +25756,7 @@
                 <w:strike/>
                 <w:spacing w:val="-5"/>
                 <w:sz w:val="24"/>
-                <w:rPrChange w:id="425" w:author="Anthony Cossio" w:date="2025-04-02T09:31:00Z">
+                <w:rPrChange w:id="498" w:author="Anthony Cossio" w:date="2025-04-02T09:31:00Z">
                   <w:rPr>
                     <w:spacing w:val="-5"/>
                     <w:sz w:val="24"/>
@@ -25112,7 +25783,7 @@
               <w:rPr>
                 <w:strike/>
                 <w:sz w:val="24"/>
-                <w:rPrChange w:id="426" w:author="Anthony Cossio" w:date="2025-04-02T09:31:00Z">
+                <w:rPrChange w:id="499" w:author="Anthony Cossio" w:date="2025-04-02T09:31:00Z">
                   <w:rPr>
                     <w:sz w:val="24"/>
                   </w:rPr>
@@ -25124,7 +25795,7 @@
                 <w:strike/>
                 <w:spacing w:val="-2"/>
                 <w:sz w:val="24"/>
-                <w:rPrChange w:id="427" w:author="Anthony Cossio" w:date="2025-04-02T09:31:00Z">
+                <w:rPrChange w:id="500" w:author="Anthony Cossio" w:date="2025-04-02T09:31:00Z">
                   <w:rPr>
                     <w:spacing w:val="-2"/>
                     <w:sz w:val="24"/>
@@ -25146,7 +25817,7 @@
               <w:rPr>
                 <w:strike/>
                 <w:sz w:val="24"/>
-                <w:rPrChange w:id="428" w:author="Anthony Cossio" w:date="2025-04-02T09:31:00Z">
+                <w:rPrChange w:id="501" w:author="Anthony Cossio" w:date="2025-04-02T09:31:00Z">
                   <w:rPr>
                     <w:sz w:val="24"/>
                   </w:rPr>
@@ -25158,7 +25829,7 @@
                 <w:strike/>
                 <w:spacing w:val="-2"/>
                 <w:sz w:val="24"/>
-                <w:rPrChange w:id="429" w:author="Anthony Cossio" w:date="2025-04-02T09:31:00Z">
+                <w:rPrChange w:id="502" w:author="Anthony Cossio" w:date="2025-04-02T09:31:00Z">
                   <w:rPr>
                     <w:spacing w:val="-2"/>
                     <w:sz w:val="24"/>
@@ -25180,7 +25851,7 @@
               <w:rPr>
                 <w:strike/>
                 <w:sz w:val="24"/>
-                <w:rPrChange w:id="430" w:author="Anthony Cossio" w:date="2025-04-02T09:31:00Z">
+                <w:rPrChange w:id="503" w:author="Anthony Cossio" w:date="2025-04-02T09:31:00Z">
                   <w:rPr>
                     <w:sz w:val="24"/>
                   </w:rPr>
@@ -25192,7 +25863,7 @@
                 <w:strike/>
                 <w:spacing w:val="-4"/>
                 <w:sz w:val="24"/>
-                <w:rPrChange w:id="431" w:author="Anthony Cossio" w:date="2025-04-02T09:31:00Z">
+                <w:rPrChange w:id="504" w:author="Anthony Cossio" w:date="2025-04-02T09:31:00Z">
                   <w:rPr>
                     <w:spacing w:val="-4"/>
                     <w:sz w:val="24"/>
@@ -25214,7 +25885,7 @@
               <w:rPr>
                 <w:strike/>
                 <w:sz w:val="24"/>
-                <w:rPrChange w:id="432" w:author="Anthony Cossio" w:date="2025-04-02T09:31:00Z">
+                <w:rPrChange w:id="505" w:author="Anthony Cossio" w:date="2025-04-02T09:31:00Z">
                   <w:rPr>
                     <w:sz w:val="24"/>
                   </w:rPr>
@@ -25226,7 +25897,7 @@
                 <w:strike/>
                 <w:spacing w:val="-2"/>
                 <w:sz w:val="24"/>
-                <w:rPrChange w:id="433" w:author="Anthony Cossio" w:date="2025-04-02T09:31:00Z">
+                <w:rPrChange w:id="506" w:author="Anthony Cossio" w:date="2025-04-02T09:31:00Z">
                   <w:rPr>
                     <w:spacing w:val="-2"/>
                     <w:sz w:val="24"/>
@@ -25248,7 +25919,7 @@
               <w:rPr>
                 <w:strike/>
                 <w:sz w:val="24"/>
-                <w:rPrChange w:id="434" w:author="Anthony Cossio" w:date="2025-04-02T09:31:00Z">
+                <w:rPrChange w:id="507" w:author="Anthony Cossio" w:date="2025-04-02T09:31:00Z">
                   <w:rPr>
                     <w:sz w:val="24"/>
                   </w:rPr>
@@ -25260,7 +25931,7 @@
                 <w:strike/>
                 <w:spacing w:val="-2"/>
                 <w:sz w:val="24"/>
-                <w:rPrChange w:id="435" w:author="Anthony Cossio" w:date="2025-04-02T09:31:00Z">
+                <w:rPrChange w:id="508" w:author="Anthony Cossio" w:date="2025-04-02T09:31:00Z">
                   <w:rPr>
                     <w:spacing w:val="-2"/>
                     <w:sz w:val="24"/>
@@ -25282,7 +25953,7 @@
               <w:rPr>
                 <w:strike/>
                 <w:sz w:val="24"/>
-                <w:rPrChange w:id="436" w:author="Anthony Cossio" w:date="2025-04-02T09:31:00Z">
+                <w:rPrChange w:id="509" w:author="Anthony Cossio" w:date="2025-04-02T09:31:00Z">
                   <w:rPr>
                     <w:sz w:val="24"/>
                   </w:rPr>
@@ -25294,7 +25965,7 @@
                 <w:strike/>
                 <w:spacing w:val="-2"/>
                 <w:sz w:val="24"/>
-                <w:rPrChange w:id="437" w:author="Anthony Cossio" w:date="2025-04-02T09:31:00Z">
+                <w:rPrChange w:id="510" w:author="Anthony Cossio" w:date="2025-04-02T09:31:00Z">
                   <w:rPr>
                     <w:spacing w:val="-2"/>
                     <w:sz w:val="24"/>
@@ -25316,7 +25987,7 @@
               <w:rPr>
                 <w:strike/>
                 <w:sz w:val="24"/>
-                <w:rPrChange w:id="438" w:author="Anthony Cossio" w:date="2025-04-02T09:31:00Z">
+                <w:rPrChange w:id="511" w:author="Anthony Cossio" w:date="2025-04-02T09:31:00Z">
                   <w:rPr>
                     <w:sz w:val="24"/>
                   </w:rPr>
@@ -25328,7 +25999,7 @@
                 <w:strike/>
                 <w:spacing w:val="-2"/>
                 <w:sz w:val="24"/>
-                <w:rPrChange w:id="439" w:author="Anthony Cossio" w:date="2025-04-02T09:31:00Z">
+                <w:rPrChange w:id="512" w:author="Anthony Cossio" w:date="2025-04-02T09:31:00Z">
                   <w:rPr>
                     <w:spacing w:val="-2"/>
                     <w:sz w:val="24"/>
@@ -25350,7 +26021,7 @@
               <w:rPr>
                 <w:strike/>
                 <w:sz w:val="24"/>
-                <w:rPrChange w:id="440" w:author="Anthony Cossio" w:date="2025-04-02T09:31:00Z">
+                <w:rPrChange w:id="513" w:author="Anthony Cossio" w:date="2025-04-02T09:31:00Z">
                   <w:rPr>
                     <w:sz w:val="24"/>
                   </w:rPr>
@@ -25362,7 +26033,7 @@
                 <w:strike/>
                 <w:spacing w:val="-5"/>
                 <w:sz w:val="24"/>
-                <w:rPrChange w:id="441" w:author="Anthony Cossio" w:date="2025-04-02T09:31:00Z">
+                <w:rPrChange w:id="514" w:author="Anthony Cossio" w:date="2025-04-02T09:31:00Z">
                   <w:rPr>
                     <w:spacing w:val="-5"/>
                     <w:sz w:val="24"/>
@@ -25390,19 +26061,12 @@
     <w:p>
       <w:pPr>
         <w:rPr>
-          <w:ins w:id="442" w:author="Anthony Cossio" w:date="2025-04-02T09:34:00Z"/>
+          <w:ins w:id="515" w:author="Anthony Cossio" w:date="2025-04-02T09:34:00Z"/>
           <w:sz w:val="24"/>
           <w:szCs w:val="24"/>
-          <w:rPrChange w:id="443" w:author="Anthony Cossio" w:date="2025-04-02T09:35:00Z">
-            <w:rPr>
-              <w:ins w:id="444" w:author="Anthony Cossio" w:date="2025-04-02T09:34:00Z"/>
-              <w:sz w:val="24"/>
-              <w:szCs w:val="24"/>
-            </w:rPr>
-          </w:rPrChange>
         </w:rPr>
       </w:pPr>
-      <w:ins w:id="445" w:author="Anthony Cossio" w:date="2025-04-02T09:34:00Z">
+      <w:ins w:id="516" w:author="Anthony Cossio" w:date="2025-04-02T09:34:00Z">
         <w:r>
           <w:rPr>
             <w:sz w:val="24"/>
@@ -25430,17 +26094,10 @@
             <w:sz w:val="24"/>
             <w:szCs w:val="24"/>
           </w:rPr>
-          <w:t xml:space="preserve"> for the entire area</w:t>
-        </w:r>
-        <w:r>
-          <w:rPr>
-            <w:sz w:val="24"/>
-            <w:szCs w:val="24"/>
-          </w:rPr>
-          <w:t xml:space="preserve"> </w:t>
+          <w:t xml:space="preserve"> for the entire area </w:t>
         </w:r>
       </w:ins>
-      <w:ins w:id="446" w:author="Anthony Cossio" w:date="2025-04-02T09:35:00Z">
+      <w:ins w:id="517" w:author="Anthony Cossio" w:date="2025-04-02T09:35:00Z">
         <w:r>
           <w:rPr>
             <w:sz w:val="24"/>
@@ -25449,10 +26106,10 @@
           <w:t xml:space="preserve">using </w:t>
         </w:r>
       </w:ins>
-      <w:ins w:id="447" w:author="Anthony Cossio" w:date="2025-04-02T09:34:00Z">
+      <w:ins w:id="518" w:author="Anthony Cossio" w:date="2025-04-02T09:34:00Z">
         <w:r>
           <w:rPr>
-            <w:rPrChange w:id="448" w:author="Anthony Cossio" w:date="2025-04-02T09:35:00Z">
+            <w:rPrChange w:id="519" w:author="Anthony Cossio" w:date="2025-04-02T09:35:00Z">
               <w:rPr>
                 <w:strike/>
               </w:rPr>
@@ -25461,15 +26118,15 @@
           <w:t>0.</w:t>
         </w:r>
       </w:ins>
-      <w:ins w:id="449" w:author="Anthony Cossio" w:date="2025-04-02T09:35:00Z">
+      <w:ins w:id="520" w:author="Anthony Cossio" w:date="2025-04-02T09:35:00Z">
         <w:r>
           <w:t>2</w:t>
         </w:r>
       </w:ins>
-      <w:ins w:id="450" w:author="Anthony Cossio" w:date="2025-04-02T09:34:00Z">
+      <w:ins w:id="521" w:author="Anthony Cossio" w:date="2025-04-02T09:34:00Z">
         <w:r>
           <w:rPr>
-            <w:rPrChange w:id="451" w:author="Anthony Cossio" w:date="2025-04-02T09:35:00Z">
+            <w:rPrChange w:id="522" w:author="Anthony Cossio" w:date="2025-04-02T09:35:00Z">
               <w:rPr>
                 <w:strike/>
               </w:rPr>
@@ -25480,7 +26137,7 @@
         <w:r>
           <w:rPr>
             <w:spacing w:val="-2"/>
-            <w:rPrChange w:id="452" w:author="Anthony Cossio" w:date="2025-04-02T09:35:00Z">
+            <w:rPrChange w:id="523" w:author="Anthony Cossio" w:date="2025-04-02T09:35:00Z">
               <w:rPr>
                 <w:strike/>
                 <w:spacing w:val="-2"/>
@@ -25491,7 +26148,7 @@
         </w:r>
         <w:r>
           <w:rPr>
-            <w:rPrChange w:id="453" w:author="Anthony Cossio" w:date="2025-04-02T09:35:00Z">
+            <w:rPrChange w:id="524" w:author="Anthony Cossio" w:date="2025-04-02T09:35:00Z">
               <w:rPr>
                 <w:strike/>
               </w:rPr>
@@ -25502,7 +26159,7 @@
         <w:r>
           <w:rPr>
             <w:spacing w:val="-2"/>
-            <w:rPrChange w:id="454" w:author="Anthony Cossio" w:date="2025-04-02T09:35:00Z">
+            <w:rPrChange w:id="525" w:author="Anthony Cossio" w:date="2025-04-02T09:35:00Z">
               <w:rPr>
                 <w:strike/>
                 <w:spacing w:val="-2"/>
@@ -25513,7 +26170,7 @@
         </w:r>
         <w:r>
           <w:rPr>
-            <w:rPrChange w:id="455" w:author="Anthony Cossio" w:date="2025-04-02T09:35:00Z">
+            <w:rPrChange w:id="526" w:author="Anthony Cossio" w:date="2025-04-02T09:35:00Z">
               <w:rPr>
                 <w:strike/>
               </w:rPr>
@@ -25524,7 +26181,7 @@
         <w:r>
           <w:rPr>
             <w:spacing w:val="-4"/>
-            <w:rPrChange w:id="456" w:author="Anthony Cossio" w:date="2025-04-02T09:35:00Z">
+            <w:rPrChange w:id="527" w:author="Anthony Cossio" w:date="2025-04-02T09:35:00Z">
               <w:rPr>
                 <w:strike/>
                 <w:spacing w:val="-4"/>
@@ -25535,7 +26192,7 @@
         </w:r>
         <w:r>
           <w:rPr>
-            <w:rPrChange w:id="457" w:author="Anthony Cossio" w:date="2025-04-02T09:35:00Z">
+            <w:rPrChange w:id="528" w:author="Anthony Cossio" w:date="2025-04-02T09:35:00Z">
               <w:rPr>
                 <w:strike/>
               </w:rPr>
@@ -25546,7 +26203,7 @@
         <w:r>
           <w:rPr>
             <w:spacing w:val="-2"/>
-            <w:rPrChange w:id="458" w:author="Anthony Cossio" w:date="2025-04-02T09:35:00Z">
+            <w:rPrChange w:id="529" w:author="Anthony Cossio" w:date="2025-04-02T09:35:00Z">
               <w:rPr>
                 <w:strike/>
                 <w:spacing w:val="-2"/>
@@ -25557,7 +26214,7 @@
         </w:r>
         <w:r>
           <w:rPr>
-            <w:rPrChange w:id="459" w:author="Anthony Cossio" w:date="2025-04-02T09:35:00Z">
+            <w:rPrChange w:id="530" w:author="Anthony Cossio" w:date="2025-04-02T09:35:00Z">
               <w:rPr>
                 <w:strike/>
               </w:rPr>
@@ -25566,7 +26223,7 @@
           <w:t>cells</w:t>
         </w:r>
       </w:ins>
-      <w:ins w:id="460" w:author="Anthony Cossio" w:date="2025-04-02T09:35:00Z">
+      <w:ins w:id="531" w:author="Anthony Cossio" w:date="2025-04-02T09:35:00Z">
         <w:r>
           <w:t>.</w:t>
         </w:r>
@@ -25575,7 +26232,7 @@
     <w:p>
       <w:pPr>
         <w:rPr>
-          <w:ins w:id="461" w:author="Anthony Cossio" w:date="2025-04-02T09:34:00Z"/>
+          <w:ins w:id="532" w:author="Anthony Cossio" w:date="2025-04-02T09:34:00Z"/>
           <w:sz w:val="24"/>
           <w:szCs w:val="24"/>
         </w:rPr>
@@ -25602,7 +26259,7 @@
         <w:trPr>
           <w:trHeight w:val="288"/>
           <w:jc w:val="center"/>
-          <w:ins w:id="462" w:author="Anthony Cossio" w:date="2025-04-02T09:34:00Z"/>
+          <w:ins w:id="533" w:author="Anthony Cossio" w:date="2025-04-02T09:34:00Z"/>
         </w:trPr>
         <w:tc>
           <w:tcPr>
@@ -25613,12 +26270,12 @@
           <w:p>
             <w:pPr>
               <w:rPr>
-                <w:ins w:id="463" w:author="Anthony Cossio" w:date="2025-04-02T09:34:00Z"/>
+                <w:ins w:id="534" w:author="Anthony Cossio" w:date="2025-04-02T09:34:00Z"/>
                 <w:sz w:val="24"/>
                 <w:szCs w:val="24"/>
               </w:rPr>
             </w:pPr>
-            <w:ins w:id="464" w:author="Anthony Cossio" w:date="2025-04-02T09:34:00Z">
+            <w:ins w:id="535" w:author="Anthony Cossio" w:date="2025-04-02T09:34:00Z">
               <w:r>
                 <w:rPr>
                   <w:sz w:val="24"/>
@@ -25639,12 +26296,12 @@
             <w:pPr>
               <w:jc w:val="center"/>
               <w:rPr>
-                <w:ins w:id="465" w:author="Anthony Cossio" w:date="2025-04-02T09:34:00Z"/>
+                <w:ins w:id="536" w:author="Anthony Cossio" w:date="2025-04-02T09:34:00Z"/>
                 <w:sz w:val="24"/>
                 <w:szCs w:val="24"/>
               </w:rPr>
             </w:pPr>
-            <w:ins w:id="466" w:author="Anthony Cossio" w:date="2025-04-02T09:34:00Z">
+            <w:ins w:id="537" w:author="Anthony Cossio" w:date="2025-04-02T09:34:00Z">
               <w:r>
                 <w:rPr>
                   <w:sz w:val="24"/>
@@ -25663,12 +26320,12 @@
             <w:pPr>
               <w:jc w:val="center"/>
               <w:rPr>
-                <w:ins w:id="467" w:author="Anthony Cossio" w:date="2025-04-02T09:34:00Z"/>
+                <w:ins w:id="538" w:author="Anthony Cossio" w:date="2025-04-02T09:34:00Z"/>
                 <w:sz w:val="24"/>
                 <w:szCs w:val="24"/>
               </w:rPr>
             </w:pPr>
-            <w:ins w:id="468" w:author="Anthony Cossio" w:date="2025-04-02T09:34:00Z">
+            <w:ins w:id="539" w:author="Anthony Cossio" w:date="2025-04-02T09:34:00Z">
               <w:r>
                 <w:rPr>
                   <w:sz w:val="24"/>
@@ -25689,12 +26346,12 @@
             <w:pPr>
               <w:jc w:val="center"/>
               <w:rPr>
-                <w:ins w:id="469" w:author="Anthony Cossio" w:date="2025-04-02T09:34:00Z"/>
+                <w:ins w:id="540" w:author="Anthony Cossio" w:date="2025-04-02T09:34:00Z"/>
                 <w:sz w:val="24"/>
                 <w:szCs w:val="24"/>
               </w:rPr>
             </w:pPr>
-            <w:ins w:id="470" w:author="Anthony Cossio" w:date="2025-04-02T09:34:00Z">
+            <w:ins w:id="541" w:author="Anthony Cossio" w:date="2025-04-02T09:34:00Z">
               <w:r>
                 <w:rPr>
                   <w:sz w:val="24"/>
@@ -25715,12 +26372,12 @@
             <w:pPr>
               <w:jc w:val="center"/>
               <w:rPr>
-                <w:ins w:id="471" w:author="Anthony Cossio" w:date="2025-04-02T09:34:00Z"/>
+                <w:ins w:id="542" w:author="Anthony Cossio" w:date="2025-04-02T09:34:00Z"/>
                 <w:sz w:val="24"/>
                 <w:szCs w:val="24"/>
               </w:rPr>
             </w:pPr>
-            <w:ins w:id="472" w:author="Anthony Cossio" w:date="2025-04-02T09:34:00Z">
+            <w:ins w:id="543" w:author="Anthony Cossio" w:date="2025-04-02T09:34:00Z">
               <w:r>
                 <w:rPr>
                   <w:sz w:val="24"/>
@@ -25739,12 +26396,12 @@
             <w:pPr>
               <w:jc w:val="center"/>
               <w:rPr>
-                <w:ins w:id="473" w:author="Anthony Cossio" w:date="2025-04-02T09:34:00Z"/>
+                <w:ins w:id="544" w:author="Anthony Cossio" w:date="2025-04-02T09:34:00Z"/>
                 <w:sz w:val="24"/>
                 <w:szCs w:val="24"/>
               </w:rPr>
             </w:pPr>
-            <w:ins w:id="474" w:author="Anthony Cossio" w:date="2025-04-02T09:34:00Z">
+            <w:ins w:id="545" w:author="Anthony Cossio" w:date="2025-04-02T09:34:00Z">
               <w:r>
                 <w:rPr>
                   <w:sz w:val="24"/>
@@ -25765,12 +26422,12 @@
             <w:pPr>
               <w:jc w:val="center"/>
               <w:rPr>
-                <w:ins w:id="475" w:author="Anthony Cossio" w:date="2025-04-02T09:34:00Z"/>
+                <w:ins w:id="546" w:author="Anthony Cossio" w:date="2025-04-02T09:34:00Z"/>
                 <w:sz w:val="24"/>
                 <w:szCs w:val="24"/>
               </w:rPr>
             </w:pPr>
-            <w:ins w:id="476" w:author="Anthony Cossio" w:date="2025-04-02T09:34:00Z">
+            <w:ins w:id="547" w:author="Anthony Cossio" w:date="2025-04-02T09:34:00Z">
               <w:r>
                 <w:rPr>
                   <w:sz w:val="24"/>
@@ -25789,12 +26446,12 @@
             <w:pPr>
               <w:jc w:val="center"/>
               <w:rPr>
-                <w:ins w:id="477" w:author="Anthony Cossio" w:date="2025-04-02T09:34:00Z"/>
+                <w:ins w:id="548" w:author="Anthony Cossio" w:date="2025-04-02T09:34:00Z"/>
                 <w:sz w:val="24"/>
                 <w:szCs w:val="24"/>
               </w:rPr>
             </w:pPr>
-            <w:ins w:id="478" w:author="Anthony Cossio" w:date="2025-04-02T09:34:00Z">
+            <w:ins w:id="549" w:author="Anthony Cossio" w:date="2025-04-02T09:34:00Z">
               <w:r>
                 <w:rPr>
                   <w:sz w:val="24"/>
@@ -25810,7 +26467,7 @@
         <w:trPr>
           <w:trHeight w:val="288"/>
           <w:jc w:val="center"/>
-          <w:ins w:id="479" w:author="Anthony Cossio" w:date="2025-04-02T09:34:00Z"/>
+          <w:ins w:id="550" w:author="Anthony Cossio" w:date="2025-04-02T09:34:00Z"/>
         </w:trPr>
         <w:tc>
           <w:tcPr>
@@ -25821,12 +26478,12 @@
           <w:p>
             <w:pPr>
               <w:rPr>
-                <w:ins w:id="480" w:author="Anthony Cossio" w:date="2025-04-02T09:34:00Z"/>
+                <w:ins w:id="551" w:author="Anthony Cossio" w:date="2025-04-02T09:34:00Z"/>
                 <w:sz w:val="24"/>
                 <w:szCs w:val="24"/>
               </w:rPr>
             </w:pPr>
-            <w:ins w:id="481" w:author="Anthony Cossio" w:date="2025-04-02T09:34:00Z">
+            <w:ins w:id="552" w:author="Anthony Cossio" w:date="2025-04-02T09:34:00Z">
               <w:r>
                 <w:rPr>
                   <w:sz w:val="24"/>
@@ -25846,12 +26503,12 @@
             <w:pPr>
               <w:jc w:val="center"/>
               <w:rPr>
-                <w:ins w:id="482" w:author="Anthony Cossio" w:date="2025-04-02T09:34:00Z"/>
+                <w:ins w:id="553" w:author="Anthony Cossio" w:date="2025-04-02T09:34:00Z"/>
                 <w:sz w:val="24"/>
                 <w:szCs w:val="24"/>
               </w:rPr>
             </w:pPr>
-            <w:ins w:id="483" w:author="Anthony Cossio" w:date="2025-04-02T09:34:00Z">
+            <w:ins w:id="554" w:author="Anthony Cossio" w:date="2025-04-02T09:34:00Z">
               <w:r>
                 <w:rPr>
                   <w:sz w:val="24"/>
@@ -25870,12 +26527,12 @@
             <w:pPr>
               <w:jc w:val="center"/>
               <w:rPr>
-                <w:ins w:id="484" w:author="Anthony Cossio" w:date="2025-04-02T09:34:00Z"/>
+                <w:ins w:id="555" w:author="Anthony Cossio" w:date="2025-04-02T09:34:00Z"/>
                 <w:sz w:val="24"/>
                 <w:szCs w:val="24"/>
               </w:rPr>
             </w:pPr>
-            <w:ins w:id="485" w:author="Anthony Cossio" w:date="2025-04-02T09:34:00Z">
+            <w:ins w:id="556" w:author="Anthony Cossio" w:date="2025-04-02T09:34:00Z">
               <w:r>
                 <w:rPr>
                   <w:sz w:val="24"/>
@@ -25895,12 +26552,12 @@
             <w:pPr>
               <w:jc w:val="center"/>
               <w:rPr>
-                <w:ins w:id="486" w:author="Anthony Cossio" w:date="2025-04-02T09:34:00Z"/>
+                <w:ins w:id="557" w:author="Anthony Cossio" w:date="2025-04-02T09:34:00Z"/>
                 <w:sz w:val="24"/>
                 <w:szCs w:val="24"/>
               </w:rPr>
             </w:pPr>
-            <w:ins w:id="487" w:author="Anthony Cossio" w:date="2025-04-02T09:34:00Z">
+            <w:ins w:id="558" w:author="Anthony Cossio" w:date="2025-04-02T09:34:00Z">
               <w:r>
                 <w:rPr>
                   <w:sz w:val="24"/>
@@ -25920,12 +26577,12 @@
             <w:pPr>
               <w:jc w:val="center"/>
               <w:rPr>
-                <w:ins w:id="488" w:author="Anthony Cossio" w:date="2025-04-02T09:34:00Z"/>
+                <w:ins w:id="559" w:author="Anthony Cossio" w:date="2025-04-02T09:34:00Z"/>
                 <w:sz w:val="24"/>
                 <w:szCs w:val="24"/>
               </w:rPr>
             </w:pPr>
-            <w:ins w:id="489" w:author="Anthony Cossio" w:date="2025-04-02T09:34:00Z">
+            <w:ins w:id="560" w:author="Anthony Cossio" w:date="2025-04-02T09:34:00Z">
               <w:r>
                 <w:rPr>
                   <w:sz w:val="24"/>
@@ -25944,12 +26601,12 @@
             <w:pPr>
               <w:jc w:val="center"/>
               <w:rPr>
-                <w:ins w:id="490" w:author="Anthony Cossio" w:date="2025-04-02T09:34:00Z"/>
+                <w:ins w:id="561" w:author="Anthony Cossio" w:date="2025-04-02T09:34:00Z"/>
                 <w:sz w:val="24"/>
                 <w:szCs w:val="24"/>
               </w:rPr>
             </w:pPr>
-            <w:ins w:id="491" w:author="Anthony Cossio" w:date="2025-04-02T09:34:00Z">
+            <w:ins w:id="562" w:author="Anthony Cossio" w:date="2025-04-02T09:34:00Z">
               <w:r>
                 <w:rPr>
                   <w:sz w:val="24"/>
@@ -25969,12 +26626,12 @@
             <w:pPr>
               <w:jc w:val="center"/>
               <w:rPr>
-                <w:ins w:id="492" w:author="Anthony Cossio" w:date="2025-04-02T09:34:00Z"/>
+                <w:ins w:id="563" w:author="Anthony Cossio" w:date="2025-04-02T09:34:00Z"/>
                 <w:sz w:val="24"/>
                 <w:szCs w:val="24"/>
               </w:rPr>
             </w:pPr>
-            <w:ins w:id="493" w:author="Anthony Cossio" w:date="2025-04-02T09:34:00Z">
+            <w:ins w:id="564" w:author="Anthony Cossio" w:date="2025-04-02T09:34:00Z">
               <w:r>
                 <w:rPr>
                   <w:sz w:val="24"/>
@@ -25993,12 +26650,12 @@
             <w:pPr>
               <w:jc w:val="center"/>
               <w:rPr>
-                <w:ins w:id="494" w:author="Anthony Cossio" w:date="2025-04-02T09:34:00Z"/>
+                <w:ins w:id="565" w:author="Anthony Cossio" w:date="2025-04-02T09:34:00Z"/>
                 <w:sz w:val="24"/>
                 <w:szCs w:val="24"/>
               </w:rPr>
             </w:pPr>
-            <w:ins w:id="495" w:author="Anthony Cossio" w:date="2025-04-02T09:34:00Z">
+            <w:ins w:id="566" w:author="Anthony Cossio" w:date="2025-04-02T09:34:00Z">
               <w:r>
                 <w:rPr>
                   <w:sz w:val="24"/>
@@ -26014,7 +26671,7 @@
         <w:trPr>
           <w:trHeight w:val="288"/>
           <w:jc w:val="center"/>
-          <w:ins w:id="496" w:author="Anthony Cossio" w:date="2025-04-02T09:34:00Z"/>
+          <w:ins w:id="567" w:author="Anthony Cossio" w:date="2025-04-02T09:34:00Z"/>
         </w:trPr>
         <w:tc>
           <w:tcPr>
@@ -26025,12 +26682,12 @@
           <w:p>
             <w:pPr>
               <w:rPr>
-                <w:ins w:id="497" w:author="Anthony Cossio" w:date="2025-04-02T09:34:00Z"/>
+                <w:ins w:id="568" w:author="Anthony Cossio" w:date="2025-04-02T09:34:00Z"/>
                 <w:sz w:val="24"/>
                 <w:szCs w:val="24"/>
               </w:rPr>
             </w:pPr>
-            <w:ins w:id="498" w:author="Anthony Cossio" w:date="2025-04-02T09:34:00Z">
+            <w:ins w:id="569" w:author="Anthony Cossio" w:date="2025-04-02T09:34:00Z">
               <w:r>
                 <w:rPr>
                   <w:sz w:val="24"/>
@@ -26050,12 +26707,12 @@
             <w:pPr>
               <w:jc w:val="center"/>
               <w:rPr>
-                <w:ins w:id="499" w:author="Anthony Cossio" w:date="2025-04-02T09:34:00Z"/>
+                <w:ins w:id="570" w:author="Anthony Cossio" w:date="2025-04-02T09:34:00Z"/>
                 <w:sz w:val="24"/>
                 <w:szCs w:val="24"/>
               </w:rPr>
             </w:pPr>
-            <w:ins w:id="500" w:author="Anthony Cossio" w:date="2025-04-02T09:34:00Z">
+            <w:ins w:id="571" w:author="Anthony Cossio" w:date="2025-04-02T09:34:00Z">
               <w:r>
                 <w:rPr>
                   <w:sz w:val="24"/>
@@ -26074,12 +26731,12 @@
             <w:pPr>
               <w:jc w:val="center"/>
               <w:rPr>
-                <w:ins w:id="501" w:author="Anthony Cossio" w:date="2025-04-02T09:34:00Z"/>
+                <w:ins w:id="572" w:author="Anthony Cossio" w:date="2025-04-02T09:34:00Z"/>
                 <w:sz w:val="24"/>
                 <w:szCs w:val="24"/>
               </w:rPr>
             </w:pPr>
-            <w:ins w:id="502" w:author="Anthony Cossio" w:date="2025-04-02T09:34:00Z">
+            <w:ins w:id="573" w:author="Anthony Cossio" w:date="2025-04-02T09:34:00Z">
               <w:r>
                 <w:rPr>
                   <w:sz w:val="24"/>
@@ -26099,12 +26756,12 @@
             <w:pPr>
               <w:jc w:val="center"/>
               <w:rPr>
-                <w:ins w:id="503" w:author="Anthony Cossio" w:date="2025-04-02T09:34:00Z"/>
+                <w:ins w:id="574" w:author="Anthony Cossio" w:date="2025-04-02T09:34:00Z"/>
                 <w:sz w:val="24"/>
                 <w:szCs w:val="24"/>
               </w:rPr>
             </w:pPr>
-            <w:ins w:id="504" w:author="Anthony Cossio" w:date="2025-04-02T09:34:00Z">
+            <w:ins w:id="575" w:author="Anthony Cossio" w:date="2025-04-02T09:34:00Z">
               <w:r>
                 <w:rPr>
                   <w:sz w:val="24"/>
@@ -26124,12 +26781,12 @@
             <w:pPr>
               <w:jc w:val="center"/>
               <w:rPr>
-                <w:ins w:id="505" w:author="Anthony Cossio" w:date="2025-04-02T09:34:00Z"/>
+                <w:ins w:id="576" w:author="Anthony Cossio" w:date="2025-04-02T09:34:00Z"/>
                 <w:sz w:val="24"/>
                 <w:szCs w:val="24"/>
               </w:rPr>
             </w:pPr>
-            <w:ins w:id="506" w:author="Anthony Cossio" w:date="2025-04-02T09:34:00Z">
+            <w:ins w:id="577" w:author="Anthony Cossio" w:date="2025-04-02T09:34:00Z">
               <w:r>
                 <w:rPr>
                   <w:sz w:val="24"/>
@@ -26148,12 +26805,12 @@
             <w:pPr>
               <w:jc w:val="center"/>
               <w:rPr>
-                <w:ins w:id="507" w:author="Anthony Cossio" w:date="2025-04-02T09:34:00Z"/>
+                <w:ins w:id="578" w:author="Anthony Cossio" w:date="2025-04-02T09:34:00Z"/>
                 <w:sz w:val="24"/>
                 <w:szCs w:val="24"/>
               </w:rPr>
             </w:pPr>
-            <w:ins w:id="508" w:author="Anthony Cossio" w:date="2025-04-02T09:34:00Z">
+            <w:ins w:id="579" w:author="Anthony Cossio" w:date="2025-04-02T09:34:00Z">
               <w:r>
                 <w:rPr>
                   <w:sz w:val="24"/>
@@ -26173,12 +26830,12 @@
             <w:pPr>
               <w:jc w:val="center"/>
               <w:rPr>
-                <w:ins w:id="509" w:author="Anthony Cossio" w:date="2025-04-02T09:34:00Z"/>
+                <w:ins w:id="580" w:author="Anthony Cossio" w:date="2025-04-02T09:34:00Z"/>
                 <w:sz w:val="24"/>
                 <w:szCs w:val="24"/>
               </w:rPr>
             </w:pPr>
-            <w:ins w:id="510" w:author="Anthony Cossio" w:date="2025-04-02T09:34:00Z">
+            <w:ins w:id="581" w:author="Anthony Cossio" w:date="2025-04-02T09:34:00Z">
               <w:r>
                 <w:rPr>
                   <w:sz w:val="24"/>
@@ -26197,12 +26854,12 @@
             <w:pPr>
               <w:jc w:val="center"/>
               <w:rPr>
-                <w:ins w:id="511" w:author="Anthony Cossio" w:date="2025-04-02T09:34:00Z"/>
+                <w:ins w:id="582" w:author="Anthony Cossio" w:date="2025-04-02T09:34:00Z"/>
                 <w:sz w:val="24"/>
                 <w:szCs w:val="24"/>
               </w:rPr>
             </w:pPr>
-            <w:ins w:id="512" w:author="Anthony Cossio" w:date="2025-04-02T09:34:00Z">
+            <w:ins w:id="583" w:author="Anthony Cossio" w:date="2025-04-02T09:34:00Z">
               <w:r>
                 <w:rPr>
                   <w:sz w:val="24"/>
@@ -26467,7 +27124,7 @@
           <w:noProof/>
         </w:rPr>
         <w:drawing>
-          <wp:anchor distT="0" distB="0" distL="0" distR="0" simplePos="0" relativeHeight="487591936" behindDoc="1" locked="0" layoutInCell="1" allowOverlap="1" wp14:anchorId="12C86536" wp14:editId="2CDF7C9E">
+          <wp:anchor distT="0" distB="0" distL="0" distR="0" simplePos="0" relativeHeight="487591936" behindDoc="1" locked="0" layoutInCell="1" allowOverlap="1" wp14:anchorId="12C86536" wp14:editId="7FF01083">
             <wp:simplePos x="0" y="0"/>
             <wp:positionH relativeFrom="page">
               <wp:posOffset>1962859</wp:posOffset>
@@ -26527,172 +27184,916 @@
         <w:pStyle w:val="BodyText"/>
         <w:spacing w:line="259" w:lineRule="auto"/>
         <w:ind w:left="100" w:right="485"/>
+        <w:rPr>
+          <w:strike/>
+          <w:rPrChange w:id="584" w:author="Anthony Cossio" w:date="2025-04-03T12:55:00Z">
+            <w:rPr/>
+          </w:rPrChange>
+        </w:rPr>
       </w:pPr>
       <w:r>
+        <w:rPr>
+          <w:strike/>
+          <w:rPrChange w:id="585" w:author="Anthony Cossio" w:date="2025-04-03T12:55:00Z">
+            <w:rPr/>
+          </w:rPrChange>
+        </w:rPr>
         <w:t>Figure</w:t>
       </w:r>
       <w:r>
         <w:rPr>
-          <w:spacing w:val="-2"/>
-        </w:rPr>
-        <w:t xml:space="preserve"> </w:t>
-      </w:r>
-      <w:r>
+          <w:strike/>
+          <w:spacing w:val="-2"/>
+          <w:rPrChange w:id="586" w:author="Anthony Cossio" w:date="2025-04-03T12:55:00Z">
+            <w:rPr>
+              <w:spacing w:val="-2"/>
+            </w:rPr>
+          </w:rPrChange>
+        </w:rPr>
+        <w:t xml:space="preserve"> </w:t>
+      </w:r>
+      <w:r>
+        <w:rPr>
+          <w:strike/>
+          <w:rPrChange w:id="587" w:author="Anthony Cossio" w:date="2025-04-03T12:55:00Z">
+            <w:rPr/>
+          </w:rPrChange>
+        </w:rPr>
         <w:t>2.</w:t>
       </w:r>
       <w:r>
         <w:rPr>
-          <w:spacing w:val="-2"/>
-        </w:rPr>
-        <w:t xml:space="preserve"> </w:t>
-      </w:r>
-      <w:r>
+          <w:strike/>
+          <w:spacing w:val="-2"/>
+          <w:rPrChange w:id="588" w:author="Anthony Cossio" w:date="2025-04-03T12:55:00Z">
+            <w:rPr>
+              <w:spacing w:val="-2"/>
+            </w:rPr>
+          </w:rPrChange>
+        </w:rPr>
+        <w:t xml:space="preserve"> </w:t>
+      </w:r>
+      <w:r>
+        <w:rPr>
+          <w:strike/>
+          <w:rPrChange w:id="589" w:author="Anthony Cossio" w:date="2025-04-03T12:55:00Z">
+            <w:rPr/>
+          </w:rPrChange>
+        </w:rPr>
         <w:t>Spatial</w:t>
       </w:r>
       <w:r>
         <w:rPr>
-          <w:spacing w:val="-2"/>
-        </w:rPr>
-        <w:t xml:space="preserve"> </w:t>
-      </w:r>
-      <w:r>
+          <w:strike/>
+          <w:spacing w:val="-2"/>
+          <w:rPrChange w:id="590" w:author="Anthony Cossio" w:date="2025-04-03T12:55:00Z">
+            <w:rPr>
+              <w:spacing w:val="-2"/>
+            </w:rPr>
+          </w:rPrChange>
+        </w:rPr>
+        <w:t xml:space="preserve"> </w:t>
+      </w:r>
+      <w:r>
+        <w:rPr>
+          <w:strike/>
+          <w:rPrChange w:id="591" w:author="Anthony Cossio" w:date="2025-04-03T12:55:00Z">
+            <w:rPr/>
+          </w:rPrChange>
+        </w:rPr>
         <w:t>grid</w:t>
       </w:r>
       <w:r>
         <w:rPr>
-          <w:spacing w:val="-2"/>
-        </w:rPr>
-        <w:t xml:space="preserve"> </w:t>
-      </w:r>
-      <w:r>
+          <w:strike/>
+          <w:spacing w:val="-2"/>
+          <w:rPrChange w:id="592" w:author="Anthony Cossio" w:date="2025-04-03T12:55:00Z">
+            <w:rPr>
+              <w:spacing w:val="-2"/>
+            </w:rPr>
+          </w:rPrChange>
+        </w:rPr>
+        <w:t xml:space="preserve"> </w:t>
+      </w:r>
+      <w:r>
+        <w:rPr>
+          <w:strike/>
+          <w:rPrChange w:id="593" w:author="Anthony Cossio" w:date="2025-04-03T12:55:00Z">
+            <w:rPr/>
+          </w:rPrChange>
+        </w:rPr>
         <w:t>(0.1°</w:t>
       </w:r>
       <w:r>
         <w:rPr>
+          <w:strike/>
           <w:spacing w:val="-4"/>
-        </w:rPr>
-        <w:t xml:space="preserve"> </w:t>
-      </w:r>
-      <w:r>
+          <w:rPrChange w:id="594" w:author="Anthony Cossio" w:date="2025-04-03T12:55:00Z">
+            <w:rPr>
+              <w:spacing w:val="-4"/>
+            </w:rPr>
+          </w:rPrChange>
+        </w:rPr>
+        <w:t xml:space="preserve"> </w:t>
+      </w:r>
+      <w:r>
+        <w:rPr>
+          <w:strike/>
+          <w:rPrChange w:id="595" w:author="Anthony Cossio" w:date="2025-04-03T12:55:00Z">
+            <w:rPr/>
+          </w:rPrChange>
+        </w:rPr>
         <w:t>by</w:t>
       </w:r>
       <w:r>
         <w:rPr>
-          <w:spacing w:val="-2"/>
-        </w:rPr>
-        <w:t xml:space="preserve"> </w:t>
-      </w:r>
-      <w:r>
+          <w:strike/>
+          <w:spacing w:val="-2"/>
+          <w:rPrChange w:id="596" w:author="Anthony Cossio" w:date="2025-04-03T12:55:00Z">
+            <w:rPr>
+              <w:spacing w:val="-2"/>
+            </w:rPr>
+          </w:rPrChange>
+        </w:rPr>
+        <w:t xml:space="preserve"> </w:t>
+      </w:r>
+      <w:r>
+        <w:rPr>
+          <w:strike/>
+          <w:rPrChange w:id="597" w:author="Anthony Cossio" w:date="2025-04-03T12:55:00Z">
+            <w:rPr/>
+          </w:rPrChange>
+        </w:rPr>
         <w:t>0.1°</w:t>
       </w:r>
       <w:r>
         <w:rPr>
-          <w:spacing w:val="-2"/>
-        </w:rPr>
-        <w:t xml:space="preserve"> </w:t>
-      </w:r>
-      <w:r>
+          <w:strike/>
+          <w:spacing w:val="-2"/>
+          <w:rPrChange w:id="598" w:author="Anthony Cossio" w:date="2025-04-03T12:55:00Z">
+            <w:rPr>
+              <w:spacing w:val="-2"/>
+            </w:rPr>
+          </w:rPrChange>
+        </w:rPr>
+        <w:t xml:space="preserve"> </w:t>
+      </w:r>
+      <w:r>
+        <w:rPr>
+          <w:strike/>
+          <w:rPrChange w:id="599" w:author="Anthony Cossio" w:date="2025-04-03T12:55:00Z">
+            <w:rPr/>
+          </w:rPrChange>
+        </w:rPr>
         <w:t>grid</w:t>
       </w:r>
       <w:r>
         <w:rPr>
-          <w:spacing w:val="-2"/>
-        </w:rPr>
-        <w:t xml:space="preserve"> </w:t>
-      </w:r>
-      <w:r>
+          <w:strike/>
+          <w:spacing w:val="-2"/>
+          <w:rPrChange w:id="600" w:author="Anthony Cossio" w:date="2025-04-03T12:55:00Z">
+            <w:rPr>
+              <w:spacing w:val="-2"/>
+            </w:rPr>
+          </w:rPrChange>
+        </w:rPr>
+        <w:t xml:space="preserve"> </w:t>
+      </w:r>
+      <w:r>
+        <w:rPr>
+          <w:strike/>
+          <w:rPrChange w:id="601" w:author="Anthony Cossio" w:date="2025-04-03T12:55:00Z">
+            <w:rPr/>
+          </w:rPrChange>
+        </w:rPr>
         <w:t>cells)</w:t>
       </w:r>
       <w:r>
         <w:rPr>
-          <w:spacing w:val="-2"/>
-        </w:rPr>
-        <w:t xml:space="preserve"> </w:t>
-      </w:r>
-      <w:r>
+          <w:strike/>
+          <w:spacing w:val="-2"/>
+          <w:rPrChange w:id="602" w:author="Anthony Cossio" w:date="2025-04-03T12:55:00Z">
+            <w:rPr>
+              <w:spacing w:val="-2"/>
+            </w:rPr>
+          </w:rPrChange>
+        </w:rPr>
+        <w:t xml:space="preserve"> </w:t>
+      </w:r>
+      <w:r>
+        <w:rPr>
+          <w:strike/>
+          <w:rPrChange w:id="603" w:author="Anthony Cossio" w:date="2025-04-03T12:55:00Z">
+            <w:rPr/>
+          </w:rPrChange>
+        </w:rPr>
         <w:t>(red</w:t>
       </w:r>
       <w:r>
         <w:rPr>
-          <w:spacing w:val="-2"/>
-        </w:rPr>
-        <w:t xml:space="preserve"> </w:t>
-      </w:r>
-      <w:r>
+          <w:strike/>
+          <w:spacing w:val="-2"/>
+          <w:rPrChange w:id="604" w:author="Anthony Cossio" w:date="2025-04-03T12:55:00Z">
+            <w:rPr>
+              <w:spacing w:val="-2"/>
+            </w:rPr>
+          </w:rPrChange>
+        </w:rPr>
+        <w:t xml:space="preserve"> </w:t>
+      </w:r>
+      <w:r>
+        <w:rPr>
+          <w:strike/>
+          <w:rPrChange w:id="605" w:author="Anthony Cossio" w:date="2025-04-03T12:55:00Z">
+            <w:rPr/>
+          </w:rPrChange>
+        </w:rPr>
         <w:t>dots</w:t>
       </w:r>
       <w:r>
         <w:rPr>
+          <w:strike/>
           <w:spacing w:val="-4"/>
-        </w:rPr>
-        <w:t xml:space="preserve"> </w:t>
-      </w:r>
-      <w:r>
+          <w:rPrChange w:id="606" w:author="Anthony Cossio" w:date="2025-04-03T12:55:00Z">
+            <w:rPr>
+              <w:spacing w:val="-4"/>
+            </w:rPr>
+          </w:rPrChange>
+        </w:rPr>
+        <w:t xml:space="preserve"> </w:t>
+      </w:r>
+      <w:r>
+        <w:rPr>
+          <w:strike/>
+          <w:rPrChange w:id="607" w:author="Anthony Cossio" w:date="2025-04-03T12:55:00Z">
+            <w:rPr/>
+          </w:rPrChange>
+        </w:rPr>
         <w:t>are</w:t>
       </w:r>
       <w:r>
         <w:rPr>
-          <w:spacing w:val="-2"/>
-        </w:rPr>
-        <w:t xml:space="preserve"> </w:t>
-      </w:r>
-      <w:r>
+          <w:strike/>
+          <w:spacing w:val="-2"/>
+          <w:rPrChange w:id="608" w:author="Anthony Cossio" w:date="2025-04-03T12:55:00Z">
+            <w:rPr>
+              <w:spacing w:val="-2"/>
+            </w:rPr>
+          </w:rPrChange>
+        </w:rPr>
+        <w:t xml:space="preserve"> </w:t>
+      </w:r>
+      <w:r>
+        <w:rPr>
+          <w:strike/>
+          <w:rPrChange w:id="609" w:author="Anthony Cossio" w:date="2025-04-03T12:55:00Z">
+            <w:rPr/>
+          </w:rPrChange>
+        </w:rPr>
         <w:t>the</w:t>
       </w:r>
       <w:r>
         <w:rPr>
-          <w:spacing w:val="-2"/>
-        </w:rPr>
-        <w:t xml:space="preserve"> </w:t>
-      </w:r>
-      <w:r>
+          <w:strike/>
+          <w:spacing w:val="-2"/>
+          <w:rPrChange w:id="610" w:author="Anthony Cossio" w:date="2025-04-03T12:55:00Z">
+            <w:rPr>
+              <w:spacing w:val="-2"/>
+            </w:rPr>
+          </w:rPrChange>
+        </w:rPr>
+        <w:t xml:space="preserve"> </w:t>
+      </w:r>
+      <w:r>
+        <w:rPr>
+          <w:strike/>
+          <w:rPrChange w:id="611" w:author="Anthony Cossio" w:date="2025-04-03T12:55:00Z">
+            <w:rPr/>
+          </w:rPrChange>
+        </w:rPr>
         <w:t>corners</w:t>
       </w:r>
       <w:r>
         <w:rPr>
+          <w:strike/>
           <w:spacing w:val="-4"/>
-        </w:rPr>
-        <w:t xml:space="preserve"> </w:t>
-      </w:r>
-      <w:r>
+          <w:rPrChange w:id="612" w:author="Anthony Cossio" w:date="2025-04-03T12:55:00Z">
+            <w:rPr>
+              <w:spacing w:val="-4"/>
+            </w:rPr>
+          </w:rPrChange>
+        </w:rPr>
+        <w:t xml:space="preserve"> </w:t>
+      </w:r>
+      <w:r>
+        <w:rPr>
+          <w:strike/>
+          <w:rPrChange w:id="613" w:author="Anthony Cossio" w:date="2025-04-03T12:55:00Z">
+            <w:rPr/>
+          </w:rPrChange>
+        </w:rPr>
         <w:t>of</w:t>
       </w:r>
       <w:r>
         <w:rPr>
-          <w:spacing w:val="-2"/>
-        </w:rPr>
-        <w:t xml:space="preserve"> </w:t>
-      </w:r>
-      <w:r>
+          <w:strike/>
+          <w:spacing w:val="-2"/>
+          <w:rPrChange w:id="614" w:author="Anthony Cossio" w:date="2025-04-03T12:55:00Z">
+            <w:rPr>
+              <w:spacing w:val="-2"/>
+            </w:rPr>
+          </w:rPrChange>
+        </w:rPr>
+        <w:t xml:space="preserve"> </w:t>
+      </w:r>
+      <w:r>
+        <w:rPr>
+          <w:strike/>
+          <w:rPrChange w:id="615" w:author="Anthony Cossio" w:date="2025-04-03T12:55:00Z">
+            <w:rPr/>
+          </w:rPrChange>
+        </w:rPr>
         <w:t>the</w:t>
       </w:r>
       <w:r>
         <w:rPr>
-          <w:spacing w:val="-2"/>
-        </w:rPr>
-        <w:t xml:space="preserve"> </w:t>
-      </w:r>
-      <w:r>
+          <w:strike/>
+          <w:spacing w:val="-2"/>
+          <w:rPrChange w:id="616" w:author="Anthony Cossio" w:date="2025-04-03T12:55:00Z">
+            <w:rPr>
+              <w:spacing w:val="-2"/>
+            </w:rPr>
+          </w:rPrChange>
+        </w:rPr>
+        <w:t xml:space="preserve"> </w:t>
+      </w:r>
+      <w:r>
+        <w:rPr>
+          <w:strike/>
+          <w:rPrChange w:id="617" w:author="Anthony Cossio" w:date="2025-04-03T12:55:00Z">
+            <w:rPr/>
+          </w:rPrChange>
+        </w:rPr>
         <w:t>grid</w:t>
       </w:r>
       <w:r>
         <w:rPr>
-          <w:spacing w:val="-2"/>
-        </w:rPr>
-        <w:t xml:space="preserve"> </w:t>
-      </w:r>
-      <w:r>
+          <w:strike/>
+          <w:spacing w:val="-2"/>
+          <w:rPrChange w:id="618" w:author="Anthony Cossio" w:date="2025-04-03T12:55:00Z">
+            <w:rPr>
+              <w:spacing w:val="-2"/>
+            </w:rPr>
+          </w:rPrChange>
+        </w:rPr>
+        <w:t xml:space="preserve"> </w:t>
+      </w:r>
+      <w:r>
+        <w:rPr>
+          <w:strike/>
+          <w:rPrChange w:id="619" w:author="Anthony Cossio" w:date="2025-04-03T12:55:00Z">
+            <w:rPr/>
+          </w:rPrChange>
+        </w:rPr>
         <w:t>cells)</w:t>
       </w:r>
       <w:r>
         <w:rPr>
-          <w:spacing w:val="-2"/>
-        </w:rPr>
-        <w:t xml:space="preserve"> </w:t>
-      </w:r>
-      <w:r>
+          <w:strike/>
+          <w:spacing w:val="-2"/>
+          <w:rPrChange w:id="620" w:author="Anthony Cossio" w:date="2025-04-03T12:55:00Z">
+            <w:rPr>
+              <w:spacing w:val="-2"/>
+            </w:rPr>
+          </w:rPrChange>
+        </w:rPr>
+        <w:t xml:space="preserve"> </w:t>
+      </w:r>
+      <w:r>
+        <w:rPr>
+          <w:strike/>
+          <w:rPrChange w:id="621" w:author="Anthony Cossio" w:date="2025-04-03T12:55:00Z">
+            <w:rPr/>
+          </w:rPrChange>
+        </w:rPr>
         <w:t>with AMLR03 dive profile locations (blue *) overlayed.</w:t>
       </w:r>
+    </w:p>
+    <w:p>
+      <w:pPr>
+        <w:spacing w:line="259" w:lineRule="auto"/>
+        <w:rPr>
+          <w:ins w:id="622" w:author="Anthony Cossio" w:date="2025-04-03T12:55:00Z"/>
+        </w:rPr>
+      </w:pPr>
+    </w:p>
+    <w:p>
+      <w:pPr>
+        <w:spacing w:line="259" w:lineRule="auto"/>
+        <w:rPr>
+          <w:ins w:id="623" w:author="Anthony Cossio" w:date="2025-04-03T12:55:00Z"/>
+        </w:rPr>
+      </w:pPr>
+    </w:p>
+    <w:p>
+      <w:pPr>
+        <w:spacing w:line="259" w:lineRule="auto"/>
+        <w:rPr>
+          <w:ins w:id="624" w:author="Anthony Cossio" w:date="2025-04-03T12:56:00Z"/>
+        </w:rPr>
+      </w:pPr>
+      <w:ins w:id="625" w:author="Anthony Cossio" w:date="2025-04-03T12:55:00Z">
+        <w:r>
+          <w:rPr>
+            <w:noProof/>
+          </w:rPr>
+          <w:drawing>
+            <wp:inline distT="0" distB="0" distL="0" distR="0" wp14:anchorId="5C12C81A" wp14:editId="41EA4807">
+              <wp:extent cx="5324475" cy="3990975"/>
+              <wp:effectExtent l="0" t="0" r="9525" b="9525"/>
+              <wp:docPr id="22" name="Picture 22"/>
+              <wp:cNvGraphicFramePr>
+                <a:graphicFrameLocks xmlns:a="http://schemas.openxmlformats.org/drawingml/2006/main" noChangeAspect="1"/>
+              </wp:cNvGraphicFramePr>
+              <a:graphic xmlns:a="http://schemas.openxmlformats.org/drawingml/2006/main">
+                <a:graphicData uri="http://schemas.openxmlformats.org/drawingml/2006/picture">
+                  <pic:pic xmlns:pic="http://schemas.openxmlformats.org/drawingml/2006/picture">
+                    <pic:nvPicPr>
+                      <pic:cNvPr id="0" name="Picture 1"/>
+                      <pic:cNvPicPr>
+                        <a:picLocks noChangeAspect="1" noChangeArrowheads="1"/>
+                      </pic:cNvPicPr>
+                    </pic:nvPicPr>
+                    <pic:blipFill>
+                      <a:blip r:embed="rId17">
+                        <a:extLst>
+                          <a:ext uri="{28A0092B-C50C-407E-A947-70E740481C1C}">
+                            <a14:useLocalDpi xmlns:a14="http://schemas.microsoft.com/office/drawing/2010/main" val="0"/>
+                          </a:ext>
+                        </a:extLst>
+                      </a:blip>
+                      <a:srcRect/>
+                      <a:stretch>
+                        <a:fillRect/>
+                      </a:stretch>
+                    </pic:blipFill>
+                    <pic:spPr bwMode="auto">
+                      <a:xfrm>
+                        <a:off x="0" y="0"/>
+                        <a:ext cx="5324475" cy="3990975"/>
+                      </a:xfrm>
+                      <a:prstGeom prst="rect">
+                        <a:avLst/>
+                      </a:prstGeom>
+                      <a:noFill/>
+                      <a:ln>
+                        <a:noFill/>
+                      </a:ln>
+                    </pic:spPr>
+                  </pic:pic>
+                </a:graphicData>
+              </a:graphic>
+            </wp:inline>
+          </w:drawing>
+        </w:r>
+      </w:ins>
+    </w:p>
+    <w:p>
+      <w:pPr>
+        <w:pStyle w:val="BodyText"/>
+        <w:spacing w:line="259" w:lineRule="auto"/>
+        <w:ind w:left="100" w:right="485"/>
+        <w:rPr>
+          <w:ins w:id="626" w:author="Anthony Cossio" w:date="2025-04-03T12:56:00Z"/>
+          <w:rPrChange w:id="627" w:author="Anthony Cossio" w:date="2025-04-03T12:56:00Z">
+            <w:rPr>
+              <w:ins w:id="628" w:author="Anthony Cossio" w:date="2025-04-03T12:56:00Z"/>
+              <w:strike/>
+            </w:rPr>
+          </w:rPrChange>
+        </w:rPr>
+      </w:pPr>
+      <w:ins w:id="629" w:author="Anthony Cossio" w:date="2025-04-03T12:56:00Z">
+        <w:r>
+          <w:rPr>
+            <w:rPrChange w:id="630" w:author="Anthony Cossio" w:date="2025-04-03T12:56:00Z">
+              <w:rPr>
+                <w:strike/>
+              </w:rPr>
+            </w:rPrChange>
+          </w:rPr>
+          <w:t>Figure</w:t>
+        </w:r>
+        <w:r>
+          <w:rPr>
+            <w:spacing w:val="-2"/>
+            <w:rPrChange w:id="631" w:author="Anthony Cossio" w:date="2025-04-03T12:56:00Z">
+              <w:rPr>
+                <w:strike/>
+                <w:spacing w:val="-2"/>
+              </w:rPr>
+            </w:rPrChange>
+          </w:rPr>
+          <w:t xml:space="preserve"> </w:t>
+        </w:r>
+        <w:r>
+          <w:rPr>
+            <w:rPrChange w:id="632" w:author="Anthony Cossio" w:date="2025-04-03T12:56:00Z">
+              <w:rPr>
+                <w:strike/>
+              </w:rPr>
+            </w:rPrChange>
+          </w:rPr>
+          <w:t>2.</w:t>
+        </w:r>
+        <w:r>
+          <w:rPr>
+            <w:spacing w:val="-2"/>
+            <w:rPrChange w:id="633" w:author="Anthony Cossio" w:date="2025-04-03T12:56:00Z">
+              <w:rPr>
+                <w:strike/>
+                <w:spacing w:val="-2"/>
+              </w:rPr>
+            </w:rPrChange>
+          </w:rPr>
+          <w:t xml:space="preserve"> </w:t>
+        </w:r>
+        <w:r>
+          <w:rPr>
+            <w:rPrChange w:id="634" w:author="Anthony Cossio" w:date="2025-04-03T12:56:00Z">
+              <w:rPr>
+                <w:strike/>
+              </w:rPr>
+            </w:rPrChange>
+          </w:rPr>
+          <w:t>Spatial</w:t>
+        </w:r>
+        <w:r>
+          <w:rPr>
+            <w:spacing w:val="-2"/>
+            <w:rPrChange w:id="635" w:author="Anthony Cossio" w:date="2025-04-03T12:56:00Z">
+              <w:rPr>
+                <w:strike/>
+                <w:spacing w:val="-2"/>
+              </w:rPr>
+            </w:rPrChange>
+          </w:rPr>
+          <w:t xml:space="preserve"> </w:t>
+        </w:r>
+        <w:r>
+          <w:rPr>
+            <w:rPrChange w:id="636" w:author="Anthony Cossio" w:date="2025-04-03T12:56:00Z">
+              <w:rPr>
+                <w:strike/>
+              </w:rPr>
+            </w:rPrChange>
+          </w:rPr>
+          <w:t>grid</w:t>
+        </w:r>
+        <w:r>
+          <w:rPr>
+            <w:spacing w:val="-2"/>
+            <w:rPrChange w:id="637" w:author="Anthony Cossio" w:date="2025-04-03T12:56:00Z">
+              <w:rPr>
+                <w:strike/>
+                <w:spacing w:val="-2"/>
+              </w:rPr>
+            </w:rPrChange>
+          </w:rPr>
+          <w:t xml:space="preserve"> </w:t>
+        </w:r>
+        <w:r>
+          <w:rPr>
+            <w:rPrChange w:id="638" w:author="Anthony Cossio" w:date="2025-04-03T12:56:00Z">
+              <w:rPr>
+                <w:strike/>
+              </w:rPr>
+            </w:rPrChange>
+          </w:rPr>
+          <w:t>(0.</w:t>
+        </w:r>
+        <w:r>
+          <w:t>2</w:t>
+        </w:r>
+        <w:r>
+          <w:rPr>
+            <w:rPrChange w:id="639" w:author="Anthony Cossio" w:date="2025-04-03T12:56:00Z">
+              <w:rPr>
+                <w:strike/>
+              </w:rPr>
+            </w:rPrChange>
+          </w:rPr>
+          <w:t>°</w:t>
+        </w:r>
+        <w:r>
+          <w:rPr>
+            <w:spacing w:val="-4"/>
+            <w:rPrChange w:id="640" w:author="Anthony Cossio" w:date="2025-04-03T12:56:00Z">
+              <w:rPr>
+                <w:strike/>
+                <w:spacing w:val="-4"/>
+              </w:rPr>
+            </w:rPrChange>
+          </w:rPr>
+          <w:t xml:space="preserve"> </w:t>
+        </w:r>
+        <w:r>
+          <w:rPr>
+            <w:rPrChange w:id="641" w:author="Anthony Cossio" w:date="2025-04-03T12:56:00Z">
+              <w:rPr>
+                <w:strike/>
+              </w:rPr>
+            </w:rPrChange>
+          </w:rPr>
+          <w:t>by</w:t>
+        </w:r>
+        <w:r>
+          <w:rPr>
+            <w:spacing w:val="-2"/>
+            <w:rPrChange w:id="642" w:author="Anthony Cossio" w:date="2025-04-03T12:56:00Z">
+              <w:rPr>
+                <w:strike/>
+                <w:spacing w:val="-2"/>
+              </w:rPr>
+            </w:rPrChange>
+          </w:rPr>
+          <w:t xml:space="preserve"> </w:t>
+        </w:r>
+        <w:r>
+          <w:rPr>
+            <w:rPrChange w:id="643" w:author="Anthony Cossio" w:date="2025-04-03T12:56:00Z">
+              <w:rPr>
+                <w:strike/>
+              </w:rPr>
+            </w:rPrChange>
+          </w:rPr>
+          <w:t>0.1°</w:t>
+        </w:r>
+        <w:r>
+          <w:rPr>
+            <w:spacing w:val="-2"/>
+            <w:rPrChange w:id="644" w:author="Anthony Cossio" w:date="2025-04-03T12:56:00Z">
+              <w:rPr>
+                <w:strike/>
+                <w:spacing w:val="-2"/>
+              </w:rPr>
+            </w:rPrChange>
+          </w:rPr>
+          <w:t xml:space="preserve"> </w:t>
+        </w:r>
+        <w:r>
+          <w:rPr>
+            <w:rPrChange w:id="645" w:author="Anthony Cossio" w:date="2025-04-03T12:56:00Z">
+              <w:rPr>
+                <w:strike/>
+              </w:rPr>
+            </w:rPrChange>
+          </w:rPr>
+          <w:t>grid</w:t>
+        </w:r>
+        <w:r>
+          <w:rPr>
+            <w:spacing w:val="-2"/>
+            <w:rPrChange w:id="646" w:author="Anthony Cossio" w:date="2025-04-03T12:56:00Z">
+              <w:rPr>
+                <w:strike/>
+                <w:spacing w:val="-2"/>
+              </w:rPr>
+            </w:rPrChange>
+          </w:rPr>
+          <w:t xml:space="preserve"> </w:t>
+        </w:r>
+        <w:r>
+          <w:rPr>
+            <w:rPrChange w:id="647" w:author="Anthony Cossio" w:date="2025-04-03T12:56:00Z">
+              <w:rPr>
+                <w:strike/>
+              </w:rPr>
+            </w:rPrChange>
+          </w:rPr>
+          <w:t>cells)</w:t>
+        </w:r>
+        <w:r>
+          <w:rPr>
+            <w:spacing w:val="-2"/>
+            <w:rPrChange w:id="648" w:author="Anthony Cossio" w:date="2025-04-03T12:56:00Z">
+              <w:rPr>
+                <w:strike/>
+                <w:spacing w:val="-2"/>
+              </w:rPr>
+            </w:rPrChange>
+          </w:rPr>
+          <w:t xml:space="preserve"> </w:t>
+        </w:r>
+        <w:r>
+          <w:rPr>
+            <w:rPrChange w:id="649" w:author="Anthony Cossio" w:date="2025-04-03T12:56:00Z">
+              <w:rPr>
+                <w:strike/>
+              </w:rPr>
+            </w:rPrChange>
+          </w:rPr>
+          <w:t>(red</w:t>
+        </w:r>
+        <w:r>
+          <w:rPr>
+            <w:spacing w:val="-2"/>
+            <w:rPrChange w:id="650" w:author="Anthony Cossio" w:date="2025-04-03T12:56:00Z">
+              <w:rPr>
+                <w:strike/>
+                <w:spacing w:val="-2"/>
+              </w:rPr>
+            </w:rPrChange>
+          </w:rPr>
+          <w:t xml:space="preserve"> </w:t>
+        </w:r>
+        <w:r>
+          <w:rPr>
+            <w:rPrChange w:id="651" w:author="Anthony Cossio" w:date="2025-04-03T12:56:00Z">
+              <w:rPr>
+                <w:strike/>
+              </w:rPr>
+            </w:rPrChange>
+          </w:rPr>
+          <w:t>dots</w:t>
+        </w:r>
+        <w:r>
+          <w:rPr>
+            <w:spacing w:val="-4"/>
+            <w:rPrChange w:id="652" w:author="Anthony Cossio" w:date="2025-04-03T12:56:00Z">
+              <w:rPr>
+                <w:strike/>
+                <w:spacing w:val="-4"/>
+              </w:rPr>
+            </w:rPrChange>
+          </w:rPr>
+          <w:t xml:space="preserve"> </w:t>
+        </w:r>
+        <w:r>
+          <w:rPr>
+            <w:rPrChange w:id="653" w:author="Anthony Cossio" w:date="2025-04-03T12:56:00Z">
+              <w:rPr>
+                <w:strike/>
+              </w:rPr>
+            </w:rPrChange>
+          </w:rPr>
+          <w:t>are</w:t>
+        </w:r>
+        <w:r>
+          <w:rPr>
+            <w:spacing w:val="-2"/>
+            <w:rPrChange w:id="654" w:author="Anthony Cossio" w:date="2025-04-03T12:56:00Z">
+              <w:rPr>
+                <w:strike/>
+                <w:spacing w:val="-2"/>
+              </w:rPr>
+            </w:rPrChange>
+          </w:rPr>
+          <w:t xml:space="preserve"> </w:t>
+        </w:r>
+        <w:r>
+          <w:rPr>
+            <w:rPrChange w:id="655" w:author="Anthony Cossio" w:date="2025-04-03T12:56:00Z">
+              <w:rPr>
+                <w:strike/>
+              </w:rPr>
+            </w:rPrChange>
+          </w:rPr>
+          <w:t>the</w:t>
+        </w:r>
+        <w:r>
+          <w:rPr>
+            <w:spacing w:val="-2"/>
+            <w:rPrChange w:id="656" w:author="Anthony Cossio" w:date="2025-04-03T12:56:00Z">
+              <w:rPr>
+                <w:strike/>
+                <w:spacing w:val="-2"/>
+              </w:rPr>
+            </w:rPrChange>
+          </w:rPr>
+          <w:t xml:space="preserve"> </w:t>
+        </w:r>
+        <w:r>
+          <w:rPr>
+            <w:rPrChange w:id="657" w:author="Anthony Cossio" w:date="2025-04-03T12:56:00Z">
+              <w:rPr>
+                <w:strike/>
+              </w:rPr>
+            </w:rPrChange>
+          </w:rPr>
+          <w:t>corners</w:t>
+        </w:r>
+        <w:r>
+          <w:rPr>
+            <w:spacing w:val="-4"/>
+            <w:rPrChange w:id="658" w:author="Anthony Cossio" w:date="2025-04-03T12:56:00Z">
+              <w:rPr>
+                <w:strike/>
+                <w:spacing w:val="-4"/>
+              </w:rPr>
+            </w:rPrChange>
+          </w:rPr>
+          <w:t xml:space="preserve"> </w:t>
+        </w:r>
+        <w:r>
+          <w:rPr>
+            <w:rPrChange w:id="659" w:author="Anthony Cossio" w:date="2025-04-03T12:56:00Z">
+              <w:rPr>
+                <w:strike/>
+              </w:rPr>
+            </w:rPrChange>
+          </w:rPr>
+          <w:t>of</w:t>
+        </w:r>
+        <w:r>
+          <w:rPr>
+            <w:spacing w:val="-2"/>
+            <w:rPrChange w:id="660" w:author="Anthony Cossio" w:date="2025-04-03T12:56:00Z">
+              <w:rPr>
+                <w:strike/>
+                <w:spacing w:val="-2"/>
+              </w:rPr>
+            </w:rPrChange>
+          </w:rPr>
+          <w:t xml:space="preserve"> </w:t>
+        </w:r>
+        <w:r>
+          <w:rPr>
+            <w:rPrChange w:id="661" w:author="Anthony Cossio" w:date="2025-04-03T12:56:00Z">
+              <w:rPr>
+                <w:strike/>
+              </w:rPr>
+            </w:rPrChange>
+          </w:rPr>
+          <w:t>the</w:t>
+        </w:r>
+        <w:r>
+          <w:rPr>
+            <w:spacing w:val="-2"/>
+            <w:rPrChange w:id="662" w:author="Anthony Cossio" w:date="2025-04-03T12:56:00Z">
+              <w:rPr>
+                <w:strike/>
+                <w:spacing w:val="-2"/>
+              </w:rPr>
+            </w:rPrChange>
+          </w:rPr>
+          <w:t xml:space="preserve"> </w:t>
+        </w:r>
+        <w:r>
+          <w:rPr>
+            <w:rPrChange w:id="663" w:author="Anthony Cossio" w:date="2025-04-03T12:56:00Z">
+              <w:rPr>
+                <w:strike/>
+              </w:rPr>
+            </w:rPrChange>
+          </w:rPr>
+          <w:t>grid</w:t>
+        </w:r>
+        <w:r>
+          <w:rPr>
+            <w:spacing w:val="-2"/>
+            <w:rPrChange w:id="664" w:author="Anthony Cossio" w:date="2025-04-03T12:56:00Z">
+              <w:rPr>
+                <w:strike/>
+                <w:spacing w:val="-2"/>
+              </w:rPr>
+            </w:rPrChange>
+          </w:rPr>
+          <w:t xml:space="preserve"> </w:t>
+        </w:r>
+        <w:r>
+          <w:rPr>
+            <w:rPrChange w:id="665" w:author="Anthony Cossio" w:date="2025-04-03T12:56:00Z">
+              <w:rPr>
+                <w:strike/>
+              </w:rPr>
+            </w:rPrChange>
+          </w:rPr>
+          <w:t>cells)</w:t>
+        </w:r>
+        <w:r>
+          <w:rPr>
+            <w:spacing w:val="-2"/>
+            <w:rPrChange w:id="666" w:author="Anthony Cossio" w:date="2025-04-03T12:56:00Z">
+              <w:rPr>
+                <w:strike/>
+                <w:spacing w:val="-2"/>
+              </w:rPr>
+            </w:rPrChange>
+          </w:rPr>
+          <w:t xml:space="preserve"> </w:t>
+        </w:r>
+        <w:r>
+          <w:rPr>
+            <w:rPrChange w:id="667" w:author="Anthony Cossio" w:date="2025-04-03T12:56:00Z">
+              <w:rPr>
+                <w:strike/>
+              </w:rPr>
+            </w:rPrChange>
+          </w:rPr>
+          <w:t>with AMLR03 dive profile locations (blue *) overlayed.</w:t>
+        </w:r>
+      </w:ins>
     </w:p>
     <w:p>
       <w:pPr>
@@ -26782,7 +28183,7 @@
                     <pic:cNvPicPr/>
                   </pic:nvPicPr>
                   <pic:blipFill>
-                    <a:blip r:embed="rId17" cstate="print"/>
+                    <a:blip r:embed="rId18" cstate="print"/>
                     <a:stretch>
                       <a:fillRect/>
                     </a:stretch>
@@ -27033,7 +28434,7 @@
                     <pic:cNvPicPr/>
                   </pic:nvPicPr>
                   <pic:blipFill>
-                    <a:blip r:embed="rId18" cstate="print"/>
+                    <a:blip r:embed="rId19" cstate="print"/>
                     <a:stretch>
                       <a:fillRect/>
                     </a:stretch>
@@ -27259,7 +28660,7 @@
                     <pic:cNvPicPr/>
                   </pic:nvPicPr>
                   <pic:blipFill>
-                    <a:blip r:embed="rId19" cstate="print"/>
+                    <a:blip r:embed="rId20" cstate="print"/>
                     <a:stretch>
                       <a:fillRect/>
                     </a:stretch>
@@ -27855,7 +29256,6 @@
   <w:style w:type="character" w:default="1" w:styleId="DefaultParagraphFont">
     <w:name w:val="Default Paragraph Font"/>
     <w:uiPriority w:val="1"/>
-    <w:semiHidden/>
     <w:unhideWhenUsed/>
   </w:style>
   <w:style w:type="table" w:default="1" w:styleId="TableNormal">

--- a/EMM2024_53_rev1.docx
+++ b/EMM2024_53_rev1.docx
@@ -90,7 +90,7 @@
           </mc:Choice>
           <mc:Fallback>
             <w:pict>
-              <v:shape w14:anchorId="532FC77E" id="Graphic 1" o:spid="_x0000_s1026" style="position:absolute;margin-left:0;margin-top:701.55pt;width:595.3pt;height:1.45pt;z-index:15729152;visibility:visible;mso-wrap-style:square;mso-wrap-distance-left:0;mso-wrap-distance-top:0;mso-wrap-distance-right:0;mso-wrap-distance-bottom:0;mso-position-horizontal:absolute;mso-position-horizontal-relative:page;mso-position-vertical:absolute;mso-position-vertical-relative:page;v-text-anchor:top" coordsize="7560309,18415" o:gfxdata="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" path="m7559992,l,,,17995r7559992,l7559992,xe" fillcolor="#0084c1" stroked="f">
+              <v:shape w14:anchorId="7EB3D706" id="Graphic 1" o:spid="_x0000_s1026" style="position:absolute;margin-left:0;margin-top:701.55pt;width:595.3pt;height:1.45pt;z-index:15729152;visibility:visible;mso-wrap-style:square;mso-wrap-distance-left:0;mso-wrap-distance-top:0;mso-wrap-distance-right:0;mso-wrap-distance-bottom:0;mso-position-horizontal:absolute;mso-position-horizontal-relative:page;mso-position-vertical:absolute;mso-position-vertical-relative:page;v-text-anchor:top" coordsize="7560309,18415" o:gfxdata="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" path="m7559992,l,,,17995r7559992,l7559992,xe" fillcolor="#0084c1" stroked="f">
                 <v:path arrowok="t"/>
                 <w10:wrap anchorx="page" anchory="page"/>
               </v:shape>
@@ -176,7 +176,7 @@
           </mc:Choice>
           <mc:Fallback>
             <w:pict>
-              <v:shape w14:anchorId="6C548BA8" id="Graphic 2" o:spid="_x0000_s1026" style="position:absolute;margin-left:0;margin-top:138.9pt;width:595.3pt;height:1.45pt;z-index:15729664;visibility:visible;mso-wrap-style:square;mso-wrap-distance-left:0;mso-wrap-distance-top:0;mso-wrap-distance-right:0;mso-wrap-distance-bottom:0;mso-position-horizontal:absolute;mso-position-horizontal-relative:page;mso-position-vertical:absolute;mso-position-vertical-relative:page;v-text-anchor:top" coordsize="7560309,18415" o:gfxdata="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" path="m7559992,l,,,17995r7559992,l7559992,xe" fillcolor="#0084c1" stroked="f">
+              <v:shape w14:anchorId="3A24B658" id="Graphic 2" o:spid="_x0000_s1026" style="position:absolute;margin-left:0;margin-top:138.9pt;width:595.3pt;height:1.45pt;z-index:15729664;visibility:visible;mso-wrap-style:square;mso-wrap-distance-left:0;mso-wrap-distance-top:0;mso-wrap-distance-right:0;mso-wrap-distance-bottom:0;mso-position-horizontal:absolute;mso-position-horizontal-relative:page;mso-position-vertical:absolute;mso-position-vertical-relative:page;v-text-anchor:top" coordsize="7560309,18415" o:gfxdata="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" path="m7559992,l,,,17995r7559992,l7559992,xe" fillcolor="#0084c1" stroked="f">
                 <v:path arrowok="t"/>
                 <w10:wrap anchorx="page" anchory="page"/>
               </v:shape>
@@ -339,7 +339,7 @@
           </mc:Choice>
           <mc:Fallback>
             <w:pict>
-              <v:group w14:anchorId="238F30AB" id="Group 4" o:spid="_x0000_s1026" style="position:absolute;margin-left:96.85pt;margin-top:15.85pt;width:59.8pt;height:16.15pt;z-index:15731200;mso-wrap-distance-left:0;mso-wrap-distance-right:0;mso-position-horizontal-relative:page" coordsize="7594,2051" o:gfxdata="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">
+              <v:group w14:anchorId="488B334E" id="Group 4" o:spid="_x0000_s1026" style="position:absolute;margin-left:96.85pt;margin-top:15.85pt;width:59.8pt;height:16.15pt;z-index:15731200;mso-wrap-distance-left:0;mso-wrap-distance-right:0;mso-position-horizontal-relative:page" coordsize="7594,2051" o:gfxdata="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">
                 <v:shapetype id="_x0000_t75" coordsize="21600,21600" o:spt="75" o:preferrelative="t" path="m@4@5l@4@11@9@11@9@5xe" filled="f" stroked="f">
                   <v:stroke joinstyle="miter"/>
                   <v:formulas>
@@ -494,7 +494,7 @@
           </mc:Choice>
           <mc:Fallback>
             <w:pict>
-              <v:group w14:anchorId="2C1AD644" id="Group 8" o:spid="_x0000_s1026" style="position:absolute;margin-left:160.25pt;margin-top:16.05pt;width:21.75pt;height:15.75pt;z-index:15731712;mso-wrap-distance-left:0;mso-wrap-distance-right:0;mso-position-horizontal-relative:page" coordsize="276225,200025" o:gfxdata="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">
+              <v:group w14:anchorId="30D00DA0" id="Group 8" o:spid="_x0000_s1026" style="position:absolute;margin-left:160.25pt;margin-top:16.05pt;width:21.75pt;height:15.75pt;z-index:15731712;mso-wrap-distance-left:0;mso-wrap-distance-right:0;mso-position-horizontal-relative:page" coordsize="276225,200025" o:gfxdata="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">
                 <v:shape id="Graphic 9" o:spid="_x0000_s1027" style="position:absolute;left:-3;top:16;width:113030;height:199390;visibility:visible;mso-wrap-style:square;v-text-anchor:top" coordsize="113030,199390" o:gfxdata="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" path="m112661,186690r-97015,l15646,,,,,186690r,12700l112661,199390r,-12700xe" fillcolor="#020303" stroked="f">
                   <v:path arrowok="t"/>
                 </v:shape>
@@ -1125,6 +1125,15 @@
         </w:rPr>
         <w:t>WG-EMM-2024/53</w:t>
       </w:r>
+      <w:ins w:id="0" w:author="Anthony Cossio" w:date="2025-05-09T14:35:00Z">
+        <w:r>
+          <w:rPr>
+            <w:rFonts w:ascii="Arial"/>
+            <w:spacing w:val="-2"/>
+          </w:rPr>
+          <w:t xml:space="preserve"> revision 1</w:t>
+        </w:r>
+      </w:ins>
     </w:p>
     <w:p>
       <w:pPr>
@@ -1576,7 +1585,7 @@
           </mc:Choice>
           <mc:Fallback>
             <w:pict>
-              <v:shape w14:anchorId="12C420E2" id="Graphic 12" o:spid="_x0000_s1026" style="position:absolute;margin-left:175.05pt;margin-top:15.9pt;width:245.2pt;height:1.4pt;z-index:-15728640;visibility:visible;mso-wrap-style:square;mso-wrap-distance-left:0;mso-wrap-distance-top:0;mso-wrap-distance-right:0;mso-wrap-distance-bottom:0;mso-position-horizontal:absolute;mso-position-horizontal-relative:page;mso-position-vertical:absolute;mso-position-vertical-relative:text;v-text-anchor:top" coordsize="3114040,17780" o:gfxdata="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" path="m3114001,l,,,17741r3114001,l3114001,xe" fillcolor="#0084c1" stroked="f">
+              <v:shape w14:anchorId="0A482667" id="Graphic 12" o:spid="_x0000_s1026" style="position:absolute;margin-left:175.05pt;margin-top:15.9pt;width:245.2pt;height:1.4pt;z-index:-15728640;visibility:visible;mso-wrap-style:square;mso-wrap-distance-left:0;mso-wrap-distance-top:0;mso-wrap-distance-right:0;mso-wrap-distance-bottom:0;mso-position-horizontal:absolute;mso-position-horizontal-relative:page;mso-position-vertical:absolute;mso-position-vertical-relative:text;v-text-anchor:top" coordsize="3114040,17780" o:gfxdata="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" path="m3114001,l,,,17741r3114001,l3114001,xe" fillcolor="#0084c1" stroked="f">
                 <v:path arrowok="t"/>
                 <w10:wrap type="topAndBottom" anchorx="page"/>
               </v:shape>
@@ -2284,7 +2293,7 @@
           </mc:Choice>
           <mc:Fallback>
             <w:pict>
-              <v:group w14:anchorId="09A45363" id="Group 13" o:spid="_x0000_s1026" style="position:absolute;margin-left:45.35pt;margin-top:-1.85pt;width:42.75pt;height:42.75pt;z-index:15730176;mso-wrap-distance-left:0;mso-wrap-distance-right:0;mso-position-horizontal-relative:page" coordsize="5429,5429" o:gfxdata="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">
+              <v:group w14:anchorId="0ABA32E2" id="Group 13" o:spid="_x0000_s1026" style="position:absolute;margin-left:45.35pt;margin-top:-1.85pt;width:42.75pt;height:42.75pt;z-index:15730176;mso-wrap-distance-left:0;mso-wrap-distance-right:0;mso-position-horizontal-relative:page" coordsize="5429,5429" o:gfxdata="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">
                 <v:shape id="Graphic 14" o:spid="_x0000_s1027" style="position:absolute;left:127;top:127;width:5175;height:5175;visibility:visible;mso-wrap-style:square;v-text-anchor:top" coordsize="517525,517525" o:gfxdata="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" path="m517474,258737r-4169,46506l501285,349015r-19138,40307l456619,425434r-31185,31185l389322,482147r-40307,19138l305243,513305r-46506,4169l212227,513305,168453,501285,128145,482147,92034,456619,60850,425434,35324,389322,16186,349015,4168,305243,,258737,4168,212231,16186,168458,35324,128151,60850,92039,92034,60854,128145,35327,168453,16188,212227,4168,258737,r46506,4168l349015,16188r40307,19139l425434,60854r31185,31185l482147,128151r19138,40307l513305,212231r4169,46506xe" filled="f" strokecolor="#0084c1" strokeweight="2pt">
                   <v:path arrowok="t"/>
                 </v:shape>
@@ -2780,7 +2789,7 @@
       <w:r>
         <w:rPr>
           <w:strike/>
-          <w:rPrChange w:id="0" w:author="Anthony Cossio" w:date="2025-04-02T10:47:00Z">
+          <w:rPrChange w:id="1" w:author="Anthony Cossio" w:date="2025-04-02T10:47:00Z">
             <w:rPr/>
           </w:rPrChange>
         </w:rPr>
@@ -2790,7 +2799,7 @@
         <w:rPr>
           <w:strike/>
           <w:color w:val="212121"/>
-          <w:rPrChange w:id="1" w:author="Anthony Cossio" w:date="2025-04-02T10:47:00Z">
+          <w:rPrChange w:id="2" w:author="Anthony Cossio" w:date="2025-04-02T10:47:00Z">
             <w:rPr>
               <w:color w:val="212121"/>
             </w:rPr>
@@ -2803,7 +2812,7 @@
           <w:strike/>
           <w:color w:val="212121"/>
           <w:vertAlign w:val="superscript"/>
-          <w:rPrChange w:id="2" w:author="Anthony Cossio" w:date="2025-04-02T10:47:00Z">
+          <w:rPrChange w:id="3" w:author="Anthony Cossio" w:date="2025-04-02T10:47:00Z">
             <w:rPr>
               <w:color w:val="212121"/>
               <w:vertAlign w:val="superscript"/>
@@ -2816,7 +2825,7 @@
         <w:rPr>
           <w:strike/>
           <w:color w:val="212121"/>
-          <w:rPrChange w:id="3" w:author="Anthony Cossio" w:date="2025-04-02T10:47:00Z">
+          <w:rPrChange w:id="4" w:author="Anthony Cossio" w:date="2025-04-02T10:47:00Z">
             <w:rPr>
               <w:color w:val="212121"/>
             </w:rPr>
@@ -2827,7 +2836,7 @@
       <w:r>
         <w:rPr>
           <w:strike/>
-          <w:rPrChange w:id="4" w:author="Anthony Cossio" w:date="2025-04-02T10:47:00Z">
+          <w:rPrChange w:id="5" w:author="Anthony Cossio" w:date="2025-04-02T10:47:00Z">
             <w:rPr/>
           </w:rPrChange>
         </w:rPr>
@@ -2837,7 +2846,7 @@
         <w:rPr>
           <w:strike/>
           <w:color w:val="212121"/>
-          <w:rPrChange w:id="5" w:author="Anthony Cossio" w:date="2025-04-02T10:47:00Z">
+          <w:rPrChange w:id="6" w:author="Anthony Cossio" w:date="2025-04-02T10:47:00Z">
             <w:rPr>
               <w:color w:val="212121"/>
             </w:rPr>
@@ -2850,7 +2859,7 @@
           <w:strike/>
           <w:color w:val="212121"/>
           <w:vertAlign w:val="superscript"/>
-          <w:rPrChange w:id="6" w:author="Anthony Cossio" w:date="2025-04-02T10:47:00Z">
+          <w:rPrChange w:id="7" w:author="Anthony Cossio" w:date="2025-04-02T10:47:00Z">
             <w:rPr>
               <w:color w:val="212121"/>
               <w:vertAlign w:val="superscript"/>
@@ -2864,7 +2873,7 @@
           <w:strike/>
           <w:color w:val="212121"/>
           <w:spacing w:val="-23"/>
-          <w:rPrChange w:id="7" w:author="Anthony Cossio" w:date="2025-04-02T10:47:00Z">
+          <w:rPrChange w:id="8" w:author="Anthony Cossio" w:date="2025-04-02T10:47:00Z">
             <w:rPr>
               <w:color w:val="212121"/>
               <w:spacing w:val="-23"/>
@@ -2876,7 +2885,7 @@
       <w:r>
         <w:rPr>
           <w:strike/>
-          <w:rPrChange w:id="8" w:author="Anthony Cossio" w:date="2025-04-02T10:47:00Z">
+          <w:rPrChange w:id="9" w:author="Anthony Cossio" w:date="2025-04-02T10:47:00Z">
             <w:rPr/>
           </w:rPrChange>
         </w:rPr>
@@ -2886,7 +2895,7 @@
         <w:rPr>
           <w:strike/>
           <w:color w:val="212121"/>
-          <w:rPrChange w:id="9" w:author="Anthony Cossio" w:date="2025-04-02T10:47:00Z">
+          <w:rPrChange w:id="10" w:author="Anthony Cossio" w:date="2025-04-02T10:47:00Z">
             <w:rPr>
               <w:color w:val="212121"/>
             </w:rPr>
@@ -2899,7 +2908,7 @@
           <w:strike/>
           <w:color w:val="212121"/>
           <w:vertAlign w:val="superscript"/>
-          <w:rPrChange w:id="10" w:author="Anthony Cossio" w:date="2025-04-02T10:47:00Z">
+          <w:rPrChange w:id="11" w:author="Anthony Cossio" w:date="2025-04-02T10:47:00Z">
             <w:rPr>
               <w:color w:val="212121"/>
               <w:vertAlign w:val="superscript"/>
@@ -2913,7 +2922,7 @@
           <w:strike/>
           <w:color w:val="212121"/>
           <w:spacing w:val="16"/>
-          <w:rPrChange w:id="11" w:author="Anthony Cossio" w:date="2025-04-02T10:47:00Z">
+          <w:rPrChange w:id="12" w:author="Anthony Cossio" w:date="2025-04-02T10:47:00Z">
             <w:rPr>
               <w:color w:val="212121"/>
               <w:spacing w:val="16"/>
@@ -2925,7 +2934,7 @@
       <w:r>
         <w:rPr>
           <w:strike/>
-          <w:rPrChange w:id="12" w:author="Anthony Cossio" w:date="2025-04-02T10:47:00Z">
+          <w:rPrChange w:id="13" w:author="Anthony Cossio" w:date="2025-04-02T10:47:00Z">
             <w:rPr/>
           </w:rPrChange>
         </w:rPr>
@@ -2935,7 +2944,7 @@
         <w:rPr>
           <w:strike/>
           <w:color w:val="212121"/>
-          <w:rPrChange w:id="13" w:author="Anthony Cossio" w:date="2025-04-02T10:47:00Z">
+          <w:rPrChange w:id="14" w:author="Anthony Cossio" w:date="2025-04-02T10:47:00Z">
             <w:rPr>
               <w:color w:val="212121"/>
             </w:rPr>
@@ -2948,7 +2957,7 @@
           <w:strike/>
           <w:color w:val="212121"/>
           <w:vertAlign w:val="superscript"/>
-          <w:rPrChange w:id="14" w:author="Anthony Cossio" w:date="2025-04-02T10:47:00Z">
+          <w:rPrChange w:id="15" w:author="Anthony Cossio" w:date="2025-04-02T10:47:00Z">
             <w:rPr>
               <w:color w:val="212121"/>
               <w:vertAlign w:val="superscript"/>
@@ -2962,7 +2971,7 @@
           <w:strike/>
           <w:color w:val="212121"/>
           <w:spacing w:val="-23"/>
-          <w:rPrChange w:id="15" w:author="Anthony Cossio" w:date="2025-04-02T10:47:00Z">
+          <w:rPrChange w:id="16" w:author="Anthony Cossio" w:date="2025-04-02T10:47:00Z">
             <w:rPr>
               <w:color w:val="212121"/>
               <w:spacing w:val="-23"/>
@@ -2974,16 +2983,16 @@
       <w:r>
         <w:rPr>
           <w:strike/>
-          <w:rPrChange w:id="16" w:author="Anthony Cossio" w:date="2025-04-02T10:47:00Z">
+          <w:rPrChange w:id="17" w:author="Anthony Cossio" w:date="2025-04-02T10:47:00Z">
             <w:rPr/>
           </w:rPrChange>
         </w:rPr>
         <w:t>)</w:t>
       </w:r>
-      <w:ins w:id="17" w:author="Anthony Cossio" w:date="2025-04-03T12:26:00Z">
+      <w:ins w:id="18" w:author="Anthony Cossio" w:date="2025-04-03T12:26:00Z">
         <w:r>
           <w:rPr>
-            <w:rPrChange w:id="18" w:author="Anthony Cossio" w:date="2025-04-03T12:26:00Z">
+            <w:rPrChange w:id="19" w:author="Anthony Cossio" w:date="2025-04-03T12:26:00Z">
               <w:rPr>
                 <w:strike/>
               </w:rPr>
@@ -2993,7 +3002,7 @@
         </w:r>
         <w:r>
           <w:rPr>
-            <w:rPrChange w:id="19" w:author="Anthony Cossio" w:date="2025-04-03T12:28:00Z">
+            <w:rPrChange w:id="20" w:author="Anthony Cossio" w:date="2025-04-03T12:28:00Z">
               <w:rPr>
                 <w:strike/>
               </w:rPr>
@@ -3002,11 +3011,6 @@
           <w:t xml:space="preserve">from </w:t>
         </w:r>
         <w:r>
-          <w:rPr>
-            <w:rPrChange w:id="20" w:author="Anthony Cossio" w:date="2025-04-03T12:28:00Z">
-              <w:rPr/>
-            </w:rPrChange>
-          </w:rPr>
           <w:t xml:space="preserve">31.93 </w:t>
         </w:r>
         <w:r>
@@ -3033,40 +3037,16 @@
               </w:rPr>
             </w:rPrChange>
           </w:rPr>
-          <w:t>-2</w:t>
-        </w:r>
-        <w:r>
-          <w:rPr>
-            <w:color w:val="212121"/>
-            <w:vertAlign w:val="superscript"/>
-            <w:rPrChange w:id="23" w:author="Anthony Cossio" w:date="2025-04-03T12:28:00Z">
-              <w:rPr>
-                <w:strike/>
-                <w:color w:val="212121"/>
-                <w:vertAlign w:val="superscript"/>
-              </w:rPr>
-            </w:rPrChange>
-          </w:rPr>
-          <w:t xml:space="preserve"> </w:t>
+          <w:t xml:space="preserve">-2 </w:t>
         </w:r>
       </w:ins>
-      <w:ins w:id="24" w:author="Anthony Cossio" w:date="2025-04-03T12:27:00Z">
+      <w:ins w:id="23" w:author="Anthony Cossio" w:date="2025-04-03T12:27:00Z">
         <w:r>
-          <w:rPr>
-            <w:rPrChange w:id="25" w:author="Anthony Cossio" w:date="2025-04-03T12:28:00Z">
-              <w:rPr/>
-            </w:rPrChange>
-          </w:rPr>
           <w:t xml:space="preserve">(SD 75.24 </w:t>
         </w:r>
         <w:r>
           <w:rPr>
             <w:color w:val="212121"/>
-            <w:rPrChange w:id="26" w:author="Anthony Cossio" w:date="2025-04-03T12:28:00Z">
-              <w:rPr>
-                <w:color w:val="212121"/>
-              </w:rPr>
-            </w:rPrChange>
           </w:rPr>
           <w:t>g m</w:t>
         </w:r>
@@ -3074,12 +3054,59 @@
           <w:rPr>
             <w:color w:val="212121"/>
             <w:vertAlign w:val="superscript"/>
-            <w:rPrChange w:id="27" w:author="Anthony Cossio" w:date="2025-04-03T12:28:00Z">
-              <w:rPr>
+          </w:rPr>
+          <w:t>-2</w:t>
+        </w:r>
+        <w:r>
+          <w:rPr>
+            <w:color w:val="212121"/>
+            <w:vertAlign w:val="superscript"/>
+            <w:rPrChange w:id="24" w:author="Anthony Cossio" w:date="2025-04-03T12:28:00Z">
+              <w:rPr>
+                <w:strike/>
                 <w:color w:val="212121"/>
                 <w:vertAlign w:val="superscript"/>
               </w:rPr>
             </w:rPrChange>
+          </w:rPr>
+          <w:t xml:space="preserve"> </w:t>
+        </w:r>
+        <w:r>
+          <w:rPr>
+            <w:color w:val="212121"/>
+            <w:rPrChange w:id="25" w:author="Anthony Cossio" w:date="2025-04-03T12:28:00Z">
+              <w:rPr>
+                <w:strike/>
+                <w:color w:val="212121"/>
+              </w:rPr>
+            </w:rPrChange>
+          </w:rPr>
+          <w:t>) to 44.7</w:t>
+        </w:r>
+      </w:ins>
+      <w:ins w:id="26" w:author="Anthony Cossio" w:date="2025-04-03T12:28:00Z">
+        <w:r>
+          <w:rPr>
+            <w:color w:val="212121"/>
+            <w:rPrChange w:id="27" w:author="Anthony Cossio" w:date="2025-04-03T12:28:00Z">
+              <w:rPr>
+                <w:strike/>
+                <w:color w:val="212121"/>
+              </w:rPr>
+            </w:rPrChange>
+          </w:rPr>
+          <w:t xml:space="preserve">6 </w:t>
+        </w:r>
+        <w:r>
+          <w:rPr>
+            <w:color w:val="212121"/>
+          </w:rPr>
+          <w:t>g m</w:t>
+        </w:r>
+        <w:r>
+          <w:rPr>
+            <w:color w:val="212121"/>
+            <w:vertAlign w:val="superscript"/>
           </w:rPr>
           <w:t>-2</w:t>
         </w:r>
@@ -3095,63 +3122,25 @@
               </w:rPr>
             </w:rPrChange>
           </w:rPr>
-          <w:t xml:space="preserve"> </w:t>
+          <w:t xml:space="preserve">  </w:t>
         </w:r>
         <w:r>
           <w:rPr>
             <w:color w:val="212121"/>
-            <w:rPrChange w:id="29" w:author="Anthony Cossio" w:date="2025-04-03T12:28:00Z">
-              <w:rPr>
-                <w:strike/>
-                <w:color w:val="212121"/>
-              </w:rPr>
-            </w:rPrChange>
           </w:rPr>
-          <w:t>) to 44.7</w:t>
-        </w:r>
-      </w:ins>
-      <w:ins w:id="30" w:author="Anthony Cossio" w:date="2025-04-03T12:28:00Z">
-        <w:r>
-          <w:rPr>
-            <w:color w:val="212121"/>
-            <w:rPrChange w:id="31" w:author="Anthony Cossio" w:date="2025-04-03T12:28:00Z">
-              <w:rPr>
-                <w:strike/>
-                <w:color w:val="212121"/>
-              </w:rPr>
-            </w:rPrChange>
-          </w:rPr>
-          <w:t xml:space="preserve">6 </w:t>
-        </w:r>
-        <w:r>
-          <w:rPr>
-            <w:color w:val="212121"/>
-            <w:rPrChange w:id="32" w:author="Anthony Cossio" w:date="2025-04-03T12:28:00Z">
-              <w:rPr>
-                <w:color w:val="212121"/>
-              </w:rPr>
-            </w:rPrChange>
-          </w:rPr>
-          <w:t>g m</w:t>
+          <w:t>(97.44 g m</w:t>
         </w:r>
         <w:r>
           <w:rPr>
             <w:color w:val="212121"/>
             <w:vertAlign w:val="superscript"/>
-            <w:rPrChange w:id="33" w:author="Anthony Cossio" w:date="2025-04-03T12:28:00Z">
-              <w:rPr>
-                <w:color w:val="212121"/>
-                <w:vertAlign w:val="superscript"/>
-              </w:rPr>
-            </w:rPrChange>
           </w:rPr>
           <w:t>-2</w:t>
         </w:r>
         <w:r>
           <w:rPr>
             <w:color w:val="212121"/>
-            <w:vertAlign w:val="superscript"/>
-            <w:rPrChange w:id="34" w:author="Anthony Cossio" w:date="2025-04-03T12:28:00Z">
+            <w:rPrChange w:id="29" w:author="Anthony Cossio" w:date="2025-04-03T12:28:00Z">
               <w:rPr>
                 <w:strike/>
                 <w:color w:val="212121"/>
@@ -3159,82 +3148,7 @@
               </w:rPr>
             </w:rPrChange>
           </w:rPr>
-          <w:t xml:space="preserve"> </w:t>
-        </w:r>
-        <w:r>
-          <w:rPr>
-            <w:color w:val="212121"/>
-            <w:vertAlign w:val="superscript"/>
-            <w:rPrChange w:id="35" w:author="Anthony Cossio" w:date="2025-04-03T12:28:00Z">
-              <w:rPr>
-                <w:strike/>
-                <w:color w:val="212121"/>
-                <w:vertAlign w:val="superscript"/>
-              </w:rPr>
-            </w:rPrChange>
-          </w:rPr>
-          <w:t xml:space="preserve"> </w:t>
-        </w:r>
-        <w:r>
-          <w:rPr>
-            <w:color w:val="212121"/>
-            <w:rPrChange w:id="36" w:author="Anthony Cossio" w:date="2025-04-03T12:28:00Z">
-              <w:rPr>
-                <w:color w:val="212121"/>
-              </w:rPr>
-            </w:rPrChange>
-          </w:rPr>
-          <w:t xml:space="preserve">(97.44 </w:t>
-        </w:r>
-        <w:r>
-          <w:rPr>
-            <w:color w:val="212121"/>
-            <w:rPrChange w:id="37" w:author="Anthony Cossio" w:date="2025-04-03T12:28:00Z">
-              <w:rPr>
-                <w:color w:val="212121"/>
-              </w:rPr>
-            </w:rPrChange>
-          </w:rPr>
-          <w:t>g m</w:t>
-        </w:r>
-        <w:r>
-          <w:rPr>
-            <w:color w:val="212121"/>
-            <w:vertAlign w:val="superscript"/>
-            <w:rPrChange w:id="38" w:author="Anthony Cossio" w:date="2025-04-03T12:28:00Z">
-              <w:rPr>
-                <w:color w:val="212121"/>
-                <w:vertAlign w:val="superscript"/>
-              </w:rPr>
-            </w:rPrChange>
-          </w:rPr>
-          <w:t>-2</w:t>
-        </w:r>
-        <w:r>
-          <w:rPr>
-            <w:color w:val="212121"/>
-            <w:rPrChange w:id="39" w:author="Anthony Cossio" w:date="2025-04-03T12:28:00Z">
-              <w:rPr>
-                <w:strike/>
-                <w:color w:val="212121"/>
-                <w:vertAlign w:val="superscript"/>
-              </w:rPr>
-            </w:rPrChange>
-          </w:rPr>
-          <w:t xml:space="preserve"> </w:t>
-        </w:r>
-        <w:r>
-          <w:rPr>
-            <w:color w:val="212121"/>
-            <w:rPrChange w:id="40" w:author="Anthony Cossio" w:date="2025-04-03T12:28:00Z">
-              <w:rPr>
-                <w:strike/>
-                <w:color w:val="212121"/>
-                <w:vertAlign w:val="superscript"/>
-              </w:rPr>
-            </w:rPrChange>
-          </w:rPr>
-          <w:t>)</w:t>
+          <w:t xml:space="preserve"> )</w:t>
         </w:r>
       </w:ins>
       <w:r>
@@ -3243,7 +3157,7 @@
       <w:r>
         <w:rPr>
           <w:highlight w:val="yellow"/>
-          <w:rPrChange w:id="41" w:author="Anthony Cossio" w:date="2025-04-03T12:30:00Z">
+          <w:rPrChange w:id="30" w:author="Anthony Cossio" w:date="2025-04-03T12:30:00Z">
             <w:rPr/>
           </w:rPrChange>
         </w:rPr>
@@ -3379,7 +3293,7 @@
       <w:r>
         <w:rPr>
           <w:strike/>
-          <w:rPrChange w:id="42" w:author="Anthony Cossio" w:date="2025-04-02T10:48:00Z">
+          <w:rPrChange w:id="31" w:author="Anthony Cossio" w:date="2025-04-02T10:48:00Z">
             <w:rPr/>
           </w:rPrChange>
         </w:rPr>
@@ -3389,7 +3303,7 @@
         <w:rPr>
           <w:strike/>
           <w:spacing w:val="-3"/>
-          <w:rPrChange w:id="43" w:author="Anthony Cossio" w:date="2025-04-02T10:48:00Z">
+          <w:rPrChange w:id="32" w:author="Anthony Cossio" w:date="2025-04-02T10:48:00Z">
             <w:rPr>
               <w:spacing w:val="-3"/>
             </w:rPr>
@@ -3400,7 +3314,7 @@
       <w:r>
         <w:rPr>
           <w:strike/>
-          <w:rPrChange w:id="44" w:author="Anthony Cossio" w:date="2025-04-02T10:48:00Z">
+          <w:rPrChange w:id="33" w:author="Anthony Cossio" w:date="2025-04-02T10:48:00Z">
             <w:rPr/>
           </w:rPrChange>
         </w:rPr>
@@ -3410,7 +3324,7 @@
         <w:rPr>
           <w:strike/>
           <w:color w:val="212121"/>
-          <w:rPrChange w:id="45" w:author="Anthony Cossio" w:date="2025-04-02T10:48:00Z">
+          <w:rPrChange w:id="34" w:author="Anthony Cossio" w:date="2025-04-02T10:48:00Z">
             <w:rPr>
               <w:color w:val="212121"/>
             </w:rPr>
@@ -3423,7 +3337,7 @@
           <w:strike/>
           <w:color w:val="212121"/>
           <w:spacing w:val="-3"/>
-          <w:rPrChange w:id="46" w:author="Anthony Cossio" w:date="2025-04-02T10:48:00Z">
+          <w:rPrChange w:id="35" w:author="Anthony Cossio" w:date="2025-04-02T10:48:00Z">
             <w:rPr>
               <w:color w:val="212121"/>
               <w:spacing w:val="-3"/>
@@ -3436,7 +3350,7 @@
         <w:rPr>
           <w:strike/>
           <w:color w:val="212121"/>
-          <w:rPrChange w:id="47" w:author="Anthony Cossio" w:date="2025-04-02T10:48:00Z">
+          <w:rPrChange w:id="36" w:author="Anthony Cossio" w:date="2025-04-02T10:48:00Z">
             <w:rPr>
               <w:color w:val="212121"/>
             </w:rPr>
@@ -3449,7 +3363,7 @@
           <w:strike/>
           <w:color w:val="212121"/>
           <w:vertAlign w:val="superscript"/>
-          <w:rPrChange w:id="48" w:author="Anthony Cossio" w:date="2025-04-02T10:48:00Z">
+          <w:rPrChange w:id="37" w:author="Anthony Cossio" w:date="2025-04-02T10:48:00Z">
             <w:rPr>
               <w:color w:val="212121"/>
               <w:vertAlign w:val="superscript"/>
@@ -3462,7 +3376,7 @@
         <w:rPr>
           <w:strike/>
           <w:color w:val="212121"/>
-          <w:rPrChange w:id="49" w:author="Anthony Cossio" w:date="2025-04-02T10:48:00Z">
+          <w:rPrChange w:id="38" w:author="Anthony Cossio" w:date="2025-04-02T10:48:00Z">
             <w:rPr>
               <w:color w:val="212121"/>
             </w:rPr>
@@ -3473,7 +3387,7 @@
       <w:r>
         <w:rPr>
           <w:strike/>
-          <w:rPrChange w:id="50" w:author="Anthony Cossio" w:date="2025-04-02T10:48:00Z">
+          <w:rPrChange w:id="39" w:author="Anthony Cossio" w:date="2025-04-02T10:48:00Z">
             <w:rPr/>
           </w:rPrChange>
         </w:rPr>
@@ -3483,7 +3397,7 @@
         <w:rPr>
           <w:strike/>
           <w:color w:val="212121"/>
-          <w:rPrChange w:id="51" w:author="Anthony Cossio" w:date="2025-04-02T10:48:00Z">
+          <w:rPrChange w:id="40" w:author="Anthony Cossio" w:date="2025-04-02T10:48:00Z">
             <w:rPr>
               <w:color w:val="212121"/>
             </w:rPr>
@@ -3496,7 +3410,7 @@
           <w:strike/>
           <w:color w:val="212121"/>
           <w:vertAlign w:val="superscript"/>
-          <w:rPrChange w:id="52" w:author="Anthony Cossio" w:date="2025-04-02T10:48:00Z">
+          <w:rPrChange w:id="41" w:author="Anthony Cossio" w:date="2025-04-02T10:48:00Z">
             <w:rPr>
               <w:color w:val="212121"/>
               <w:vertAlign w:val="superscript"/>
@@ -3510,7 +3424,7 @@
           <w:strike/>
           <w:color w:val="212121"/>
           <w:spacing w:val="-24"/>
-          <w:rPrChange w:id="53" w:author="Anthony Cossio" w:date="2025-04-02T10:48:00Z">
+          <w:rPrChange w:id="42" w:author="Anthony Cossio" w:date="2025-04-02T10:48:00Z">
             <w:rPr>
               <w:color w:val="212121"/>
               <w:spacing w:val="-24"/>
@@ -3522,7 +3436,7 @@
       <w:r>
         <w:rPr>
           <w:strike/>
-          <w:rPrChange w:id="54" w:author="Anthony Cossio" w:date="2025-04-02T10:48:00Z">
+          <w:rPrChange w:id="43" w:author="Anthony Cossio" w:date="2025-04-02T10:48:00Z">
             <w:rPr/>
           </w:rPrChange>
         </w:rPr>
@@ -3532,7 +3446,7 @@
         <w:rPr>
           <w:strike/>
           <w:color w:val="212121"/>
-          <w:rPrChange w:id="55" w:author="Anthony Cossio" w:date="2025-04-02T10:48:00Z">
+          <w:rPrChange w:id="44" w:author="Anthony Cossio" w:date="2025-04-02T10:48:00Z">
             <w:rPr>
               <w:color w:val="212121"/>
             </w:rPr>
@@ -3545,7 +3459,7 @@
           <w:strike/>
           <w:color w:val="212121"/>
           <w:vertAlign w:val="superscript"/>
-          <w:rPrChange w:id="56" w:author="Anthony Cossio" w:date="2025-04-02T10:48:00Z">
+          <w:rPrChange w:id="45" w:author="Anthony Cossio" w:date="2025-04-02T10:48:00Z">
             <w:rPr>
               <w:color w:val="212121"/>
               <w:vertAlign w:val="superscript"/>
@@ -3559,7 +3473,7 @@
           <w:strike/>
           <w:color w:val="212121"/>
           <w:spacing w:val="40"/>
-          <w:rPrChange w:id="57" w:author="Anthony Cossio" w:date="2025-04-02T10:48:00Z">
+          <w:rPrChange w:id="46" w:author="Anthony Cossio" w:date="2025-04-02T10:48:00Z">
             <w:rPr>
               <w:color w:val="212121"/>
               <w:spacing w:val="40"/>
@@ -3571,7 +3485,7 @@
       <w:r>
         <w:rPr>
           <w:strike/>
-          <w:rPrChange w:id="58" w:author="Anthony Cossio" w:date="2025-04-02T10:48:00Z">
+          <w:rPrChange w:id="47" w:author="Anthony Cossio" w:date="2025-04-02T10:48:00Z">
             <w:rPr/>
           </w:rPrChange>
         </w:rPr>
@@ -3581,7 +3495,7 @@
         <w:rPr>
           <w:strike/>
           <w:color w:val="212121"/>
-          <w:rPrChange w:id="59" w:author="Anthony Cossio" w:date="2025-04-02T10:48:00Z">
+          <w:rPrChange w:id="48" w:author="Anthony Cossio" w:date="2025-04-02T10:48:00Z">
             <w:rPr>
               <w:color w:val="212121"/>
             </w:rPr>
@@ -3594,7 +3508,7 @@
           <w:strike/>
           <w:color w:val="212121"/>
           <w:vertAlign w:val="superscript"/>
-          <w:rPrChange w:id="60" w:author="Anthony Cossio" w:date="2025-04-02T10:48:00Z">
+          <w:rPrChange w:id="49" w:author="Anthony Cossio" w:date="2025-04-02T10:48:00Z">
             <w:rPr>
               <w:color w:val="212121"/>
               <w:vertAlign w:val="superscript"/>
@@ -3608,7 +3522,7 @@
           <w:strike/>
           <w:color w:val="212121"/>
           <w:spacing w:val="-24"/>
-          <w:rPrChange w:id="61" w:author="Anthony Cossio" w:date="2025-04-02T10:48:00Z">
+          <w:rPrChange w:id="50" w:author="Anthony Cossio" w:date="2025-04-02T10:48:00Z">
             <w:rPr>
               <w:color w:val="212121"/>
               <w:spacing w:val="-24"/>
@@ -3620,16 +3534,16 @@
       <w:r>
         <w:rPr>
           <w:strike/>
-          <w:rPrChange w:id="62" w:author="Anthony Cossio" w:date="2025-04-02T10:48:00Z">
+          <w:rPrChange w:id="51" w:author="Anthony Cossio" w:date="2025-04-02T10:48:00Z">
             <w:rPr/>
           </w:rPrChange>
         </w:rPr>
         <w:t>]</w:t>
       </w:r>
-      <w:ins w:id="63" w:author="Anthony Cossio" w:date="2025-04-03T12:32:00Z">
+      <w:ins w:id="52" w:author="Anthony Cossio" w:date="2025-04-03T12:32:00Z">
         <w:r>
           <w:rPr>
-            <w:rPrChange w:id="64" w:author="Anthony Cossio" w:date="2025-04-03T12:33:00Z">
+            <w:rPrChange w:id="53" w:author="Anthony Cossio" w:date="2025-04-03T12:33:00Z">
               <w:rPr>
                 <w:strike/>
               </w:rPr>
@@ -3638,7 +3552,7 @@
           <w:t xml:space="preserve"> </w:t>
         </w:r>
       </w:ins>
-      <w:ins w:id="65" w:author="Anthony Cossio" w:date="2025-04-03T12:33:00Z">
+      <w:ins w:id="54" w:author="Anthony Cossio" w:date="2025-04-03T12:33:00Z">
         <w:r>
           <w:t xml:space="preserve">of 44.29 </w:t>
         </w:r>
@@ -3665,7 +3579,7 @@
         <w:r>
           <w:rPr>
             <w:color w:val="212121"/>
-            <w:rPrChange w:id="66" w:author="Anthony Cossio" w:date="2025-04-03T12:33:00Z">
+            <w:rPrChange w:id="55" w:author="Anthony Cossio" w:date="2025-04-03T12:33:00Z">
               <w:rPr>
                 <w:color w:val="212121"/>
                 <w:vertAlign w:val="superscript"/>
@@ -3678,7 +3592,7 @@
           <w:t xml:space="preserve"> CI [</w:t>
         </w:r>
       </w:ins>
-      <w:ins w:id="67" w:author="Anthony Cossio" w:date="2025-04-03T12:34:00Z">
+      <w:ins w:id="56" w:author="Anthony Cossio" w:date="2025-04-03T12:34:00Z">
         <w:r>
           <w:t xml:space="preserve">32.03, 70.17 </w:t>
         </w:r>
@@ -3706,7 +3620,7 @@
         <w:r>
           <w:rPr>
             <w:color w:val="212121"/>
-            <w:rPrChange w:id="68" w:author="Anthony Cossio" w:date="2025-04-03T12:34:00Z">
+            <w:rPrChange w:id="57" w:author="Anthony Cossio" w:date="2025-04-03T12:34:00Z">
               <w:rPr>
                 <w:strike/>
                 <w:color w:val="212121"/>
@@ -3717,10 +3631,10 @@
           <w:t>]</w:t>
         </w:r>
       </w:ins>
-      <w:ins w:id="69" w:author="Anthony Cossio" w:date="2025-04-03T12:33:00Z">
+      <w:ins w:id="58" w:author="Anthony Cossio" w:date="2025-04-03T12:33:00Z">
         <w:r>
           <w:rPr>
-            <w:rPrChange w:id="70" w:author="Anthony Cossio" w:date="2025-04-03T12:33:00Z">
+            <w:rPrChange w:id="59" w:author="Anthony Cossio" w:date="2025-04-03T12:33:00Z">
               <w:rPr>
                 <w:color w:val="212121"/>
                 <w:vertAlign w:val="superscript"/>
@@ -3730,7 +3644,7 @@
           <w:t xml:space="preserve"> </w:t>
         </w:r>
       </w:ins>
-      <w:ins w:id="71" w:author="Anthony Cossio" w:date="2025-04-03T12:35:00Z">
+      <w:ins w:id="60" w:author="Anthony Cossio" w:date="2025-04-03T12:35:00Z">
         <w:r>
           <w:t xml:space="preserve">and a high of 56.13 </w:t>
         </w:r>
@@ -3754,7 +3668,7 @@
           <w:t xml:space="preserve"> </w:t>
         </w:r>
       </w:ins>
-      <w:ins w:id="72" w:author="Anthony Cossio" w:date="2025-04-03T12:38:00Z">
+      <w:ins w:id="61" w:author="Anthony Cossio" w:date="2025-04-03T12:38:00Z">
         <w:r>
           <w:rPr>
             <w:color w:val="212121"/>
@@ -3765,7 +3679,7 @@
           <w:t xml:space="preserve"> </w:t>
         </w:r>
       </w:ins>
-      <w:ins w:id="73" w:author="Anthony Cossio" w:date="2025-04-03T12:37:00Z">
+      <w:ins w:id="62" w:author="Anthony Cossio" w:date="2025-04-03T12:37:00Z">
         <w:r>
           <w:rPr>
             <w:color w:val="212121"/>
@@ -3788,7 +3702,7 @@
         <w:r>
           <w:rPr>
             <w:color w:val="212121"/>
-            <w:rPrChange w:id="74" w:author="Anthony Cossio" w:date="2025-04-03T12:37:00Z">
+            <w:rPrChange w:id="63" w:author="Anthony Cossio" w:date="2025-04-03T12:37:00Z">
               <w:rPr>
                 <w:color w:val="212121"/>
                 <w:vertAlign w:val="superscript"/>
@@ -3799,11 +3713,6 @@
         </w:r>
       </w:ins>
       <w:r>
-        <w:rPr>
-          <w:rPrChange w:id="75" w:author="Anthony Cossio" w:date="2025-04-03T12:32:00Z">
-            <w:rPr/>
-          </w:rPrChange>
-        </w:rPr>
         <w:t>.</w:t>
       </w:r>
       <w:r>
@@ -5427,12 +5336,12 @@
       <w:r>
         <w:t xml:space="preserve">et al. 2015; Reiss et al. 2021) in the technology tank at the Southwest Fisheries Science Center (SWFSC) on </w:t>
       </w:r>
-      <w:del w:id="76" w:author="Anthony Cossio" w:date="2025-04-01T15:58:00Z">
+      <w:del w:id="64" w:author="Anthony Cossio" w:date="2025-04-01T15:58:00Z">
         <w:r>
           <w:delText>March 29, 2024</w:delText>
         </w:r>
       </w:del>
-      <w:ins w:id="77" w:author="Anthony Cossio" w:date="2025-04-01T15:58:00Z">
+      <w:ins w:id="65" w:author="Anthony Cossio" w:date="2025-04-01T15:58:00Z">
         <w:r>
           <w:t>November</w:t>
         </w:r>
@@ -5443,7 +5352,7 @@
           <w:t>January 16,</w:t>
         </w:r>
       </w:ins>
-      <w:ins w:id="78" w:author="Anthony Cossio" w:date="2025-04-01T15:59:00Z">
+      <w:ins w:id="66" w:author="Anthony Cossio" w:date="2025-04-01T15:59:00Z">
         <w:r>
           <w:t xml:space="preserve"> 2025</w:t>
         </w:r>
@@ -5451,17 +5360,17 @@
       <w:r>
         <w:t>. A 25.4 mm tungsten carbide sphere is attached to th</w:t>
       </w:r>
-      <w:ins w:id="79" w:author="Anthony Cossio" w:date="2025-04-01T15:59:00Z">
+      <w:ins w:id="67" w:author="Anthony Cossio" w:date="2025-04-01T15:59:00Z">
         <w:r>
           <w:t>re</w:t>
         </w:r>
       </w:ins>
-      <w:del w:id="80" w:author="Anthony Cossio" w:date="2025-04-01T15:59:00Z">
+      <w:del w:id="68" w:author="Anthony Cossio" w:date="2025-04-01T15:59:00Z">
         <w:r>
           <w:delText>e</w:delText>
         </w:r>
       </w:del>
-      <w:ins w:id="81" w:author="Anthony Cossio" w:date="2025-04-01T15:59:00Z">
+      <w:ins w:id="69" w:author="Anthony Cossio" w:date="2025-04-01T15:59:00Z">
         <w:r>
           <w:t>e</w:t>
         </w:r>
@@ -5469,27 +5378,27 @@
       <w:r>
         <w:t xml:space="preserve"> </w:t>
       </w:r>
-      <w:ins w:id="82" w:author="Anthony Cossio" w:date="2025-04-01T16:00:00Z">
+      <w:ins w:id="70" w:author="Anthony Cossio" w:date="2025-04-01T16:00:00Z">
         <w:r>
           <w:t xml:space="preserve">electronic </w:t>
         </w:r>
       </w:ins>
-      <w:ins w:id="83" w:author="Anthony Cossio" w:date="2025-04-01T15:59:00Z">
+      <w:ins w:id="71" w:author="Anthony Cossio" w:date="2025-04-01T15:59:00Z">
         <w:r>
           <w:t>downriggers</w:t>
         </w:r>
       </w:ins>
-      <w:ins w:id="84" w:author="Anthony Cossio" w:date="2025-04-01T16:05:00Z">
+      <w:ins w:id="72" w:author="Anthony Cossio" w:date="2025-04-01T16:05:00Z">
         <w:r>
           <w:t xml:space="preserve"> </w:t>
         </w:r>
       </w:ins>
-      <w:ins w:id="85" w:author="Anthony Cossio" w:date="2025-04-01T16:06:00Z">
+      <w:ins w:id="73" w:author="Anthony Cossio" w:date="2025-04-01T16:06:00Z">
         <w:r>
           <w:t>on</w:t>
         </w:r>
       </w:ins>
-      <w:del w:id="86" w:author="Anthony Cossio" w:date="2025-04-01T16:06:00Z">
+      <w:del w:id="74" w:author="Anthony Cossio" w:date="2025-04-01T16:06:00Z">
         <w:r>
           <w:delText>wetbay of the glider</w:delText>
         </w:r>
@@ -5527,7 +5436,7 @@
         </w:rPr>
         <w:t xml:space="preserve"> </w:t>
       </w:r>
-      <w:del w:id="87" w:author="Anthony Cossio" w:date="2025-04-01T16:06:00Z">
+      <w:del w:id="75" w:author="Anthony Cossio" w:date="2025-04-01T16:06:00Z">
         <w:r>
           <w:delText>either side</w:delText>
         </w:r>
@@ -5804,12 +5713,12 @@
       <w:r>
         <w:t>The acoustic data were analyzed using Echoview software (</w:t>
       </w:r>
-      <w:del w:id="88" w:author="Anthony Cossio" w:date="2025-04-01T16:11:00Z">
+      <w:del w:id="76" w:author="Anthony Cossio" w:date="2025-04-01T16:11:00Z">
         <w:r>
           <w:delText>13.1</w:delText>
         </w:r>
       </w:del>
-      <w:ins w:id="89" w:author="Anthony Cossio" w:date="2025-04-01T16:11:00Z">
+      <w:ins w:id="77" w:author="Anthony Cossio" w:date="2025-04-01T16:11:00Z">
         <w:r>
           <w:t>15.0</w:t>
         </w:r>
@@ -5907,8 +5816,8 @@
       <w:r>
         <w:t xml:space="preserve">the glider samples. Basic processing of the data included removing the first ten meters of a dive to account for any bubbles adhering to the transducer face, removing the first three meters from the transducer face to account for ringdown, and identifying the bottom echo and stepping back three meters from the bottom echo. Background noise removal was applied, followed by impulse noise removal, when necessary, to clean the data (DeRobertis and Higginbottom 2007). This process was done for both the 70 and 120 kHz data. Decibel differencing was not used to delineate krill like in previous studies (Reiss et al. 2021), instead we integrated all the echo energy, without krill delineation. This provides a ceiling for the biomass density estimates because the energy can also include other scatterers that are not krill. </w:t>
       </w:r>
-      <w:moveToRangeStart w:id="90" w:author="Anthony Cossio" w:date="2025-04-01T16:23:00Z" w:name="move194417026"/>
-      <w:moveTo w:id="91" w:author="Anthony Cossio" w:date="2025-04-01T16:23:00Z">
+      <w:moveToRangeStart w:id="78" w:author="Anthony Cossio" w:date="2025-04-01T16:23:00Z" w:name="move194417026"/>
+      <w:moveTo w:id="79" w:author="Anthony Cossio" w:date="2025-04-01T16:23:00Z">
         <w:r>
           <w:t>Cleaned</w:t>
         </w:r>
@@ -6048,8 +5957,8 @@
           <w:t>) from 10m from the surface until the bottom of the dive.</w:t>
         </w:r>
       </w:moveTo>
-      <w:moveToRangeEnd w:id="90"/>
-      <w:ins w:id="92" w:author="Anthony Cossio" w:date="2025-04-01T16:22:00Z">
+      <w:moveToRangeEnd w:id="78"/>
+      <w:ins w:id="80" w:author="Anthony Cossio" w:date="2025-04-01T16:22:00Z">
         <w:r>
           <w:t xml:space="preserve"> </w:t>
         </w:r>
@@ -6057,12 +5966,12 @@
       <w:r>
         <w:t xml:space="preserve">The second method, we used the Shoal Analysis and Patch Estimation System (SHAPES, Cotezee, 2000) or ‘schools’ detection algorithm for krill </w:t>
       </w:r>
-      <w:del w:id="93" w:author="Anthony Cossio" w:date="2025-04-02T08:23:00Z">
+      <w:del w:id="81" w:author="Anthony Cossio" w:date="2025-04-02T08:23:00Z">
         <w:r>
           <w:delText xml:space="preserve">swarm </w:delText>
         </w:r>
       </w:del>
-      <w:ins w:id="94" w:author="Anthony Cossio" w:date="2025-04-02T08:23:00Z">
+      <w:ins w:id="82" w:author="Anthony Cossio" w:date="2025-04-02T08:23:00Z">
         <w:r>
           <w:t xml:space="preserve">school </w:t>
         </w:r>
@@ -6214,12 +6123,12 @@
       <w:r>
         <w:t xml:space="preserve">1. School detection was run on a 3x3 dilation filter for </w:t>
       </w:r>
-      <w:ins w:id="95" w:author="Anthony Cossio" w:date="2025-04-01T16:23:00Z">
+      <w:ins w:id="83" w:author="Anthony Cossio" w:date="2025-04-01T16:23:00Z">
         <w:r>
           <w:t>th</w:t>
         </w:r>
       </w:ins>
-      <w:ins w:id="96" w:author="Anthony Cossio" w:date="2025-04-01T16:24:00Z">
+      <w:ins w:id="84" w:author="Anthony Cossio" w:date="2025-04-01T16:24:00Z">
         <w:r>
           <w:t xml:space="preserve">e 120 kHz and the detection regions were applied to </w:t>
         </w:r>
@@ -6227,7 +6136,7 @@
       <w:r>
         <w:t>each narrow band frequency (70 kHz and 120 kHz) using a -75 dB threshold. A mask was then placed over the data that was not classified as a school and was considered empty water. The detected school</w:t>
       </w:r>
-      <w:ins w:id="97" w:author="Anthony Cossio" w:date="2025-04-02T08:24:00Z">
+      <w:ins w:id="85" w:author="Anthony Cossio" w:date="2025-04-02T08:24:00Z">
         <w:r>
           <w:t>s</w:t>
         </w:r>
@@ -6277,8 +6186,8 @@
         </w:rPr>
         <w:t xml:space="preserve"> </w:t>
       </w:r>
-      <w:moveFromRangeStart w:id="98" w:author="Anthony Cossio" w:date="2025-04-01T16:23:00Z" w:name="move194417026"/>
-      <w:moveFrom w:id="99" w:author="Anthony Cossio" w:date="2025-04-01T16:23:00Z">
+      <w:moveFromRangeStart w:id="86" w:author="Anthony Cossio" w:date="2025-04-01T16:23:00Z" w:name="move194417026"/>
+      <w:moveFrom w:id="87" w:author="Anthony Cossio" w:date="2025-04-01T16:23:00Z">
         <w:r>
           <w:t>Cleaned</w:t>
         </w:r>
@@ -6418,7 +6327,7 @@
           <w:t>) from 10m from the surface until the bottom of the dive.</w:t>
         </w:r>
       </w:moveFrom>
-      <w:moveFromRangeEnd w:id="98"/>
+      <w:moveFromRangeEnd w:id="86"/>
     </w:p>
     <w:p>
       <w:pPr>
@@ -7246,12 +7155,12 @@
       <w:r>
         <w:t>0.</w:t>
       </w:r>
-      <w:ins w:id="100" w:author="Anthony Cossio" w:date="2025-04-02T08:25:00Z">
+      <w:ins w:id="88" w:author="Anthony Cossio" w:date="2025-04-02T08:25:00Z">
         <w:r>
           <w:t>2</w:t>
         </w:r>
       </w:ins>
-      <w:del w:id="101" w:author="Anthony Cossio" w:date="2025-04-02T08:25:00Z">
+      <w:del w:id="89" w:author="Anthony Cossio" w:date="2025-04-02T08:25:00Z">
         <w:r>
           <w:delText>1</w:delText>
         </w:r>
@@ -11903,12 +11812,12 @@
       <w:r>
         <w:t>s</w:t>
       </w:r>
-      <w:ins w:id="102" w:author="Anthony Cossio" w:date="2025-04-02T08:23:00Z">
+      <w:ins w:id="90" w:author="Anthony Cossio" w:date="2025-04-02T08:23:00Z">
         <w:r>
           <w:t>chools</w:t>
         </w:r>
       </w:ins>
-      <w:del w:id="103" w:author="Anthony Cossio" w:date="2025-04-02T08:23:00Z">
+      <w:del w:id="91" w:author="Anthony Cossio" w:date="2025-04-02T08:23:00Z">
         <w:r>
           <w:delText>warms</w:delText>
         </w:r>
@@ -12151,12 +12060,12 @@
       <w:r>
         <w:t xml:space="preserve">Krill school parameters were slightly different than those in Guihen et al. (2014). They tested a number of different parameters as well as comparing EK60 ship </w:t>
       </w:r>
-      <w:ins w:id="104" w:author="Anthony Cossio" w:date="2025-04-02T08:23:00Z">
+      <w:ins w:id="92" w:author="Anthony Cossio" w:date="2025-04-02T08:23:00Z">
         <w:r>
           <w:t>schools</w:t>
         </w:r>
       </w:ins>
-      <w:del w:id="105" w:author="Anthony Cossio" w:date="2025-04-02T08:23:00Z">
+      <w:del w:id="93" w:author="Anthony Cossio" w:date="2025-04-02T08:23:00Z">
         <w:r>
           <w:delText>swarm</w:delText>
         </w:r>
@@ -12746,12 +12655,12 @@
       <w:r>
         <w:t>the revised krill management plan, the data collected by these instruments have other important implications. For example, we have shown that there are few krill s</w:t>
       </w:r>
-      <w:ins w:id="106" w:author="Anthony Cossio" w:date="2025-04-02T08:24:00Z">
+      <w:ins w:id="94" w:author="Anthony Cossio" w:date="2025-04-02T08:24:00Z">
         <w:r>
           <w:t>chool</w:t>
         </w:r>
       </w:ins>
-      <w:del w:id="107" w:author="Anthony Cossio" w:date="2025-04-02T08:24:00Z">
+      <w:del w:id="95" w:author="Anthony Cossio" w:date="2025-04-02T08:24:00Z">
         <w:r>
           <w:delText>warm</w:delText>
         </w:r>
@@ -16917,12 +16826,12 @@
       <w:r>
         <w:t>2023/24 austral summer glider deployments</w:t>
       </w:r>
-      <w:ins w:id="108" w:author="Anthony Cossio" w:date="2025-04-02T08:39:00Z">
+      <w:ins w:id="96" w:author="Anthony Cossio" w:date="2025-04-02T08:39:00Z">
         <w:r>
           <w:t xml:space="preserve"> using a -75 d</w:t>
         </w:r>
       </w:ins>
-      <w:ins w:id="109" w:author="Anthony Cossio" w:date="2025-04-02T08:40:00Z">
+      <w:ins w:id="97" w:author="Anthony Cossio" w:date="2025-04-02T08:40:00Z">
         <w:r>
           <w:t>B threshold</w:t>
         </w:r>
@@ -20252,7 +20161,7 @@
               <w:rPr>
                 <w:strike/>
                 <w:sz w:val="24"/>
-                <w:rPrChange w:id="110" w:author="Anthony Cossio" w:date="2025-04-02T09:28:00Z">
+                <w:rPrChange w:id="98" w:author="Anthony Cossio" w:date="2025-04-02T09:28:00Z">
                   <w:rPr>
                     <w:sz w:val="24"/>
                   </w:rPr>
@@ -20264,7 +20173,7 @@
                 <w:strike/>
                 <w:spacing w:val="-2"/>
                 <w:sz w:val="24"/>
-                <w:rPrChange w:id="111" w:author="Anthony Cossio" w:date="2025-04-02T09:28:00Z">
+                <w:rPrChange w:id="99" w:author="Anthony Cossio" w:date="2025-04-02T09:28:00Z">
                   <w:rPr>
                     <w:spacing w:val="-2"/>
                     <w:sz w:val="24"/>
@@ -20286,7 +20195,7 @@
               <w:rPr>
                 <w:strike/>
                 <w:sz w:val="24"/>
-                <w:rPrChange w:id="112" w:author="Anthony Cossio" w:date="2025-04-02T09:28:00Z">
+                <w:rPrChange w:id="100" w:author="Anthony Cossio" w:date="2025-04-02T09:28:00Z">
                   <w:rPr>
                     <w:sz w:val="24"/>
                   </w:rPr>
@@ -20298,7 +20207,7 @@
                 <w:strike/>
                 <w:spacing w:val="-5"/>
                 <w:sz w:val="24"/>
-                <w:rPrChange w:id="113" w:author="Anthony Cossio" w:date="2025-04-02T09:28:00Z">
+                <w:rPrChange w:id="101" w:author="Anthony Cossio" w:date="2025-04-02T09:28:00Z">
                   <w:rPr>
                     <w:spacing w:val="-5"/>
                     <w:sz w:val="24"/>
@@ -20316,7 +20225,7 @@
               <w:rPr>
                 <w:strike/>
                 <w:sz w:val="24"/>
-                <w:rPrChange w:id="114" w:author="Anthony Cossio" w:date="2025-04-02T09:28:00Z">
+                <w:rPrChange w:id="102" w:author="Anthony Cossio" w:date="2025-04-02T09:28:00Z">
                   <w:rPr>
                     <w:sz w:val="24"/>
                   </w:rPr>
@@ -20328,7 +20237,7 @@
                 <w:strike/>
                 <w:spacing w:val="-4"/>
                 <w:sz w:val="24"/>
-                <w:rPrChange w:id="115" w:author="Anthony Cossio" w:date="2025-04-02T09:28:00Z">
+                <w:rPrChange w:id="103" w:author="Anthony Cossio" w:date="2025-04-02T09:28:00Z">
                   <w:rPr>
                     <w:spacing w:val="-4"/>
                     <w:sz w:val="24"/>
@@ -20342,7 +20251,7 @@
                 <w:strike/>
                 <w:spacing w:val="-2"/>
                 <w:sz w:val="24"/>
-                <w:rPrChange w:id="116" w:author="Anthony Cossio" w:date="2025-04-02T09:28:00Z">
+                <w:rPrChange w:id="104" w:author="Anthony Cossio" w:date="2025-04-02T09:28:00Z">
                   <w:rPr>
                     <w:spacing w:val="-2"/>
                     <w:sz w:val="24"/>
@@ -20360,7 +20269,7 @@
               <w:rPr>
                 <w:strike/>
                 <w:sz w:val="24"/>
-                <w:rPrChange w:id="117" w:author="Anthony Cossio" w:date="2025-04-02T09:28:00Z">
+                <w:rPrChange w:id="105" w:author="Anthony Cossio" w:date="2025-04-02T09:28:00Z">
                   <w:rPr>
                     <w:sz w:val="24"/>
                   </w:rPr>
@@ -20372,7 +20281,7 @@
                 <w:strike/>
                 <w:spacing w:val="-2"/>
                 <w:sz w:val="24"/>
-                <w:rPrChange w:id="118" w:author="Anthony Cossio" w:date="2025-04-02T09:28:00Z">
+                <w:rPrChange w:id="106" w:author="Anthony Cossio" w:date="2025-04-02T09:28:00Z">
                   <w:rPr>
                     <w:spacing w:val="-2"/>
                     <w:sz w:val="24"/>
@@ -20396,7 +20305,7 @@
               <w:rPr>
                 <w:strike/>
                 <w:sz w:val="24"/>
-                <w:rPrChange w:id="119" w:author="Anthony Cossio" w:date="2025-04-02T09:28:00Z">
+                <w:rPrChange w:id="107" w:author="Anthony Cossio" w:date="2025-04-02T09:28:00Z">
                   <w:rPr>
                     <w:sz w:val="24"/>
                   </w:rPr>
@@ -20407,7 +20316,7 @@
               <w:rPr>
                 <w:strike/>
                 <w:sz w:val="24"/>
-                <w:rPrChange w:id="120" w:author="Anthony Cossio" w:date="2025-04-02T09:28:00Z">
+                <w:rPrChange w:id="108" w:author="Anthony Cossio" w:date="2025-04-02T09:28:00Z">
                   <w:rPr>
                     <w:sz w:val="24"/>
                   </w:rPr>
@@ -20420,7 +20329,7 @@
                 <w:strike/>
                 <w:spacing w:val="-15"/>
                 <w:sz w:val="24"/>
-                <w:rPrChange w:id="121" w:author="Anthony Cossio" w:date="2025-04-02T09:28:00Z">
+                <w:rPrChange w:id="109" w:author="Anthony Cossio" w:date="2025-04-02T09:28:00Z">
                   <w:rPr>
                     <w:spacing w:val="-15"/>
                     <w:sz w:val="24"/>
@@ -20433,7 +20342,7 @@
               <w:rPr>
                 <w:strike/>
                 <w:sz w:val="24"/>
-                <w:rPrChange w:id="122" w:author="Anthony Cossio" w:date="2025-04-02T09:28:00Z">
+                <w:rPrChange w:id="110" w:author="Anthony Cossio" w:date="2025-04-02T09:28:00Z">
                   <w:rPr>
                     <w:sz w:val="24"/>
                   </w:rPr>
@@ -20446,7 +20355,7 @@
                 <w:strike/>
                 <w:spacing w:val="-4"/>
                 <w:sz w:val="24"/>
-                <w:rPrChange w:id="123" w:author="Anthony Cossio" w:date="2025-04-02T09:28:00Z">
+                <w:rPrChange w:id="111" w:author="Anthony Cossio" w:date="2025-04-02T09:28:00Z">
                   <w:rPr>
                     <w:spacing w:val="-4"/>
                     <w:sz w:val="24"/>
@@ -20470,7 +20379,7 @@
               <w:rPr>
                 <w:strike/>
                 <w:sz w:val="24"/>
-                <w:rPrChange w:id="124" w:author="Anthony Cossio" w:date="2025-04-02T09:28:00Z">
+                <w:rPrChange w:id="112" w:author="Anthony Cossio" w:date="2025-04-02T09:28:00Z">
                   <w:rPr>
                     <w:sz w:val="24"/>
                   </w:rPr>
@@ -20481,7 +20390,7 @@
               <w:rPr>
                 <w:strike/>
                 <w:sz w:val="24"/>
-                <w:rPrChange w:id="125" w:author="Anthony Cossio" w:date="2025-04-02T09:28:00Z">
+                <w:rPrChange w:id="113" w:author="Anthony Cossio" w:date="2025-04-02T09:28:00Z">
                   <w:rPr>
                     <w:sz w:val="24"/>
                   </w:rPr>
@@ -20494,7 +20403,7 @@
                 <w:strike/>
                 <w:spacing w:val="-2"/>
                 <w:sz w:val="24"/>
-                <w:rPrChange w:id="126" w:author="Anthony Cossio" w:date="2025-04-02T09:28:00Z">
+                <w:rPrChange w:id="114" w:author="Anthony Cossio" w:date="2025-04-02T09:28:00Z">
                   <w:rPr>
                     <w:spacing w:val="-2"/>
                     <w:sz w:val="24"/>
@@ -20516,7 +20425,7 @@
               <w:rPr>
                 <w:strike/>
                 <w:sz w:val="24"/>
-                <w:rPrChange w:id="127" w:author="Anthony Cossio" w:date="2025-04-02T09:28:00Z">
+                <w:rPrChange w:id="115" w:author="Anthony Cossio" w:date="2025-04-02T09:28:00Z">
                   <w:rPr>
                     <w:sz w:val="24"/>
                   </w:rPr>
@@ -20528,7 +20437,7 @@
                 <w:strike/>
                 <w:spacing w:val="-5"/>
                 <w:sz w:val="24"/>
-                <w:rPrChange w:id="128" w:author="Anthony Cossio" w:date="2025-04-02T09:28:00Z">
+                <w:rPrChange w:id="116" w:author="Anthony Cossio" w:date="2025-04-02T09:28:00Z">
                   <w:rPr>
                     <w:spacing w:val="-5"/>
                     <w:sz w:val="24"/>
@@ -20546,7 +20455,7 @@
               <w:rPr>
                 <w:strike/>
                 <w:sz w:val="24"/>
-                <w:rPrChange w:id="129" w:author="Anthony Cossio" w:date="2025-04-02T09:28:00Z">
+                <w:rPrChange w:id="117" w:author="Anthony Cossio" w:date="2025-04-02T09:28:00Z">
                   <w:rPr>
                     <w:sz w:val="24"/>
                   </w:rPr>
@@ -20558,7 +20467,7 @@
                 <w:strike/>
                 <w:spacing w:val="-4"/>
                 <w:sz w:val="24"/>
-                <w:rPrChange w:id="130" w:author="Anthony Cossio" w:date="2025-04-02T09:28:00Z">
+                <w:rPrChange w:id="118" w:author="Anthony Cossio" w:date="2025-04-02T09:28:00Z">
                   <w:rPr>
                     <w:spacing w:val="-4"/>
                     <w:sz w:val="24"/>
@@ -20572,7 +20481,7 @@
                 <w:strike/>
                 <w:spacing w:val="-2"/>
                 <w:sz w:val="24"/>
-                <w:rPrChange w:id="131" w:author="Anthony Cossio" w:date="2025-04-02T09:28:00Z">
+                <w:rPrChange w:id="119" w:author="Anthony Cossio" w:date="2025-04-02T09:28:00Z">
                   <w:rPr>
                     <w:spacing w:val="-2"/>
                     <w:sz w:val="24"/>
@@ -20590,7 +20499,7 @@
               <w:rPr>
                 <w:strike/>
                 <w:sz w:val="24"/>
-                <w:rPrChange w:id="132" w:author="Anthony Cossio" w:date="2025-04-02T09:28:00Z">
+                <w:rPrChange w:id="120" w:author="Anthony Cossio" w:date="2025-04-02T09:28:00Z">
                   <w:rPr>
                     <w:sz w:val="24"/>
                   </w:rPr>
@@ -20602,7 +20511,7 @@
                 <w:strike/>
                 <w:spacing w:val="-2"/>
                 <w:sz w:val="24"/>
-                <w:rPrChange w:id="133" w:author="Anthony Cossio" w:date="2025-04-02T09:28:00Z">
+                <w:rPrChange w:id="121" w:author="Anthony Cossio" w:date="2025-04-02T09:28:00Z">
                   <w:rPr>
                     <w:spacing w:val="-2"/>
                     <w:sz w:val="24"/>
@@ -20626,7 +20535,7 @@
               <w:rPr>
                 <w:strike/>
                 <w:sz w:val="24"/>
-                <w:rPrChange w:id="134" w:author="Anthony Cossio" w:date="2025-04-02T09:28:00Z">
+                <w:rPrChange w:id="122" w:author="Anthony Cossio" w:date="2025-04-02T09:28:00Z">
                   <w:rPr>
                     <w:sz w:val="24"/>
                   </w:rPr>
@@ -20637,7 +20546,7 @@
               <w:rPr>
                 <w:strike/>
                 <w:sz w:val="24"/>
-                <w:rPrChange w:id="135" w:author="Anthony Cossio" w:date="2025-04-02T09:28:00Z">
+                <w:rPrChange w:id="123" w:author="Anthony Cossio" w:date="2025-04-02T09:28:00Z">
                   <w:rPr>
                     <w:sz w:val="24"/>
                   </w:rPr>
@@ -20650,7 +20559,7 @@
                 <w:strike/>
                 <w:spacing w:val="-15"/>
                 <w:sz w:val="24"/>
-                <w:rPrChange w:id="136" w:author="Anthony Cossio" w:date="2025-04-02T09:28:00Z">
+                <w:rPrChange w:id="124" w:author="Anthony Cossio" w:date="2025-04-02T09:28:00Z">
                   <w:rPr>
                     <w:spacing w:val="-15"/>
                     <w:sz w:val="24"/>
@@ -20663,7 +20572,7 @@
               <w:rPr>
                 <w:strike/>
                 <w:sz w:val="24"/>
-                <w:rPrChange w:id="137" w:author="Anthony Cossio" w:date="2025-04-02T09:28:00Z">
+                <w:rPrChange w:id="125" w:author="Anthony Cossio" w:date="2025-04-02T09:28:00Z">
                   <w:rPr>
                     <w:sz w:val="24"/>
                   </w:rPr>
@@ -20676,7 +20585,7 @@
                 <w:strike/>
                 <w:spacing w:val="-4"/>
                 <w:sz w:val="24"/>
-                <w:rPrChange w:id="138" w:author="Anthony Cossio" w:date="2025-04-02T09:28:00Z">
+                <w:rPrChange w:id="126" w:author="Anthony Cossio" w:date="2025-04-02T09:28:00Z">
                   <w:rPr>
                     <w:spacing w:val="-4"/>
                     <w:sz w:val="24"/>
@@ -20700,7 +20609,7 @@
               <w:rPr>
                 <w:strike/>
                 <w:sz w:val="24"/>
-                <w:rPrChange w:id="139" w:author="Anthony Cossio" w:date="2025-04-02T09:28:00Z">
+                <w:rPrChange w:id="127" w:author="Anthony Cossio" w:date="2025-04-02T09:28:00Z">
                   <w:rPr>
                     <w:sz w:val="24"/>
                   </w:rPr>
@@ -20711,7 +20620,7 @@
               <w:rPr>
                 <w:strike/>
                 <w:sz w:val="24"/>
-                <w:rPrChange w:id="140" w:author="Anthony Cossio" w:date="2025-04-02T09:28:00Z">
+                <w:rPrChange w:id="128" w:author="Anthony Cossio" w:date="2025-04-02T09:28:00Z">
                   <w:rPr>
                     <w:sz w:val="24"/>
                   </w:rPr>
@@ -20724,7 +20633,7 @@
                 <w:strike/>
                 <w:spacing w:val="-15"/>
                 <w:sz w:val="24"/>
-                <w:rPrChange w:id="141" w:author="Anthony Cossio" w:date="2025-04-02T09:28:00Z">
+                <w:rPrChange w:id="129" w:author="Anthony Cossio" w:date="2025-04-02T09:28:00Z">
                   <w:rPr>
                     <w:spacing w:val="-15"/>
                     <w:sz w:val="24"/>
@@ -20737,7 +20646,7 @@
               <w:rPr>
                 <w:strike/>
                 <w:sz w:val="24"/>
-                <w:rPrChange w:id="142" w:author="Anthony Cossio" w:date="2025-04-02T09:28:00Z">
+                <w:rPrChange w:id="130" w:author="Anthony Cossio" w:date="2025-04-02T09:28:00Z">
                   <w:rPr>
                     <w:sz w:val="24"/>
                   </w:rPr>
@@ -20750,7 +20659,7 @@
                 <w:strike/>
                 <w:spacing w:val="-2"/>
                 <w:sz w:val="24"/>
-                <w:rPrChange w:id="143" w:author="Anthony Cossio" w:date="2025-04-02T09:28:00Z">
+                <w:rPrChange w:id="131" w:author="Anthony Cossio" w:date="2025-04-02T09:28:00Z">
                   <w:rPr>
                     <w:spacing w:val="-2"/>
                     <w:sz w:val="24"/>
@@ -20773,7 +20682,7 @@
               <w:rPr>
                 <w:strike/>
                 <w:sz w:val="24"/>
-                <w:rPrChange w:id="144" w:author="Anthony Cossio" w:date="2025-04-02T09:28:00Z">
+                <w:rPrChange w:id="132" w:author="Anthony Cossio" w:date="2025-04-02T09:28:00Z">
                   <w:rPr>
                     <w:sz w:val="24"/>
                   </w:rPr>
@@ -20785,7 +20694,7 @@
                 <w:strike/>
                 <w:spacing w:val="-2"/>
                 <w:sz w:val="24"/>
-                <w:rPrChange w:id="145" w:author="Anthony Cossio" w:date="2025-04-02T09:28:00Z">
+                <w:rPrChange w:id="133" w:author="Anthony Cossio" w:date="2025-04-02T09:28:00Z">
                   <w:rPr>
                     <w:spacing w:val="-2"/>
                     <w:sz w:val="24"/>
@@ -20799,7 +20708,7 @@
                 <w:strike/>
                 <w:spacing w:val="-4"/>
                 <w:sz w:val="24"/>
-                <w:rPrChange w:id="146" w:author="Anthony Cossio" w:date="2025-04-02T09:28:00Z">
+                <w:rPrChange w:id="134" w:author="Anthony Cossio" w:date="2025-04-02T09:28:00Z">
                   <w:rPr>
                     <w:spacing w:val="-4"/>
                     <w:sz w:val="24"/>
@@ -20827,7 +20736,7 @@
               <w:rPr>
                 <w:strike/>
                 <w:sz w:val="24"/>
-                <w:rPrChange w:id="147" w:author="Anthony Cossio" w:date="2025-04-02T09:28:00Z">
+                <w:rPrChange w:id="135" w:author="Anthony Cossio" w:date="2025-04-02T09:28:00Z">
                   <w:rPr>
                     <w:sz w:val="24"/>
                   </w:rPr>
@@ -20839,7 +20748,7 @@
                 <w:strike/>
                 <w:spacing w:val="-2"/>
                 <w:sz w:val="24"/>
-                <w:rPrChange w:id="148" w:author="Anthony Cossio" w:date="2025-04-02T09:28:00Z">
+                <w:rPrChange w:id="136" w:author="Anthony Cossio" w:date="2025-04-02T09:28:00Z">
                   <w:rPr>
                     <w:spacing w:val="-2"/>
                     <w:sz w:val="24"/>
@@ -20862,7 +20771,7 @@
               <w:rPr>
                 <w:strike/>
                 <w:sz w:val="24"/>
-                <w:rPrChange w:id="149" w:author="Anthony Cossio" w:date="2025-04-02T09:28:00Z">
+                <w:rPrChange w:id="137" w:author="Anthony Cossio" w:date="2025-04-02T09:28:00Z">
                   <w:rPr>
                     <w:sz w:val="24"/>
                   </w:rPr>
@@ -20874,7 +20783,7 @@
                 <w:strike/>
                 <w:spacing w:val="-2"/>
                 <w:sz w:val="24"/>
-                <w:rPrChange w:id="150" w:author="Anthony Cossio" w:date="2025-04-02T09:28:00Z">
+                <w:rPrChange w:id="138" w:author="Anthony Cossio" w:date="2025-04-02T09:28:00Z">
                   <w:rPr>
                     <w:spacing w:val="-2"/>
                     <w:sz w:val="24"/>
@@ -20897,7 +20806,7 @@
               <w:rPr>
                 <w:strike/>
                 <w:sz w:val="24"/>
-                <w:rPrChange w:id="151" w:author="Anthony Cossio" w:date="2025-04-02T09:28:00Z">
+                <w:rPrChange w:id="139" w:author="Anthony Cossio" w:date="2025-04-02T09:28:00Z">
                   <w:rPr>
                     <w:sz w:val="24"/>
                   </w:rPr>
@@ -20909,7 +20818,7 @@
                 <w:strike/>
                 <w:spacing w:val="-2"/>
                 <w:sz w:val="24"/>
-                <w:rPrChange w:id="152" w:author="Anthony Cossio" w:date="2025-04-02T09:28:00Z">
+                <w:rPrChange w:id="140" w:author="Anthony Cossio" w:date="2025-04-02T09:28:00Z">
                   <w:rPr>
                     <w:spacing w:val="-2"/>
                     <w:sz w:val="24"/>
@@ -20932,7 +20841,7 @@
               <w:rPr>
                 <w:strike/>
                 <w:sz w:val="24"/>
-                <w:rPrChange w:id="153" w:author="Anthony Cossio" w:date="2025-04-02T09:28:00Z">
+                <w:rPrChange w:id="141" w:author="Anthony Cossio" w:date="2025-04-02T09:28:00Z">
                   <w:rPr>
                     <w:sz w:val="24"/>
                   </w:rPr>
@@ -20944,7 +20853,7 @@
                 <w:strike/>
                 <w:spacing w:val="-2"/>
                 <w:sz w:val="24"/>
-                <w:rPrChange w:id="154" w:author="Anthony Cossio" w:date="2025-04-02T09:28:00Z">
+                <w:rPrChange w:id="142" w:author="Anthony Cossio" w:date="2025-04-02T09:28:00Z">
                   <w:rPr>
                     <w:spacing w:val="-2"/>
                     <w:sz w:val="24"/>
@@ -20967,7 +20876,7 @@
               <w:rPr>
                 <w:strike/>
                 <w:sz w:val="24"/>
-                <w:rPrChange w:id="155" w:author="Anthony Cossio" w:date="2025-04-02T09:28:00Z">
+                <w:rPrChange w:id="143" w:author="Anthony Cossio" w:date="2025-04-02T09:28:00Z">
                   <w:rPr>
                     <w:sz w:val="24"/>
                   </w:rPr>
@@ -20979,7 +20888,7 @@
                 <w:strike/>
                 <w:spacing w:val="-2"/>
                 <w:sz w:val="24"/>
-                <w:rPrChange w:id="156" w:author="Anthony Cossio" w:date="2025-04-02T09:28:00Z">
+                <w:rPrChange w:id="144" w:author="Anthony Cossio" w:date="2025-04-02T09:28:00Z">
                   <w:rPr>
                     <w:spacing w:val="-2"/>
                     <w:sz w:val="24"/>
@@ -21002,7 +20911,7 @@
               <w:rPr>
                 <w:strike/>
                 <w:sz w:val="24"/>
-                <w:rPrChange w:id="157" w:author="Anthony Cossio" w:date="2025-04-02T09:28:00Z">
+                <w:rPrChange w:id="145" w:author="Anthony Cossio" w:date="2025-04-02T09:28:00Z">
                   <w:rPr>
                     <w:sz w:val="24"/>
                   </w:rPr>
@@ -21014,7 +20923,7 @@
                 <w:strike/>
                 <w:spacing w:val="-2"/>
                 <w:sz w:val="24"/>
-                <w:rPrChange w:id="158" w:author="Anthony Cossio" w:date="2025-04-02T09:28:00Z">
+                <w:rPrChange w:id="146" w:author="Anthony Cossio" w:date="2025-04-02T09:28:00Z">
                   <w:rPr>
                     <w:spacing w:val="-2"/>
                     <w:sz w:val="24"/>
@@ -21037,7 +20946,7 @@
               <w:rPr>
                 <w:strike/>
                 <w:sz w:val="24"/>
-                <w:rPrChange w:id="159" w:author="Anthony Cossio" w:date="2025-04-02T09:28:00Z">
+                <w:rPrChange w:id="147" w:author="Anthony Cossio" w:date="2025-04-02T09:28:00Z">
                   <w:rPr>
                     <w:sz w:val="24"/>
                   </w:rPr>
@@ -21049,7 +20958,7 @@
                 <w:strike/>
                 <w:spacing w:val="-2"/>
                 <w:sz w:val="24"/>
-                <w:rPrChange w:id="160" w:author="Anthony Cossio" w:date="2025-04-02T09:28:00Z">
+                <w:rPrChange w:id="148" w:author="Anthony Cossio" w:date="2025-04-02T09:28:00Z">
                   <w:rPr>
                     <w:spacing w:val="-2"/>
                     <w:sz w:val="24"/>
@@ -21072,7 +20981,7 @@
               <w:rPr>
                 <w:strike/>
                 <w:sz w:val="24"/>
-                <w:rPrChange w:id="161" w:author="Anthony Cossio" w:date="2025-04-02T09:28:00Z">
+                <w:rPrChange w:id="149" w:author="Anthony Cossio" w:date="2025-04-02T09:28:00Z">
                   <w:rPr>
                     <w:sz w:val="24"/>
                   </w:rPr>
@@ -21084,7 +20993,7 @@
                 <w:strike/>
                 <w:spacing w:val="-5"/>
                 <w:sz w:val="24"/>
-                <w:rPrChange w:id="162" w:author="Anthony Cossio" w:date="2025-04-02T09:28:00Z">
+                <w:rPrChange w:id="150" w:author="Anthony Cossio" w:date="2025-04-02T09:28:00Z">
                   <w:rPr>
                     <w:spacing w:val="-5"/>
                     <w:sz w:val="24"/>
@@ -21112,7 +21021,7 @@
               <w:rPr>
                 <w:strike/>
                 <w:sz w:val="24"/>
-                <w:rPrChange w:id="163" w:author="Anthony Cossio" w:date="2025-04-02T09:28:00Z">
+                <w:rPrChange w:id="151" w:author="Anthony Cossio" w:date="2025-04-02T09:28:00Z">
                   <w:rPr>
                     <w:sz w:val="24"/>
                   </w:rPr>
@@ -21124,7 +21033,7 @@
                 <w:strike/>
                 <w:spacing w:val="-2"/>
                 <w:sz w:val="24"/>
-                <w:rPrChange w:id="164" w:author="Anthony Cossio" w:date="2025-04-02T09:28:00Z">
+                <w:rPrChange w:id="152" w:author="Anthony Cossio" w:date="2025-04-02T09:28:00Z">
                   <w:rPr>
                     <w:spacing w:val="-2"/>
                     <w:sz w:val="24"/>
@@ -21147,7 +21056,7 @@
               <w:rPr>
                 <w:strike/>
                 <w:sz w:val="24"/>
-                <w:rPrChange w:id="165" w:author="Anthony Cossio" w:date="2025-04-02T09:28:00Z">
+                <w:rPrChange w:id="153" w:author="Anthony Cossio" w:date="2025-04-02T09:28:00Z">
                   <w:rPr>
                     <w:sz w:val="24"/>
                   </w:rPr>
@@ -21159,7 +21068,7 @@
                 <w:strike/>
                 <w:spacing w:val="-2"/>
                 <w:sz w:val="24"/>
-                <w:rPrChange w:id="166" w:author="Anthony Cossio" w:date="2025-04-02T09:28:00Z">
+                <w:rPrChange w:id="154" w:author="Anthony Cossio" w:date="2025-04-02T09:28:00Z">
                   <w:rPr>
                     <w:spacing w:val="-2"/>
                     <w:sz w:val="24"/>
@@ -21182,7 +21091,7 @@
               <w:rPr>
                 <w:strike/>
                 <w:sz w:val="24"/>
-                <w:rPrChange w:id="167" w:author="Anthony Cossio" w:date="2025-04-02T09:28:00Z">
+                <w:rPrChange w:id="155" w:author="Anthony Cossio" w:date="2025-04-02T09:28:00Z">
                   <w:rPr>
                     <w:sz w:val="24"/>
                   </w:rPr>
@@ -21194,7 +21103,7 @@
                 <w:strike/>
                 <w:spacing w:val="-2"/>
                 <w:sz w:val="24"/>
-                <w:rPrChange w:id="168" w:author="Anthony Cossio" w:date="2025-04-02T09:28:00Z">
+                <w:rPrChange w:id="156" w:author="Anthony Cossio" w:date="2025-04-02T09:28:00Z">
                   <w:rPr>
                     <w:spacing w:val="-2"/>
                     <w:sz w:val="24"/>
@@ -21217,7 +21126,7 @@
               <w:rPr>
                 <w:strike/>
                 <w:sz w:val="24"/>
-                <w:rPrChange w:id="169" w:author="Anthony Cossio" w:date="2025-04-02T09:28:00Z">
+                <w:rPrChange w:id="157" w:author="Anthony Cossio" w:date="2025-04-02T09:28:00Z">
                   <w:rPr>
                     <w:sz w:val="24"/>
                   </w:rPr>
@@ -21229,7 +21138,7 @@
                 <w:strike/>
                 <w:spacing w:val="-2"/>
                 <w:sz w:val="24"/>
-                <w:rPrChange w:id="170" w:author="Anthony Cossio" w:date="2025-04-02T09:28:00Z">
+                <w:rPrChange w:id="158" w:author="Anthony Cossio" w:date="2025-04-02T09:28:00Z">
                   <w:rPr>
                     <w:spacing w:val="-2"/>
                     <w:sz w:val="24"/>
@@ -21252,7 +21161,7 @@
               <w:rPr>
                 <w:strike/>
                 <w:sz w:val="24"/>
-                <w:rPrChange w:id="171" w:author="Anthony Cossio" w:date="2025-04-02T09:28:00Z">
+                <w:rPrChange w:id="159" w:author="Anthony Cossio" w:date="2025-04-02T09:28:00Z">
                   <w:rPr>
                     <w:sz w:val="24"/>
                   </w:rPr>
@@ -21264,7 +21173,7 @@
                 <w:strike/>
                 <w:spacing w:val="-2"/>
                 <w:sz w:val="24"/>
-                <w:rPrChange w:id="172" w:author="Anthony Cossio" w:date="2025-04-02T09:28:00Z">
+                <w:rPrChange w:id="160" w:author="Anthony Cossio" w:date="2025-04-02T09:28:00Z">
                   <w:rPr>
                     <w:spacing w:val="-2"/>
                     <w:sz w:val="24"/>
@@ -21287,7 +21196,7 @@
               <w:rPr>
                 <w:strike/>
                 <w:sz w:val="24"/>
-                <w:rPrChange w:id="173" w:author="Anthony Cossio" w:date="2025-04-02T09:28:00Z">
+                <w:rPrChange w:id="161" w:author="Anthony Cossio" w:date="2025-04-02T09:28:00Z">
                   <w:rPr>
                     <w:sz w:val="24"/>
                   </w:rPr>
@@ -21299,7 +21208,7 @@
                 <w:strike/>
                 <w:spacing w:val="-2"/>
                 <w:sz w:val="24"/>
-                <w:rPrChange w:id="174" w:author="Anthony Cossio" w:date="2025-04-02T09:28:00Z">
+                <w:rPrChange w:id="162" w:author="Anthony Cossio" w:date="2025-04-02T09:28:00Z">
                   <w:rPr>
                     <w:spacing w:val="-2"/>
                     <w:sz w:val="24"/>
@@ -21322,7 +21231,7 @@
               <w:rPr>
                 <w:strike/>
                 <w:sz w:val="24"/>
-                <w:rPrChange w:id="175" w:author="Anthony Cossio" w:date="2025-04-02T09:28:00Z">
+                <w:rPrChange w:id="163" w:author="Anthony Cossio" w:date="2025-04-02T09:28:00Z">
                   <w:rPr>
                     <w:sz w:val="24"/>
                   </w:rPr>
@@ -21334,7 +21243,7 @@
                 <w:strike/>
                 <w:spacing w:val="-2"/>
                 <w:sz w:val="24"/>
-                <w:rPrChange w:id="176" w:author="Anthony Cossio" w:date="2025-04-02T09:28:00Z">
+                <w:rPrChange w:id="164" w:author="Anthony Cossio" w:date="2025-04-02T09:28:00Z">
                   <w:rPr>
                     <w:spacing w:val="-2"/>
                     <w:sz w:val="24"/>
@@ -21357,7 +21266,7 @@
               <w:rPr>
                 <w:strike/>
                 <w:sz w:val="24"/>
-                <w:rPrChange w:id="177" w:author="Anthony Cossio" w:date="2025-04-02T09:28:00Z">
+                <w:rPrChange w:id="165" w:author="Anthony Cossio" w:date="2025-04-02T09:28:00Z">
                   <w:rPr>
                     <w:sz w:val="24"/>
                   </w:rPr>
@@ -21369,7 +21278,7 @@
                 <w:strike/>
                 <w:spacing w:val="-5"/>
                 <w:sz w:val="24"/>
-                <w:rPrChange w:id="178" w:author="Anthony Cossio" w:date="2025-04-02T09:28:00Z">
+                <w:rPrChange w:id="166" w:author="Anthony Cossio" w:date="2025-04-02T09:28:00Z">
                   <w:rPr>
                     <w:spacing w:val="-5"/>
                     <w:sz w:val="24"/>
@@ -21385,12 +21294,12 @@
     <w:p>
       <w:pPr>
         <w:rPr>
-          <w:ins w:id="179" w:author="Anthony Cossio" w:date="2025-04-02T09:29:00Z"/>
+          <w:ins w:id="167" w:author="Anthony Cossio" w:date="2025-04-02T09:29:00Z"/>
           <w:sz w:val="24"/>
           <w:szCs w:val="24"/>
         </w:rPr>
       </w:pPr>
-      <w:ins w:id="180" w:author="Anthony Cossio" w:date="2025-04-02T09:29:00Z">
+      <w:ins w:id="168" w:author="Anthony Cossio" w:date="2025-04-02T09:29:00Z">
         <w:r>
           <w:rPr>
             <w:sz w:val="24"/>
@@ -21403,7 +21312,7 @@
     <w:p>
       <w:pPr>
         <w:rPr>
-          <w:ins w:id="181" w:author="Anthony Cossio" w:date="2025-04-02T09:29:00Z"/>
+          <w:ins w:id="169" w:author="Anthony Cossio" w:date="2025-04-02T09:29:00Z"/>
           <w:rFonts w:cstheme="minorHAnsi"/>
           <w:sz w:val="24"/>
           <w:szCs w:val="24"/>
@@ -21430,7 +21339,7 @@
       <w:tr>
         <w:trPr>
           <w:jc w:val="center"/>
-          <w:ins w:id="182" w:author="Anthony Cossio" w:date="2025-04-02T09:29:00Z"/>
+          <w:ins w:id="170" w:author="Anthony Cossio" w:date="2025-04-02T09:29:00Z"/>
         </w:trPr>
         <w:tc>
           <w:tcPr>
@@ -21439,12 +21348,12 @@
           <w:p>
             <w:pPr>
               <w:rPr>
-                <w:ins w:id="183" w:author="Anthony Cossio" w:date="2025-04-02T09:29:00Z"/>
+                <w:ins w:id="171" w:author="Anthony Cossio" w:date="2025-04-02T09:29:00Z"/>
                 <w:sz w:val="24"/>
                 <w:szCs w:val="24"/>
               </w:rPr>
             </w:pPr>
-            <w:ins w:id="184" w:author="Anthony Cossio" w:date="2025-04-02T09:29:00Z">
+            <w:ins w:id="172" w:author="Anthony Cossio" w:date="2025-04-02T09:29:00Z">
               <w:r>
                 <w:rPr>
                   <w:sz w:val="24"/>
@@ -21463,12 +21372,12 @@
             <w:pPr>
               <w:jc w:val="center"/>
               <w:rPr>
-                <w:ins w:id="185" w:author="Anthony Cossio" w:date="2025-04-02T09:29:00Z"/>
+                <w:ins w:id="173" w:author="Anthony Cossio" w:date="2025-04-02T09:29:00Z"/>
                 <w:sz w:val="24"/>
                 <w:szCs w:val="24"/>
               </w:rPr>
             </w:pPr>
-            <w:ins w:id="186" w:author="Anthony Cossio" w:date="2025-04-02T09:29:00Z">
+            <w:ins w:id="174" w:author="Anthony Cossio" w:date="2025-04-02T09:29:00Z">
               <w:r>
                 <w:rPr>
                   <w:sz w:val="24"/>
@@ -21482,12 +21391,12 @@
             <w:pPr>
               <w:jc w:val="center"/>
               <w:rPr>
-                <w:ins w:id="187" w:author="Anthony Cossio" w:date="2025-04-02T09:29:00Z"/>
+                <w:ins w:id="175" w:author="Anthony Cossio" w:date="2025-04-02T09:29:00Z"/>
                 <w:sz w:val="24"/>
                 <w:szCs w:val="24"/>
               </w:rPr>
             </w:pPr>
-            <w:ins w:id="188" w:author="Anthony Cossio" w:date="2025-04-02T09:29:00Z">
+            <w:ins w:id="176" w:author="Anthony Cossio" w:date="2025-04-02T09:29:00Z">
               <w:r>
                 <w:rPr>
                   <w:sz w:val="24"/>
@@ -21506,12 +21415,12 @@
             <w:pPr>
               <w:jc w:val="center"/>
               <w:rPr>
-                <w:ins w:id="189" w:author="Anthony Cossio" w:date="2025-04-02T09:29:00Z"/>
+                <w:ins w:id="177" w:author="Anthony Cossio" w:date="2025-04-02T09:29:00Z"/>
                 <w:sz w:val="24"/>
                 <w:szCs w:val="24"/>
               </w:rPr>
             </w:pPr>
-            <w:ins w:id="190" w:author="Anthony Cossio" w:date="2025-04-02T09:29:00Z">
+            <w:ins w:id="178" w:author="Anthony Cossio" w:date="2025-04-02T09:29:00Z">
               <w:r>
                 <w:rPr>
                   <w:sz w:val="24"/>
@@ -21530,12 +21439,12 @@
             <w:pPr>
               <w:jc w:val="center"/>
               <w:rPr>
-                <w:ins w:id="191" w:author="Anthony Cossio" w:date="2025-04-02T09:29:00Z"/>
+                <w:ins w:id="179" w:author="Anthony Cossio" w:date="2025-04-02T09:29:00Z"/>
                 <w:sz w:val="24"/>
                 <w:szCs w:val="24"/>
               </w:rPr>
             </w:pPr>
-            <w:ins w:id="192" w:author="Anthony Cossio" w:date="2025-04-02T09:29:00Z">
+            <w:ins w:id="180" w:author="Anthony Cossio" w:date="2025-04-02T09:29:00Z">
               <w:r>
                 <w:rPr>
                   <w:sz w:val="24"/>
@@ -21549,12 +21458,12 @@
             <w:pPr>
               <w:jc w:val="center"/>
               <w:rPr>
-                <w:ins w:id="193" w:author="Anthony Cossio" w:date="2025-04-02T09:29:00Z"/>
+                <w:ins w:id="181" w:author="Anthony Cossio" w:date="2025-04-02T09:29:00Z"/>
                 <w:sz w:val="24"/>
                 <w:szCs w:val="24"/>
               </w:rPr>
             </w:pPr>
-            <w:ins w:id="194" w:author="Anthony Cossio" w:date="2025-04-02T09:29:00Z">
+            <w:ins w:id="182" w:author="Anthony Cossio" w:date="2025-04-02T09:29:00Z">
               <w:r>
                 <w:rPr>
                   <w:sz w:val="24"/>
@@ -21573,12 +21482,12 @@
             <w:pPr>
               <w:jc w:val="center"/>
               <w:rPr>
-                <w:ins w:id="195" w:author="Anthony Cossio" w:date="2025-04-02T09:29:00Z"/>
+                <w:ins w:id="183" w:author="Anthony Cossio" w:date="2025-04-02T09:29:00Z"/>
                 <w:sz w:val="24"/>
                 <w:szCs w:val="24"/>
               </w:rPr>
             </w:pPr>
-            <w:ins w:id="196" w:author="Anthony Cossio" w:date="2025-04-02T09:29:00Z">
+            <w:ins w:id="184" w:author="Anthony Cossio" w:date="2025-04-02T09:29:00Z">
               <w:r>
                 <w:rPr>
                   <w:sz w:val="24"/>
@@ -21592,12 +21501,12 @@
             <w:pPr>
               <w:jc w:val="center"/>
               <w:rPr>
-                <w:ins w:id="197" w:author="Anthony Cossio" w:date="2025-04-02T09:29:00Z"/>
+                <w:ins w:id="185" w:author="Anthony Cossio" w:date="2025-04-02T09:29:00Z"/>
                 <w:sz w:val="24"/>
                 <w:szCs w:val="24"/>
               </w:rPr>
             </w:pPr>
-            <w:ins w:id="198" w:author="Anthony Cossio" w:date="2025-04-02T09:29:00Z">
+            <w:ins w:id="186" w:author="Anthony Cossio" w:date="2025-04-02T09:29:00Z">
               <w:r>
                 <w:rPr>
                   <w:sz w:val="24"/>
@@ -21616,12 +21525,12 @@
             <w:pPr>
               <w:jc w:val="center"/>
               <w:rPr>
-                <w:ins w:id="199" w:author="Anthony Cossio" w:date="2025-04-02T09:29:00Z"/>
+                <w:ins w:id="187" w:author="Anthony Cossio" w:date="2025-04-02T09:29:00Z"/>
                 <w:sz w:val="24"/>
                 <w:szCs w:val="24"/>
               </w:rPr>
             </w:pPr>
-            <w:ins w:id="200" w:author="Anthony Cossio" w:date="2025-04-02T09:29:00Z">
+            <w:ins w:id="188" w:author="Anthony Cossio" w:date="2025-04-02T09:29:00Z">
               <w:r>
                 <w:rPr>
                   <w:sz w:val="24"/>
@@ -21640,12 +21549,12 @@
             <w:pPr>
               <w:jc w:val="center"/>
               <w:rPr>
-                <w:ins w:id="201" w:author="Anthony Cossio" w:date="2025-04-02T09:29:00Z"/>
+                <w:ins w:id="189" w:author="Anthony Cossio" w:date="2025-04-02T09:29:00Z"/>
                 <w:sz w:val="24"/>
                 <w:szCs w:val="24"/>
               </w:rPr>
             </w:pPr>
-            <w:ins w:id="202" w:author="Anthony Cossio" w:date="2025-04-02T09:29:00Z">
+            <w:ins w:id="190" w:author="Anthony Cossio" w:date="2025-04-02T09:29:00Z">
               <w:r>
                 <w:rPr>
                   <w:sz w:val="24"/>
@@ -21659,12 +21568,12 @@
             <w:pPr>
               <w:jc w:val="center"/>
               <w:rPr>
-                <w:ins w:id="203" w:author="Anthony Cossio" w:date="2025-04-02T09:29:00Z"/>
+                <w:ins w:id="191" w:author="Anthony Cossio" w:date="2025-04-02T09:29:00Z"/>
                 <w:sz w:val="24"/>
                 <w:szCs w:val="24"/>
               </w:rPr>
             </w:pPr>
-            <w:ins w:id="204" w:author="Anthony Cossio" w:date="2025-04-02T09:29:00Z">
+            <w:ins w:id="192" w:author="Anthony Cossio" w:date="2025-04-02T09:29:00Z">
               <w:r>
                 <w:rPr>
                   <w:sz w:val="24"/>
@@ -21683,12 +21592,12 @@
             <w:pPr>
               <w:jc w:val="center"/>
               <w:rPr>
-                <w:ins w:id="205" w:author="Anthony Cossio" w:date="2025-04-02T09:29:00Z"/>
+                <w:ins w:id="193" w:author="Anthony Cossio" w:date="2025-04-02T09:29:00Z"/>
                 <w:sz w:val="24"/>
                 <w:szCs w:val="24"/>
               </w:rPr>
             </w:pPr>
-            <w:ins w:id="206" w:author="Anthony Cossio" w:date="2025-04-02T09:29:00Z">
+            <w:ins w:id="194" w:author="Anthony Cossio" w:date="2025-04-02T09:29:00Z">
               <w:r>
                 <w:rPr>
                   <w:sz w:val="24"/>
@@ -21702,12 +21611,12 @@
             <w:pPr>
               <w:jc w:val="center"/>
               <w:rPr>
-                <w:ins w:id="207" w:author="Anthony Cossio" w:date="2025-04-02T09:29:00Z"/>
+                <w:ins w:id="195" w:author="Anthony Cossio" w:date="2025-04-02T09:29:00Z"/>
                 <w:sz w:val="24"/>
                 <w:szCs w:val="24"/>
               </w:rPr>
             </w:pPr>
-            <w:ins w:id="208" w:author="Anthony Cossio" w:date="2025-04-02T09:29:00Z">
+            <w:ins w:id="196" w:author="Anthony Cossio" w:date="2025-04-02T09:29:00Z">
               <w:r>
                 <w:rPr>
                   <w:sz w:val="24"/>
@@ -21722,7 +21631,7 @@
       <w:tr>
         <w:trPr>
           <w:jc w:val="center"/>
-          <w:ins w:id="209" w:author="Anthony Cossio" w:date="2025-04-02T09:29:00Z"/>
+          <w:ins w:id="197" w:author="Anthony Cossio" w:date="2025-04-02T09:29:00Z"/>
         </w:trPr>
         <w:tc>
           <w:tcPr>
@@ -21731,12 +21640,12 @@
           <w:p>
             <w:pPr>
               <w:rPr>
-                <w:ins w:id="210" w:author="Anthony Cossio" w:date="2025-04-02T09:29:00Z"/>
+                <w:ins w:id="198" w:author="Anthony Cossio" w:date="2025-04-02T09:29:00Z"/>
                 <w:sz w:val="24"/>
                 <w:szCs w:val="24"/>
               </w:rPr>
             </w:pPr>
-            <w:ins w:id="211" w:author="Anthony Cossio" w:date="2025-04-02T09:29:00Z">
+            <w:ins w:id="199" w:author="Anthony Cossio" w:date="2025-04-02T09:29:00Z">
               <w:r>
                 <w:rPr>
                   <w:sz w:val="24"/>
@@ -21755,12 +21664,12 @@
             <w:pPr>
               <w:jc w:val="center"/>
               <w:rPr>
-                <w:ins w:id="212" w:author="Anthony Cossio" w:date="2025-04-02T09:29:00Z"/>
+                <w:ins w:id="200" w:author="Anthony Cossio" w:date="2025-04-02T09:29:00Z"/>
                 <w:sz w:val="24"/>
                 <w:szCs w:val="24"/>
               </w:rPr>
             </w:pPr>
-            <w:ins w:id="213" w:author="Anthony Cossio" w:date="2025-04-02T09:29:00Z">
+            <w:ins w:id="201" w:author="Anthony Cossio" w:date="2025-04-02T09:29:00Z">
               <w:r>
                 <w:rPr>
                   <w:sz w:val="24"/>
@@ -21779,12 +21688,12 @@
             <w:pPr>
               <w:jc w:val="center"/>
               <w:rPr>
-                <w:ins w:id="214" w:author="Anthony Cossio" w:date="2025-04-02T09:29:00Z"/>
+                <w:ins w:id="202" w:author="Anthony Cossio" w:date="2025-04-02T09:29:00Z"/>
                 <w:sz w:val="24"/>
                 <w:szCs w:val="24"/>
               </w:rPr>
             </w:pPr>
-            <w:ins w:id="215" w:author="Anthony Cossio" w:date="2025-04-02T09:29:00Z">
+            <w:ins w:id="203" w:author="Anthony Cossio" w:date="2025-04-02T09:29:00Z">
               <w:r>
                 <w:rPr>
                   <w:sz w:val="24"/>
@@ -21803,12 +21712,12 @@
             <w:pPr>
               <w:jc w:val="center"/>
               <w:rPr>
-                <w:ins w:id="216" w:author="Anthony Cossio" w:date="2025-04-02T09:29:00Z"/>
+                <w:ins w:id="204" w:author="Anthony Cossio" w:date="2025-04-02T09:29:00Z"/>
                 <w:sz w:val="24"/>
                 <w:szCs w:val="24"/>
               </w:rPr>
             </w:pPr>
-            <w:ins w:id="217" w:author="Anthony Cossio" w:date="2025-04-02T09:29:00Z">
+            <w:ins w:id="205" w:author="Anthony Cossio" w:date="2025-04-02T09:29:00Z">
               <w:r>
                 <w:rPr>
                   <w:sz w:val="24"/>
@@ -21827,12 +21736,12 @@
             <w:pPr>
               <w:jc w:val="center"/>
               <w:rPr>
-                <w:ins w:id="218" w:author="Anthony Cossio" w:date="2025-04-02T09:29:00Z"/>
+                <w:ins w:id="206" w:author="Anthony Cossio" w:date="2025-04-02T09:29:00Z"/>
                 <w:sz w:val="24"/>
                 <w:szCs w:val="24"/>
               </w:rPr>
             </w:pPr>
-            <w:ins w:id="219" w:author="Anthony Cossio" w:date="2025-04-02T09:29:00Z">
+            <w:ins w:id="207" w:author="Anthony Cossio" w:date="2025-04-02T09:29:00Z">
               <w:r>
                 <w:rPr>
                   <w:sz w:val="24"/>
@@ -21851,12 +21760,12 @@
             <w:pPr>
               <w:jc w:val="center"/>
               <w:rPr>
-                <w:ins w:id="220" w:author="Anthony Cossio" w:date="2025-04-02T09:29:00Z"/>
+                <w:ins w:id="208" w:author="Anthony Cossio" w:date="2025-04-02T09:29:00Z"/>
                 <w:sz w:val="24"/>
                 <w:szCs w:val="24"/>
               </w:rPr>
             </w:pPr>
-            <w:ins w:id="221" w:author="Anthony Cossio" w:date="2025-04-02T09:29:00Z">
+            <w:ins w:id="209" w:author="Anthony Cossio" w:date="2025-04-02T09:29:00Z">
               <w:r>
                 <w:rPr>
                   <w:sz w:val="24"/>
@@ -21875,12 +21784,12 @@
             <w:pPr>
               <w:jc w:val="center"/>
               <w:rPr>
-                <w:ins w:id="222" w:author="Anthony Cossio" w:date="2025-04-02T09:29:00Z"/>
+                <w:ins w:id="210" w:author="Anthony Cossio" w:date="2025-04-02T09:29:00Z"/>
                 <w:sz w:val="24"/>
                 <w:szCs w:val="24"/>
               </w:rPr>
             </w:pPr>
-            <w:ins w:id="223" w:author="Anthony Cossio" w:date="2025-04-02T09:29:00Z">
+            <w:ins w:id="211" w:author="Anthony Cossio" w:date="2025-04-02T09:29:00Z">
               <w:r>
                 <w:rPr>
                   <w:sz w:val="24"/>
@@ -21899,12 +21808,12 @@
             <w:pPr>
               <w:jc w:val="center"/>
               <w:rPr>
-                <w:ins w:id="224" w:author="Anthony Cossio" w:date="2025-04-02T09:29:00Z"/>
+                <w:ins w:id="212" w:author="Anthony Cossio" w:date="2025-04-02T09:29:00Z"/>
                 <w:sz w:val="24"/>
                 <w:szCs w:val="24"/>
               </w:rPr>
             </w:pPr>
-            <w:ins w:id="225" w:author="Anthony Cossio" w:date="2025-04-02T09:29:00Z">
+            <w:ins w:id="213" w:author="Anthony Cossio" w:date="2025-04-02T09:29:00Z">
               <w:r>
                 <w:rPr>
                   <w:sz w:val="24"/>
@@ -21919,7 +21828,7 @@
       <w:tr>
         <w:trPr>
           <w:jc w:val="center"/>
-          <w:ins w:id="226" w:author="Anthony Cossio" w:date="2025-04-02T09:29:00Z"/>
+          <w:ins w:id="214" w:author="Anthony Cossio" w:date="2025-04-02T09:29:00Z"/>
         </w:trPr>
         <w:tc>
           <w:tcPr>
@@ -21928,12 +21837,12 @@
           <w:p>
             <w:pPr>
               <w:rPr>
-                <w:ins w:id="227" w:author="Anthony Cossio" w:date="2025-04-02T09:29:00Z"/>
+                <w:ins w:id="215" w:author="Anthony Cossio" w:date="2025-04-02T09:29:00Z"/>
                 <w:sz w:val="24"/>
                 <w:szCs w:val="24"/>
               </w:rPr>
             </w:pPr>
-            <w:ins w:id="228" w:author="Anthony Cossio" w:date="2025-04-02T09:29:00Z">
+            <w:ins w:id="216" w:author="Anthony Cossio" w:date="2025-04-02T09:29:00Z">
               <w:r>
                 <w:rPr>
                   <w:sz w:val="24"/>
@@ -21952,12 +21861,12 @@
             <w:pPr>
               <w:jc w:val="center"/>
               <w:rPr>
-                <w:ins w:id="229" w:author="Anthony Cossio" w:date="2025-04-02T09:29:00Z"/>
+                <w:ins w:id="217" w:author="Anthony Cossio" w:date="2025-04-02T09:29:00Z"/>
                 <w:sz w:val="24"/>
                 <w:szCs w:val="24"/>
               </w:rPr>
             </w:pPr>
-            <w:ins w:id="230" w:author="Anthony Cossio" w:date="2025-04-02T09:29:00Z">
+            <w:ins w:id="218" w:author="Anthony Cossio" w:date="2025-04-02T09:29:00Z">
               <w:r>
                 <w:rPr>
                   <w:sz w:val="24"/>
@@ -21976,12 +21885,12 @@
             <w:pPr>
               <w:jc w:val="center"/>
               <w:rPr>
-                <w:ins w:id="231" w:author="Anthony Cossio" w:date="2025-04-02T09:29:00Z"/>
+                <w:ins w:id="219" w:author="Anthony Cossio" w:date="2025-04-02T09:29:00Z"/>
                 <w:sz w:val="24"/>
                 <w:szCs w:val="24"/>
               </w:rPr>
             </w:pPr>
-            <w:ins w:id="232" w:author="Anthony Cossio" w:date="2025-04-02T09:29:00Z">
+            <w:ins w:id="220" w:author="Anthony Cossio" w:date="2025-04-02T09:29:00Z">
               <w:r>
                 <w:rPr>
                   <w:sz w:val="24"/>
@@ -22000,12 +21909,12 @@
             <w:pPr>
               <w:jc w:val="center"/>
               <w:rPr>
-                <w:ins w:id="233" w:author="Anthony Cossio" w:date="2025-04-02T09:29:00Z"/>
+                <w:ins w:id="221" w:author="Anthony Cossio" w:date="2025-04-02T09:29:00Z"/>
                 <w:sz w:val="24"/>
                 <w:szCs w:val="24"/>
               </w:rPr>
             </w:pPr>
-            <w:ins w:id="234" w:author="Anthony Cossio" w:date="2025-04-02T09:29:00Z">
+            <w:ins w:id="222" w:author="Anthony Cossio" w:date="2025-04-02T09:29:00Z">
               <w:r>
                 <w:rPr>
                   <w:sz w:val="24"/>
@@ -22024,12 +21933,12 @@
             <w:pPr>
               <w:jc w:val="center"/>
               <w:rPr>
-                <w:ins w:id="235" w:author="Anthony Cossio" w:date="2025-04-02T09:29:00Z"/>
+                <w:ins w:id="223" w:author="Anthony Cossio" w:date="2025-04-02T09:29:00Z"/>
                 <w:sz w:val="24"/>
                 <w:szCs w:val="24"/>
               </w:rPr>
             </w:pPr>
-            <w:ins w:id="236" w:author="Anthony Cossio" w:date="2025-04-02T09:29:00Z">
+            <w:ins w:id="224" w:author="Anthony Cossio" w:date="2025-04-02T09:29:00Z">
               <w:r>
                 <w:rPr>
                   <w:sz w:val="24"/>
@@ -22048,12 +21957,12 @@
             <w:pPr>
               <w:jc w:val="center"/>
               <w:rPr>
-                <w:ins w:id="237" w:author="Anthony Cossio" w:date="2025-04-02T09:29:00Z"/>
+                <w:ins w:id="225" w:author="Anthony Cossio" w:date="2025-04-02T09:29:00Z"/>
                 <w:sz w:val="24"/>
                 <w:szCs w:val="24"/>
               </w:rPr>
             </w:pPr>
-            <w:ins w:id="238" w:author="Anthony Cossio" w:date="2025-04-02T09:29:00Z">
+            <w:ins w:id="226" w:author="Anthony Cossio" w:date="2025-04-02T09:29:00Z">
               <w:r>
                 <w:rPr>
                   <w:sz w:val="24"/>
@@ -22072,12 +21981,12 @@
             <w:pPr>
               <w:jc w:val="center"/>
               <w:rPr>
-                <w:ins w:id="239" w:author="Anthony Cossio" w:date="2025-04-02T09:29:00Z"/>
+                <w:ins w:id="227" w:author="Anthony Cossio" w:date="2025-04-02T09:29:00Z"/>
                 <w:sz w:val="24"/>
                 <w:szCs w:val="24"/>
               </w:rPr>
             </w:pPr>
-            <w:ins w:id="240" w:author="Anthony Cossio" w:date="2025-04-02T09:29:00Z">
+            <w:ins w:id="228" w:author="Anthony Cossio" w:date="2025-04-02T09:29:00Z">
               <w:r>
                 <w:rPr>
                   <w:sz w:val="24"/>
@@ -22096,12 +22005,12 @@
             <w:pPr>
               <w:jc w:val="center"/>
               <w:rPr>
-                <w:ins w:id="241" w:author="Anthony Cossio" w:date="2025-04-02T09:29:00Z"/>
+                <w:ins w:id="229" w:author="Anthony Cossio" w:date="2025-04-02T09:29:00Z"/>
                 <w:sz w:val="24"/>
                 <w:szCs w:val="24"/>
               </w:rPr>
             </w:pPr>
-            <w:ins w:id="242" w:author="Anthony Cossio" w:date="2025-04-02T09:29:00Z">
+            <w:ins w:id="230" w:author="Anthony Cossio" w:date="2025-04-02T09:29:00Z">
               <w:r>
                 <w:rPr>
                   <w:sz w:val="24"/>
@@ -22119,7 +22028,7 @@
         <w:pStyle w:val="BodyText"/>
         <w:spacing w:before="181"/>
         <w:rPr>
-          <w:ins w:id="243" w:author="Anthony Cossio" w:date="2025-04-02T09:28:00Z"/>
+          <w:ins w:id="231" w:author="Anthony Cossio" w:date="2025-04-02T09:28:00Z"/>
         </w:rPr>
       </w:pPr>
     </w:p>
@@ -22135,11 +22044,137 @@
         <w:ind w:left="100"/>
         <w:rPr>
           <w:strike/>
-          <w:rPrChange w:id="244" w:author="Anthony Cossio" w:date="2025-04-02T09:29:00Z">
+          <w:rPrChange w:id="232" w:author="Anthony Cossio" w:date="2025-04-02T09:29:00Z">
             <w:rPr/>
           </w:rPrChange>
         </w:rPr>
       </w:pPr>
+      <w:r>
+        <w:rPr>
+          <w:strike/>
+          <w:rPrChange w:id="233" w:author="Anthony Cossio" w:date="2025-04-02T09:29:00Z">
+            <w:rPr/>
+          </w:rPrChange>
+        </w:rPr>
+        <w:t>Table</w:t>
+      </w:r>
+      <w:r>
+        <w:rPr>
+          <w:strike/>
+          <w:spacing w:val="-4"/>
+          <w:rPrChange w:id="234" w:author="Anthony Cossio" w:date="2025-04-02T09:29:00Z">
+            <w:rPr>
+              <w:spacing w:val="-4"/>
+            </w:rPr>
+          </w:rPrChange>
+        </w:rPr>
+        <w:t xml:space="preserve"> </w:t>
+      </w:r>
+      <w:r>
+        <w:rPr>
+          <w:strike/>
+          <w:rPrChange w:id="235" w:author="Anthony Cossio" w:date="2025-04-02T09:29:00Z">
+            <w:rPr/>
+          </w:rPrChange>
+        </w:rPr>
+        <w:t>4.</w:t>
+      </w:r>
+      <w:r>
+        <w:rPr>
+          <w:strike/>
+          <w:spacing w:val="-3"/>
+          <w:rPrChange w:id="236" w:author="Anthony Cossio" w:date="2025-04-02T09:29:00Z">
+            <w:rPr>
+              <w:spacing w:val="-3"/>
+            </w:rPr>
+          </w:rPrChange>
+        </w:rPr>
+        <w:t xml:space="preserve"> </w:t>
+      </w:r>
+      <w:r>
+        <w:rPr>
+          <w:strike/>
+          <w:rPrChange w:id="237" w:author="Anthony Cossio" w:date="2025-04-02T09:29:00Z">
+            <w:rPr/>
+          </w:rPrChange>
+        </w:rPr>
+        <w:t>Antarctic</w:t>
+      </w:r>
+      <w:r>
+        <w:rPr>
+          <w:strike/>
+          <w:spacing w:val="-2"/>
+          <w:rPrChange w:id="238" w:author="Anthony Cossio" w:date="2025-04-02T09:29:00Z">
+            <w:rPr>
+              <w:spacing w:val="-2"/>
+            </w:rPr>
+          </w:rPrChange>
+        </w:rPr>
+        <w:t xml:space="preserve"> </w:t>
+      </w:r>
+      <w:r>
+        <w:rPr>
+          <w:strike/>
+          <w:rPrChange w:id="239" w:author="Anthony Cossio" w:date="2025-04-02T09:29:00Z">
+            <w:rPr/>
+          </w:rPrChange>
+        </w:rPr>
+        <w:t>krill</w:t>
+      </w:r>
+      <w:r>
+        <w:rPr>
+          <w:strike/>
+          <w:spacing w:val="-2"/>
+          <w:rPrChange w:id="240" w:author="Anthony Cossio" w:date="2025-04-02T09:29:00Z">
+            <w:rPr>
+              <w:spacing w:val="-2"/>
+            </w:rPr>
+          </w:rPrChange>
+        </w:rPr>
+        <w:t xml:space="preserve"> </w:t>
+      </w:r>
+      <w:r>
+        <w:rPr>
+          <w:strike/>
+          <w:rPrChange w:id="241" w:author="Anthony Cossio" w:date="2025-04-02T09:29:00Z">
+            <w:rPr/>
+          </w:rPrChange>
+        </w:rPr>
+        <w:t>density</w:t>
+      </w:r>
+      <w:r>
+        <w:rPr>
+          <w:strike/>
+          <w:spacing w:val="-2"/>
+          <w:rPrChange w:id="242" w:author="Anthony Cossio" w:date="2025-04-02T09:29:00Z">
+            <w:rPr>
+              <w:spacing w:val="-2"/>
+            </w:rPr>
+          </w:rPrChange>
+        </w:rPr>
+        <w:t xml:space="preserve"> </w:t>
+      </w:r>
+      <w:r>
+        <w:rPr>
+          <w:strike/>
+          <w:rPrChange w:id="243" w:author="Anthony Cossio" w:date="2025-04-02T09:29:00Z">
+            <w:rPr/>
+          </w:rPrChange>
+        </w:rPr>
+        <w:t>estimates</w:t>
+      </w:r>
+      <w:r>
+        <w:rPr>
+          <w:strike/>
+          <w:spacing w:val="-2"/>
+          <w:rPrChange w:id="244" w:author="Anthony Cossio" w:date="2025-04-02T09:29:00Z">
+            <w:rPr>
+              <w:spacing w:val="-2"/>
+            </w:rPr>
+          </w:rPrChange>
+        </w:rPr>
+        <w:t xml:space="preserve"> </w:t>
+      </w:r>
       <w:r>
         <w:rPr>
           <w:strike/>
@@ -22147,15 +22182,15 @@
             <w:rPr/>
           </w:rPrChange>
         </w:rPr>
-        <w:t>Table</w:t>
+        <w:t>and</w:t>
       </w:r>
       <w:r>
         <w:rPr>
           <w:strike/>
-          <w:spacing w:val="-4"/>
+          <w:spacing w:val="-2"/>
           <w:rPrChange w:id="246" w:author="Anthony Cossio" w:date="2025-04-02T09:29:00Z">
             <w:rPr>
-              <w:spacing w:val="-4"/>
+              <w:spacing w:val="-2"/>
             </w:rPr>
           </w:rPrChange>
         </w:rPr>
@@ -22168,13 +22203,34 @@
             <w:rPr/>
           </w:rPrChange>
         </w:rPr>
-        <w:t>4.</w:t>
+        <w:t>standard</w:t>
       </w:r>
       <w:r>
         <w:rPr>
           <w:strike/>
-          <w:spacing w:val="-3"/>
+          <w:spacing w:val="-2"/>
           <w:rPrChange w:id="248" w:author="Anthony Cossio" w:date="2025-04-02T09:29:00Z">
+            <w:rPr>
+              <w:spacing w:val="-2"/>
+            </w:rPr>
+          </w:rPrChange>
+        </w:rPr>
+        <w:t xml:space="preserve"> </w:t>
+      </w:r>
+      <w:r>
+        <w:rPr>
+          <w:strike/>
+          <w:rPrChange w:id="249" w:author="Anthony Cossio" w:date="2025-04-02T09:29:00Z">
+            <w:rPr/>
+          </w:rPrChange>
+        </w:rPr>
+        <w:t>deviation</w:t>
+      </w:r>
+      <w:r>
+        <w:rPr>
+          <w:strike/>
+          <w:spacing w:val="-3"/>
+          <w:rPrChange w:id="250" w:author="Anthony Cossio" w:date="2025-04-02T09:29:00Z">
             <w:rPr>
               <w:spacing w:val="-3"/>
             </w:rPr>
@@ -22185,32 +22241,11 @@
       <w:r>
         <w:rPr>
           <w:strike/>
-          <w:rPrChange w:id="249" w:author="Anthony Cossio" w:date="2025-04-02T09:29:00Z">
-            <w:rPr/>
-          </w:rPrChange>
-        </w:rPr>
-        <w:t>Antarctic</w:t>
-      </w:r>
-      <w:r>
-        <w:rPr>
-          <w:strike/>
-          <w:spacing w:val="-2"/>
-          <w:rPrChange w:id="250" w:author="Anthony Cossio" w:date="2025-04-02T09:29:00Z">
-            <w:rPr>
-              <w:spacing w:val="-2"/>
-            </w:rPr>
-          </w:rPrChange>
-        </w:rPr>
-        <w:t xml:space="preserve"> </w:t>
-      </w:r>
-      <w:r>
-        <w:rPr>
-          <w:strike/>
           <w:rPrChange w:id="251" w:author="Anthony Cossio" w:date="2025-04-02T09:29:00Z">
             <w:rPr/>
           </w:rPrChange>
         </w:rPr>
-        <w:t>krill</w:t>
+        <w:t>of</w:t>
       </w:r>
       <w:r>
         <w:rPr>
@@ -22231,7 +22266,7 @@
             <w:rPr/>
           </w:rPrChange>
         </w:rPr>
-        <w:t>density</w:t>
+        <w:t>school</w:t>
       </w:r>
       <w:r>
         <w:rPr>
@@ -22243,132 +22278,6 @@
             </w:rPr>
           </w:rPrChange>
         </w:rPr>
-        <w:t xml:space="preserve"> </w:t>
-      </w:r>
-      <w:r>
-        <w:rPr>
-          <w:strike/>
-          <w:rPrChange w:id="255" w:author="Anthony Cossio" w:date="2025-04-02T09:29:00Z">
-            <w:rPr/>
-          </w:rPrChange>
-        </w:rPr>
-        <w:t>estimates</w:t>
-      </w:r>
-      <w:r>
-        <w:rPr>
-          <w:strike/>
-          <w:spacing w:val="-2"/>
-          <w:rPrChange w:id="256" w:author="Anthony Cossio" w:date="2025-04-02T09:29:00Z">
-            <w:rPr>
-              <w:spacing w:val="-2"/>
-            </w:rPr>
-          </w:rPrChange>
-        </w:rPr>
-        <w:t xml:space="preserve"> </w:t>
-      </w:r>
-      <w:r>
-        <w:rPr>
-          <w:strike/>
-          <w:rPrChange w:id="257" w:author="Anthony Cossio" w:date="2025-04-02T09:29:00Z">
-            <w:rPr/>
-          </w:rPrChange>
-        </w:rPr>
-        <w:t>and</w:t>
-      </w:r>
-      <w:r>
-        <w:rPr>
-          <w:strike/>
-          <w:spacing w:val="-2"/>
-          <w:rPrChange w:id="258" w:author="Anthony Cossio" w:date="2025-04-02T09:29:00Z">
-            <w:rPr>
-              <w:spacing w:val="-2"/>
-            </w:rPr>
-          </w:rPrChange>
-        </w:rPr>
-        <w:t xml:space="preserve"> </w:t>
-      </w:r>
-      <w:r>
-        <w:rPr>
-          <w:strike/>
-          <w:rPrChange w:id="259" w:author="Anthony Cossio" w:date="2025-04-02T09:29:00Z">
-            <w:rPr/>
-          </w:rPrChange>
-        </w:rPr>
-        <w:t>standard</w:t>
-      </w:r>
-      <w:r>
-        <w:rPr>
-          <w:strike/>
-          <w:spacing w:val="-2"/>
-          <w:rPrChange w:id="260" w:author="Anthony Cossio" w:date="2025-04-02T09:29:00Z">
-            <w:rPr>
-              <w:spacing w:val="-2"/>
-            </w:rPr>
-          </w:rPrChange>
-        </w:rPr>
-        <w:t xml:space="preserve"> </w:t>
-      </w:r>
-      <w:r>
-        <w:rPr>
-          <w:strike/>
-          <w:rPrChange w:id="261" w:author="Anthony Cossio" w:date="2025-04-02T09:29:00Z">
-            <w:rPr/>
-          </w:rPrChange>
-        </w:rPr>
-        <w:t>deviation</w:t>
-      </w:r>
-      <w:r>
-        <w:rPr>
-          <w:strike/>
-          <w:spacing w:val="-3"/>
-          <w:rPrChange w:id="262" w:author="Anthony Cossio" w:date="2025-04-02T09:29:00Z">
-            <w:rPr>
-              <w:spacing w:val="-3"/>
-            </w:rPr>
-          </w:rPrChange>
-        </w:rPr>
-        <w:t xml:space="preserve"> </w:t>
-      </w:r>
-      <w:r>
-        <w:rPr>
-          <w:strike/>
-          <w:rPrChange w:id="263" w:author="Anthony Cossio" w:date="2025-04-02T09:29:00Z">
-            <w:rPr/>
-          </w:rPrChange>
-        </w:rPr>
-        <w:t>of</w:t>
-      </w:r>
-      <w:r>
-        <w:rPr>
-          <w:strike/>
-          <w:spacing w:val="-2"/>
-          <w:rPrChange w:id="264" w:author="Anthony Cossio" w:date="2025-04-02T09:29:00Z">
-            <w:rPr>
-              <w:spacing w:val="-2"/>
-            </w:rPr>
-          </w:rPrChange>
-        </w:rPr>
-        <w:t xml:space="preserve"> </w:t>
-      </w:r>
-      <w:r>
-        <w:rPr>
-          <w:strike/>
-          <w:rPrChange w:id="265" w:author="Anthony Cossio" w:date="2025-04-02T09:29:00Z">
-            <w:rPr/>
-          </w:rPrChange>
-        </w:rPr>
-        <w:t>school</w:t>
-      </w:r>
-      <w:r>
-        <w:rPr>
-          <w:strike/>
-          <w:spacing w:val="-2"/>
-          <w:rPrChange w:id="266" w:author="Anthony Cossio" w:date="2025-04-02T09:29:00Z">
-            <w:rPr>
-              <w:spacing w:val="-2"/>
-            </w:rPr>
-          </w:rPrChange>
-        </w:rPr>
         <w:t xml:space="preserve"> analysis.</w:t>
       </w:r>
     </w:p>
@@ -22379,7 +22288,7 @@
         <w:rPr>
           <w:strike/>
           <w:sz w:val="16"/>
-          <w:rPrChange w:id="267" w:author="Anthony Cossio" w:date="2025-04-02T09:29:00Z">
+          <w:rPrChange w:id="255" w:author="Anthony Cossio" w:date="2025-04-02T09:29:00Z">
             <w:rPr>
               <w:sz w:val="16"/>
             </w:rPr>
@@ -22431,7 +22340,7 @@
               <w:rPr>
                 <w:strike/>
                 <w:sz w:val="24"/>
-                <w:rPrChange w:id="268" w:author="Anthony Cossio" w:date="2025-04-02T09:29:00Z">
+                <w:rPrChange w:id="256" w:author="Anthony Cossio" w:date="2025-04-02T09:29:00Z">
                   <w:rPr>
                     <w:sz w:val="24"/>
                   </w:rPr>
@@ -22443,7 +22352,7 @@
                 <w:strike/>
                 <w:spacing w:val="-2"/>
                 <w:sz w:val="24"/>
-                <w:rPrChange w:id="269" w:author="Anthony Cossio" w:date="2025-04-02T09:29:00Z">
+                <w:rPrChange w:id="257" w:author="Anthony Cossio" w:date="2025-04-02T09:29:00Z">
                   <w:rPr>
                     <w:spacing w:val="-2"/>
                     <w:sz w:val="24"/>
@@ -22467,7 +22376,7 @@
               <w:rPr>
                 <w:strike/>
                 <w:sz w:val="24"/>
-                <w:rPrChange w:id="270" w:author="Anthony Cossio" w:date="2025-04-02T09:29:00Z">
+                <w:rPrChange w:id="258" w:author="Anthony Cossio" w:date="2025-04-02T09:29:00Z">
                   <w:rPr>
                     <w:sz w:val="24"/>
                   </w:rPr>
@@ -22478,7 +22387,7 @@
               <w:rPr>
                 <w:strike/>
                 <w:sz w:val="24"/>
-                <w:rPrChange w:id="271" w:author="Anthony Cossio" w:date="2025-04-02T09:29:00Z">
+                <w:rPrChange w:id="259" w:author="Anthony Cossio" w:date="2025-04-02T09:29:00Z">
                   <w:rPr>
                     <w:sz w:val="24"/>
                   </w:rPr>
@@ -22491,7 +22400,7 @@
                 <w:strike/>
                 <w:spacing w:val="-15"/>
                 <w:sz w:val="24"/>
-                <w:rPrChange w:id="272" w:author="Anthony Cossio" w:date="2025-04-02T09:29:00Z">
+                <w:rPrChange w:id="260" w:author="Anthony Cossio" w:date="2025-04-02T09:29:00Z">
                   <w:rPr>
                     <w:spacing w:val="-15"/>
                     <w:sz w:val="24"/>
@@ -22504,7 +22413,7 @@
               <w:rPr>
                 <w:strike/>
                 <w:sz w:val="24"/>
-                <w:rPrChange w:id="273" w:author="Anthony Cossio" w:date="2025-04-02T09:29:00Z">
+                <w:rPrChange w:id="261" w:author="Anthony Cossio" w:date="2025-04-02T09:29:00Z">
                   <w:rPr>
                     <w:sz w:val="24"/>
                   </w:rPr>
@@ -22517,7 +22426,7 @@
                 <w:strike/>
                 <w:spacing w:val="-2"/>
                 <w:sz w:val="24"/>
-                <w:rPrChange w:id="274" w:author="Anthony Cossio" w:date="2025-04-02T09:29:00Z">
+                <w:rPrChange w:id="262" w:author="Anthony Cossio" w:date="2025-04-02T09:29:00Z">
                   <w:rPr>
                     <w:spacing w:val="-2"/>
                     <w:sz w:val="24"/>
@@ -22536,7 +22445,7 @@
               <w:rPr>
                 <w:strike/>
                 <w:sz w:val="24"/>
-                <w:rPrChange w:id="275" w:author="Anthony Cossio" w:date="2025-04-02T09:29:00Z">
+                <w:rPrChange w:id="263" w:author="Anthony Cossio" w:date="2025-04-02T09:29:00Z">
                   <w:rPr>
                     <w:sz w:val="24"/>
                   </w:rPr>
@@ -22548,7 +22457,7 @@
                 <w:strike/>
                 <w:spacing w:val="-2"/>
                 <w:sz w:val="24"/>
-                <w:rPrChange w:id="276" w:author="Anthony Cossio" w:date="2025-04-02T09:29:00Z">
+                <w:rPrChange w:id="264" w:author="Anthony Cossio" w:date="2025-04-02T09:29:00Z">
                   <w:rPr>
                     <w:spacing w:val="-2"/>
                     <w:sz w:val="24"/>
@@ -22572,7 +22481,7 @@
               <w:rPr>
                 <w:strike/>
                 <w:sz w:val="24"/>
-                <w:rPrChange w:id="277" w:author="Anthony Cossio" w:date="2025-04-02T09:29:00Z">
+                <w:rPrChange w:id="265" w:author="Anthony Cossio" w:date="2025-04-02T09:29:00Z">
                   <w:rPr>
                     <w:sz w:val="24"/>
                   </w:rPr>
@@ -22583,7 +22492,7 @@
               <w:rPr>
                 <w:strike/>
                 <w:sz w:val="24"/>
-                <w:rPrChange w:id="278" w:author="Anthony Cossio" w:date="2025-04-02T09:29:00Z">
+                <w:rPrChange w:id="266" w:author="Anthony Cossio" w:date="2025-04-02T09:29:00Z">
                   <w:rPr>
                     <w:sz w:val="24"/>
                   </w:rPr>
@@ -22596,7 +22505,7 @@
                 <w:strike/>
                 <w:spacing w:val="-15"/>
                 <w:sz w:val="24"/>
-                <w:rPrChange w:id="279" w:author="Anthony Cossio" w:date="2025-04-02T09:29:00Z">
+                <w:rPrChange w:id="267" w:author="Anthony Cossio" w:date="2025-04-02T09:29:00Z">
                   <w:rPr>
                     <w:spacing w:val="-15"/>
                     <w:sz w:val="24"/>
@@ -22609,7 +22518,7 @@
               <w:rPr>
                 <w:strike/>
                 <w:sz w:val="24"/>
-                <w:rPrChange w:id="280" w:author="Anthony Cossio" w:date="2025-04-02T09:29:00Z">
+                <w:rPrChange w:id="268" w:author="Anthony Cossio" w:date="2025-04-02T09:29:00Z">
                   <w:rPr>
                     <w:sz w:val="24"/>
                   </w:rPr>
@@ -22622,7 +22531,7 @@
                 <w:strike/>
                 <w:spacing w:val="-4"/>
                 <w:sz w:val="24"/>
-                <w:rPrChange w:id="281" w:author="Anthony Cossio" w:date="2025-04-02T09:29:00Z">
+                <w:rPrChange w:id="269" w:author="Anthony Cossio" w:date="2025-04-02T09:29:00Z">
                   <w:rPr>
                     <w:spacing w:val="-4"/>
                     <w:sz w:val="24"/>
@@ -22646,7 +22555,7 @@
               <w:rPr>
                 <w:strike/>
                 <w:sz w:val="24"/>
-                <w:rPrChange w:id="282" w:author="Anthony Cossio" w:date="2025-04-02T09:29:00Z">
+                <w:rPrChange w:id="270" w:author="Anthony Cossio" w:date="2025-04-02T09:29:00Z">
                   <w:rPr>
                     <w:sz w:val="24"/>
                   </w:rPr>
@@ -22657,7 +22566,7 @@
               <w:rPr>
                 <w:strike/>
                 <w:sz w:val="24"/>
-                <w:rPrChange w:id="283" w:author="Anthony Cossio" w:date="2025-04-02T09:29:00Z">
+                <w:rPrChange w:id="271" w:author="Anthony Cossio" w:date="2025-04-02T09:29:00Z">
                   <w:rPr>
                     <w:sz w:val="24"/>
                   </w:rPr>
@@ -22670,7 +22579,7 @@
                 <w:strike/>
                 <w:spacing w:val="-15"/>
                 <w:sz w:val="24"/>
-                <w:rPrChange w:id="284" w:author="Anthony Cossio" w:date="2025-04-02T09:29:00Z">
+                <w:rPrChange w:id="272" w:author="Anthony Cossio" w:date="2025-04-02T09:29:00Z">
                   <w:rPr>
                     <w:spacing w:val="-15"/>
                     <w:sz w:val="24"/>
@@ -22683,7 +22592,7 @@
               <w:rPr>
                 <w:strike/>
                 <w:sz w:val="24"/>
-                <w:rPrChange w:id="285" w:author="Anthony Cossio" w:date="2025-04-02T09:29:00Z">
+                <w:rPrChange w:id="273" w:author="Anthony Cossio" w:date="2025-04-02T09:29:00Z">
                   <w:rPr>
                     <w:sz w:val="24"/>
                   </w:rPr>
@@ -22696,7 +22605,7 @@
                 <w:strike/>
                 <w:spacing w:val="-2"/>
                 <w:sz w:val="24"/>
-                <w:rPrChange w:id="286" w:author="Anthony Cossio" w:date="2025-04-02T09:29:00Z">
+                <w:rPrChange w:id="274" w:author="Anthony Cossio" w:date="2025-04-02T09:29:00Z">
                   <w:rPr>
                     <w:spacing w:val="-2"/>
                     <w:sz w:val="24"/>
@@ -22715,7 +22624,7 @@
               <w:rPr>
                 <w:strike/>
                 <w:sz w:val="24"/>
-                <w:rPrChange w:id="287" w:author="Anthony Cossio" w:date="2025-04-02T09:29:00Z">
+                <w:rPrChange w:id="275" w:author="Anthony Cossio" w:date="2025-04-02T09:29:00Z">
                   <w:rPr>
                     <w:sz w:val="24"/>
                   </w:rPr>
@@ -22727,7 +22636,7 @@
                 <w:strike/>
                 <w:spacing w:val="-2"/>
                 <w:sz w:val="24"/>
-                <w:rPrChange w:id="288" w:author="Anthony Cossio" w:date="2025-04-02T09:29:00Z">
+                <w:rPrChange w:id="276" w:author="Anthony Cossio" w:date="2025-04-02T09:29:00Z">
                   <w:rPr>
                     <w:spacing w:val="-2"/>
                     <w:sz w:val="24"/>
@@ -22751,7 +22660,7 @@
               <w:rPr>
                 <w:strike/>
                 <w:sz w:val="24"/>
-                <w:rPrChange w:id="289" w:author="Anthony Cossio" w:date="2025-04-02T09:29:00Z">
+                <w:rPrChange w:id="277" w:author="Anthony Cossio" w:date="2025-04-02T09:29:00Z">
                   <w:rPr>
                     <w:sz w:val="24"/>
                   </w:rPr>
@@ -22762,7 +22671,7 @@
               <w:rPr>
                 <w:strike/>
                 <w:sz w:val="24"/>
-                <w:rPrChange w:id="290" w:author="Anthony Cossio" w:date="2025-04-02T09:29:00Z">
+                <w:rPrChange w:id="278" w:author="Anthony Cossio" w:date="2025-04-02T09:29:00Z">
                   <w:rPr>
                     <w:sz w:val="24"/>
                   </w:rPr>
@@ -22775,7 +22684,7 @@
                 <w:strike/>
                 <w:spacing w:val="-15"/>
                 <w:sz w:val="24"/>
-                <w:rPrChange w:id="291" w:author="Anthony Cossio" w:date="2025-04-02T09:29:00Z">
+                <w:rPrChange w:id="279" w:author="Anthony Cossio" w:date="2025-04-02T09:29:00Z">
                   <w:rPr>
                     <w:spacing w:val="-15"/>
                     <w:sz w:val="24"/>
@@ -22788,7 +22697,7 @@
               <w:rPr>
                 <w:strike/>
                 <w:sz w:val="24"/>
-                <w:rPrChange w:id="292" w:author="Anthony Cossio" w:date="2025-04-02T09:29:00Z">
+                <w:rPrChange w:id="280" w:author="Anthony Cossio" w:date="2025-04-02T09:29:00Z">
                   <w:rPr>
                     <w:sz w:val="24"/>
                   </w:rPr>
@@ -22801,7 +22710,7 @@
                 <w:strike/>
                 <w:spacing w:val="-2"/>
                 <w:sz w:val="24"/>
-                <w:rPrChange w:id="293" w:author="Anthony Cossio" w:date="2025-04-02T09:29:00Z">
+                <w:rPrChange w:id="281" w:author="Anthony Cossio" w:date="2025-04-02T09:29:00Z">
                   <w:rPr>
                     <w:spacing w:val="-2"/>
                     <w:sz w:val="24"/>
@@ -22820,7 +22729,7 @@
               <w:rPr>
                 <w:strike/>
                 <w:sz w:val="24"/>
-                <w:rPrChange w:id="294" w:author="Anthony Cossio" w:date="2025-04-02T09:29:00Z">
+                <w:rPrChange w:id="282" w:author="Anthony Cossio" w:date="2025-04-02T09:29:00Z">
                   <w:rPr>
                     <w:sz w:val="24"/>
                   </w:rPr>
@@ -22832,7 +22741,7 @@
                 <w:strike/>
                 <w:spacing w:val="-2"/>
                 <w:sz w:val="24"/>
-                <w:rPrChange w:id="295" w:author="Anthony Cossio" w:date="2025-04-02T09:29:00Z">
+                <w:rPrChange w:id="283" w:author="Anthony Cossio" w:date="2025-04-02T09:29:00Z">
                   <w:rPr>
                     <w:spacing w:val="-2"/>
                     <w:sz w:val="24"/>
@@ -22856,7 +22765,7 @@
               <w:rPr>
                 <w:strike/>
                 <w:sz w:val="24"/>
-                <w:rPrChange w:id="296" w:author="Anthony Cossio" w:date="2025-04-02T09:29:00Z">
+                <w:rPrChange w:id="284" w:author="Anthony Cossio" w:date="2025-04-02T09:29:00Z">
                   <w:rPr>
                     <w:sz w:val="24"/>
                   </w:rPr>
@@ -22867,7 +22776,7 @@
               <w:rPr>
                 <w:strike/>
                 <w:sz w:val="24"/>
-                <w:rPrChange w:id="297" w:author="Anthony Cossio" w:date="2025-04-02T09:29:00Z">
+                <w:rPrChange w:id="285" w:author="Anthony Cossio" w:date="2025-04-02T09:29:00Z">
                   <w:rPr>
                     <w:sz w:val="24"/>
                   </w:rPr>
@@ -22880,7 +22789,7 @@
                 <w:strike/>
                 <w:spacing w:val="-15"/>
                 <w:sz w:val="24"/>
-                <w:rPrChange w:id="298" w:author="Anthony Cossio" w:date="2025-04-02T09:29:00Z">
+                <w:rPrChange w:id="286" w:author="Anthony Cossio" w:date="2025-04-02T09:29:00Z">
                   <w:rPr>
                     <w:spacing w:val="-15"/>
                     <w:sz w:val="24"/>
@@ -22893,7 +22802,7 @@
               <w:rPr>
                 <w:strike/>
                 <w:sz w:val="24"/>
-                <w:rPrChange w:id="299" w:author="Anthony Cossio" w:date="2025-04-02T09:29:00Z">
+                <w:rPrChange w:id="287" w:author="Anthony Cossio" w:date="2025-04-02T09:29:00Z">
                   <w:rPr>
                     <w:sz w:val="24"/>
                   </w:rPr>
@@ -22906,7 +22815,7 @@
                 <w:strike/>
                 <w:spacing w:val="-4"/>
                 <w:sz w:val="24"/>
-                <w:rPrChange w:id="300" w:author="Anthony Cossio" w:date="2025-04-02T09:29:00Z">
+                <w:rPrChange w:id="288" w:author="Anthony Cossio" w:date="2025-04-02T09:29:00Z">
                   <w:rPr>
                     <w:spacing w:val="-4"/>
                     <w:sz w:val="24"/>
@@ -22930,7 +22839,7 @@
               <w:rPr>
                 <w:strike/>
                 <w:sz w:val="24"/>
-                <w:rPrChange w:id="301" w:author="Anthony Cossio" w:date="2025-04-02T09:29:00Z">
+                <w:rPrChange w:id="289" w:author="Anthony Cossio" w:date="2025-04-02T09:29:00Z">
                   <w:rPr>
                     <w:sz w:val="24"/>
                   </w:rPr>
@@ -22941,7 +22850,7 @@
               <w:rPr>
                 <w:strike/>
                 <w:sz w:val="24"/>
-                <w:rPrChange w:id="302" w:author="Anthony Cossio" w:date="2025-04-02T09:29:00Z">
+                <w:rPrChange w:id="290" w:author="Anthony Cossio" w:date="2025-04-02T09:29:00Z">
                   <w:rPr>
                     <w:sz w:val="24"/>
                   </w:rPr>
@@ -22954,7 +22863,7 @@
                 <w:strike/>
                 <w:spacing w:val="-15"/>
                 <w:sz w:val="24"/>
-                <w:rPrChange w:id="303" w:author="Anthony Cossio" w:date="2025-04-02T09:29:00Z">
+                <w:rPrChange w:id="291" w:author="Anthony Cossio" w:date="2025-04-02T09:29:00Z">
                   <w:rPr>
                     <w:spacing w:val="-15"/>
                     <w:sz w:val="24"/>
@@ -22967,7 +22876,7 @@
               <w:rPr>
                 <w:strike/>
                 <w:sz w:val="24"/>
-                <w:rPrChange w:id="304" w:author="Anthony Cossio" w:date="2025-04-02T09:29:00Z">
+                <w:rPrChange w:id="292" w:author="Anthony Cossio" w:date="2025-04-02T09:29:00Z">
                   <w:rPr>
                     <w:sz w:val="24"/>
                   </w:rPr>
@@ -22980,7 +22889,7 @@
                 <w:strike/>
                 <w:spacing w:val="-2"/>
                 <w:sz w:val="24"/>
-                <w:rPrChange w:id="305" w:author="Anthony Cossio" w:date="2025-04-02T09:29:00Z">
+                <w:rPrChange w:id="293" w:author="Anthony Cossio" w:date="2025-04-02T09:29:00Z">
                   <w:rPr>
                     <w:spacing w:val="-2"/>
                     <w:sz w:val="24"/>
@@ -22999,7 +22908,7 @@
               <w:rPr>
                 <w:strike/>
                 <w:sz w:val="24"/>
-                <w:rPrChange w:id="306" w:author="Anthony Cossio" w:date="2025-04-02T09:29:00Z">
+                <w:rPrChange w:id="294" w:author="Anthony Cossio" w:date="2025-04-02T09:29:00Z">
                   <w:rPr>
                     <w:sz w:val="24"/>
                   </w:rPr>
@@ -23011,7 +22920,7 @@
                 <w:strike/>
                 <w:spacing w:val="-2"/>
                 <w:sz w:val="24"/>
-                <w:rPrChange w:id="307" w:author="Anthony Cossio" w:date="2025-04-02T09:29:00Z">
+                <w:rPrChange w:id="295" w:author="Anthony Cossio" w:date="2025-04-02T09:29:00Z">
                   <w:rPr>
                     <w:spacing w:val="-2"/>
                     <w:sz w:val="24"/>
@@ -23039,7 +22948,7 @@
               <w:rPr>
                 <w:strike/>
                 <w:sz w:val="24"/>
-                <w:rPrChange w:id="308" w:author="Anthony Cossio" w:date="2025-04-02T09:29:00Z">
+                <w:rPrChange w:id="296" w:author="Anthony Cossio" w:date="2025-04-02T09:29:00Z">
                   <w:rPr>
                     <w:sz w:val="24"/>
                   </w:rPr>
@@ -23051,7 +22960,7 @@
                 <w:strike/>
                 <w:spacing w:val="-2"/>
                 <w:sz w:val="24"/>
-                <w:rPrChange w:id="309" w:author="Anthony Cossio" w:date="2025-04-02T09:29:00Z">
+                <w:rPrChange w:id="297" w:author="Anthony Cossio" w:date="2025-04-02T09:29:00Z">
                   <w:rPr>
                     <w:spacing w:val="-2"/>
                     <w:sz w:val="24"/>
@@ -23074,7 +22983,7 @@
               <w:rPr>
                 <w:strike/>
                 <w:sz w:val="24"/>
-                <w:rPrChange w:id="310" w:author="Anthony Cossio" w:date="2025-04-02T09:29:00Z">
+                <w:rPrChange w:id="298" w:author="Anthony Cossio" w:date="2025-04-02T09:29:00Z">
                   <w:rPr>
                     <w:sz w:val="24"/>
                   </w:rPr>
@@ -23086,7 +22995,7 @@
                 <w:strike/>
                 <w:spacing w:val="-2"/>
                 <w:sz w:val="24"/>
-                <w:rPrChange w:id="311" w:author="Anthony Cossio" w:date="2025-04-02T09:29:00Z">
+                <w:rPrChange w:id="299" w:author="Anthony Cossio" w:date="2025-04-02T09:29:00Z">
                   <w:rPr>
                     <w:spacing w:val="-2"/>
                     <w:sz w:val="24"/>
@@ -23109,7 +23018,7 @@
               <w:rPr>
                 <w:strike/>
                 <w:sz w:val="24"/>
-                <w:rPrChange w:id="312" w:author="Anthony Cossio" w:date="2025-04-02T09:29:00Z">
+                <w:rPrChange w:id="300" w:author="Anthony Cossio" w:date="2025-04-02T09:29:00Z">
                   <w:rPr>
                     <w:sz w:val="24"/>
                   </w:rPr>
@@ -23121,7 +23030,7 @@
                 <w:strike/>
                 <w:spacing w:val="-2"/>
                 <w:sz w:val="24"/>
-                <w:rPrChange w:id="313" w:author="Anthony Cossio" w:date="2025-04-02T09:29:00Z">
+                <w:rPrChange w:id="301" w:author="Anthony Cossio" w:date="2025-04-02T09:29:00Z">
                   <w:rPr>
                     <w:spacing w:val="-2"/>
                     <w:sz w:val="24"/>
@@ -23144,7 +23053,7 @@
               <w:rPr>
                 <w:strike/>
                 <w:sz w:val="24"/>
-                <w:rPrChange w:id="314" w:author="Anthony Cossio" w:date="2025-04-02T09:29:00Z">
+                <w:rPrChange w:id="302" w:author="Anthony Cossio" w:date="2025-04-02T09:29:00Z">
                   <w:rPr>
                     <w:sz w:val="24"/>
                   </w:rPr>
@@ -23156,7 +23065,7 @@
                 <w:strike/>
                 <w:spacing w:val="-4"/>
                 <w:sz w:val="24"/>
-                <w:rPrChange w:id="315" w:author="Anthony Cossio" w:date="2025-04-02T09:29:00Z">
+                <w:rPrChange w:id="303" w:author="Anthony Cossio" w:date="2025-04-02T09:29:00Z">
                   <w:rPr>
                     <w:spacing w:val="-4"/>
                     <w:sz w:val="24"/>
@@ -23179,7 +23088,7 @@
               <w:rPr>
                 <w:strike/>
                 <w:sz w:val="24"/>
-                <w:rPrChange w:id="316" w:author="Anthony Cossio" w:date="2025-04-02T09:29:00Z">
+                <w:rPrChange w:id="304" w:author="Anthony Cossio" w:date="2025-04-02T09:29:00Z">
                   <w:rPr>
                     <w:sz w:val="24"/>
                   </w:rPr>
@@ -23191,7 +23100,7 @@
                 <w:strike/>
                 <w:spacing w:val="-2"/>
                 <w:sz w:val="24"/>
-                <w:rPrChange w:id="317" w:author="Anthony Cossio" w:date="2025-04-02T09:29:00Z">
+                <w:rPrChange w:id="305" w:author="Anthony Cossio" w:date="2025-04-02T09:29:00Z">
                   <w:rPr>
                     <w:spacing w:val="-2"/>
                     <w:sz w:val="24"/>
@@ -23214,7 +23123,7 @@
               <w:rPr>
                 <w:strike/>
                 <w:sz w:val="24"/>
-                <w:rPrChange w:id="318" w:author="Anthony Cossio" w:date="2025-04-02T09:29:00Z">
+                <w:rPrChange w:id="306" w:author="Anthony Cossio" w:date="2025-04-02T09:29:00Z">
                   <w:rPr>
                     <w:sz w:val="24"/>
                   </w:rPr>
@@ -23226,7 +23135,7 @@
                 <w:strike/>
                 <w:spacing w:val="-2"/>
                 <w:sz w:val="24"/>
-                <w:rPrChange w:id="319" w:author="Anthony Cossio" w:date="2025-04-02T09:29:00Z">
+                <w:rPrChange w:id="307" w:author="Anthony Cossio" w:date="2025-04-02T09:29:00Z">
                   <w:rPr>
                     <w:spacing w:val="-2"/>
                     <w:sz w:val="24"/>
@@ -23249,7 +23158,7 @@
               <w:rPr>
                 <w:strike/>
                 <w:sz w:val="24"/>
-                <w:rPrChange w:id="320" w:author="Anthony Cossio" w:date="2025-04-02T09:29:00Z">
+                <w:rPrChange w:id="308" w:author="Anthony Cossio" w:date="2025-04-02T09:29:00Z">
                   <w:rPr>
                     <w:sz w:val="24"/>
                   </w:rPr>
@@ -23261,7 +23170,7 @@
                 <w:strike/>
                 <w:spacing w:val="-4"/>
                 <w:sz w:val="24"/>
-                <w:rPrChange w:id="321" w:author="Anthony Cossio" w:date="2025-04-02T09:29:00Z">
+                <w:rPrChange w:id="309" w:author="Anthony Cossio" w:date="2025-04-02T09:29:00Z">
                   <w:rPr>
                     <w:spacing w:val="-4"/>
                     <w:sz w:val="24"/>
@@ -23289,7 +23198,7 @@
               <w:rPr>
                 <w:strike/>
                 <w:sz w:val="24"/>
-                <w:rPrChange w:id="322" w:author="Anthony Cossio" w:date="2025-04-02T09:29:00Z">
+                <w:rPrChange w:id="310" w:author="Anthony Cossio" w:date="2025-04-02T09:29:00Z">
                   <w:rPr>
                     <w:sz w:val="24"/>
                   </w:rPr>
@@ -23301,7 +23210,7 @@
                 <w:strike/>
                 <w:spacing w:val="-2"/>
                 <w:sz w:val="24"/>
-                <w:rPrChange w:id="323" w:author="Anthony Cossio" w:date="2025-04-02T09:29:00Z">
+                <w:rPrChange w:id="311" w:author="Anthony Cossio" w:date="2025-04-02T09:29:00Z">
                   <w:rPr>
                     <w:spacing w:val="-2"/>
                     <w:sz w:val="24"/>
@@ -23324,7 +23233,7 @@
               <w:rPr>
                 <w:strike/>
                 <w:sz w:val="24"/>
-                <w:rPrChange w:id="324" w:author="Anthony Cossio" w:date="2025-04-02T09:29:00Z">
+                <w:rPrChange w:id="312" w:author="Anthony Cossio" w:date="2025-04-02T09:29:00Z">
                   <w:rPr>
                     <w:sz w:val="24"/>
                   </w:rPr>
@@ -23336,7 +23245,7 @@
                 <w:strike/>
                 <w:spacing w:val="-2"/>
                 <w:sz w:val="24"/>
-                <w:rPrChange w:id="325" w:author="Anthony Cossio" w:date="2025-04-02T09:29:00Z">
+                <w:rPrChange w:id="313" w:author="Anthony Cossio" w:date="2025-04-02T09:29:00Z">
                   <w:rPr>
                     <w:spacing w:val="-2"/>
                     <w:sz w:val="24"/>
@@ -23359,7 +23268,7 @@
               <w:rPr>
                 <w:strike/>
                 <w:sz w:val="24"/>
-                <w:rPrChange w:id="326" w:author="Anthony Cossio" w:date="2025-04-02T09:29:00Z">
+                <w:rPrChange w:id="314" w:author="Anthony Cossio" w:date="2025-04-02T09:29:00Z">
                   <w:rPr>
                     <w:sz w:val="24"/>
                   </w:rPr>
@@ -23371,7 +23280,7 @@
                 <w:strike/>
                 <w:spacing w:val="-2"/>
                 <w:sz w:val="24"/>
-                <w:rPrChange w:id="327" w:author="Anthony Cossio" w:date="2025-04-02T09:29:00Z">
+                <w:rPrChange w:id="315" w:author="Anthony Cossio" w:date="2025-04-02T09:29:00Z">
                   <w:rPr>
                     <w:spacing w:val="-2"/>
                     <w:sz w:val="24"/>
@@ -23394,7 +23303,7 @@
               <w:rPr>
                 <w:strike/>
                 <w:sz w:val="24"/>
-                <w:rPrChange w:id="328" w:author="Anthony Cossio" w:date="2025-04-02T09:29:00Z">
+                <w:rPrChange w:id="316" w:author="Anthony Cossio" w:date="2025-04-02T09:29:00Z">
                   <w:rPr>
                     <w:sz w:val="24"/>
                   </w:rPr>
@@ -23406,7 +23315,7 @@
                 <w:strike/>
                 <w:spacing w:val="-4"/>
                 <w:sz w:val="24"/>
-                <w:rPrChange w:id="329" w:author="Anthony Cossio" w:date="2025-04-02T09:29:00Z">
+                <w:rPrChange w:id="317" w:author="Anthony Cossio" w:date="2025-04-02T09:29:00Z">
                   <w:rPr>
                     <w:spacing w:val="-4"/>
                     <w:sz w:val="24"/>
@@ -23429,7 +23338,7 @@
               <w:rPr>
                 <w:strike/>
                 <w:sz w:val="24"/>
-                <w:rPrChange w:id="330" w:author="Anthony Cossio" w:date="2025-04-02T09:29:00Z">
+                <w:rPrChange w:id="318" w:author="Anthony Cossio" w:date="2025-04-02T09:29:00Z">
                   <w:rPr>
                     <w:sz w:val="24"/>
                   </w:rPr>
@@ -23441,7 +23350,7 @@
                 <w:strike/>
                 <w:spacing w:val="-2"/>
                 <w:sz w:val="24"/>
-                <w:rPrChange w:id="331" w:author="Anthony Cossio" w:date="2025-04-02T09:29:00Z">
+                <w:rPrChange w:id="319" w:author="Anthony Cossio" w:date="2025-04-02T09:29:00Z">
                   <w:rPr>
                     <w:spacing w:val="-2"/>
                     <w:sz w:val="24"/>
@@ -23464,7 +23373,7 @@
               <w:rPr>
                 <w:strike/>
                 <w:sz w:val="24"/>
-                <w:rPrChange w:id="332" w:author="Anthony Cossio" w:date="2025-04-02T09:29:00Z">
+                <w:rPrChange w:id="320" w:author="Anthony Cossio" w:date="2025-04-02T09:29:00Z">
                   <w:rPr>
                     <w:sz w:val="24"/>
                   </w:rPr>
@@ -23476,7 +23385,7 @@
                 <w:strike/>
                 <w:spacing w:val="-2"/>
                 <w:sz w:val="24"/>
-                <w:rPrChange w:id="333" w:author="Anthony Cossio" w:date="2025-04-02T09:29:00Z">
+                <w:rPrChange w:id="321" w:author="Anthony Cossio" w:date="2025-04-02T09:29:00Z">
                   <w:rPr>
                     <w:spacing w:val="-2"/>
                     <w:sz w:val="24"/>
@@ -23499,7 +23408,7 @@
               <w:rPr>
                 <w:strike/>
                 <w:sz w:val="24"/>
-                <w:rPrChange w:id="334" w:author="Anthony Cossio" w:date="2025-04-02T09:29:00Z">
+                <w:rPrChange w:id="322" w:author="Anthony Cossio" w:date="2025-04-02T09:29:00Z">
                   <w:rPr>
                     <w:sz w:val="24"/>
                   </w:rPr>
@@ -23511,7 +23420,7 @@
                 <w:strike/>
                 <w:spacing w:val="-5"/>
                 <w:sz w:val="24"/>
-                <w:rPrChange w:id="335" w:author="Anthony Cossio" w:date="2025-04-02T09:29:00Z">
+                <w:rPrChange w:id="323" w:author="Anthony Cossio" w:date="2025-04-02T09:29:00Z">
                   <w:rPr>
                     <w:spacing w:val="-5"/>
                     <w:sz w:val="24"/>
@@ -23539,7 +23448,7 @@
               <w:rPr>
                 <w:strike/>
                 <w:sz w:val="24"/>
-                <w:rPrChange w:id="336" w:author="Anthony Cossio" w:date="2025-04-02T09:29:00Z">
+                <w:rPrChange w:id="324" w:author="Anthony Cossio" w:date="2025-04-02T09:29:00Z">
                   <w:rPr>
                     <w:sz w:val="24"/>
                   </w:rPr>
@@ -23551,7 +23460,7 @@
                 <w:strike/>
                 <w:spacing w:val="-2"/>
                 <w:sz w:val="24"/>
-                <w:rPrChange w:id="337" w:author="Anthony Cossio" w:date="2025-04-02T09:29:00Z">
+                <w:rPrChange w:id="325" w:author="Anthony Cossio" w:date="2025-04-02T09:29:00Z">
                   <w:rPr>
                     <w:spacing w:val="-2"/>
                     <w:sz w:val="24"/>
@@ -23570,7 +23479,7 @@
               <w:rPr>
                 <w:strike/>
                 <w:sz w:val="24"/>
-                <w:rPrChange w:id="338" w:author="Anthony Cossio" w:date="2025-04-02T09:29:00Z">
+                <w:rPrChange w:id="326" w:author="Anthony Cossio" w:date="2025-04-02T09:29:00Z">
                   <w:rPr>
                     <w:sz w:val="24"/>
                   </w:rPr>
@@ -23582,7 +23491,7 @@
                 <w:strike/>
                 <w:spacing w:val="-4"/>
                 <w:sz w:val="24"/>
-                <w:rPrChange w:id="339" w:author="Anthony Cossio" w:date="2025-04-02T09:29:00Z">
+                <w:rPrChange w:id="327" w:author="Anthony Cossio" w:date="2025-04-02T09:29:00Z">
                   <w:rPr>
                     <w:spacing w:val="-4"/>
                     <w:sz w:val="24"/>
@@ -23596,7 +23505,7 @@
                 <w:strike/>
                 <w:spacing w:val="-2"/>
                 <w:sz w:val="24"/>
-                <w:rPrChange w:id="340" w:author="Anthony Cossio" w:date="2025-04-02T09:29:00Z">
+                <w:rPrChange w:id="328" w:author="Anthony Cossio" w:date="2025-04-02T09:29:00Z">
                   <w:rPr>
                     <w:spacing w:val="-2"/>
                     <w:sz w:val="24"/>
@@ -23614,7 +23523,7 @@
               <w:rPr>
                 <w:strike/>
                 <w:sz w:val="24"/>
-                <w:rPrChange w:id="341" w:author="Anthony Cossio" w:date="2025-04-02T09:29:00Z">
+                <w:rPrChange w:id="329" w:author="Anthony Cossio" w:date="2025-04-02T09:29:00Z">
                   <w:rPr>
                     <w:sz w:val="24"/>
                   </w:rPr>
@@ -23626,7 +23535,7 @@
                 <w:strike/>
                 <w:spacing w:val="-2"/>
                 <w:sz w:val="24"/>
-                <w:rPrChange w:id="342" w:author="Anthony Cossio" w:date="2025-04-02T09:29:00Z">
+                <w:rPrChange w:id="330" w:author="Anthony Cossio" w:date="2025-04-02T09:29:00Z">
                   <w:rPr>
                     <w:spacing w:val="-2"/>
                     <w:sz w:val="24"/>
@@ -23649,7 +23558,7 @@
               <w:rPr>
                 <w:strike/>
                 <w:sz w:val="24"/>
-                <w:rPrChange w:id="343" w:author="Anthony Cossio" w:date="2025-04-02T09:29:00Z">
+                <w:rPrChange w:id="331" w:author="Anthony Cossio" w:date="2025-04-02T09:29:00Z">
                   <w:rPr>
                     <w:sz w:val="24"/>
                   </w:rPr>
@@ -23661,7 +23570,7 @@
                 <w:strike/>
                 <w:spacing w:val="-4"/>
                 <w:sz w:val="24"/>
-                <w:rPrChange w:id="344" w:author="Anthony Cossio" w:date="2025-04-02T09:29:00Z">
+                <w:rPrChange w:id="332" w:author="Anthony Cossio" w:date="2025-04-02T09:29:00Z">
                   <w:rPr>
                     <w:spacing w:val="-4"/>
                     <w:sz w:val="24"/>
@@ -23684,7 +23593,7 @@
               <w:rPr>
                 <w:strike/>
                 <w:sz w:val="24"/>
-                <w:rPrChange w:id="345" w:author="Anthony Cossio" w:date="2025-04-02T09:29:00Z">
+                <w:rPrChange w:id="333" w:author="Anthony Cossio" w:date="2025-04-02T09:29:00Z">
                   <w:rPr>
                     <w:sz w:val="24"/>
                   </w:rPr>
@@ -23696,7 +23605,7 @@
                 <w:strike/>
                 <w:spacing w:val="-2"/>
                 <w:sz w:val="24"/>
-                <w:rPrChange w:id="346" w:author="Anthony Cossio" w:date="2025-04-02T09:29:00Z">
+                <w:rPrChange w:id="334" w:author="Anthony Cossio" w:date="2025-04-02T09:29:00Z">
                   <w:rPr>
                     <w:spacing w:val="-2"/>
                     <w:sz w:val="24"/>
@@ -23719,7 +23628,7 @@
               <w:rPr>
                 <w:strike/>
                 <w:sz w:val="24"/>
-                <w:rPrChange w:id="347" w:author="Anthony Cossio" w:date="2025-04-02T09:29:00Z">
+                <w:rPrChange w:id="335" w:author="Anthony Cossio" w:date="2025-04-02T09:29:00Z">
                   <w:rPr>
                     <w:sz w:val="24"/>
                   </w:rPr>
@@ -23731,7 +23640,7 @@
                 <w:strike/>
                 <w:spacing w:val="-4"/>
                 <w:sz w:val="24"/>
-                <w:rPrChange w:id="348" w:author="Anthony Cossio" w:date="2025-04-02T09:29:00Z">
+                <w:rPrChange w:id="336" w:author="Anthony Cossio" w:date="2025-04-02T09:29:00Z">
                   <w:rPr>
                     <w:spacing w:val="-4"/>
                     <w:sz w:val="24"/>
@@ -23754,7 +23663,7 @@
               <w:rPr>
                 <w:strike/>
                 <w:sz w:val="24"/>
-                <w:rPrChange w:id="349" w:author="Anthony Cossio" w:date="2025-04-02T09:29:00Z">
+                <w:rPrChange w:id="337" w:author="Anthony Cossio" w:date="2025-04-02T09:29:00Z">
                   <w:rPr>
                     <w:sz w:val="24"/>
                   </w:rPr>
@@ -23766,7 +23675,7 @@
                 <w:strike/>
                 <w:spacing w:val="-2"/>
                 <w:sz w:val="24"/>
-                <w:rPrChange w:id="350" w:author="Anthony Cossio" w:date="2025-04-02T09:29:00Z">
+                <w:rPrChange w:id="338" w:author="Anthony Cossio" w:date="2025-04-02T09:29:00Z">
                   <w:rPr>
                     <w:spacing w:val="-2"/>
                     <w:sz w:val="24"/>
@@ -23789,7 +23698,7 @@
               <w:rPr>
                 <w:strike/>
                 <w:sz w:val="24"/>
-                <w:rPrChange w:id="351" w:author="Anthony Cossio" w:date="2025-04-02T09:29:00Z">
+                <w:rPrChange w:id="339" w:author="Anthony Cossio" w:date="2025-04-02T09:29:00Z">
                   <w:rPr>
                     <w:sz w:val="24"/>
                   </w:rPr>
@@ -23801,7 +23710,7 @@
                 <w:strike/>
                 <w:spacing w:val="-2"/>
                 <w:sz w:val="24"/>
-                <w:rPrChange w:id="352" w:author="Anthony Cossio" w:date="2025-04-02T09:29:00Z">
+                <w:rPrChange w:id="340" w:author="Anthony Cossio" w:date="2025-04-02T09:29:00Z">
                   <w:rPr>
                     <w:spacing w:val="-2"/>
                     <w:sz w:val="24"/>
@@ -23824,7 +23733,7 @@
               <w:rPr>
                 <w:strike/>
                 <w:sz w:val="24"/>
-                <w:rPrChange w:id="353" w:author="Anthony Cossio" w:date="2025-04-02T09:29:00Z">
+                <w:rPrChange w:id="341" w:author="Anthony Cossio" w:date="2025-04-02T09:29:00Z">
                   <w:rPr>
                     <w:sz w:val="24"/>
                   </w:rPr>
@@ -23836,7 +23745,7 @@
                 <w:strike/>
                 <w:spacing w:val="-4"/>
                 <w:sz w:val="24"/>
-                <w:rPrChange w:id="354" w:author="Anthony Cossio" w:date="2025-04-02T09:29:00Z">
+                <w:rPrChange w:id="342" w:author="Anthony Cossio" w:date="2025-04-02T09:29:00Z">
                   <w:rPr>
                     <w:spacing w:val="-4"/>
                     <w:sz w:val="24"/>
@@ -23853,19 +23762,19 @@
       <w:pPr>
         <w:pStyle w:val="BodyText"/>
         <w:rPr>
-          <w:ins w:id="355" w:author="Anthony Cossio" w:date="2025-04-02T09:29:00Z"/>
+          <w:ins w:id="343" w:author="Anthony Cossio" w:date="2025-04-02T09:29:00Z"/>
         </w:rPr>
       </w:pPr>
     </w:p>
     <w:p>
       <w:pPr>
         <w:rPr>
-          <w:ins w:id="356" w:author="Anthony Cossio" w:date="2025-04-02T09:29:00Z"/>
+          <w:ins w:id="344" w:author="Anthony Cossio" w:date="2025-04-02T09:29:00Z"/>
           <w:sz w:val="24"/>
           <w:szCs w:val="24"/>
         </w:rPr>
       </w:pPr>
-      <w:ins w:id="357" w:author="Anthony Cossio" w:date="2025-04-02T09:29:00Z">
+      <w:ins w:id="345" w:author="Anthony Cossio" w:date="2025-04-02T09:29:00Z">
         <w:r>
           <w:rPr>
             <w:sz w:val="24"/>
@@ -23922,7 +23831,7 @@
       <w:tr>
         <w:trPr>
           <w:jc w:val="center"/>
-          <w:ins w:id="358" w:author="Anthony Cossio" w:date="2025-04-02T09:29:00Z"/>
+          <w:ins w:id="346" w:author="Anthony Cossio" w:date="2025-04-02T09:29:00Z"/>
         </w:trPr>
         <w:tc>
           <w:tcPr>
@@ -23931,12 +23840,12 @@
           <w:p>
             <w:pPr>
               <w:rPr>
-                <w:ins w:id="359" w:author="Anthony Cossio" w:date="2025-04-02T09:29:00Z"/>
+                <w:ins w:id="347" w:author="Anthony Cossio" w:date="2025-04-02T09:29:00Z"/>
                 <w:sz w:val="24"/>
                 <w:szCs w:val="24"/>
               </w:rPr>
             </w:pPr>
-            <w:ins w:id="360" w:author="Anthony Cossio" w:date="2025-04-02T09:29:00Z">
+            <w:ins w:id="348" w:author="Anthony Cossio" w:date="2025-04-02T09:29:00Z">
               <w:r>
                 <w:rPr>
                   <w:sz w:val="24"/>
@@ -23955,12 +23864,12 @@
             <w:pPr>
               <w:jc w:val="center"/>
               <w:rPr>
-                <w:ins w:id="361" w:author="Anthony Cossio" w:date="2025-04-02T09:29:00Z"/>
+                <w:ins w:id="349" w:author="Anthony Cossio" w:date="2025-04-02T09:29:00Z"/>
                 <w:sz w:val="24"/>
                 <w:szCs w:val="24"/>
               </w:rPr>
             </w:pPr>
-            <w:ins w:id="362" w:author="Anthony Cossio" w:date="2025-04-02T09:29:00Z">
+            <w:ins w:id="350" w:author="Anthony Cossio" w:date="2025-04-02T09:29:00Z">
               <w:r>
                 <w:rPr>
                   <w:sz w:val="24"/>
@@ -23974,12 +23883,12 @@
             <w:pPr>
               <w:jc w:val="center"/>
               <w:rPr>
-                <w:ins w:id="363" w:author="Anthony Cossio" w:date="2025-04-02T09:29:00Z"/>
+                <w:ins w:id="351" w:author="Anthony Cossio" w:date="2025-04-02T09:29:00Z"/>
                 <w:sz w:val="24"/>
                 <w:szCs w:val="24"/>
               </w:rPr>
             </w:pPr>
-            <w:ins w:id="364" w:author="Anthony Cossio" w:date="2025-04-02T09:29:00Z">
+            <w:ins w:id="352" w:author="Anthony Cossio" w:date="2025-04-02T09:29:00Z">
               <w:r>
                 <w:rPr>
                   <w:sz w:val="24"/>
@@ -23998,12 +23907,12 @@
             <w:pPr>
               <w:jc w:val="center"/>
               <w:rPr>
-                <w:ins w:id="365" w:author="Anthony Cossio" w:date="2025-04-02T09:29:00Z"/>
+                <w:ins w:id="353" w:author="Anthony Cossio" w:date="2025-04-02T09:29:00Z"/>
                 <w:sz w:val="24"/>
                 <w:szCs w:val="24"/>
               </w:rPr>
             </w:pPr>
-            <w:ins w:id="366" w:author="Anthony Cossio" w:date="2025-04-02T09:29:00Z">
+            <w:ins w:id="354" w:author="Anthony Cossio" w:date="2025-04-02T09:29:00Z">
               <w:r>
                 <w:rPr>
                   <w:sz w:val="24"/>
@@ -24022,7 +23931,7 @@
             <w:pPr>
               <w:jc w:val="center"/>
               <w:rPr>
-                <w:ins w:id="367" w:author="Anthony Cossio" w:date="2025-04-02T09:29:00Z"/>
+                <w:ins w:id="355" w:author="Anthony Cossio" w:date="2025-04-02T09:29:00Z"/>
                 <w:sz w:val="24"/>
                 <w:szCs w:val="24"/>
               </w:rPr>
@@ -24037,12 +23946,12 @@
             <w:pPr>
               <w:jc w:val="center"/>
               <w:rPr>
-                <w:ins w:id="368" w:author="Anthony Cossio" w:date="2025-04-02T09:29:00Z"/>
+                <w:ins w:id="356" w:author="Anthony Cossio" w:date="2025-04-02T09:29:00Z"/>
                 <w:sz w:val="24"/>
                 <w:szCs w:val="24"/>
               </w:rPr>
             </w:pPr>
-            <w:ins w:id="369" w:author="Anthony Cossio" w:date="2025-04-02T09:29:00Z">
+            <w:ins w:id="357" w:author="Anthony Cossio" w:date="2025-04-02T09:29:00Z">
               <w:r>
                 <w:rPr>
                   <w:sz w:val="24"/>
@@ -24056,12 +23965,12 @@
             <w:pPr>
               <w:jc w:val="center"/>
               <w:rPr>
-                <w:ins w:id="370" w:author="Anthony Cossio" w:date="2025-04-02T09:29:00Z"/>
+                <w:ins w:id="358" w:author="Anthony Cossio" w:date="2025-04-02T09:29:00Z"/>
                 <w:sz w:val="24"/>
                 <w:szCs w:val="24"/>
               </w:rPr>
             </w:pPr>
-            <w:ins w:id="371" w:author="Anthony Cossio" w:date="2025-04-02T09:29:00Z">
+            <w:ins w:id="359" w:author="Anthony Cossio" w:date="2025-04-02T09:29:00Z">
               <w:r>
                 <w:rPr>
                   <w:sz w:val="24"/>
@@ -24080,12 +23989,12 @@
             <w:pPr>
               <w:jc w:val="center"/>
               <w:rPr>
-                <w:ins w:id="372" w:author="Anthony Cossio" w:date="2025-04-02T09:29:00Z"/>
+                <w:ins w:id="360" w:author="Anthony Cossio" w:date="2025-04-02T09:29:00Z"/>
                 <w:sz w:val="24"/>
                 <w:szCs w:val="24"/>
               </w:rPr>
             </w:pPr>
-            <w:ins w:id="373" w:author="Anthony Cossio" w:date="2025-04-02T09:29:00Z">
+            <w:ins w:id="361" w:author="Anthony Cossio" w:date="2025-04-02T09:29:00Z">
               <w:r>
                 <w:rPr>
                   <w:sz w:val="24"/>
@@ -24104,12 +24013,12 @@
             <w:pPr>
               <w:jc w:val="center"/>
               <w:rPr>
-                <w:ins w:id="374" w:author="Anthony Cossio" w:date="2025-04-02T09:29:00Z"/>
+                <w:ins w:id="362" w:author="Anthony Cossio" w:date="2025-04-02T09:29:00Z"/>
                 <w:sz w:val="24"/>
                 <w:szCs w:val="24"/>
               </w:rPr>
             </w:pPr>
-            <w:ins w:id="375" w:author="Anthony Cossio" w:date="2025-04-02T09:29:00Z">
+            <w:ins w:id="363" w:author="Anthony Cossio" w:date="2025-04-02T09:29:00Z">
               <w:r>
                 <w:rPr>
                   <w:sz w:val="24"/>
@@ -24123,12 +24032,12 @@
             <w:pPr>
               <w:jc w:val="center"/>
               <w:rPr>
-                <w:ins w:id="376" w:author="Anthony Cossio" w:date="2025-04-02T09:29:00Z"/>
+                <w:ins w:id="364" w:author="Anthony Cossio" w:date="2025-04-02T09:29:00Z"/>
                 <w:sz w:val="24"/>
                 <w:szCs w:val="24"/>
               </w:rPr>
             </w:pPr>
-            <w:ins w:id="377" w:author="Anthony Cossio" w:date="2025-04-02T09:29:00Z">
+            <w:ins w:id="365" w:author="Anthony Cossio" w:date="2025-04-02T09:29:00Z">
               <w:r>
                 <w:rPr>
                   <w:sz w:val="24"/>
@@ -24143,7 +24052,7 @@
       <w:tr>
         <w:trPr>
           <w:jc w:val="center"/>
-          <w:ins w:id="378" w:author="Anthony Cossio" w:date="2025-04-02T09:29:00Z"/>
+          <w:ins w:id="366" w:author="Anthony Cossio" w:date="2025-04-02T09:29:00Z"/>
         </w:trPr>
         <w:tc>
           <w:tcPr>
@@ -24152,12 +24061,12 @@
           <w:p>
             <w:pPr>
               <w:rPr>
-                <w:ins w:id="379" w:author="Anthony Cossio" w:date="2025-04-02T09:29:00Z"/>
+                <w:ins w:id="367" w:author="Anthony Cossio" w:date="2025-04-02T09:29:00Z"/>
                 <w:sz w:val="24"/>
                 <w:szCs w:val="24"/>
               </w:rPr>
             </w:pPr>
-            <w:ins w:id="380" w:author="Anthony Cossio" w:date="2025-04-02T09:29:00Z">
+            <w:ins w:id="368" w:author="Anthony Cossio" w:date="2025-04-02T09:29:00Z">
               <w:r>
                 <w:rPr>
                   <w:sz w:val="24"/>
@@ -24176,12 +24085,12 @@
             <w:pPr>
               <w:jc w:val="center"/>
               <w:rPr>
-                <w:ins w:id="381" w:author="Anthony Cossio" w:date="2025-04-02T09:29:00Z"/>
+                <w:ins w:id="369" w:author="Anthony Cossio" w:date="2025-04-02T09:29:00Z"/>
                 <w:sz w:val="24"/>
                 <w:szCs w:val="24"/>
               </w:rPr>
             </w:pPr>
-            <w:ins w:id="382" w:author="Anthony Cossio" w:date="2025-04-02T09:29:00Z">
+            <w:ins w:id="370" w:author="Anthony Cossio" w:date="2025-04-02T09:29:00Z">
               <w:r>
                 <w:rPr>
                   <w:sz w:val="24"/>
@@ -24200,12 +24109,12 @@
             <w:pPr>
               <w:jc w:val="center"/>
               <w:rPr>
-                <w:ins w:id="383" w:author="Anthony Cossio" w:date="2025-04-02T09:29:00Z"/>
+                <w:ins w:id="371" w:author="Anthony Cossio" w:date="2025-04-02T09:29:00Z"/>
                 <w:sz w:val="24"/>
                 <w:szCs w:val="24"/>
               </w:rPr>
             </w:pPr>
-            <w:ins w:id="384" w:author="Anthony Cossio" w:date="2025-04-02T09:29:00Z">
+            <w:ins w:id="372" w:author="Anthony Cossio" w:date="2025-04-02T09:29:00Z">
               <w:r>
                 <w:rPr>
                   <w:sz w:val="24"/>
@@ -24224,7 +24133,7 @@
             <w:pPr>
               <w:jc w:val="center"/>
               <w:rPr>
-                <w:ins w:id="385" w:author="Anthony Cossio" w:date="2025-04-02T09:29:00Z"/>
+                <w:ins w:id="373" w:author="Anthony Cossio" w:date="2025-04-02T09:29:00Z"/>
                 <w:sz w:val="24"/>
                 <w:szCs w:val="24"/>
               </w:rPr>
@@ -24239,12 +24148,12 @@
             <w:pPr>
               <w:jc w:val="center"/>
               <w:rPr>
-                <w:ins w:id="386" w:author="Anthony Cossio" w:date="2025-04-02T09:29:00Z"/>
+                <w:ins w:id="374" w:author="Anthony Cossio" w:date="2025-04-02T09:29:00Z"/>
                 <w:sz w:val="24"/>
                 <w:szCs w:val="24"/>
               </w:rPr>
             </w:pPr>
-            <w:ins w:id="387" w:author="Anthony Cossio" w:date="2025-04-02T09:29:00Z">
+            <w:ins w:id="375" w:author="Anthony Cossio" w:date="2025-04-02T09:29:00Z">
               <w:r>
                 <w:rPr>
                   <w:sz w:val="24"/>
@@ -24263,12 +24172,12 @@
             <w:pPr>
               <w:jc w:val="center"/>
               <w:rPr>
-                <w:ins w:id="388" w:author="Anthony Cossio" w:date="2025-04-02T09:29:00Z"/>
+                <w:ins w:id="376" w:author="Anthony Cossio" w:date="2025-04-02T09:29:00Z"/>
                 <w:sz w:val="24"/>
                 <w:szCs w:val="24"/>
               </w:rPr>
             </w:pPr>
-            <w:ins w:id="389" w:author="Anthony Cossio" w:date="2025-04-02T09:29:00Z">
+            <w:ins w:id="377" w:author="Anthony Cossio" w:date="2025-04-02T09:29:00Z">
               <w:r>
                 <w:rPr>
                   <w:sz w:val="24"/>
@@ -24287,12 +24196,12 @@
             <w:pPr>
               <w:jc w:val="center"/>
               <w:rPr>
-                <w:ins w:id="390" w:author="Anthony Cossio" w:date="2025-04-02T09:29:00Z"/>
+                <w:ins w:id="378" w:author="Anthony Cossio" w:date="2025-04-02T09:29:00Z"/>
                 <w:sz w:val="24"/>
                 <w:szCs w:val="24"/>
               </w:rPr>
             </w:pPr>
-            <w:ins w:id="391" w:author="Anthony Cossio" w:date="2025-04-02T09:29:00Z">
+            <w:ins w:id="379" w:author="Anthony Cossio" w:date="2025-04-02T09:29:00Z">
               <w:r>
                 <w:rPr>
                   <w:sz w:val="24"/>
@@ -24307,7 +24216,7 @@
       <w:tr>
         <w:trPr>
           <w:jc w:val="center"/>
-          <w:ins w:id="392" w:author="Anthony Cossio" w:date="2025-04-02T09:29:00Z"/>
+          <w:ins w:id="380" w:author="Anthony Cossio" w:date="2025-04-02T09:29:00Z"/>
         </w:trPr>
         <w:tc>
           <w:tcPr>
@@ -24316,12 +24225,12 @@
           <w:p>
             <w:pPr>
               <w:rPr>
-                <w:ins w:id="393" w:author="Anthony Cossio" w:date="2025-04-02T09:29:00Z"/>
+                <w:ins w:id="381" w:author="Anthony Cossio" w:date="2025-04-02T09:29:00Z"/>
                 <w:sz w:val="24"/>
                 <w:szCs w:val="24"/>
               </w:rPr>
             </w:pPr>
-            <w:ins w:id="394" w:author="Anthony Cossio" w:date="2025-04-02T09:29:00Z">
+            <w:ins w:id="382" w:author="Anthony Cossio" w:date="2025-04-02T09:29:00Z">
               <w:r>
                 <w:rPr>
                   <w:sz w:val="24"/>
@@ -24340,12 +24249,12 @@
             <w:pPr>
               <w:jc w:val="center"/>
               <w:rPr>
-                <w:ins w:id="395" w:author="Anthony Cossio" w:date="2025-04-02T09:29:00Z"/>
+                <w:ins w:id="383" w:author="Anthony Cossio" w:date="2025-04-02T09:29:00Z"/>
                 <w:sz w:val="24"/>
                 <w:szCs w:val="24"/>
               </w:rPr>
             </w:pPr>
-            <w:ins w:id="396" w:author="Anthony Cossio" w:date="2025-04-02T09:29:00Z">
+            <w:ins w:id="384" w:author="Anthony Cossio" w:date="2025-04-02T09:29:00Z">
               <w:r>
                 <w:rPr>
                   <w:sz w:val="24"/>
@@ -24364,12 +24273,12 @@
             <w:pPr>
               <w:jc w:val="center"/>
               <w:rPr>
-                <w:ins w:id="397" w:author="Anthony Cossio" w:date="2025-04-02T09:29:00Z"/>
+                <w:ins w:id="385" w:author="Anthony Cossio" w:date="2025-04-02T09:29:00Z"/>
                 <w:sz w:val="24"/>
                 <w:szCs w:val="24"/>
               </w:rPr>
             </w:pPr>
-            <w:ins w:id="398" w:author="Anthony Cossio" w:date="2025-04-02T09:29:00Z">
+            <w:ins w:id="386" w:author="Anthony Cossio" w:date="2025-04-02T09:29:00Z">
               <w:r>
                 <w:rPr>
                   <w:sz w:val="24"/>
@@ -24388,7 +24297,7 @@
             <w:pPr>
               <w:jc w:val="center"/>
               <w:rPr>
-                <w:ins w:id="399" w:author="Anthony Cossio" w:date="2025-04-02T09:29:00Z"/>
+                <w:ins w:id="387" w:author="Anthony Cossio" w:date="2025-04-02T09:29:00Z"/>
                 <w:sz w:val="24"/>
                 <w:szCs w:val="24"/>
               </w:rPr>
@@ -24403,12 +24312,12 @@
             <w:pPr>
               <w:jc w:val="center"/>
               <w:rPr>
-                <w:ins w:id="400" w:author="Anthony Cossio" w:date="2025-04-02T09:29:00Z"/>
+                <w:ins w:id="388" w:author="Anthony Cossio" w:date="2025-04-02T09:29:00Z"/>
                 <w:sz w:val="24"/>
                 <w:szCs w:val="24"/>
               </w:rPr>
             </w:pPr>
-            <w:ins w:id="401" w:author="Anthony Cossio" w:date="2025-04-02T09:29:00Z">
+            <w:ins w:id="389" w:author="Anthony Cossio" w:date="2025-04-02T09:29:00Z">
               <w:r>
                 <w:rPr>
                   <w:sz w:val="24"/>
@@ -24427,12 +24336,12 @@
             <w:pPr>
               <w:jc w:val="center"/>
               <w:rPr>
-                <w:ins w:id="402" w:author="Anthony Cossio" w:date="2025-04-02T09:29:00Z"/>
+                <w:ins w:id="390" w:author="Anthony Cossio" w:date="2025-04-02T09:29:00Z"/>
                 <w:sz w:val="24"/>
                 <w:szCs w:val="24"/>
               </w:rPr>
             </w:pPr>
-            <w:ins w:id="403" w:author="Anthony Cossio" w:date="2025-04-02T09:29:00Z">
+            <w:ins w:id="391" w:author="Anthony Cossio" w:date="2025-04-02T09:29:00Z">
               <w:r>
                 <w:rPr>
                   <w:sz w:val="24"/>
@@ -24451,12 +24360,12 @@
             <w:pPr>
               <w:jc w:val="center"/>
               <w:rPr>
-                <w:ins w:id="404" w:author="Anthony Cossio" w:date="2025-04-02T09:29:00Z"/>
+                <w:ins w:id="392" w:author="Anthony Cossio" w:date="2025-04-02T09:29:00Z"/>
                 <w:sz w:val="24"/>
                 <w:szCs w:val="24"/>
               </w:rPr>
             </w:pPr>
-            <w:ins w:id="405" w:author="Anthony Cossio" w:date="2025-04-02T09:29:00Z">
+            <w:ins w:id="393" w:author="Anthony Cossio" w:date="2025-04-02T09:29:00Z">
               <w:r>
                 <w:rPr>
                   <w:sz w:val="24"/>
@@ -24502,11 +24411,137 @@
         <w:ind w:left="100" w:right="153"/>
         <w:rPr>
           <w:strike/>
-          <w:rPrChange w:id="406" w:author="Anthony Cossio" w:date="2025-04-02T09:31:00Z">
+          <w:rPrChange w:id="394" w:author="Anthony Cossio" w:date="2025-04-02T09:31:00Z">
             <w:rPr/>
           </w:rPrChange>
         </w:rPr>
       </w:pPr>
+      <w:r>
+        <w:rPr>
+          <w:strike/>
+          <w:rPrChange w:id="395" w:author="Anthony Cossio" w:date="2025-04-02T09:31:00Z">
+            <w:rPr/>
+          </w:rPrChange>
+        </w:rPr>
+        <w:t>Table</w:t>
+      </w:r>
+      <w:r>
+        <w:rPr>
+          <w:strike/>
+          <w:spacing w:val="-3"/>
+          <w:rPrChange w:id="396" w:author="Anthony Cossio" w:date="2025-04-02T09:31:00Z">
+            <w:rPr>
+              <w:spacing w:val="-3"/>
+            </w:rPr>
+          </w:rPrChange>
+        </w:rPr>
+        <w:t xml:space="preserve"> </w:t>
+      </w:r>
+      <w:r>
+        <w:rPr>
+          <w:strike/>
+          <w:rPrChange w:id="397" w:author="Anthony Cossio" w:date="2025-04-02T09:31:00Z">
+            <w:rPr/>
+          </w:rPrChange>
+        </w:rPr>
+        <w:t>5.</w:t>
+      </w:r>
+      <w:r>
+        <w:rPr>
+          <w:strike/>
+          <w:spacing w:val="-3"/>
+          <w:rPrChange w:id="398" w:author="Anthony Cossio" w:date="2025-04-02T09:31:00Z">
+            <w:rPr>
+              <w:spacing w:val="-3"/>
+            </w:rPr>
+          </w:rPrChange>
+        </w:rPr>
+        <w:t xml:space="preserve"> </w:t>
+      </w:r>
+      <w:r>
+        <w:rPr>
+          <w:strike/>
+          <w:rPrChange w:id="399" w:author="Anthony Cossio" w:date="2025-04-02T09:31:00Z">
+            <w:rPr/>
+          </w:rPrChange>
+        </w:rPr>
+        <w:t>Table</w:t>
+      </w:r>
+      <w:r>
+        <w:rPr>
+          <w:strike/>
+          <w:spacing w:val="-3"/>
+          <w:rPrChange w:id="400" w:author="Anthony Cossio" w:date="2025-04-02T09:31:00Z">
+            <w:rPr>
+              <w:spacing w:val="-3"/>
+            </w:rPr>
+          </w:rPrChange>
+        </w:rPr>
+        <w:t xml:space="preserve"> </w:t>
+      </w:r>
+      <w:r>
+        <w:rPr>
+          <w:strike/>
+          <w:rPrChange w:id="401" w:author="Anthony Cossio" w:date="2025-04-02T09:31:00Z">
+            <w:rPr/>
+          </w:rPrChange>
+        </w:rPr>
+        <w:t>of</w:t>
+      </w:r>
+      <w:r>
+        <w:rPr>
+          <w:strike/>
+          <w:spacing w:val="-3"/>
+          <w:rPrChange w:id="402" w:author="Anthony Cossio" w:date="2025-04-02T09:31:00Z">
+            <w:rPr>
+              <w:spacing w:val="-3"/>
+            </w:rPr>
+          </w:rPrChange>
+        </w:rPr>
+        <w:t xml:space="preserve"> </w:t>
+      </w:r>
+      <w:r>
+        <w:rPr>
+          <w:strike/>
+          <w:rPrChange w:id="403" w:author="Anthony Cossio" w:date="2025-04-02T09:31:00Z">
+            <w:rPr/>
+          </w:rPrChange>
+        </w:rPr>
+        <w:t>bootstrapped</w:t>
+      </w:r>
+      <w:r>
+        <w:rPr>
+          <w:strike/>
+          <w:spacing w:val="-3"/>
+          <w:rPrChange w:id="404" w:author="Anthony Cossio" w:date="2025-04-02T09:31:00Z">
+            <w:rPr>
+              <w:spacing w:val="-3"/>
+            </w:rPr>
+          </w:rPrChange>
+        </w:rPr>
+        <w:t xml:space="preserve"> </w:t>
+      </w:r>
+      <w:r>
+        <w:rPr>
+          <w:strike/>
+          <w:rPrChange w:id="405" w:author="Anthony Cossio" w:date="2025-04-02T09:31:00Z">
+            <w:rPr/>
+          </w:rPrChange>
+        </w:rPr>
+        <w:t>densities</w:t>
+      </w:r>
+      <w:r>
+        <w:rPr>
+          <w:strike/>
+          <w:spacing w:val="-4"/>
+          <w:rPrChange w:id="406" w:author="Anthony Cossio" w:date="2025-04-02T09:31:00Z">
+            <w:rPr>
+              <w:spacing w:val="-4"/>
+            </w:rPr>
+          </w:rPrChange>
+        </w:rPr>
+        <w:t xml:space="preserve"> </w:t>
+      </w:r>
       <w:r>
         <w:rPr>
           <w:strike/>
@@ -24514,7 +24549,7 @@
             <w:rPr/>
           </w:rPrChange>
         </w:rPr>
-        <w:t>Table</w:t>
+        <w:t>of</w:t>
       </w:r>
       <w:r>
         <w:rPr>
@@ -24535,7 +24570,7 @@
             <w:rPr/>
           </w:rPrChange>
         </w:rPr>
-        <w:t>5.</w:t>
+        <w:t>the</w:t>
       </w:r>
       <w:r>
         <w:rPr>
@@ -24556,7 +24591,7 @@
             <w:rPr/>
           </w:rPrChange>
         </w:rPr>
-        <w:t>Table</w:t>
+        <w:t>full</w:t>
       </w:r>
       <w:r>
         <w:rPr>
@@ -24577,15 +24612,15 @@
             <w:rPr/>
           </w:rPrChange>
         </w:rPr>
-        <w:t>of</w:t>
+        <w:t>echo</w:t>
       </w:r>
       <w:r>
         <w:rPr>
           <w:strike/>
-          <w:spacing w:val="-3"/>
+          <w:spacing w:val="-4"/>
           <w:rPrChange w:id="414" w:author="Anthony Cossio" w:date="2025-04-02T09:31:00Z">
             <w:rPr>
-              <w:spacing w:val="-3"/>
+              <w:spacing w:val="-4"/>
             </w:rPr>
           </w:rPrChange>
         </w:rPr>
@@ -24598,7 +24633,7 @@
             <w:rPr/>
           </w:rPrChange>
         </w:rPr>
-        <w:t>bootstrapped</w:t>
+        <w:t>energy</w:t>
       </w:r>
       <w:r>
         <w:rPr>
@@ -24619,13 +24654,34 @@
             <w:rPr/>
           </w:rPrChange>
         </w:rPr>
-        <w:t>densities</w:t>
+        <w:t>data</w:t>
+      </w:r>
+      <w:r>
+        <w:rPr>
+          <w:strike/>
+          <w:spacing w:val="-2"/>
+          <w:rPrChange w:id="418" w:author="Anthony Cossio" w:date="2025-04-02T09:31:00Z">
+            <w:rPr>
+              <w:spacing w:val="-2"/>
+            </w:rPr>
+          </w:rPrChange>
+        </w:rPr>
+        <w:t xml:space="preserve"> </w:t>
+      </w:r>
+      <w:r>
+        <w:rPr>
+          <w:strike/>
+          <w:rPrChange w:id="419" w:author="Anthony Cossio" w:date="2025-04-02T09:31:00Z">
+            <w:rPr/>
+          </w:rPrChange>
+        </w:rPr>
+        <w:t>with</w:t>
       </w:r>
       <w:r>
         <w:rPr>
           <w:strike/>
           <w:spacing w:val="-4"/>
-          <w:rPrChange w:id="418" w:author="Anthony Cossio" w:date="2025-04-02T09:31:00Z">
+          <w:rPrChange w:id="420" w:author="Anthony Cossio" w:date="2025-04-02T09:31:00Z">
             <w:rPr>
               <w:spacing w:val="-4"/>
             </w:rPr>
@@ -24636,40 +24692,19 @@
       <w:r>
         <w:rPr>
           <w:strike/>
-          <w:rPrChange w:id="419" w:author="Anthony Cossio" w:date="2025-04-02T09:31:00Z">
-            <w:rPr/>
-          </w:rPrChange>
-        </w:rPr>
-        <w:t>of</w:t>
-      </w:r>
-      <w:r>
-        <w:rPr>
-          <w:strike/>
-          <w:spacing w:val="-3"/>
-          <w:rPrChange w:id="420" w:author="Anthony Cossio" w:date="2025-04-02T09:31:00Z">
-            <w:rPr>
-              <w:spacing w:val="-3"/>
-            </w:rPr>
-          </w:rPrChange>
-        </w:rPr>
-        <w:t xml:space="preserve"> </w:t>
-      </w:r>
-      <w:r>
-        <w:rPr>
-          <w:strike/>
           <w:rPrChange w:id="421" w:author="Anthony Cossio" w:date="2025-04-02T09:31:00Z">
             <w:rPr/>
           </w:rPrChange>
         </w:rPr>
-        <w:t>the</w:t>
+        <w:t>lower</w:t>
       </w:r>
       <w:r>
         <w:rPr>
           <w:strike/>
-          <w:spacing w:val="-3"/>
+          <w:spacing w:val="-4"/>
           <w:rPrChange w:id="422" w:author="Anthony Cossio" w:date="2025-04-02T09:31:00Z">
             <w:rPr>
-              <w:spacing w:val="-3"/>
+              <w:spacing w:val="-4"/>
             </w:rPr>
           </w:rPrChange>
         </w:rPr>
@@ -24682,7 +24717,7 @@
             <w:rPr/>
           </w:rPrChange>
         </w:rPr>
-        <w:t>full</w:t>
+        <w:t>and</w:t>
       </w:r>
       <w:r>
         <w:rPr>
@@ -24703,150 +24738,24 @@
             <w:rPr/>
           </w:rPrChange>
         </w:rPr>
-        <w:t>echo</w:t>
-      </w:r>
-      <w:r>
-        <w:rPr>
-          <w:strike/>
-          <w:spacing w:val="-4"/>
-          <w:rPrChange w:id="426" w:author="Anthony Cossio" w:date="2025-04-02T09:31:00Z">
-            <w:rPr>
-              <w:spacing w:val="-4"/>
-            </w:rPr>
-          </w:rPrChange>
-        </w:rPr>
-        <w:t xml:space="preserve"> </w:t>
-      </w:r>
-      <w:r>
-        <w:rPr>
-          <w:strike/>
-          <w:rPrChange w:id="427" w:author="Anthony Cossio" w:date="2025-04-02T09:31:00Z">
-            <w:rPr/>
-          </w:rPrChange>
-        </w:rPr>
-        <w:t>energy</w:t>
-      </w:r>
-      <w:r>
-        <w:rPr>
-          <w:strike/>
-          <w:spacing w:val="-3"/>
-          <w:rPrChange w:id="428" w:author="Anthony Cossio" w:date="2025-04-02T09:31:00Z">
-            <w:rPr>
-              <w:spacing w:val="-3"/>
-            </w:rPr>
-          </w:rPrChange>
-        </w:rPr>
-        <w:t xml:space="preserve"> </w:t>
-      </w:r>
-      <w:r>
-        <w:rPr>
-          <w:strike/>
-          <w:rPrChange w:id="429" w:author="Anthony Cossio" w:date="2025-04-02T09:31:00Z">
-            <w:rPr/>
-          </w:rPrChange>
-        </w:rPr>
-        <w:t>data</w:t>
-      </w:r>
-      <w:r>
-        <w:rPr>
-          <w:strike/>
-          <w:spacing w:val="-2"/>
-          <w:rPrChange w:id="430" w:author="Anthony Cossio" w:date="2025-04-02T09:31:00Z">
-            <w:rPr>
-              <w:spacing w:val="-2"/>
-            </w:rPr>
-          </w:rPrChange>
-        </w:rPr>
-        <w:t xml:space="preserve"> </w:t>
-      </w:r>
-      <w:r>
-        <w:rPr>
-          <w:strike/>
-          <w:rPrChange w:id="431" w:author="Anthony Cossio" w:date="2025-04-02T09:31:00Z">
-            <w:rPr/>
-          </w:rPrChange>
-        </w:rPr>
-        <w:t>with</w:t>
-      </w:r>
-      <w:r>
-        <w:rPr>
-          <w:strike/>
-          <w:spacing w:val="-4"/>
-          <w:rPrChange w:id="432" w:author="Anthony Cossio" w:date="2025-04-02T09:31:00Z">
-            <w:rPr>
-              <w:spacing w:val="-4"/>
-            </w:rPr>
-          </w:rPrChange>
-        </w:rPr>
-        <w:t xml:space="preserve"> </w:t>
-      </w:r>
-      <w:r>
-        <w:rPr>
-          <w:strike/>
-          <w:rPrChange w:id="433" w:author="Anthony Cossio" w:date="2025-04-02T09:31:00Z">
-            <w:rPr/>
-          </w:rPrChange>
-        </w:rPr>
-        <w:t>lower</w:t>
-      </w:r>
-      <w:r>
-        <w:rPr>
-          <w:strike/>
-          <w:spacing w:val="-4"/>
-          <w:rPrChange w:id="434" w:author="Anthony Cossio" w:date="2025-04-02T09:31:00Z">
-            <w:rPr>
-              <w:spacing w:val="-4"/>
-            </w:rPr>
-          </w:rPrChange>
-        </w:rPr>
-        <w:t xml:space="preserve"> </w:t>
-      </w:r>
-      <w:r>
-        <w:rPr>
-          <w:strike/>
-          <w:rPrChange w:id="435" w:author="Anthony Cossio" w:date="2025-04-02T09:31:00Z">
-            <w:rPr/>
-          </w:rPrChange>
-        </w:rPr>
-        <w:t>and</w:t>
-      </w:r>
-      <w:r>
-        <w:rPr>
-          <w:strike/>
-          <w:spacing w:val="-3"/>
-          <w:rPrChange w:id="436" w:author="Anthony Cossio" w:date="2025-04-02T09:31:00Z">
-            <w:rPr>
-              <w:spacing w:val="-3"/>
-            </w:rPr>
-          </w:rPrChange>
-        </w:rPr>
-        <w:t xml:space="preserve"> </w:t>
-      </w:r>
-      <w:r>
-        <w:rPr>
-          <w:strike/>
-          <w:rPrChange w:id="437" w:author="Anthony Cossio" w:date="2025-04-02T09:31:00Z">
-            <w:rPr/>
-          </w:rPrChange>
-        </w:rPr>
         <w:t>upper confidence intervals and the number of binned data samples</w:t>
       </w:r>
-      <w:ins w:id="438" w:author="Anthony Cossio" w:date="2025-04-02T09:30:00Z">
+      <w:ins w:id="426" w:author="Anthony Cossio" w:date="2025-04-02T09:30:00Z">
         <w:r>
           <w:rPr>
             <w:strike/>
-            <w:rPrChange w:id="439" w:author="Anthony Cossio" w:date="2025-04-02T09:31:00Z">
+            <w:rPrChange w:id="427" w:author="Anthony Cossio" w:date="2025-04-02T09:31:00Z">
               <w:rPr/>
             </w:rPrChange>
           </w:rPr>
           <w:t xml:space="preserve"> </w:t>
         </w:r>
       </w:ins>
-      <w:ins w:id="440" w:author="Anthony Cossio" w:date="2025-04-02T09:31:00Z">
+      <w:ins w:id="428" w:author="Anthony Cossio" w:date="2025-04-02T09:31:00Z">
         <w:r>
           <w:rPr>
             <w:strike/>
-            <w:rPrChange w:id="441" w:author="Anthony Cossio" w:date="2025-04-02T09:31:00Z">
+            <w:rPrChange w:id="429" w:author="Anthony Cossio" w:date="2025-04-02T09:31:00Z">
               <w:rPr/>
             </w:rPrChange>
           </w:rPr>
@@ -24856,7 +24765,7 @@
           <w:rPr>
             <w:strike/>
             <w:spacing w:val="-2"/>
-            <w:rPrChange w:id="442" w:author="Anthony Cossio" w:date="2025-04-02T09:31:00Z">
+            <w:rPrChange w:id="430" w:author="Anthony Cossio" w:date="2025-04-02T09:31:00Z">
               <w:rPr>
                 <w:spacing w:val="-2"/>
               </w:rPr>
@@ -24867,7 +24776,7 @@
         <w:r>
           <w:rPr>
             <w:strike/>
-            <w:rPrChange w:id="443" w:author="Anthony Cossio" w:date="2025-04-02T09:31:00Z">
+            <w:rPrChange w:id="431" w:author="Anthony Cossio" w:date="2025-04-02T09:31:00Z">
               <w:rPr/>
             </w:rPrChange>
           </w:rPr>
@@ -24877,7 +24786,7 @@
           <w:rPr>
             <w:strike/>
             <w:spacing w:val="-2"/>
-            <w:rPrChange w:id="444" w:author="Anthony Cossio" w:date="2025-04-02T09:31:00Z">
+            <w:rPrChange w:id="432" w:author="Anthony Cossio" w:date="2025-04-02T09:31:00Z">
               <w:rPr>
                 <w:spacing w:val="-2"/>
               </w:rPr>
@@ -24888,7 +24797,7 @@
         <w:r>
           <w:rPr>
             <w:strike/>
-            <w:rPrChange w:id="445" w:author="Anthony Cossio" w:date="2025-04-02T09:31:00Z">
+            <w:rPrChange w:id="433" w:author="Anthony Cossio" w:date="2025-04-02T09:31:00Z">
               <w:rPr/>
             </w:rPrChange>
           </w:rPr>
@@ -24898,7 +24807,7 @@
           <w:rPr>
             <w:strike/>
             <w:spacing w:val="-4"/>
-            <w:rPrChange w:id="446" w:author="Anthony Cossio" w:date="2025-04-02T09:31:00Z">
+            <w:rPrChange w:id="434" w:author="Anthony Cossio" w:date="2025-04-02T09:31:00Z">
               <w:rPr>
                 <w:spacing w:val="-4"/>
               </w:rPr>
@@ -24909,7 +24818,7 @@
         <w:r>
           <w:rPr>
             <w:strike/>
-            <w:rPrChange w:id="447" w:author="Anthony Cossio" w:date="2025-04-02T09:31:00Z">
+            <w:rPrChange w:id="435" w:author="Anthony Cossio" w:date="2025-04-02T09:31:00Z">
               <w:rPr/>
             </w:rPrChange>
           </w:rPr>
@@ -24919,7 +24828,7 @@
           <w:rPr>
             <w:strike/>
             <w:spacing w:val="-2"/>
-            <w:rPrChange w:id="448" w:author="Anthony Cossio" w:date="2025-04-02T09:31:00Z">
+            <w:rPrChange w:id="436" w:author="Anthony Cossio" w:date="2025-04-02T09:31:00Z">
               <w:rPr>
                 <w:spacing w:val="-2"/>
               </w:rPr>
@@ -24930,7 +24839,7 @@
         <w:r>
           <w:rPr>
             <w:strike/>
-            <w:rPrChange w:id="449" w:author="Anthony Cossio" w:date="2025-04-02T09:31:00Z">
+            <w:rPrChange w:id="437" w:author="Anthony Cossio" w:date="2025-04-02T09:31:00Z">
               <w:rPr/>
             </w:rPrChange>
           </w:rPr>
@@ -24940,7 +24849,7 @@
       <w:r>
         <w:rPr>
           <w:strike/>
-          <w:rPrChange w:id="450" w:author="Anthony Cossio" w:date="2025-04-02T09:31:00Z">
+          <w:rPrChange w:id="438" w:author="Anthony Cossio" w:date="2025-04-02T09:31:00Z">
             <w:rPr/>
           </w:rPrChange>
         </w:rPr>
@@ -24953,7 +24862,7 @@
         <w:rPr>
           <w:strike/>
           <w:sz w:val="20"/>
-          <w:rPrChange w:id="451" w:author="Anthony Cossio" w:date="2025-04-02T09:31:00Z">
+          <w:rPrChange w:id="439" w:author="Anthony Cossio" w:date="2025-04-02T09:31:00Z">
             <w:rPr>
               <w:sz w:val="20"/>
             </w:rPr>
@@ -24968,7 +24877,7 @@
         <w:rPr>
           <w:strike/>
           <w:sz w:val="20"/>
-          <w:rPrChange w:id="452" w:author="Anthony Cossio" w:date="2025-04-02T09:31:00Z">
+          <w:rPrChange w:id="440" w:author="Anthony Cossio" w:date="2025-04-02T09:31:00Z">
             <w:rPr>
               <w:sz w:val="20"/>
             </w:rPr>
@@ -25021,7 +24930,7 @@
               <w:rPr>
                 <w:strike/>
                 <w:sz w:val="24"/>
-                <w:rPrChange w:id="453" w:author="Anthony Cossio" w:date="2025-04-02T09:31:00Z">
+                <w:rPrChange w:id="441" w:author="Anthony Cossio" w:date="2025-04-02T09:31:00Z">
                   <w:rPr>
                     <w:sz w:val="24"/>
                   </w:rPr>
@@ -25033,7 +24942,7 @@
                 <w:strike/>
                 <w:spacing w:val="-2"/>
                 <w:sz w:val="24"/>
-                <w:rPrChange w:id="454" w:author="Anthony Cossio" w:date="2025-04-02T09:31:00Z">
+                <w:rPrChange w:id="442" w:author="Anthony Cossio" w:date="2025-04-02T09:31:00Z">
                   <w:rPr>
                     <w:spacing w:val="-2"/>
                     <w:sz w:val="24"/>
@@ -25058,7 +24967,7 @@
               <w:rPr>
                 <w:strike/>
                 <w:sz w:val="24"/>
-                <w:rPrChange w:id="455" w:author="Anthony Cossio" w:date="2025-04-02T09:31:00Z">
+                <w:rPrChange w:id="443" w:author="Anthony Cossio" w:date="2025-04-02T09:31:00Z">
                   <w:rPr>
                     <w:sz w:val="24"/>
                   </w:rPr>
@@ -25069,7 +24978,7 @@
               <w:rPr>
                 <w:strike/>
                 <w:sz w:val="24"/>
-                <w:rPrChange w:id="456" w:author="Anthony Cossio" w:date="2025-04-02T09:31:00Z">
+                <w:rPrChange w:id="444" w:author="Anthony Cossio" w:date="2025-04-02T09:31:00Z">
                   <w:rPr>
                     <w:sz w:val="24"/>
                   </w:rPr>
@@ -25082,7 +24991,7 @@
                 <w:strike/>
                 <w:spacing w:val="-15"/>
                 <w:sz w:val="24"/>
-                <w:rPrChange w:id="457" w:author="Anthony Cossio" w:date="2025-04-02T09:31:00Z">
+                <w:rPrChange w:id="445" w:author="Anthony Cossio" w:date="2025-04-02T09:31:00Z">
                   <w:rPr>
                     <w:spacing w:val="-15"/>
                     <w:sz w:val="24"/>
@@ -25095,7 +25004,7 @@
               <w:rPr>
                 <w:strike/>
                 <w:sz w:val="24"/>
-                <w:rPrChange w:id="458" w:author="Anthony Cossio" w:date="2025-04-02T09:31:00Z">
+                <w:rPrChange w:id="446" w:author="Anthony Cossio" w:date="2025-04-02T09:31:00Z">
                   <w:rPr>
                     <w:sz w:val="24"/>
                   </w:rPr>
@@ -25108,7 +25017,7 @@
                 <w:strike/>
                 <w:spacing w:val="-2"/>
                 <w:sz w:val="24"/>
-                <w:rPrChange w:id="459" w:author="Anthony Cossio" w:date="2025-04-02T09:31:00Z">
+                <w:rPrChange w:id="447" w:author="Anthony Cossio" w:date="2025-04-02T09:31:00Z">
                   <w:rPr>
                     <w:spacing w:val="-2"/>
                     <w:sz w:val="24"/>
@@ -25131,7 +25040,7 @@
               <w:rPr>
                 <w:strike/>
                 <w:sz w:val="24"/>
-                <w:rPrChange w:id="460" w:author="Anthony Cossio" w:date="2025-04-02T09:31:00Z">
+                <w:rPrChange w:id="448" w:author="Anthony Cossio" w:date="2025-04-02T09:31:00Z">
                   <w:rPr>
                     <w:sz w:val="24"/>
                   </w:rPr>
@@ -25142,7 +25051,7 @@
               <w:rPr>
                 <w:strike/>
                 <w:sz w:val="24"/>
-                <w:rPrChange w:id="461" w:author="Anthony Cossio" w:date="2025-04-02T09:31:00Z">
+                <w:rPrChange w:id="449" w:author="Anthony Cossio" w:date="2025-04-02T09:31:00Z">
                   <w:rPr>
                     <w:sz w:val="24"/>
                   </w:rPr>
@@ -25155,7 +25064,7 @@
                 <w:strike/>
                 <w:spacing w:val="-3"/>
                 <w:sz w:val="24"/>
-                <w:rPrChange w:id="462" w:author="Anthony Cossio" w:date="2025-04-02T09:31:00Z">
+                <w:rPrChange w:id="450" w:author="Anthony Cossio" w:date="2025-04-02T09:31:00Z">
                   <w:rPr>
                     <w:spacing w:val="-3"/>
                     <w:sz w:val="24"/>
@@ -25169,7 +25078,7 @@
                 <w:strike/>
                 <w:spacing w:val="-5"/>
                 <w:sz w:val="24"/>
-                <w:rPrChange w:id="463" w:author="Anthony Cossio" w:date="2025-04-02T09:31:00Z">
+                <w:rPrChange w:id="451" w:author="Anthony Cossio" w:date="2025-04-02T09:31:00Z">
                   <w:rPr>
                     <w:spacing w:val="-5"/>
                     <w:sz w:val="24"/>
@@ -25192,7 +25101,7 @@
               <w:rPr>
                 <w:strike/>
                 <w:sz w:val="24"/>
-                <w:rPrChange w:id="464" w:author="Anthony Cossio" w:date="2025-04-02T09:31:00Z">
+                <w:rPrChange w:id="452" w:author="Anthony Cossio" w:date="2025-04-02T09:31:00Z">
                   <w:rPr>
                     <w:sz w:val="24"/>
                   </w:rPr>
@@ -25203,7 +25112,7 @@
               <w:rPr>
                 <w:strike/>
                 <w:sz w:val="24"/>
-                <w:rPrChange w:id="465" w:author="Anthony Cossio" w:date="2025-04-02T09:31:00Z">
+                <w:rPrChange w:id="453" w:author="Anthony Cossio" w:date="2025-04-02T09:31:00Z">
                   <w:rPr>
                     <w:sz w:val="24"/>
                   </w:rPr>
@@ -25216,7 +25125,7 @@
                 <w:strike/>
                 <w:spacing w:val="-5"/>
                 <w:sz w:val="24"/>
-                <w:rPrChange w:id="466" w:author="Anthony Cossio" w:date="2025-04-02T09:31:00Z">
+                <w:rPrChange w:id="454" w:author="Anthony Cossio" w:date="2025-04-02T09:31:00Z">
                   <w:rPr>
                     <w:spacing w:val="-5"/>
                     <w:sz w:val="24"/>
@@ -25240,7 +25149,7 @@
               <w:rPr>
                 <w:strike/>
                 <w:sz w:val="24"/>
-                <w:rPrChange w:id="467" w:author="Anthony Cossio" w:date="2025-04-02T09:31:00Z">
+                <w:rPrChange w:id="455" w:author="Anthony Cossio" w:date="2025-04-02T09:31:00Z">
                   <w:rPr>
                     <w:sz w:val="24"/>
                   </w:rPr>
@@ -25251,7 +25160,7 @@
               <w:rPr>
                 <w:strike/>
                 <w:sz w:val="24"/>
-                <w:rPrChange w:id="468" w:author="Anthony Cossio" w:date="2025-04-02T09:31:00Z">
+                <w:rPrChange w:id="456" w:author="Anthony Cossio" w:date="2025-04-02T09:31:00Z">
                   <w:rPr>
                     <w:sz w:val="24"/>
                   </w:rPr>
@@ -25264,7 +25173,7 @@
                 <w:strike/>
                 <w:spacing w:val="-15"/>
                 <w:sz w:val="24"/>
-                <w:rPrChange w:id="469" w:author="Anthony Cossio" w:date="2025-04-02T09:31:00Z">
+                <w:rPrChange w:id="457" w:author="Anthony Cossio" w:date="2025-04-02T09:31:00Z">
                   <w:rPr>
                     <w:spacing w:val="-15"/>
                     <w:sz w:val="24"/>
@@ -25277,7 +25186,7 @@
               <w:rPr>
                 <w:strike/>
                 <w:sz w:val="24"/>
-                <w:rPrChange w:id="470" w:author="Anthony Cossio" w:date="2025-04-02T09:31:00Z">
+                <w:rPrChange w:id="458" w:author="Anthony Cossio" w:date="2025-04-02T09:31:00Z">
                   <w:rPr>
                     <w:sz w:val="24"/>
                   </w:rPr>
@@ -25290,7 +25199,7 @@
                 <w:strike/>
                 <w:spacing w:val="-2"/>
                 <w:sz w:val="24"/>
-                <w:rPrChange w:id="471" w:author="Anthony Cossio" w:date="2025-04-02T09:31:00Z">
+                <w:rPrChange w:id="459" w:author="Anthony Cossio" w:date="2025-04-02T09:31:00Z">
                   <w:rPr>
                     <w:spacing w:val="-2"/>
                     <w:sz w:val="24"/>
@@ -25314,7 +25223,7 @@
               <w:rPr>
                 <w:strike/>
                 <w:sz w:val="24"/>
-                <w:rPrChange w:id="472" w:author="Anthony Cossio" w:date="2025-04-02T09:31:00Z">
+                <w:rPrChange w:id="460" w:author="Anthony Cossio" w:date="2025-04-02T09:31:00Z">
                   <w:rPr>
                     <w:sz w:val="24"/>
                   </w:rPr>
@@ -25326,7 +25235,7 @@
                 <w:strike/>
                 <w:spacing w:val="-4"/>
                 <w:sz w:val="24"/>
-                <w:rPrChange w:id="473" w:author="Anthony Cossio" w:date="2025-04-02T09:31:00Z">
+                <w:rPrChange w:id="461" w:author="Anthony Cossio" w:date="2025-04-02T09:31:00Z">
                   <w:rPr>
                     <w:spacing w:val="-4"/>
                     <w:sz w:val="24"/>
@@ -25340,7 +25249,7 @@
                 <w:strike/>
                 <w:spacing w:val="-6"/>
                 <w:sz w:val="24"/>
-                <w:rPrChange w:id="474" w:author="Anthony Cossio" w:date="2025-04-02T09:31:00Z">
+                <w:rPrChange w:id="462" w:author="Anthony Cossio" w:date="2025-04-02T09:31:00Z">
                   <w:rPr>
                     <w:spacing w:val="-6"/>
                     <w:sz w:val="24"/>
@@ -25364,7 +25273,7 @@
               <w:rPr>
                 <w:strike/>
                 <w:sz w:val="24"/>
-                <w:rPrChange w:id="475" w:author="Anthony Cossio" w:date="2025-04-02T09:31:00Z">
+                <w:rPrChange w:id="463" w:author="Anthony Cossio" w:date="2025-04-02T09:31:00Z">
                   <w:rPr>
                     <w:sz w:val="24"/>
                   </w:rPr>
@@ -25376,7 +25285,7 @@
                 <w:strike/>
                 <w:spacing w:val="-2"/>
                 <w:sz w:val="24"/>
-                <w:rPrChange w:id="476" w:author="Anthony Cossio" w:date="2025-04-02T09:31:00Z">
+                <w:rPrChange w:id="464" w:author="Anthony Cossio" w:date="2025-04-02T09:31:00Z">
                   <w:rPr>
                     <w:spacing w:val="-2"/>
                     <w:sz w:val="24"/>
@@ -25390,7 +25299,7 @@
                 <w:strike/>
                 <w:spacing w:val="-6"/>
                 <w:sz w:val="24"/>
-                <w:rPrChange w:id="477" w:author="Anthony Cossio" w:date="2025-04-02T09:31:00Z">
+                <w:rPrChange w:id="465" w:author="Anthony Cossio" w:date="2025-04-02T09:31:00Z">
                   <w:rPr>
                     <w:spacing w:val="-6"/>
                     <w:sz w:val="24"/>
@@ -25414,7 +25323,7 @@
               <w:rPr>
                 <w:strike/>
                 <w:sz w:val="24"/>
-                <w:rPrChange w:id="478" w:author="Anthony Cossio" w:date="2025-04-02T09:31:00Z">
+                <w:rPrChange w:id="466" w:author="Anthony Cossio" w:date="2025-04-02T09:31:00Z">
                   <w:rPr>
                     <w:sz w:val="24"/>
                   </w:rPr>
@@ -25426,7 +25335,7 @@
                 <w:strike/>
                 <w:spacing w:val="-2"/>
                 <w:sz w:val="24"/>
-                <w:rPrChange w:id="479" w:author="Anthony Cossio" w:date="2025-04-02T09:31:00Z">
+                <w:rPrChange w:id="467" w:author="Anthony Cossio" w:date="2025-04-02T09:31:00Z">
                   <w:rPr>
                     <w:spacing w:val="-2"/>
                     <w:sz w:val="24"/>
@@ -25440,7 +25349,7 @@
                 <w:strike/>
                 <w:spacing w:val="-6"/>
                 <w:sz w:val="24"/>
-                <w:rPrChange w:id="480" w:author="Anthony Cossio" w:date="2025-04-02T09:31:00Z">
+                <w:rPrChange w:id="468" w:author="Anthony Cossio" w:date="2025-04-02T09:31:00Z">
                   <w:rPr>
                     <w:spacing w:val="-6"/>
                     <w:sz w:val="24"/>
@@ -25459,7 +25368,7 @@
               <w:rPr>
                 <w:strike/>
                 <w:sz w:val="24"/>
-                <w:rPrChange w:id="481" w:author="Anthony Cossio" w:date="2025-04-02T09:31:00Z">
+                <w:rPrChange w:id="469" w:author="Anthony Cossio" w:date="2025-04-02T09:31:00Z">
                   <w:rPr>
                     <w:sz w:val="24"/>
                   </w:rPr>
@@ -25471,7 +25380,7 @@
                 <w:strike/>
                 <w:spacing w:val="-2"/>
                 <w:sz w:val="24"/>
-                <w:rPrChange w:id="482" w:author="Anthony Cossio" w:date="2025-04-02T09:31:00Z">
+                <w:rPrChange w:id="470" w:author="Anthony Cossio" w:date="2025-04-02T09:31:00Z">
                   <w:rPr>
                     <w:spacing w:val="-2"/>
                     <w:sz w:val="24"/>
@@ -25499,7 +25408,7 @@
               <w:rPr>
                 <w:strike/>
                 <w:sz w:val="24"/>
-                <w:rPrChange w:id="483" w:author="Anthony Cossio" w:date="2025-04-02T09:31:00Z">
+                <w:rPrChange w:id="471" w:author="Anthony Cossio" w:date="2025-04-02T09:31:00Z">
                   <w:rPr>
                     <w:sz w:val="24"/>
                   </w:rPr>
@@ -25511,7 +25420,7 @@
                 <w:strike/>
                 <w:spacing w:val="-2"/>
                 <w:sz w:val="24"/>
-                <w:rPrChange w:id="484" w:author="Anthony Cossio" w:date="2025-04-02T09:31:00Z">
+                <w:rPrChange w:id="472" w:author="Anthony Cossio" w:date="2025-04-02T09:31:00Z">
                   <w:rPr>
                     <w:spacing w:val="-2"/>
                     <w:sz w:val="24"/>
@@ -25534,7 +25443,7 @@
               <w:rPr>
                 <w:strike/>
                 <w:sz w:val="24"/>
-                <w:rPrChange w:id="485" w:author="Anthony Cossio" w:date="2025-04-02T09:31:00Z">
+                <w:rPrChange w:id="473" w:author="Anthony Cossio" w:date="2025-04-02T09:31:00Z">
                   <w:rPr>
                     <w:sz w:val="24"/>
                   </w:rPr>
@@ -25546,7 +25455,7 @@
                 <w:strike/>
                 <w:spacing w:val="-2"/>
                 <w:sz w:val="24"/>
-                <w:rPrChange w:id="486" w:author="Anthony Cossio" w:date="2025-04-02T09:31:00Z">
+                <w:rPrChange w:id="474" w:author="Anthony Cossio" w:date="2025-04-02T09:31:00Z">
                   <w:rPr>
                     <w:spacing w:val="-2"/>
                     <w:sz w:val="24"/>
@@ -25569,7 +25478,7 @@
               <w:rPr>
                 <w:strike/>
                 <w:sz w:val="24"/>
-                <w:rPrChange w:id="487" w:author="Anthony Cossio" w:date="2025-04-02T09:31:00Z">
+                <w:rPrChange w:id="475" w:author="Anthony Cossio" w:date="2025-04-02T09:31:00Z">
                   <w:rPr>
                     <w:sz w:val="24"/>
                   </w:rPr>
@@ -25581,7 +25490,7 @@
                 <w:strike/>
                 <w:spacing w:val="-2"/>
                 <w:sz w:val="24"/>
-                <w:rPrChange w:id="488" w:author="Anthony Cossio" w:date="2025-04-02T09:31:00Z">
+                <w:rPrChange w:id="476" w:author="Anthony Cossio" w:date="2025-04-02T09:31:00Z">
                   <w:rPr>
                     <w:spacing w:val="-2"/>
                     <w:sz w:val="24"/>
@@ -25604,7 +25513,7 @@
               <w:rPr>
                 <w:strike/>
                 <w:sz w:val="24"/>
-                <w:rPrChange w:id="489" w:author="Anthony Cossio" w:date="2025-04-02T09:31:00Z">
+                <w:rPrChange w:id="477" w:author="Anthony Cossio" w:date="2025-04-02T09:31:00Z">
                   <w:rPr>
                     <w:sz w:val="24"/>
                   </w:rPr>
@@ -25616,7 +25525,7 @@
                 <w:strike/>
                 <w:spacing w:val="-2"/>
                 <w:sz w:val="24"/>
-                <w:rPrChange w:id="490" w:author="Anthony Cossio" w:date="2025-04-02T09:31:00Z">
+                <w:rPrChange w:id="478" w:author="Anthony Cossio" w:date="2025-04-02T09:31:00Z">
                   <w:rPr>
                     <w:spacing w:val="-2"/>
                     <w:sz w:val="24"/>
@@ -25639,7 +25548,7 @@
               <w:rPr>
                 <w:strike/>
                 <w:sz w:val="24"/>
-                <w:rPrChange w:id="491" w:author="Anthony Cossio" w:date="2025-04-02T09:31:00Z">
+                <w:rPrChange w:id="479" w:author="Anthony Cossio" w:date="2025-04-02T09:31:00Z">
                   <w:rPr>
                     <w:sz w:val="24"/>
                   </w:rPr>
@@ -25651,7 +25560,7 @@
                 <w:strike/>
                 <w:spacing w:val="-2"/>
                 <w:sz w:val="24"/>
-                <w:rPrChange w:id="492" w:author="Anthony Cossio" w:date="2025-04-02T09:31:00Z">
+                <w:rPrChange w:id="480" w:author="Anthony Cossio" w:date="2025-04-02T09:31:00Z">
                   <w:rPr>
                     <w:spacing w:val="-2"/>
                     <w:sz w:val="24"/>
@@ -25674,7 +25583,7 @@
               <w:rPr>
                 <w:strike/>
                 <w:sz w:val="24"/>
-                <w:rPrChange w:id="493" w:author="Anthony Cossio" w:date="2025-04-02T09:31:00Z">
+                <w:rPrChange w:id="481" w:author="Anthony Cossio" w:date="2025-04-02T09:31:00Z">
                   <w:rPr>
                     <w:sz w:val="24"/>
                   </w:rPr>
@@ -25686,7 +25595,7 @@
                 <w:strike/>
                 <w:spacing w:val="-2"/>
                 <w:sz w:val="24"/>
-                <w:rPrChange w:id="494" w:author="Anthony Cossio" w:date="2025-04-02T09:31:00Z">
+                <w:rPrChange w:id="482" w:author="Anthony Cossio" w:date="2025-04-02T09:31:00Z">
                   <w:rPr>
                     <w:spacing w:val="-2"/>
                     <w:sz w:val="24"/>
@@ -25709,7 +25618,7 @@
               <w:rPr>
                 <w:strike/>
                 <w:sz w:val="24"/>
-                <w:rPrChange w:id="495" w:author="Anthony Cossio" w:date="2025-04-02T09:31:00Z">
+                <w:rPrChange w:id="483" w:author="Anthony Cossio" w:date="2025-04-02T09:31:00Z">
                   <w:rPr>
                     <w:sz w:val="24"/>
                   </w:rPr>
@@ -25721,7 +25630,7 @@
                 <w:strike/>
                 <w:spacing w:val="-2"/>
                 <w:sz w:val="24"/>
-                <w:rPrChange w:id="496" w:author="Anthony Cossio" w:date="2025-04-02T09:31:00Z">
+                <w:rPrChange w:id="484" w:author="Anthony Cossio" w:date="2025-04-02T09:31:00Z">
                   <w:rPr>
                     <w:spacing w:val="-2"/>
                     <w:sz w:val="24"/>
@@ -25744,7 +25653,7 @@
               <w:rPr>
                 <w:strike/>
                 <w:sz w:val="24"/>
-                <w:rPrChange w:id="497" w:author="Anthony Cossio" w:date="2025-04-02T09:31:00Z">
+                <w:rPrChange w:id="485" w:author="Anthony Cossio" w:date="2025-04-02T09:31:00Z">
                   <w:rPr>
                     <w:sz w:val="24"/>
                   </w:rPr>
@@ -25756,7 +25665,7 @@
                 <w:strike/>
                 <w:spacing w:val="-5"/>
                 <w:sz w:val="24"/>
-                <w:rPrChange w:id="498" w:author="Anthony Cossio" w:date="2025-04-02T09:31:00Z">
+                <w:rPrChange w:id="486" w:author="Anthony Cossio" w:date="2025-04-02T09:31:00Z">
                   <w:rPr>
                     <w:spacing w:val="-5"/>
                     <w:sz w:val="24"/>
@@ -25783,7 +25692,7 @@
               <w:rPr>
                 <w:strike/>
                 <w:sz w:val="24"/>
-                <w:rPrChange w:id="499" w:author="Anthony Cossio" w:date="2025-04-02T09:31:00Z">
+                <w:rPrChange w:id="487" w:author="Anthony Cossio" w:date="2025-04-02T09:31:00Z">
                   <w:rPr>
                     <w:sz w:val="24"/>
                   </w:rPr>
@@ -25795,7 +25704,7 @@
                 <w:strike/>
                 <w:spacing w:val="-2"/>
                 <w:sz w:val="24"/>
-                <w:rPrChange w:id="500" w:author="Anthony Cossio" w:date="2025-04-02T09:31:00Z">
+                <w:rPrChange w:id="488" w:author="Anthony Cossio" w:date="2025-04-02T09:31:00Z">
                   <w:rPr>
                     <w:spacing w:val="-2"/>
                     <w:sz w:val="24"/>
@@ -25817,7 +25726,7 @@
               <w:rPr>
                 <w:strike/>
                 <w:sz w:val="24"/>
-                <w:rPrChange w:id="501" w:author="Anthony Cossio" w:date="2025-04-02T09:31:00Z">
+                <w:rPrChange w:id="489" w:author="Anthony Cossio" w:date="2025-04-02T09:31:00Z">
                   <w:rPr>
                     <w:sz w:val="24"/>
                   </w:rPr>
@@ -25829,7 +25738,7 @@
                 <w:strike/>
                 <w:spacing w:val="-2"/>
                 <w:sz w:val="24"/>
-                <w:rPrChange w:id="502" w:author="Anthony Cossio" w:date="2025-04-02T09:31:00Z">
+                <w:rPrChange w:id="490" w:author="Anthony Cossio" w:date="2025-04-02T09:31:00Z">
                   <w:rPr>
                     <w:spacing w:val="-2"/>
                     <w:sz w:val="24"/>
@@ -25851,7 +25760,7 @@
               <w:rPr>
                 <w:strike/>
                 <w:sz w:val="24"/>
-                <w:rPrChange w:id="503" w:author="Anthony Cossio" w:date="2025-04-02T09:31:00Z">
+                <w:rPrChange w:id="491" w:author="Anthony Cossio" w:date="2025-04-02T09:31:00Z">
                   <w:rPr>
                     <w:sz w:val="24"/>
                   </w:rPr>
@@ -25863,7 +25772,7 @@
                 <w:strike/>
                 <w:spacing w:val="-4"/>
                 <w:sz w:val="24"/>
-                <w:rPrChange w:id="504" w:author="Anthony Cossio" w:date="2025-04-02T09:31:00Z">
+                <w:rPrChange w:id="492" w:author="Anthony Cossio" w:date="2025-04-02T09:31:00Z">
                   <w:rPr>
                     <w:spacing w:val="-4"/>
                     <w:sz w:val="24"/>
@@ -25885,7 +25794,7 @@
               <w:rPr>
                 <w:strike/>
                 <w:sz w:val="24"/>
-                <w:rPrChange w:id="505" w:author="Anthony Cossio" w:date="2025-04-02T09:31:00Z">
+                <w:rPrChange w:id="493" w:author="Anthony Cossio" w:date="2025-04-02T09:31:00Z">
                   <w:rPr>
                     <w:sz w:val="24"/>
                   </w:rPr>
@@ -25897,7 +25806,7 @@
                 <w:strike/>
                 <w:spacing w:val="-2"/>
                 <w:sz w:val="24"/>
-                <w:rPrChange w:id="506" w:author="Anthony Cossio" w:date="2025-04-02T09:31:00Z">
+                <w:rPrChange w:id="494" w:author="Anthony Cossio" w:date="2025-04-02T09:31:00Z">
                   <w:rPr>
                     <w:spacing w:val="-2"/>
                     <w:sz w:val="24"/>
@@ -25919,7 +25828,7 @@
               <w:rPr>
                 <w:strike/>
                 <w:sz w:val="24"/>
-                <w:rPrChange w:id="507" w:author="Anthony Cossio" w:date="2025-04-02T09:31:00Z">
+                <w:rPrChange w:id="495" w:author="Anthony Cossio" w:date="2025-04-02T09:31:00Z">
                   <w:rPr>
                     <w:sz w:val="24"/>
                   </w:rPr>
@@ -25931,7 +25840,7 @@
                 <w:strike/>
                 <w:spacing w:val="-2"/>
                 <w:sz w:val="24"/>
-                <w:rPrChange w:id="508" w:author="Anthony Cossio" w:date="2025-04-02T09:31:00Z">
+                <w:rPrChange w:id="496" w:author="Anthony Cossio" w:date="2025-04-02T09:31:00Z">
                   <w:rPr>
                     <w:spacing w:val="-2"/>
                     <w:sz w:val="24"/>
@@ -25953,7 +25862,7 @@
               <w:rPr>
                 <w:strike/>
                 <w:sz w:val="24"/>
-                <w:rPrChange w:id="509" w:author="Anthony Cossio" w:date="2025-04-02T09:31:00Z">
+                <w:rPrChange w:id="497" w:author="Anthony Cossio" w:date="2025-04-02T09:31:00Z">
                   <w:rPr>
                     <w:sz w:val="24"/>
                   </w:rPr>
@@ -25965,7 +25874,7 @@
                 <w:strike/>
                 <w:spacing w:val="-2"/>
                 <w:sz w:val="24"/>
-                <w:rPrChange w:id="510" w:author="Anthony Cossio" w:date="2025-04-02T09:31:00Z">
+                <w:rPrChange w:id="498" w:author="Anthony Cossio" w:date="2025-04-02T09:31:00Z">
                   <w:rPr>
                     <w:spacing w:val="-2"/>
                     <w:sz w:val="24"/>
@@ -25987,7 +25896,7 @@
               <w:rPr>
                 <w:strike/>
                 <w:sz w:val="24"/>
-                <w:rPrChange w:id="511" w:author="Anthony Cossio" w:date="2025-04-02T09:31:00Z">
+                <w:rPrChange w:id="499" w:author="Anthony Cossio" w:date="2025-04-02T09:31:00Z">
                   <w:rPr>
                     <w:sz w:val="24"/>
                   </w:rPr>
@@ -25999,7 +25908,7 @@
                 <w:strike/>
                 <w:spacing w:val="-2"/>
                 <w:sz w:val="24"/>
-                <w:rPrChange w:id="512" w:author="Anthony Cossio" w:date="2025-04-02T09:31:00Z">
+                <w:rPrChange w:id="500" w:author="Anthony Cossio" w:date="2025-04-02T09:31:00Z">
                   <w:rPr>
                     <w:spacing w:val="-2"/>
                     <w:sz w:val="24"/>
@@ -26021,7 +25930,7 @@
               <w:rPr>
                 <w:strike/>
                 <w:sz w:val="24"/>
-                <w:rPrChange w:id="513" w:author="Anthony Cossio" w:date="2025-04-02T09:31:00Z">
+                <w:rPrChange w:id="501" w:author="Anthony Cossio" w:date="2025-04-02T09:31:00Z">
                   <w:rPr>
                     <w:sz w:val="24"/>
                   </w:rPr>
@@ -26033,7 +25942,7 @@
                 <w:strike/>
                 <w:spacing w:val="-5"/>
                 <w:sz w:val="24"/>
-                <w:rPrChange w:id="514" w:author="Anthony Cossio" w:date="2025-04-02T09:31:00Z">
+                <w:rPrChange w:id="502" w:author="Anthony Cossio" w:date="2025-04-02T09:31:00Z">
                   <w:rPr>
                     <w:spacing w:val="-5"/>
                     <w:sz w:val="24"/>
@@ -26061,12 +25970,12 @@
     <w:p>
       <w:pPr>
         <w:rPr>
-          <w:ins w:id="515" w:author="Anthony Cossio" w:date="2025-04-02T09:34:00Z"/>
+          <w:ins w:id="503" w:author="Anthony Cossio" w:date="2025-04-02T09:34:00Z"/>
           <w:sz w:val="24"/>
           <w:szCs w:val="24"/>
         </w:rPr>
       </w:pPr>
-      <w:ins w:id="516" w:author="Anthony Cossio" w:date="2025-04-02T09:34:00Z">
+      <w:ins w:id="504" w:author="Anthony Cossio" w:date="2025-04-02T09:34:00Z">
         <w:r>
           <w:rPr>
             <w:sz w:val="24"/>
@@ -26097,7 +26006,7 @@
           <w:t xml:space="preserve"> for the entire area </w:t>
         </w:r>
       </w:ins>
-      <w:ins w:id="517" w:author="Anthony Cossio" w:date="2025-04-02T09:35:00Z">
+      <w:ins w:id="505" w:author="Anthony Cossio" w:date="2025-04-02T09:35:00Z">
         <w:r>
           <w:rPr>
             <w:sz w:val="24"/>
@@ -26106,10 +26015,10 @@
           <w:t xml:space="preserve">using </w:t>
         </w:r>
       </w:ins>
-      <w:ins w:id="518" w:author="Anthony Cossio" w:date="2025-04-02T09:34:00Z">
+      <w:ins w:id="506" w:author="Anthony Cossio" w:date="2025-04-02T09:34:00Z">
         <w:r>
           <w:rPr>
-            <w:rPrChange w:id="519" w:author="Anthony Cossio" w:date="2025-04-02T09:35:00Z">
+            <w:rPrChange w:id="507" w:author="Anthony Cossio" w:date="2025-04-02T09:35:00Z">
               <w:rPr>
                 <w:strike/>
               </w:rPr>
@@ -26118,15 +26027,15 @@
           <w:t>0.</w:t>
         </w:r>
       </w:ins>
-      <w:ins w:id="520" w:author="Anthony Cossio" w:date="2025-04-02T09:35:00Z">
+      <w:ins w:id="508" w:author="Anthony Cossio" w:date="2025-04-02T09:35:00Z">
         <w:r>
           <w:t>2</w:t>
         </w:r>
       </w:ins>
-      <w:ins w:id="521" w:author="Anthony Cossio" w:date="2025-04-02T09:34:00Z">
+      <w:ins w:id="509" w:author="Anthony Cossio" w:date="2025-04-02T09:34:00Z">
         <w:r>
           <w:rPr>
-            <w:rPrChange w:id="522" w:author="Anthony Cossio" w:date="2025-04-02T09:35:00Z">
+            <w:rPrChange w:id="510" w:author="Anthony Cossio" w:date="2025-04-02T09:35:00Z">
               <w:rPr>
                 <w:strike/>
               </w:rPr>
@@ -26137,7 +26046,7 @@
         <w:r>
           <w:rPr>
             <w:spacing w:val="-2"/>
-            <w:rPrChange w:id="523" w:author="Anthony Cossio" w:date="2025-04-02T09:35:00Z">
+            <w:rPrChange w:id="511" w:author="Anthony Cossio" w:date="2025-04-02T09:35:00Z">
               <w:rPr>
                 <w:strike/>
                 <w:spacing w:val="-2"/>
@@ -26148,7 +26057,7 @@
         </w:r>
         <w:r>
           <w:rPr>
-            <w:rPrChange w:id="524" w:author="Anthony Cossio" w:date="2025-04-02T09:35:00Z">
+            <w:rPrChange w:id="512" w:author="Anthony Cossio" w:date="2025-04-02T09:35:00Z">
               <w:rPr>
                 <w:strike/>
               </w:rPr>
@@ -26159,7 +26068,7 @@
         <w:r>
           <w:rPr>
             <w:spacing w:val="-2"/>
-            <w:rPrChange w:id="525" w:author="Anthony Cossio" w:date="2025-04-02T09:35:00Z">
+            <w:rPrChange w:id="513" w:author="Anthony Cossio" w:date="2025-04-02T09:35:00Z">
               <w:rPr>
                 <w:strike/>
                 <w:spacing w:val="-2"/>
@@ -26170,7 +26079,7 @@
         </w:r>
         <w:r>
           <w:rPr>
-            <w:rPrChange w:id="526" w:author="Anthony Cossio" w:date="2025-04-02T09:35:00Z">
+            <w:rPrChange w:id="514" w:author="Anthony Cossio" w:date="2025-04-02T09:35:00Z">
               <w:rPr>
                 <w:strike/>
               </w:rPr>
@@ -26181,7 +26090,7 @@
         <w:r>
           <w:rPr>
             <w:spacing w:val="-4"/>
-            <w:rPrChange w:id="527" w:author="Anthony Cossio" w:date="2025-04-02T09:35:00Z">
+            <w:rPrChange w:id="515" w:author="Anthony Cossio" w:date="2025-04-02T09:35:00Z">
               <w:rPr>
                 <w:strike/>
                 <w:spacing w:val="-4"/>
@@ -26192,7 +26101,7 @@
         </w:r>
         <w:r>
           <w:rPr>
-            <w:rPrChange w:id="528" w:author="Anthony Cossio" w:date="2025-04-02T09:35:00Z">
+            <w:rPrChange w:id="516" w:author="Anthony Cossio" w:date="2025-04-02T09:35:00Z">
               <w:rPr>
                 <w:strike/>
               </w:rPr>
@@ -26203,7 +26112,7 @@
         <w:r>
           <w:rPr>
             <w:spacing w:val="-2"/>
-            <w:rPrChange w:id="529" w:author="Anthony Cossio" w:date="2025-04-02T09:35:00Z">
+            <w:rPrChange w:id="517" w:author="Anthony Cossio" w:date="2025-04-02T09:35:00Z">
               <w:rPr>
                 <w:strike/>
                 <w:spacing w:val="-2"/>
@@ -26214,7 +26123,7 @@
         </w:r>
         <w:r>
           <w:rPr>
-            <w:rPrChange w:id="530" w:author="Anthony Cossio" w:date="2025-04-02T09:35:00Z">
+            <w:rPrChange w:id="518" w:author="Anthony Cossio" w:date="2025-04-02T09:35:00Z">
               <w:rPr>
                 <w:strike/>
               </w:rPr>
@@ -26223,7 +26132,7 @@
           <w:t>cells</w:t>
         </w:r>
       </w:ins>
-      <w:ins w:id="531" w:author="Anthony Cossio" w:date="2025-04-02T09:35:00Z">
+      <w:ins w:id="519" w:author="Anthony Cossio" w:date="2025-04-02T09:35:00Z">
         <w:r>
           <w:t>.</w:t>
         </w:r>
@@ -26232,7 +26141,7 @@
     <w:p>
       <w:pPr>
         <w:rPr>
-          <w:ins w:id="532" w:author="Anthony Cossio" w:date="2025-04-02T09:34:00Z"/>
+          <w:ins w:id="520" w:author="Anthony Cossio" w:date="2025-04-02T09:34:00Z"/>
           <w:sz w:val="24"/>
           <w:szCs w:val="24"/>
         </w:rPr>
@@ -26259,7 +26168,7 @@
         <w:trPr>
           <w:trHeight w:val="288"/>
           <w:jc w:val="center"/>
-          <w:ins w:id="533" w:author="Anthony Cossio" w:date="2025-04-02T09:34:00Z"/>
+          <w:ins w:id="521" w:author="Anthony Cossio" w:date="2025-04-02T09:34:00Z"/>
         </w:trPr>
         <w:tc>
           <w:tcPr>
@@ -26270,12 +26179,12 @@
           <w:p>
             <w:pPr>
               <w:rPr>
-                <w:ins w:id="534" w:author="Anthony Cossio" w:date="2025-04-02T09:34:00Z"/>
+                <w:ins w:id="522" w:author="Anthony Cossio" w:date="2025-04-02T09:34:00Z"/>
                 <w:sz w:val="24"/>
                 <w:szCs w:val="24"/>
               </w:rPr>
             </w:pPr>
-            <w:ins w:id="535" w:author="Anthony Cossio" w:date="2025-04-02T09:34:00Z">
+            <w:ins w:id="523" w:author="Anthony Cossio" w:date="2025-04-02T09:34:00Z">
               <w:r>
                 <w:rPr>
                   <w:sz w:val="24"/>
@@ -26296,12 +26205,12 @@
             <w:pPr>
               <w:jc w:val="center"/>
               <w:rPr>
-                <w:ins w:id="536" w:author="Anthony Cossio" w:date="2025-04-02T09:34:00Z"/>
+                <w:ins w:id="524" w:author="Anthony Cossio" w:date="2025-04-02T09:34:00Z"/>
                 <w:sz w:val="24"/>
                 <w:szCs w:val="24"/>
               </w:rPr>
             </w:pPr>
-            <w:ins w:id="537" w:author="Anthony Cossio" w:date="2025-04-02T09:34:00Z">
+            <w:ins w:id="525" w:author="Anthony Cossio" w:date="2025-04-02T09:34:00Z">
               <w:r>
                 <w:rPr>
                   <w:sz w:val="24"/>
@@ -26320,12 +26229,12 @@
             <w:pPr>
               <w:jc w:val="center"/>
               <w:rPr>
-                <w:ins w:id="538" w:author="Anthony Cossio" w:date="2025-04-02T09:34:00Z"/>
+                <w:ins w:id="526" w:author="Anthony Cossio" w:date="2025-04-02T09:34:00Z"/>
                 <w:sz w:val="24"/>
                 <w:szCs w:val="24"/>
               </w:rPr>
             </w:pPr>
-            <w:ins w:id="539" w:author="Anthony Cossio" w:date="2025-04-02T09:34:00Z">
+            <w:ins w:id="527" w:author="Anthony Cossio" w:date="2025-04-02T09:34:00Z">
               <w:r>
                 <w:rPr>
                   <w:sz w:val="24"/>
@@ -26346,12 +26255,12 @@
             <w:pPr>
               <w:jc w:val="center"/>
               <w:rPr>
-                <w:ins w:id="540" w:author="Anthony Cossio" w:date="2025-04-02T09:34:00Z"/>
+                <w:ins w:id="528" w:author="Anthony Cossio" w:date="2025-04-02T09:34:00Z"/>
                 <w:sz w:val="24"/>
                 <w:szCs w:val="24"/>
               </w:rPr>
             </w:pPr>
-            <w:ins w:id="541" w:author="Anthony Cossio" w:date="2025-04-02T09:34:00Z">
+            <w:ins w:id="529" w:author="Anthony Cossio" w:date="2025-04-02T09:34:00Z">
               <w:r>
                 <w:rPr>
                   <w:sz w:val="24"/>
@@ -26372,12 +26281,12 @@
             <w:pPr>
               <w:jc w:val="center"/>
               <w:rPr>
-                <w:ins w:id="542" w:author="Anthony Cossio" w:date="2025-04-02T09:34:00Z"/>
+                <w:ins w:id="530" w:author="Anthony Cossio" w:date="2025-04-02T09:34:00Z"/>
                 <w:sz w:val="24"/>
                 <w:szCs w:val="24"/>
               </w:rPr>
             </w:pPr>
-            <w:ins w:id="543" w:author="Anthony Cossio" w:date="2025-04-02T09:34:00Z">
+            <w:ins w:id="531" w:author="Anthony Cossio" w:date="2025-04-02T09:34:00Z">
               <w:r>
                 <w:rPr>
                   <w:sz w:val="24"/>
@@ -26396,12 +26305,12 @@
             <w:pPr>
               <w:jc w:val="center"/>
               <w:rPr>
-                <w:ins w:id="544" w:author="Anthony Cossio" w:date="2025-04-02T09:34:00Z"/>
+                <w:ins w:id="532" w:author="Anthony Cossio" w:date="2025-04-02T09:34:00Z"/>
                 <w:sz w:val="24"/>
                 <w:szCs w:val="24"/>
               </w:rPr>
             </w:pPr>
-            <w:ins w:id="545" w:author="Anthony Cossio" w:date="2025-04-02T09:34:00Z">
+            <w:ins w:id="533" w:author="Anthony Cossio" w:date="2025-04-02T09:34:00Z">
               <w:r>
                 <w:rPr>
                   <w:sz w:val="24"/>
@@ -26422,12 +26331,12 @@
             <w:pPr>
               <w:jc w:val="center"/>
               <w:rPr>
-                <w:ins w:id="546" w:author="Anthony Cossio" w:date="2025-04-02T09:34:00Z"/>
+                <w:ins w:id="534" w:author="Anthony Cossio" w:date="2025-04-02T09:34:00Z"/>
                 <w:sz w:val="24"/>
                 <w:szCs w:val="24"/>
               </w:rPr>
             </w:pPr>
-            <w:ins w:id="547" w:author="Anthony Cossio" w:date="2025-04-02T09:34:00Z">
+            <w:ins w:id="535" w:author="Anthony Cossio" w:date="2025-04-02T09:34:00Z">
               <w:r>
                 <w:rPr>
                   <w:sz w:val="24"/>
@@ -26446,12 +26355,12 @@
             <w:pPr>
               <w:jc w:val="center"/>
               <w:rPr>
-                <w:ins w:id="548" w:author="Anthony Cossio" w:date="2025-04-02T09:34:00Z"/>
+                <w:ins w:id="536" w:author="Anthony Cossio" w:date="2025-04-02T09:34:00Z"/>
                 <w:sz w:val="24"/>
                 <w:szCs w:val="24"/>
               </w:rPr>
             </w:pPr>
-            <w:ins w:id="549" w:author="Anthony Cossio" w:date="2025-04-02T09:34:00Z">
+            <w:ins w:id="537" w:author="Anthony Cossio" w:date="2025-04-02T09:34:00Z">
               <w:r>
                 <w:rPr>
                   <w:sz w:val="24"/>
@@ -26467,7 +26376,7 @@
         <w:trPr>
           <w:trHeight w:val="288"/>
           <w:jc w:val="center"/>
-          <w:ins w:id="550" w:author="Anthony Cossio" w:date="2025-04-02T09:34:00Z"/>
+          <w:ins w:id="538" w:author="Anthony Cossio" w:date="2025-04-02T09:34:00Z"/>
         </w:trPr>
         <w:tc>
           <w:tcPr>
@@ -26478,12 +26387,12 @@
           <w:p>
             <w:pPr>
               <w:rPr>
-                <w:ins w:id="551" w:author="Anthony Cossio" w:date="2025-04-02T09:34:00Z"/>
+                <w:ins w:id="539" w:author="Anthony Cossio" w:date="2025-04-02T09:34:00Z"/>
                 <w:sz w:val="24"/>
                 <w:szCs w:val="24"/>
               </w:rPr>
             </w:pPr>
-            <w:ins w:id="552" w:author="Anthony Cossio" w:date="2025-04-02T09:34:00Z">
+            <w:ins w:id="540" w:author="Anthony Cossio" w:date="2025-04-02T09:34:00Z">
               <w:r>
                 <w:rPr>
                   <w:sz w:val="24"/>
@@ -26503,12 +26412,12 @@
             <w:pPr>
               <w:jc w:val="center"/>
               <w:rPr>
-                <w:ins w:id="553" w:author="Anthony Cossio" w:date="2025-04-02T09:34:00Z"/>
+                <w:ins w:id="541" w:author="Anthony Cossio" w:date="2025-04-02T09:34:00Z"/>
                 <w:sz w:val="24"/>
                 <w:szCs w:val="24"/>
               </w:rPr>
             </w:pPr>
-            <w:ins w:id="554" w:author="Anthony Cossio" w:date="2025-04-02T09:34:00Z">
+            <w:ins w:id="542" w:author="Anthony Cossio" w:date="2025-04-02T09:34:00Z">
               <w:r>
                 <w:rPr>
                   <w:sz w:val="24"/>
@@ -26527,12 +26436,12 @@
             <w:pPr>
               <w:jc w:val="center"/>
               <w:rPr>
-                <w:ins w:id="555" w:author="Anthony Cossio" w:date="2025-04-02T09:34:00Z"/>
+                <w:ins w:id="543" w:author="Anthony Cossio" w:date="2025-04-02T09:34:00Z"/>
                 <w:sz w:val="24"/>
                 <w:szCs w:val="24"/>
               </w:rPr>
             </w:pPr>
-            <w:ins w:id="556" w:author="Anthony Cossio" w:date="2025-04-02T09:34:00Z">
+            <w:ins w:id="544" w:author="Anthony Cossio" w:date="2025-04-02T09:34:00Z">
               <w:r>
                 <w:rPr>
                   <w:sz w:val="24"/>
@@ -26552,12 +26461,12 @@
             <w:pPr>
               <w:jc w:val="center"/>
               <w:rPr>
-                <w:ins w:id="557" w:author="Anthony Cossio" w:date="2025-04-02T09:34:00Z"/>
+                <w:ins w:id="545" w:author="Anthony Cossio" w:date="2025-04-02T09:34:00Z"/>
                 <w:sz w:val="24"/>
                 <w:szCs w:val="24"/>
               </w:rPr>
             </w:pPr>
-            <w:ins w:id="558" w:author="Anthony Cossio" w:date="2025-04-02T09:34:00Z">
+            <w:ins w:id="546" w:author="Anthony Cossio" w:date="2025-04-02T09:34:00Z">
               <w:r>
                 <w:rPr>
                   <w:sz w:val="24"/>
@@ -26577,12 +26486,12 @@
             <w:pPr>
               <w:jc w:val="center"/>
               <w:rPr>
-                <w:ins w:id="559" w:author="Anthony Cossio" w:date="2025-04-02T09:34:00Z"/>
+                <w:ins w:id="547" w:author="Anthony Cossio" w:date="2025-04-02T09:34:00Z"/>
                 <w:sz w:val="24"/>
                 <w:szCs w:val="24"/>
               </w:rPr>
             </w:pPr>
-            <w:ins w:id="560" w:author="Anthony Cossio" w:date="2025-04-02T09:34:00Z">
+            <w:ins w:id="548" w:author="Anthony Cossio" w:date="2025-04-02T09:34:00Z">
               <w:r>
                 <w:rPr>
                   <w:sz w:val="24"/>
@@ -26601,12 +26510,12 @@
             <w:pPr>
               <w:jc w:val="center"/>
               <w:rPr>
-                <w:ins w:id="561" w:author="Anthony Cossio" w:date="2025-04-02T09:34:00Z"/>
+                <w:ins w:id="549" w:author="Anthony Cossio" w:date="2025-04-02T09:34:00Z"/>
                 <w:sz w:val="24"/>
                 <w:szCs w:val="24"/>
               </w:rPr>
             </w:pPr>
-            <w:ins w:id="562" w:author="Anthony Cossio" w:date="2025-04-02T09:34:00Z">
+            <w:ins w:id="550" w:author="Anthony Cossio" w:date="2025-04-02T09:34:00Z">
               <w:r>
                 <w:rPr>
                   <w:sz w:val="24"/>
@@ -26626,12 +26535,12 @@
             <w:pPr>
               <w:jc w:val="center"/>
               <w:rPr>
-                <w:ins w:id="563" w:author="Anthony Cossio" w:date="2025-04-02T09:34:00Z"/>
+                <w:ins w:id="551" w:author="Anthony Cossio" w:date="2025-04-02T09:34:00Z"/>
                 <w:sz w:val="24"/>
                 <w:szCs w:val="24"/>
               </w:rPr>
             </w:pPr>
-            <w:ins w:id="564" w:author="Anthony Cossio" w:date="2025-04-02T09:34:00Z">
+            <w:ins w:id="552" w:author="Anthony Cossio" w:date="2025-04-02T09:34:00Z">
               <w:r>
                 <w:rPr>
                   <w:sz w:val="24"/>
@@ -26650,12 +26559,12 @@
             <w:pPr>
               <w:jc w:val="center"/>
               <w:rPr>
-                <w:ins w:id="565" w:author="Anthony Cossio" w:date="2025-04-02T09:34:00Z"/>
+                <w:ins w:id="553" w:author="Anthony Cossio" w:date="2025-04-02T09:34:00Z"/>
                 <w:sz w:val="24"/>
                 <w:szCs w:val="24"/>
               </w:rPr>
             </w:pPr>
-            <w:ins w:id="566" w:author="Anthony Cossio" w:date="2025-04-02T09:34:00Z">
+            <w:ins w:id="554" w:author="Anthony Cossio" w:date="2025-04-02T09:34:00Z">
               <w:r>
                 <w:rPr>
                   <w:sz w:val="24"/>
@@ -26671,7 +26580,7 @@
         <w:trPr>
           <w:trHeight w:val="288"/>
           <w:jc w:val="center"/>
-          <w:ins w:id="567" w:author="Anthony Cossio" w:date="2025-04-02T09:34:00Z"/>
+          <w:ins w:id="555" w:author="Anthony Cossio" w:date="2025-04-02T09:34:00Z"/>
         </w:trPr>
         <w:tc>
           <w:tcPr>
@@ -26682,12 +26591,12 @@
           <w:p>
             <w:pPr>
               <w:rPr>
-                <w:ins w:id="568" w:author="Anthony Cossio" w:date="2025-04-02T09:34:00Z"/>
+                <w:ins w:id="556" w:author="Anthony Cossio" w:date="2025-04-02T09:34:00Z"/>
                 <w:sz w:val="24"/>
                 <w:szCs w:val="24"/>
               </w:rPr>
             </w:pPr>
-            <w:ins w:id="569" w:author="Anthony Cossio" w:date="2025-04-02T09:34:00Z">
+            <w:ins w:id="557" w:author="Anthony Cossio" w:date="2025-04-02T09:34:00Z">
               <w:r>
                 <w:rPr>
                   <w:sz w:val="24"/>
@@ -26707,12 +26616,12 @@
             <w:pPr>
               <w:jc w:val="center"/>
               <w:rPr>
-                <w:ins w:id="570" w:author="Anthony Cossio" w:date="2025-04-02T09:34:00Z"/>
+                <w:ins w:id="558" w:author="Anthony Cossio" w:date="2025-04-02T09:34:00Z"/>
                 <w:sz w:val="24"/>
                 <w:szCs w:val="24"/>
               </w:rPr>
             </w:pPr>
-            <w:ins w:id="571" w:author="Anthony Cossio" w:date="2025-04-02T09:34:00Z">
+            <w:ins w:id="559" w:author="Anthony Cossio" w:date="2025-04-02T09:34:00Z">
               <w:r>
                 <w:rPr>
                   <w:sz w:val="24"/>
@@ -26731,12 +26640,12 @@
             <w:pPr>
               <w:jc w:val="center"/>
               <w:rPr>
-                <w:ins w:id="572" w:author="Anthony Cossio" w:date="2025-04-02T09:34:00Z"/>
+                <w:ins w:id="560" w:author="Anthony Cossio" w:date="2025-04-02T09:34:00Z"/>
                 <w:sz w:val="24"/>
                 <w:szCs w:val="24"/>
               </w:rPr>
             </w:pPr>
-            <w:ins w:id="573" w:author="Anthony Cossio" w:date="2025-04-02T09:34:00Z">
+            <w:ins w:id="561" w:author="Anthony Cossio" w:date="2025-04-02T09:34:00Z">
               <w:r>
                 <w:rPr>
                   <w:sz w:val="24"/>
@@ -26756,12 +26665,12 @@
             <w:pPr>
               <w:jc w:val="center"/>
               <w:rPr>
-                <w:ins w:id="574" w:author="Anthony Cossio" w:date="2025-04-02T09:34:00Z"/>
+                <w:ins w:id="562" w:author="Anthony Cossio" w:date="2025-04-02T09:34:00Z"/>
                 <w:sz w:val="24"/>
                 <w:szCs w:val="24"/>
               </w:rPr>
             </w:pPr>
-            <w:ins w:id="575" w:author="Anthony Cossio" w:date="2025-04-02T09:34:00Z">
+            <w:ins w:id="563" w:author="Anthony Cossio" w:date="2025-04-02T09:34:00Z">
               <w:r>
                 <w:rPr>
                   <w:sz w:val="24"/>
@@ -26781,12 +26690,12 @@
             <w:pPr>
               <w:jc w:val="center"/>
               <w:rPr>
-                <w:ins w:id="576" w:author="Anthony Cossio" w:date="2025-04-02T09:34:00Z"/>
+                <w:ins w:id="564" w:author="Anthony Cossio" w:date="2025-04-02T09:34:00Z"/>
                 <w:sz w:val="24"/>
                 <w:szCs w:val="24"/>
               </w:rPr>
             </w:pPr>
-            <w:ins w:id="577" w:author="Anthony Cossio" w:date="2025-04-02T09:34:00Z">
+            <w:ins w:id="565" w:author="Anthony Cossio" w:date="2025-04-02T09:34:00Z">
               <w:r>
                 <w:rPr>
                   <w:sz w:val="24"/>
@@ -26805,12 +26714,12 @@
             <w:pPr>
               <w:jc w:val="center"/>
               <w:rPr>
-                <w:ins w:id="578" w:author="Anthony Cossio" w:date="2025-04-02T09:34:00Z"/>
+                <w:ins w:id="566" w:author="Anthony Cossio" w:date="2025-04-02T09:34:00Z"/>
                 <w:sz w:val="24"/>
                 <w:szCs w:val="24"/>
               </w:rPr>
             </w:pPr>
-            <w:ins w:id="579" w:author="Anthony Cossio" w:date="2025-04-02T09:34:00Z">
+            <w:ins w:id="567" w:author="Anthony Cossio" w:date="2025-04-02T09:34:00Z">
               <w:r>
                 <w:rPr>
                   <w:sz w:val="24"/>
@@ -26830,12 +26739,12 @@
             <w:pPr>
               <w:jc w:val="center"/>
               <w:rPr>
-                <w:ins w:id="580" w:author="Anthony Cossio" w:date="2025-04-02T09:34:00Z"/>
+                <w:ins w:id="568" w:author="Anthony Cossio" w:date="2025-04-02T09:34:00Z"/>
                 <w:sz w:val="24"/>
                 <w:szCs w:val="24"/>
               </w:rPr>
             </w:pPr>
-            <w:ins w:id="581" w:author="Anthony Cossio" w:date="2025-04-02T09:34:00Z">
+            <w:ins w:id="569" w:author="Anthony Cossio" w:date="2025-04-02T09:34:00Z">
               <w:r>
                 <w:rPr>
                   <w:sz w:val="24"/>
@@ -26854,12 +26763,12 @@
             <w:pPr>
               <w:jc w:val="center"/>
               <w:rPr>
-                <w:ins w:id="582" w:author="Anthony Cossio" w:date="2025-04-02T09:34:00Z"/>
+                <w:ins w:id="570" w:author="Anthony Cossio" w:date="2025-04-02T09:34:00Z"/>
                 <w:sz w:val="24"/>
                 <w:szCs w:val="24"/>
               </w:rPr>
             </w:pPr>
-            <w:ins w:id="583" w:author="Anthony Cossio" w:date="2025-04-02T09:34:00Z">
+            <w:ins w:id="571" w:author="Anthony Cossio" w:date="2025-04-02T09:34:00Z">
               <w:r>
                 <w:rPr>
                   <w:sz w:val="24"/>
@@ -27186,11 +27095,137 @@
         <w:ind w:left="100" w:right="485"/>
         <w:rPr>
           <w:strike/>
-          <w:rPrChange w:id="584" w:author="Anthony Cossio" w:date="2025-04-03T12:55:00Z">
+          <w:rPrChange w:id="572" w:author="Anthony Cossio" w:date="2025-04-03T12:55:00Z">
             <w:rPr/>
           </w:rPrChange>
         </w:rPr>
       </w:pPr>
+      <w:r>
+        <w:rPr>
+          <w:strike/>
+          <w:rPrChange w:id="573" w:author="Anthony Cossio" w:date="2025-04-03T12:55:00Z">
+            <w:rPr/>
+          </w:rPrChange>
+        </w:rPr>
+        <w:t>Figure</w:t>
+      </w:r>
+      <w:r>
+        <w:rPr>
+          <w:strike/>
+          <w:spacing w:val="-2"/>
+          <w:rPrChange w:id="574" w:author="Anthony Cossio" w:date="2025-04-03T12:55:00Z">
+            <w:rPr>
+              <w:spacing w:val="-2"/>
+            </w:rPr>
+          </w:rPrChange>
+        </w:rPr>
+        <w:t xml:space="preserve"> </w:t>
+      </w:r>
+      <w:r>
+        <w:rPr>
+          <w:strike/>
+          <w:rPrChange w:id="575" w:author="Anthony Cossio" w:date="2025-04-03T12:55:00Z">
+            <w:rPr/>
+          </w:rPrChange>
+        </w:rPr>
+        <w:t>2.</w:t>
+      </w:r>
+      <w:r>
+        <w:rPr>
+          <w:strike/>
+          <w:spacing w:val="-2"/>
+          <w:rPrChange w:id="576" w:author="Anthony Cossio" w:date="2025-04-03T12:55:00Z">
+            <w:rPr>
+              <w:spacing w:val="-2"/>
+            </w:rPr>
+          </w:rPrChange>
+        </w:rPr>
+        <w:t xml:space="preserve"> </w:t>
+      </w:r>
+      <w:r>
+        <w:rPr>
+          <w:strike/>
+          <w:rPrChange w:id="577" w:author="Anthony Cossio" w:date="2025-04-03T12:55:00Z">
+            <w:rPr/>
+          </w:rPrChange>
+        </w:rPr>
+        <w:t>Spatial</w:t>
+      </w:r>
+      <w:r>
+        <w:rPr>
+          <w:strike/>
+          <w:spacing w:val="-2"/>
+          <w:rPrChange w:id="578" w:author="Anthony Cossio" w:date="2025-04-03T12:55:00Z">
+            <w:rPr>
+              <w:spacing w:val="-2"/>
+            </w:rPr>
+          </w:rPrChange>
+        </w:rPr>
+        <w:t xml:space="preserve"> </w:t>
+      </w:r>
+      <w:r>
+        <w:rPr>
+          <w:strike/>
+          <w:rPrChange w:id="579" w:author="Anthony Cossio" w:date="2025-04-03T12:55:00Z">
+            <w:rPr/>
+          </w:rPrChange>
+        </w:rPr>
+        <w:t>grid</w:t>
+      </w:r>
+      <w:r>
+        <w:rPr>
+          <w:strike/>
+          <w:spacing w:val="-2"/>
+          <w:rPrChange w:id="580" w:author="Anthony Cossio" w:date="2025-04-03T12:55:00Z">
+            <w:rPr>
+              <w:spacing w:val="-2"/>
+            </w:rPr>
+          </w:rPrChange>
+        </w:rPr>
+        <w:t xml:space="preserve"> </w:t>
+      </w:r>
+      <w:r>
+        <w:rPr>
+          <w:strike/>
+          <w:rPrChange w:id="581" w:author="Anthony Cossio" w:date="2025-04-03T12:55:00Z">
+            <w:rPr/>
+          </w:rPrChange>
+        </w:rPr>
+        <w:t>(0.1°</w:t>
+      </w:r>
+      <w:r>
+        <w:rPr>
+          <w:strike/>
+          <w:spacing w:val="-4"/>
+          <w:rPrChange w:id="582" w:author="Anthony Cossio" w:date="2025-04-03T12:55:00Z">
+            <w:rPr>
+              <w:spacing w:val="-4"/>
+            </w:rPr>
+          </w:rPrChange>
+        </w:rPr>
+        <w:t xml:space="preserve"> </w:t>
+      </w:r>
+      <w:r>
+        <w:rPr>
+          <w:strike/>
+          <w:rPrChange w:id="583" w:author="Anthony Cossio" w:date="2025-04-03T12:55:00Z">
+            <w:rPr/>
+          </w:rPrChange>
+        </w:rPr>
+        <w:t>by</w:t>
+      </w:r>
+      <w:r>
+        <w:rPr>
+          <w:strike/>
+          <w:spacing w:val="-2"/>
+          <w:rPrChange w:id="584" w:author="Anthony Cossio" w:date="2025-04-03T12:55:00Z">
+            <w:rPr>
+              <w:spacing w:val="-2"/>
+            </w:rPr>
+          </w:rPrChange>
+        </w:rPr>
+        <w:t xml:space="preserve"> </w:t>
+      </w:r>
       <w:r>
         <w:rPr>
           <w:strike/>
@@ -27198,7 +27233,7 @@
             <w:rPr/>
           </w:rPrChange>
         </w:rPr>
-        <w:t>Figure</w:t>
+        <w:t>0.1°</w:t>
       </w:r>
       <w:r>
         <w:rPr>
@@ -27219,7 +27254,7 @@
             <w:rPr/>
           </w:rPrChange>
         </w:rPr>
-        <w:t>2.</w:t>
+        <w:t>grid</w:t>
       </w:r>
       <w:r>
         <w:rPr>
@@ -27240,7 +27275,7 @@
             <w:rPr/>
           </w:rPrChange>
         </w:rPr>
-        <w:t>Spatial</w:t>
+        <w:t>cells)</w:t>
       </w:r>
       <w:r>
         <w:rPr>
@@ -27261,7 +27296,7 @@
             <w:rPr/>
           </w:rPrChange>
         </w:rPr>
-        <w:t>grid</w:t>
+        <w:t>(red</w:t>
       </w:r>
       <w:r>
         <w:rPr>
@@ -27282,7 +27317,7 @@
             <w:rPr/>
           </w:rPrChange>
         </w:rPr>
-        <w:t>(0.1°</w:t>
+        <w:t>dots</w:t>
       </w:r>
       <w:r>
         <w:rPr>
@@ -27303,7 +27338,7 @@
             <w:rPr/>
           </w:rPrChange>
         </w:rPr>
-        <w:t>by</w:t>
+        <w:t>are</w:t>
       </w:r>
       <w:r>
         <w:rPr>
@@ -27324,7 +27359,7 @@
             <w:rPr/>
           </w:rPrChange>
         </w:rPr>
-        <w:t>0.1°</w:t>
+        <w:t>the</w:t>
       </w:r>
       <w:r>
         <w:rPr>
@@ -27345,15 +27380,15 @@
             <w:rPr/>
           </w:rPrChange>
         </w:rPr>
-        <w:t>grid</w:t>
+        <w:t>corners</w:t>
       </w:r>
       <w:r>
         <w:rPr>
           <w:strike/>
-          <w:spacing w:val="-2"/>
+          <w:spacing w:val="-4"/>
           <w:rPrChange w:id="600" w:author="Anthony Cossio" w:date="2025-04-03T12:55:00Z">
             <w:rPr>
-              <w:spacing w:val="-2"/>
+              <w:spacing w:val="-4"/>
             </w:rPr>
           </w:rPrChange>
         </w:rPr>
@@ -27366,7 +27401,7 @@
             <w:rPr/>
           </w:rPrChange>
         </w:rPr>
-        <w:t>cells)</w:t>
+        <w:t>of</w:t>
       </w:r>
       <w:r>
         <w:rPr>
@@ -27387,7 +27422,7 @@
             <w:rPr/>
           </w:rPrChange>
         </w:rPr>
-        <w:t>(red</w:t>
+        <w:t>the</w:t>
       </w:r>
       <w:r>
         <w:rPr>
@@ -27408,15 +27443,15 @@
             <w:rPr/>
           </w:rPrChange>
         </w:rPr>
-        <w:t>dots</w:t>
+        <w:t>grid</w:t>
       </w:r>
       <w:r>
         <w:rPr>
           <w:strike/>
-          <w:spacing w:val="-4"/>
+          <w:spacing w:val="-2"/>
           <w:rPrChange w:id="606" w:author="Anthony Cossio" w:date="2025-04-03T12:55:00Z">
             <w:rPr>
-              <w:spacing w:val="-4"/>
+              <w:spacing w:val="-2"/>
             </w:rPr>
           </w:rPrChange>
         </w:rPr>
@@ -27429,7 +27464,7 @@
             <w:rPr/>
           </w:rPrChange>
         </w:rPr>
-        <w:t>are</w:t>
+        <w:t>cells)</w:t>
       </w:r>
       <w:r>
         <w:rPr>
@@ -27450,132 +27485,6 @@
             <w:rPr/>
           </w:rPrChange>
         </w:rPr>
-        <w:t>the</w:t>
-      </w:r>
-      <w:r>
-        <w:rPr>
-          <w:strike/>
-          <w:spacing w:val="-2"/>
-          <w:rPrChange w:id="610" w:author="Anthony Cossio" w:date="2025-04-03T12:55:00Z">
-            <w:rPr>
-              <w:spacing w:val="-2"/>
-            </w:rPr>
-          </w:rPrChange>
-        </w:rPr>
-        <w:t xml:space="preserve"> </w:t>
-      </w:r>
-      <w:r>
-        <w:rPr>
-          <w:strike/>
-          <w:rPrChange w:id="611" w:author="Anthony Cossio" w:date="2025-04-03T12:55:00Z">
-            <w:rPr/>
-          </w:rPrChange>
-        </w:rPr>
-        <w:t>corners</w:t>
-      </w:r>
-      <w:r>
-        <w:rPr>
-          <w:strike/>
-          <w:spacing w:val="-4"/>
-          <w:rPrChange w:id="612" w:author="Anthony Cossio" w:date="2025-04-03T12:55:00Z">
-            <w:rPr>
-              <w:spacing w:val="-4"/>
-            </w:rPr>
-          </w:rPrChange>
-        </w:rPr>
-        <w:t xml:space="preserve"> </w:t>
-      </w:r>
-      <w:r>
-        <w:rPr>
-          <w:strike/>
-          <w:rPrChange w:id="613" w:author="Anthony Cossio" w:date="2025-04-03T12:55:00Z">
-            <w:rPr/>
-          </w:rPrChange>
-        </w:rPr>
-        <w:t>of</w:t>
-      </w:r>
-      <w:r>
-        <w:rPr>
-          <w:strike/>
-          <w:spacing w:val="-2"/>
-          <w:rPrChange w:id="614" w:author="Anthony Cossio" w:date="2025-04-03T12:55:00Z">
-            <w:rPr>
-              <w:spacing w:val="-2"/>
-            </w:rPr>
-          </w:rPrChange>
-        </w:rPr>
-        <w:t xml:space="preserve"> </w:t>
-      </w:r>
-      <w:r>
-        <w:rPr>
-          <w:strike/>
-          <w:rPrChange w:id="615" w:author="Anthony Cossio" w:date="2025-04-03T12:55:00Z">
-            <w:rPr/>
-          </w:rPrChange>
-        </w:rPr>
-        <w:t>the</w:t>
-      </w:r>
-      <w:r>
-        <w:rPr>
-          <w:strike/>
-          <w:spacing w:val="-2"/>
-          <w:rPrChange w:id="616" w:author="Anthony Cossio" w:date="2025-04-03T12:55:00Z">
-            <w:rPr>
-              <w:spacing w:val="-2"/>
-            </w:rPr>
-          </w:rPrChange>
-        </w:rPr>
-        <w:t xml:space="preserve"> </w:t>
-      </w:r>
-      <w:r>
-        <w:rPr>
-          <w:strike/>
-          <w:rPrChange w:id="617" w:author="Anthony Cossio" w:date="2025-04-03T12:55:00Z">
-            <w:rPr/>
-          </w:rPrChange>
-        </w:rPr>
-        <w:t>grid</w:t>
-      </w:r>
-      <w:r>
-        <w:rPr>
-          <w:strike/>
-          <w:spacing w:val="-2"/>
-          <w:rPrChange w:id="618" w:author="Anthony Cossio" w:date="2025-04-03T12:55:00Z">
-            <w:rPr>
-              <w:spacing w:val="-2"/>
-            </w:rPr>
-          </w:rPrChange>
-        </w:rPr>
-        <w:t xml:space="preserve"> </w:t>
-      </w:r>
-      <w:r>
-        <w:rPr>
-          <w:strike/>
-          <w:rPrChange w:id="619" w:author="Anthony Cossio" w:date="2025-04-03T12:55:00Z">
-            <w:rPr/>
-          </w:rPrChange>
-        </w:rPr>
-        <w:t>cells)</w:t>
-      </w:r>
-      <w:r>
-        <w:rPr>
-          <w:strike/>
-          <w:spacing w:val="-2"/>
-          <w:rPrChange w:id="620" w:author="Anthony Cossio" w:date="2025-04-03T12:55:00Z">
-            <w:rPr>
-              <w:spacing w:val="-2"/>
-            </w:rPr>
-          </w:rPrChange>
-        </w:rPr>
-        <w:t xml:space="preserve"> </w:t>
-      </w:r>
-      <w:r>
-        <w:rPr>
-          <w:strike/>
-          <w:rPrChange w:id="621" w:author="Anthony Cossio" w:date="2025-04-03T12:55:00Z">
-            <w:rPr/>
-          </w:rPrChange>
-        </w:rPr>
         <w:t>with AMLR03 dive profile locations (blue *) overlayed.</w:t>
       </w:r>
     </w:p>
@@ -27583,7 +27492,7 @@
       <w:pPr>
         <w:spacing w:line="259" w:lineRule="auto"/>
         <w:rPr>
-          <w:ins w:id="622" w:author="Anthony Cossio" w:date="2025-04-03T12:55:00Z"/>
+          <w:ins w:id="610" w:author="Anthony Cossio" w:date="2025-04-03T12:55:00Z"/>
         </w:rPr>
       </w:pPr>
     </w:p>
@@ -27591,7 +27500,7 @@
       <w:pPr>
         <w:spacing w:line="259" w:lineRule="auto"/>
         <w:rPr>
-          <w:ins w:id="623" w:author="Anthony Cossio" w:date="2025-04-03T12:55:00Z"/>
+          <w:ins w:id="611" w:author="Anthony Cossio" w:date="2025-04-03T12:55:00Z"/>
         </w:rPr>
       </w:pPr>
     </w:p>
@@ -27599,10 +27508,10 @@
       <w:pPr>
         <w:spacing w:line="259" w:lineRule="auto"/>
         <w:rPr>
-          <w:ins w:id="624" w:author="Anthony Cossio" w:date="2025-04-03T12:56:00Z"/>
+          <w:ins w:id="612" w:author="Anthony Cossio" w:date="2025-04-03T12:56:00Z"/>
         </w:rPr>
       </w:pPr>
-      <w:ins w:id="625" w:author="Anthony Cossio" w:date="2025-04-03T12:55:00Z">
+      <w:ins w:id="613" w:author="Anthony Cossio" w:date="2025-04-03T12:55:00Z">
         <w:r>
           <w:rPr>
             <w:noProof/>
@@ -27664,19 +27573,19 @@
         <w:spacing w:line="259" w:lineRule="auto"/>
         <w:ind w:left="100" w:right="485"/>
         <w:rPr>
-          <w:ins w:id="626" w:author="Anthony Cossio" w:date="2025-04-03T12:56:00Z"/>
-          <w:rPrChange w:id="627" w:author="Anthony Cossio" w:date="2025-04-03T12:56:00Z">
+          <w:ins w:id="614" w:author="Anthony Cossio" w:date="2025-04-03T12:56:00Z"/>
+          <w:rPrChange w:id="615" w:author="Anthony Cossio" w:date="2025-04-03T12:56:00Z">
             <w:rPr>
-              <w:ins w:id="628" w:author="Anthony Cossio" w:date="2025-04-03T12:56:00Z"/>
+              <w:ins w:id="616" w:author="Anthony Cossio" w:date="2025-04-03T12:56:00Z"/>
               <w:strike/>
             </w:rPr>
           </w:rPrChange>
         </w:rPr>
       </w:pPr>
-      <w:ins w:id="629" w:author="Anthony Cossio" w:date="2025-04-03T12:56:00Z">
+      <w:ins w:id="617" w:author="Anthony Cossio" w:date="2025-04-03T12:56:00Z">
         <w:r>
           <w:rPr>
-            <w:rPrChange w:id="630" w:author="Anthony Cossio" w:date="2025-04-03T12:56:00Z">
+            <w:rPrChange w:id="618" w:author="Anthony Cossio" w:date="2025-04-03T12:56:00Z">
               <w:rPr>
                 <w:strike/>
               </w:rPr>
@@ -27687,7 +27596,7 @@
         <w:r>
           <w:rPr>
             <w:spacing w:val="-2"/>
-            <w:rPrChange w:id="631" w:author="Anthony Cossio" w:date="2025-04-03T12:56:00Z">
+            <w:rPrChange w:id="619" w:author="Anthony Cossio" w:date="2025-04-03T12:56:00Z">
               <w:rPr>
                 <w:strike/>
                 <w:spacing w:val="-2"/>
@@ -27698,7 +27607,7 @@
         </w:r>
         <w:r>
           <w:rPr>
-            <w:rPrChange w:id="632" w:author="Anthony Cossio" w:date="2025-04-03T12:56:00Z">
+            <w:rPrChange w:id="620" w:author="Anthony Cossio" w:date="2025-04-03T12:56:00Z">
               <w:rPr>
                 <w:strike/>
               </w:rPr>
@@ -27709,7 +27618,7 @@
         <w:r>
           <w:rPr>
             <w:spacing w:val="-2"/>
-            <w:rPrChange w:id="633" w:author="Anthony Cossio" w:date="2025-04-03T12:56:00Z">
+            <w:rPrChange w:id="621" w:author="Anthony Cossio" w:date="2025-04-03T12:56:00Z">
               <w:rPr>
                 <w:strike/>
                 <w:spacing w:val="-2"/>
@@ -27720,7 +27629,7 @@
         </w:r>
         <w:r>
           <w:rPr>
-            <w:rPrChange w:id="634" w:author="Anthony Cossio" w:date="2025-04-03T12:56:00Z">
+            <w:rPrChange w:id="622" w:author="Anthony Cossio" w:date="2025-04-03T12:56:00Z">
               <w:rPr>
                 <w:strike/>
               </w:rPr>
@@ -27731,7 +27640,7 @@
         <w:r>
           <w:rPr>
             <w:spacing w:val="-2"/>
-            <w:rPrChange w:id="635" w:author="Anthony Cossio" w:date="2025-04-03T12:56:00Z">
+            <w:rPrChange w:id="623" w:author="Anthony Cossio" w:date="2025-04-03T12:56:00Z">
               <w:rPr>
                 <w:strike/>
                 <w:spacing w:val="-2"/>
@@ -27742,7 +27651,7 @@
         </w:r>
         <w:r>
           <w:rPr>
-            <w:rPrChange w:id="636" w:author="Anthony Cossio" w:date="2025-04-03T12:56:00Z">
+            <w:rPrChange w:id="624" w:author="Anthony Cossio" w:date="2025-04-03T12:56:00Z">
               <w:rPr>
                 <w:strike/>
               </w:rPr>
@@ -27753,7 +27662,7 @@
         <w:r>
           <w:rPr>
             <w:spacing w:val="-2"/>
-            <w:rPrChange w:id="637" w:author="Anthony Cossio" w:date="2025-04-03T12:56:00Z">
+            <w:rPrChange w:id="625" w:author="Anthony Cossio" w:date="2025-04-03T12:56:00Z">
               <w:rPr>
                 <w:strike/>
                 <w:spacing w:val="-2"/>
@@ -27764,7 +27673,7 @@
         </w:r>
         <w:r>
           <w:rPr>
-            <w:rPrChange w:id="638" w:author="Anthony Cossio" w:date="2025-04-03T12:56:00Z">
+            <w:rPrChange w:id="626" w:author="Anthony Cossio" w:date="2025-04-03T12:56:00Z">
               <w:rPr>
                 <w:strike/>
               </w:rPr>
@@ -27777,7 +27686,7 @@
         </w:r>
         <w:r>
           <w:rPr>
-            <w:rPrChange w:id="639" w:author="Anthony Cossio" w:date="2025-04-03T12:56:00Z">
+            <w:rPrChange w:id="627" w:author="Anthony Cossio" w:date="2025-04-03T12:56:00Z">
               <w:rPr>
                 <w:strike/>
               </w:rPr>
@@ -27788,6 +27697,138 @@
         <w:r>
           <w:rPr>
             <w:spacing w:val="-4"/>
+            <w:rPrChange w:id="628" w:author="Anthony Cossio" w:date="2025-04-03T12:56:00Z">
+              <w:rPr>
+                <w:strike/>
+                <w:spacing w:val="-4"/>
+              </w:rPr>
+            </w:rPrChange>
+          </w:rPr>
+          <w:t xml:space="preserve"> </w:t>
+        </w:r>
+        <w:r>
+          <w:rPr>
+            <w:rPrChange w:id="629" w:author="Anthony Cossio" w:date="2025-04-03T12:56:00Z">
+              <w:rPr>
+                <w:strike/>
+              </w:rPr>
+            </w:rPrChange>
+          </w:rPr>
+          <w:t>by</w:t>
+        </w:r>
+        <w:r>
+          <w:rPr>
+            <w:spacing w:val="-2"/>
+            <w:rPrChange w:id="630" w:author="Anthony Cossio" w:date="2025-04-03T12:56:00Z">
+              <w:rPr>
+                <w:strike/>
+                <w:spacing w:val="-2"/>
+              </w:rPr>
+            </w:rPrChange>
+          </w:rPr>
+          <w:t xml:space="preserve"> </w:t>
+        </w:r>
+        <w:r>
+          <w:rPr>
+            <w:rPrChange w:id="631" w:author="Anthony Cossio" w:date="2025-04-03T12:56:00Z">
+              <w:rPr>
+                <w:strike/>
+              </w:rPr>
+            </w:rPrChange>
+          </w:rPr>
+          <w:t>0.1°</w:t>
+        </w:r>
+        <w:r>
+          <w:rPr>
+            <w:spacing w:val="-2"/>
+            <w:rPrChange w:id="632" w:author="Anthony Cossio" w:date="2025-04-03T12:56:00Z">
+              <w:rPr>
+                <w:strike/>
+                <w:spacing w:val="-2"/>
+              </w:rPr>
+            </w:rPrChange>
+          </w:rPr>
+          <w:t xml:space="preserve"> </w:t>
+        </w:r>
+        <w:r>
+          <w:rPr>
+            <w:rPrChange w:id="633" w:author="Anthony Cossio" w:date="2025-04-03T12:56:00Z">
+              <w:rPr>
+                <w:strike/>
+              </w:rPr>
+            </w:rPrChange>
+          </w:rPr>
+          <w:t>grid</w:t>
+        </w:r>
+        <w:r>
+          <w:rPr>
+            <w:spacing w:val="-2"/>
+            <w:rPrChange w:id="634" w:author="Anthony Cossio" w:date="2025-04-03T12:56:00Z">
+              <w:rPr>
+                <w:strike/>
+                <w:spacing w:val="-2"/>
+              </w:rPr>
+            </w:rPrChange>
+          </w:rPr>
+          <w:t xml:space="preserve"> </w:t>
+        </w:r>
+        <w:r>
+          <w:rPr>
+            <w:rPrChange w:id="635" w:author="Anthony Cossio" w:date="2025-04-03T12:56:00Z">
+              <w:rPr>
+                <w:strike/>
+              </w:rPr>
+            </w:rPrChange>
+          </w:rPr>
+          <w:t>cells)</w:t>
+        </w:r>
+        <w:r>
+          <w:rPr>
+            <w:spacing w:val="-2"/>
+            <w:rPrChange w:id="636" w:author="Anthony Cossio" w:date="2025-04-03T12:56:00Z">
+              <w:rPr>
+                <w:strike/>
+                <w:spacing w:val="-2"/>
+              </w:rPr>
+            </w:rPrChange>
+          </w:rPr>
+          <w:t xml:space="preserve"> </w:t>
+        </w:r>
+        <w:r>
+          <w:rPr>
+            <w:rPrChange w:id="637" w:author="Anthony Cossio" w:date="2025-04-03T12:56:00Z">
+              <w:rPr>
+                <w:strike/>
+              </w:rPr>
+            </w:rPrChange>
+          </w:rPr>
+          <w:t>(red</w:t>
+        </w:r>
+        <w:r>
+          <w:rPr>
+            <w:spacing w:val="-2"/>
+            <w:rPrChange w:id="638" w:author="Anthony Cossio" w:date="2025-04-03T12:56:00Z">
+              <w:rPr>
+                <w:strike/>
+                <w:spacing w:val="-2"/>
+              </w:rPr>
+            </w:rPrChange>
+          </w:rPr>
+          <w:t xml:space="preserve"> </w:t>
+        </w:r>
+        <w:r>
+          <w:rPr>
+            <w:rPrChange w:id="639" w:author="Anthony Cossio" w:date="2025-04-03T12:56:00Z">
+              <w:rPr>
+                <w:strike/>
+              </w:rPr>
+            </w:rPrChange>
+          </w:rPr>
+          <w:t>dots</w:t>
+        </w:r>
+        <w:r>
+          <w:rPr>
+            <w:spacing w:val="-4"/>
             <w:rPrChange w:id="640" w:author="Anthony Cossio" w:date="2025-04-03T12:56:00Z">
               <w:rPr>
                 <w:strike/>
@@ -27805,7 +27846,7 @@
               </w:rPr>
             </w:rPrChange>
           </w:rPr>
-          <w:t>by</w:t>
+          <w:t>are</w:t>
         </w:r>
         <w:r>
           <w:rPr>
@@ -27827,7 +27868,7 @@
               </w:rPr>
             </w:rPrChange>
           </w:rPr>
-          <w:t>0.1°</w:t>
+          <w:t>the</w:t>
         </w:r>
         <w:r>
           <w:rPr>
@@ -27849,15 +27890,15 @@
               </w:rPr>
             </w:rPrChange>
           </w:rPr>
-          <w:t>grid</w:t>
+          <w:t>corners</w:t>
         </w:r>
         <w:r>
           <w:rPr>
-            <w:spacing w:val="-2"/>
+            <w:spacing w:val="-4"/>
             <w:rPrChange w:id="646" w:author="Anthony Cossio" w:date="2025-04-03T12:56:00Z">
               <w:rPr>
                 <w:strike/>
-                <w:spacing w:val="-2"/>
+                <w:spacing w:val="-4"/>
               </w:rPr>
             </w:rPrChange>
           </w:rPr>
@@ -27871,7 +27912,7 @@
               </w:rPr>
             </w:rPrChange>
           </w:rPr>
-          <w:t>cells)</w:t>
+          <w:t>of</w:t>
         </w:r>
         <w:r>
           <w:rPr>
@@ -27893,7 +27934,7 @@
               </w:rPr>
             </w:rPrChange>
           </w:rPr>
-          <w:t>(red</w:t>
+          <w:t>the</w:t>
         </w:r>
         <w:r>
           <w:rPr>
@@ -27915,15 +27956,15 @@
               </w:rPr>
             </w:rPrChange>
           </w:rPr>
-          <w:t>dots</w:t>
+          <w:t>grid</w:t>
         </w:r>
         <w:r>
           <w:rPr>
-            <w:spacing w:val="-4"/>
+            <w:spacing w:val="-2"/>
             <w:rPrChange w:id="652" w:author="Anthony Cossio" w:date="2025-04-03T12:56:00Z">
               <w:rPr>
                 <w:strike/>
-                <w:spacing w:val="-4"/>
+                <w:spacing w:val="-2"/>
               </w:rPr>
             </w:rPrChange>
           </w:rPr>
@@ -27937,7 +27978,7 @@
               </w:rPr>
             </w:rPrChange>
           </w:rPr>
-          <w:t>are</w:t>
+          <w:t>cells)</w:t>
         </w:r>
         <w:r>
           <w:rPr>
@@ -27954,138 +27995,6 @@
         <w:r>
           <w:rPr>
             <w:rPrChange w:id="655" w:author="Anthony Cossio" w:date="2025-04-03T12:56:00Z">
-              <w:rPr>
-                <w:strike/>
-              </w:rPr>
-            </w:rPrChange>
-          </w:rPr>
-          <w:t>the</w:t>
-        </w:r>
-        <w:r>
-          <w:rPr>
-            <w:spacing w:val="-2"/>
-            <w:rPrChange w:id="656" w:author="Anthony Cossio" w:date="2025-04-03T12:56:00Z">
-              <w:rPr>
-                <w:strike/>
-                <w:spacing w:val="-2"/>
-              </w:rPr>
-            </w:rPrChange>
-          </w:rPr>
-          <w:t xml:space="preserve"> </w:t>
-        </w:r>
-        <w:r>
-          <w:rPr>
-            <w:rPrChange w:id="657" w:author="Anthony Cossio" w:date="2025-04-03T12:56:00Z">
-              <w:rPr>
-                <w:strike/>
-              </w:rPr>
-            </w:rPrChange>
-          </w:rPr>
-          <w:t>corners</w:t>
-        </w:r>
-        <w:r>
-          <w:rPr>
-            <w:spacing w:val="-4"/>
-            <w:rPrChange w:id="658" w:author="Anthony Cossio" w:date="2025-04-03T12:56:00Z">
-              <w:rPr>
-                <w:strike/>
-                <w:spacing w:val="-4"/>
-              </w:rPr>
-            </w:rPrChange>
-          </w:rPr>
-          <w:t xml:space="preserve"> </w:t>
-        </w:r>
-        <w:r>
-          <w:rPr>
-            <w:rPrChange w:id="659" w:author="Anthony Cossio" w:date="2025-04-03T12:56:00Z">
-              <w:rPr>
-                <w:strike/>
-              </w:rPr>
-            </w:rPrChange>
-          </w:rPr>
-          <w:t>of</w:t>
-        </w:r>
-        <w:r>
-          <w:rPr>
-            <w:spacing w:val="-2"/>
-            <w:rPrChange w:id="660" w:author="Anthony Cossio" w:date="2025-04-03T12:56:00Z">
-              <w:rPr>
-                <w:strike/>
-                <w:spacing w:val="-2"/>
-              </w:rPr>
-            </w:rPrChange>
-          </w:rPr>
-          <w:t xml:space="preserve"> </w:t>
-        </w:r>
-        <w:r>
-          <w:rPr>
-            <w:rPrChange w:id="661" w:author="Anthony Cossio" w:date="2025-04-03T12:56:00Z">
-              <w:rPr>
-                <w:strike/>
-              </w:rPr>
-            </w:rPrChange>
-          </w:rPr>
-          <w:t>the</w:t>
-        </w:r>
-        <w:r>
-          <w:rPr>
-            <w:spacing w:val="-2"/>
-            <w:rPrChange w:id="662" w:author="Anthony Cossio" w:date="2025-04-03T12:56:00Z">
-              <w:rPr>
-                <w:strike/>
-                <w:spacing w:val="-2"/>
-              </w:rPr>
-            </w:rPrChange>
-          </w:rPr>
-          <w:t xml:space="preserve"> </w:t>
-        </w:r>
-        <w:r>
-          <w:rPr>
-            <w:rPrChange w:id="663" w:author="Anthony Cossio" w:date="2025-04-03T12:56:00Z">
-              <w:rPr>
-                <w:strike/>
-              </w:rPr>
-            </w:rPrChange>
-          </w:rPr>
-          <w:t>grid</w:t>
-        </w:r>
-        <w:r>
-          <w:rPr>
-            <w:spacing w:val="-2"/>
-            <w:rPrChange w:id="664" w:author="Anthony Cossio" w:date="2025-04-03T12:56:00Z">
-              <w:rPr>
-                <w:strike/>
-                <w:spacing w:val="-2"/>
-              </w:rPr>
-            </w:rPrChange>
-          </w:rPr>
-          <w:t xml:space="preserve"> </w:t>
-        </w:r>
-        <w:r>
-          <w:rPr>
-            <w:rPrChange w:id="665" w:author="Anthony Cossio" w:date="2025-04-03T12:56:00Z">
-              <w:rPr>
-                <w:strike/>
-              </w:rPr>
-            </w:rPrChange>
-          </w:rPr>
-          <w:t>cells)</w:t>
-        </w:r>
-        <w:r>
-          <w:rPr>
-            <w:spacing w:val="-2"/>
-            <w:rPrChange w:id="666" w:author="Anthony Cossio" w:date="2025-04-03T12:56:00Z">
-              <w:rPr>
-                <w:strike/>
-                <w:spacing w:val="-2"/>
-              </w:rPr>
-            </w:rPrChange>
-          </w:rPr>
-          <w:t xml:space="preserve"> </w:t>
-        </w:r>
-        <w:r>
-          <w:rPr>
-            <w:rPrChange w:id="667" w:author="Anthony Cossio" w:date="2025-04-03T12:56:00Z">
               <w:rPr>
                 <w:strike/>
               </w:rPr>
@@ -29256,6 +29165,7 @@
   <w:style w:type="character" w:default="1" w:styleId="DefaultParagraphFont">
     <w:name w:val="Default Paragraph Font"/>
     <w:uiPriority w:val="1"/>
+    <w:semiHidden/>
     <w:unhideWhenUsed/>
   </w:style>
   <w:style w:type="table" w:default="1" w:styleId="TableNormal">
